--- a/eng/docx/54.content.docx
+++ b/eng/docx/54.content.docx
@@ -45,7 +45,7 @@
         <w:rPr>
           <w:lang w:val="en_US" w:bidi="en_US"/>
         </w:rPr>
-        <w:t xml:space="preserve"> © 2023 SRV Partners Released under CC BY-SA 4.0 license. </w:t>
+        <w:t xml:space="preserve"> © 2025 Word Collective Released under CC BY-SA 4.0 license. </w:t>
       </w:r>
       <w:r>
         <w:rPr>
@@ -69,7 +69,7 @@
         <w:rPr>
           <w:lang w:val="en_US" w:bidi="en_US"/>
         </w:rPr>
-        <w:t xml:space="preserve"> © 2023 SRV Partners Released under CC BY-SA 4.0 license by Mission Mutual</w:t>
+        <w:t xml:space="preserve"> © 2025 Word Collective Released under CC BY-SA 4.0 license by Mission Mutual</w:t>
       </w:r>
       <w:r>
         <w:rPr>

--- a/eng/docx/54.content.docx
+++ b/eng/docx/54.content.docx
@@ -456,25 +456,7 @@
         <w:rPr>
           <w:lang w:val="en_US" w:bidi="en_US"/>
         </w:rPr>
-        <w:t xml:space="preserve">Stop here and look at a map of </w:t>
-      </w:r>
-      <w:hyperlink r:id="rId13">
-        <w:r>
-          <w:rPr>
-            <w:lang w:val="en_US" w:bidi="en_US"/>
-          </w:rPr>
-          <w:rPr>
-            <w:color w:val="0000EE"/>
-            <w:u w:val="single"/>
-          </w:rPr>
-          <w:t>Macedonia and Ephesus</w:t>
-        </w:r>
-      </w:hyperlink>
-      <w:r>
-        <w:rPr>
-          <w:lang w:val="en_US" w:bidi="en_US"/>
-        </w:rPr>
-        <w:t xml:space="preserve"> as a group. Pause this audio here.</w:t>
+        <w:t>Stop here and look at a map of Macedonia and Ephesus as a group. Pause this audio here.</w:t>
       </w:r>
     </w:p>
     <w:p>
@@ -914,25 +896,7 @@
         <w:rPr>
           <w:lang w:val="en_US" w:bidi="en_US"/>
         </w:rPr>
-        <w:t xml:space="preserve">Look again at the map that shows </w:t>
-      </w:r>
-      <w:hyperlink r:id="rId13">
-        <w:r>
-          <w:rPr>
-            <w:lang w:val="en_US" w:bidi="en_US"/>
-          </w:rPr>
-          <w:rPr>
-            <w:color w:val="0000EE"/>
-            <w:u w:val="single"/>
-          </w:rPr>
-          <w:t>Macedonia and Ephesus</w:t>
-        </w:r>
-      </w:hyperlink>
-      <w:r>
-        <w:rPr>
-          <w:lang w:val="en_US" w:bidi="en_US"/>
-        </w:rPr>
-        <w:t>. Draw or use objects to outline the land from the map on the floor, table, or piece of paper. On your map, put objects that represent Paul, Timothy, and the other believers on or near Ephesus. Then move Paul to Macedonia. Use another object to represent the writer of the letter and put that object in Macedonia. Use another object to represent the letter. Then use an object to represent the messenger who takes the letter to Timothy. Move that object to Ephesus and give the letter to Timothy.</w:t>
+        <w:t>Look again at the map that shows Macedonia and Ephesus. Draw or use objects to outline the land from the map on the floor, table, or piece of paper. On your map, put objects that represent Paul, Timothy, and the other believers on or near Ephesus. Then move Paul to Macedonia. Use another object to represent the writer of the letter and put that object in Macedonia. Use another object to represent the letter. Then use an object to represent the messenger who takes the letter to Timothy. Move that object to Ephesus and give the letter to Timothy.</w:t>
       </w:r>
       <w:r>
         <w:rPr>
@@ -1599,18 +1563,12 @@
         </w:rPr>
         <w:t xml:space="preserve">. Look up </w:t>
       </w:r>
-      <w:hyperlink r:id="rId14">
-        <w:r>
-          <w:rPr>
-            <w:lang w:val="en_US" w:bidi="en_US"/>
-          </w:rPr>
-          <w:rPr>
-            <w:color w:val="0000EE"/>
-            <w:u w:val="single"/>
-          </w:rPr>
-          <w:t>apostle</w:t>
-        </w:r>
-      </w:hyperlink>
+      <w:r>
+        <w:rPr>
+          <w:lang w:val="en_US" w:bidi="en_US"/>
+        </w:rPr>
+        <w:t>apostle</w:t>
+      </w:r>
       <w:r>
         <w:rPr>
           <w:lang w:val="en_US" w:bidi="en_US"/>
@@ -1671,18 +1629,12 @@
         </w:rPr>
         <w:t xml:space="preserve">. Look up </w:t>
       </w:r>
-      <w:hyperlink r:id="rId15">
-        <w:r>
-          <w:rPr>
-            <w:lang w:val="en_US" w:bidi="en_US"/>
-          </w:rPr>
-          <w:rPr>
-            <w:color w:val="0000EE"/>
-            <w:u w:val="single"/>
-          </w:rPr>
-          <w:t>savior</w:t>
-        </w:r>
-      </w:hyperlink>
+      <w:r>
+        <w:rPr>
+          <w:lang w:val="en_US" w:bidi="en_US"/>
+        </w:rPr>
+        <w:t>savior</w:t>
+      </w:r>
       <w:r>
         <w:rPr>
           <w:lang w:val="en_US" w:bidi="en_US"/>
@@ -1743,18 +1695,12 @@
         </w:rPr>
         <w:t xml:space="preserve">. Look up </w:t>
       </w:r>
-      <w:hyperlink r:id="rId16">
-        <w:r>
-          <w:rPr>
-            <w:lang w:val="en_US" w:bidi="en_US"/>
-          </w:rPr>
-          <w:rPr>
-            <w:color w:val="0000EE"/>
-            <w:u w:val="single"/>
-          </w:rPr>
-          <w:t>Christ</w:t>
-        </w:r>
-      </w:hyperlink>
+      <w:r>
+        <w:rPr>
+          <w:lang w:val="en_US" w:bidi="en_US"/>
+        </w:rPr>
+        <w:t>Christ</w:t>
+      </w:r>
       <w:r>
         <w:rPr>
           <w:lang w:val="en_US" w:bidi="en_US"/>
@@ -1813,52 +1759,114 @@
         <w:rPr>
           <w:lang w:val="en_US" w:bidi="en_US"/>
         </w:rPr>
+        <w:t>. Look up hope in the Master Glossary for more information. If you have already translated this word in another book of the Bible, discuss that word to see if you can use it here. Pause this audio here.</w:t>
+      </w:r>
+    </w:p>
+    <w:p>
+      <w:pPr/>
+      <w:r>
+        <w:rPr>
+          <w:lang w:val="en_US" w:bidi="en_US"/>
+        </w:rPr>
+      </w:r>
+      <w:r>
+        <w:rPr>
+          <w:lang w:val="en_US" w:bidi="en_US"/>
+        </w:rPr>
+        <w:t xml:space="preserve">Paul sent this letter to Timothy, Paul's true son in the </w:t>
+      </w:r>
+      <w:r>
+        <w:rPr>
+          <w:b/>
+          <w:lang w:val="en_US" w:bidi="en_US"/>
+        </w:rPr>
+        <w:t>faith</w:t>
+      </w:r>
+      <w:r>
+        <w:rPr>
+          <w:lang w:val="en_US" w:bidi="en_US"/>
+        </w:rPr>
+        <w:t>. A person has faith when they trust someone and believe what that person says. Here, Paul talks about the faith, or trust, that both Paul and Timothy have in Jesus.</w:t>
+      </w:r>
+    </w:p>
+    <w:p>
+      <w:pPr/>
+      <w:r>
+        <w:rPr>
+          <w:lang w:val="en_US" w:bidi="en_US"/>
+        </w:rPr>
+      </w:r>
+      <w:r>
+        <w:rPr>
+          <w:lang w:val="en_US" w:bidi="en_US"/>
+        </w:rPr>
+        <w:t xml:space="preserve">Stop here and discuss as a group what word or phrase you will use for </w:t>
+      </w:r>
+      <w:r>
+        <w:rPr>
+          <w:b/>
+          <w:lang w:val="en_US" w:bidi="en_US"/>
+        </w:rPr>
+        <w:t>faith</w:t>
+      </w:r>
+      <w:r>
+        <w:rPr>
+          <w:lang w:val="en_US" w:bidi="en_US"/>
+        </w:rPr>
         <w:t xml:space="preserve">. Look up </w:t>
       </w:r>
-      <w:hyperlink r:id="rId17">
-        <w:r>
-          <w:rPr>
-            <w:lang w:val="en_US" w:bidi="en_US"/>
-          </w:rPr>
-          <w:rPr>
-            <w:color w:val="0000EE"/>
-            <w:u w:val="single"/>
-          </w:rPr>
-          <w:t>hope</w:t>
-        </w:r>
-      </w:hyperlink>
-      <w:r>
-        <w:rPr>
-          <w:lang w:val="en_US" w:bidi="en_US"/>
-        </w:rPr>
-        <w:t xml:space="preserve"> in the Master Glossary for more information. If you have already translated this word in another book of the Bible, discuss that word to see if you can use it here. Pause this audio here.</w:t>
-      </w:r>
-    </w:p>
-    <w:p>
-      <w:pPr/>
-      <w:r>
-        <w:rPr>
-          <w:lang w:val="en_US" w:bidi="en_US"/>
-        </w:rPr>
-      </w:r>
-      <w:r>
-        <w:rPr>
-          <w:lang w:val="en_US" w:bidi="en_US"/>
-        </w:rPr>
-        <w:t xml:space="preserve">Paul sent this letter to Timothy, Paul's true son in the </w:t>
+      <w:r>
+        <w:rPr>
+          <w:lang w:val="en_US" w:bidi="en_US"/>
+        </w:rPr>
+        <w:t>faith</w:t>
+      </w:r>
+      <w:r>
+        <w:rPr>
+          <w:lang w:val="en_US" w:bidi="en_US"/>
+        </w:rPr>
+        <w:t xml:space="preserve"> in the Master Glossary for more information. If you have already translated this word in another book of the Bible, use the same word that you have used there. Pause this audio here.</w:t>
+      </w:r>
+    </w:p>
+    <w:p>
+      <w:pPr/>
+      <w:r>
+        <w:rPr>
+          <w:lang w:val="en_US" w:bidi="en_US"/>
+        </w:rPr>
+      </w:r>
+      <w:r>
+        <w:rPr>
+          <w:lang w:val="en_US" w:bidi="en_US"/>
+        </w:rPr>
+        <w:t>Paul then greets Timothy and says, "May God the father and our Lord Jesus Christ give you grace, mercy, and peace."</w:t>
+      </w:r>
+    </w:p>
+    <w:p>
+      <w:pPr/>
+      <w:r>
+        <w:rPr>
+          <w:lang w:val="en_US" w:bidi="en_US"/>
+        </w:rPr>
+      </w:r>
+      <w:r>
+        <w:rPr>
+          <w:lang w:val="en_US" w:bidi="en_US"/>
+        </w:rPr>
+        <w:t xml:space="preserve">A </w:t>
       </w:r>
       <w:r>
         <w:rPr>
           <w:b/>
           <w:lang w:val="en_US" w:bidi="en_US"/>
         </w:rPr>
-        <w:t>faith</w:t>
-      </w:r>
-      <w:r>
-        <w:rPr>
-          <w:lang w:val="en_US" w:bidi="en_US"/>
-        </w:rPr>
-        <w:t>. A person has faith when they trust someone and believe what that person says. Here, Paul talks about the faith, or trust, that both Paul and Timothy have in Jesus.</w:t>
+        <w:t>Lord</w:t>
+      </w:r>
+      <w:r>
+        <w:rPr>
+          <w:lang w:val="en_US" w:bidi="en_US"/>
+        </w:rPr>
+        <w:t xml:space="preserve"> is someone who has authority over other people and deserves honor and respect. People often call Jesus, "Lord," because Jesus has full authority and deserves honor. Jesus is both God and king over his people.</w:t>
       </w:r>
     </w:p>
     <w:p>
@@ -1879,7 +1887,7 @@
           <w:b/>
           <w:lang w:val="en_US" w:bidi="en_US"/>
         </w:rPr>
-        <w:t>faith</w:t>
+        <w:t>Lord</w:t>
       </w:r>
       <w:r>
         <w:rPr>
@@ -1887,18 +1895,12 @@
         </w:rPr>
         <w:t xml:space="preserve">. Look up </w:t>
       </w:r>
-      <w:hyperlink r:id="rId18">
-        <w:r>
-          <w:rPr>
-            <w:lang w:val="en_US" w:bidi="en_US"/>
-          </w:rPr>
-          <w:rPr>
-            <w:color w:val="0000EE"/>
-            <w:u w:val="single"/>
-          </w:rPr>
-          <w:t>faith</w:t>
-        </w:r>
-      </w:hyperlink>
+      <w:r>
+        <w:rPr>
+          <w:lang w:val="en_US" w:bidi="en_US"/>
+        </w:rPr>
+        <w:t>lord</w:t>
+      </w:r>
       <w:r>
         <w:rPr>
           <w:lang w:val="en_US" w:bidi="en_US"/>
@@ -1915,36 +1917,16 @@
       </w:r>
       <w:r>
         <w:rPr>
-          <w:lang w:val="en_US" w:bidi="en_US"/>
-        </w:rPr>
-        <w:t>Paul then greets Timothy and says, "May God the father and our Lord Jesus Christ give you grace, mercy, and peace."</w:t>
-      </w:r>
-    </w:p>
-    <w:p>
-      <w:pPr/>
-      <w:r>
-        <w:rPr>
-          <w:lang w:val="en_US" w:bidi="en_US"/>
-        </w:rPr>
-      </w:r>
-      <w:r>
-        <w:rPr>
-          <w:lang w:val="en_US" w:bidi="en_US"/>
-        </w:rPr>
-        <w:t xml:space="preserve">A </w:t>
-      </w:r>
-      <w:r>
-        <w:rPr>
           <w:b/>
           <w:lang w:val="en_US" w:bidi="en_US"/>
         </w:rPr>
-        <w:t>Lord</w:t>
-      </w:r>
-      <w:r>
-        <w:rPr>
-          <w:lang w:val="en_US" w:bidi="en_US"/>
-        </w:rPr>
-        <w:t xml:space="preserve"> is someone who has authority over other people and deserves honor and respect. People often call Jesus, "Lord," because Jesus has full authority and deserves honor. Jesus is both God and king over his people.</w:t>
+        <w:t>Grace</w:t>
+      </w:r>
+      <w:r>
+        <w:rPr>
+          <w:lang w:val="en_US" w:bidi="en_US"/>
+        </w:rPr>
+        <w:t xml:space="preserve"> here refers to God's kindness that he shows when he gives good gifts to God's people even though they do not deserve those gifts.</w:t>
       </w:r>
     </w:p>
     <w:p>
@@ -1965,26 +1947,20 @@
           <w:b/>
           <w:lang w:val="en_US" w:bidi="en_US"/>
         </w:rPr>
-        <w:t>Lord</w:t>
-      </w:r>
-      <w:r>
-        <w:rPr>
-          <w:lang w:val="en_US" w:bidi="en_US"/>
-        </w:rPr>
-        <w:t xml:space="preserve">. Look up </w:t>
-      </w:r>
-      <w:hyperlink r:id="rId19">
-        <w:r>
-          <w:rPr>
-            <w:lang w:val="en_US" w:bidi="en_US"/>
-          </w:rPr>
-          <w:rPr>
-            <w:color w:val="0000EE"/>
-            <w:u w:val="single"/>
-          </w:rPr>
-          <w:t>lord</w:t>
-        </w:r>
-      </w:hyperlink>
+        <w:t>grace</w:t>
+      </w:r>
+      <w:r>
+        <w:rPr>
+          <w:lang w:val="en_US" w:bidi="en_US"/>
+        </w:rPr>
+        <w:t xml:space="preserve">. Before you discuss the word, look up </w:t>
+      </w:r>
+      <w:r>
+        <w:rPr>
+          <w:lang w:val="en_US" w:bidi="en_US"/>
+        </w:rPr>
+        <w:t>grace</w:t>
+      </w:r>
       <w:r>
         <w:rPr>
           <w:lang w:val="en_US" w:bidi="en_US"/>
@@ -2004,13 +1980,13 @@
           <w:b/>
           <w:lang w:val="en_US" w:bidi="en_US"/>
         </w:rPr>
-        <w:t>Grace</w:t>
-      </w:r>
-      <w:r>
-        <w:rPr>
-          <w:lang w:val="en_US" w:bidi="en_US"/>
-        </w:rPr>
-        <w:t xml:space="preserve"> here refers to God's kindness that he shows when he gives good gifts to God's people even though they do not deserve those gifts.</w:t>
+        <w:t>Mercy</w:t>
+      </w:r>
+      <w:r>
+        <w:rPr>
+          <w:lang w:val="en_US" w:bidi="en_US"/>
+        </w:rPr>
+        <w:t xml:space="preserve"> here refers to God's compassion or kindness. God shows his people compassion, or how God is kind, when he forgives those peoples' sins and saves them through Jesus.</w:t>
       </w:r>
     </w:p>
     <w:p>
@@ -2031,7 +2007,7 @@
           <w:b/>
           <w:lang w:val="en_US" w:bidi="en_US"/>
         </w:rPr>
-        <w:t>grace</w:t>
+        <w:t>mercy</w:t>
       </w:r>
       <w:r>
         <w:rPr>
@@ -2039,18 +2015,12 @@
         </w:rPr>
         <w:t xml:space="preserve">. Before you discuss the word, look up </w:t>
       </w:r>
-      <w:hyperlink r:id="rId20">
-        <w:r>
-          <w:rPr>
-            <w:lang w:val="en_US" w:bidi="en_US"/>
-          </w:rPr>
-          <w:rPr>
-            <w:color w:val="0000EE"/>
-            <w:u w:val="single"/>
-          </w:rPr>
-          <w:t>grace</w:t>
-        </w:r>
-      </w:hyperlink>
+      <w:r>
+        <w:rPr>
+          <w:lang w:val="en_US" w:bidi="en_US"/>
+        </w:rPr>
+        <w:t>mercy</w:t>
+      </w:r>
       <w:r>
         <w:rPr>
           <w:lang w:val="en_US" w:bidi="en_US"/>
@@ -2067,16 +2037,30 @@
       </w:r>
       <w:r>
         <w:rPr>
+          <w:lang w:val="en_US" w:bidi="en_US"/>
+        </w:rPr>
+        <w:t>Grace and mercy are similar words, but it is important that you use two different words in your translation, one for grace and one for mercy.</w:t>
+      </w:r>
+    </w:p>
+    <w:p>
+      <w:pPr/>
+      <w:r>
+        <w:rPr>
+          <w:lang w:val="en_US" w:bidi="en_US"/>
+        </w:rPr>
+      </w:r>
+      <w:r>
+        <w:rPr>
           <w:b/>
           <w:lang w:val="en_US" w:bidi="en_US"/>
         </w:rPr>
-        <w:t>Mercy</w:t>
-      </w:r>
-      <w:r>
-        <w:rPr>
-          <w:lang w:val="en_US" w:bidi="en_US"/>
-        </w:rPr>
-        <w:t xml:space="preserve"> here refers to God's compassion or kindness. God shows his people compassion, or how God is kind, when he forgives those peoples' sins and saves them through Jesus.</w:t>
+        <w:t>Peace</w:t>
+      </w:r>
+      <w:r>
+        <w:rPr>
+          <w:lang w:val="en_US" w:bidi="en_US"/>
+        </w:rPr>
+        <w:t xml:space="preserve"> refers to the absence of war and conflict but also to the fullness of life that comes because God blesses us.</w:t>
       </w:r>
     </w:p>
     <w:p>
@@ -2097,7 +2081,7 @@
           <w:b/>
           <w:lang w:val="en_US" w:bidi="en_US"/>
         </w:rPr>
-        <w:t>mercy</w:t>
+        <w:t>peace</w:t>
       </w:r>
       <w:r>
         <w:rPr>
@@ -2105,98 +2089,12 @@
         </w:rPr>
         <w:t xml:space="preserve">. Before you discuss the word, look up </w:t>
       </w:r>
-      <w:hyperlink r:id="rId21">
-        <w:r>
-          <w:rPr>
-            <w:lang w:val="en_US" w:bidi="en_US"/>
-          </w:rPr>
-          <w:rPr>
-            <w:color w:val="0000EE"/>
-            <w:u w:val="single"/>
-          </w:rPr>
-          <w:t>mercy</w:t>
-        </w:r>
-      </w:hyperlink>
-      <w:r>
-        <w:rPr>
-          <w:lang w:val="en_US" w:bidi="en_US"/>
-        </w:rPr>
-        <w:t xml:space="preserve"> in the Master Glossary for more information. If you have already translated this word in another book of the Bible, use the same word that you have used there. Pause this audio here.</w:t>
-      </w:r>
-    </w:p>
-    <w:p>
-      <w:pPr/>
-      <w:r>
-        <w:rPr>
-          <w:lang w:val="en_US" w:bidi="en_US"/>
-        </w:rPr>
-      </w:r>
-      <w:r>
-        <w:rPr>
-          <w:lang w:val="en_US" w:bidi="en_US"/>
-        </w:rPr>
-        <w:t>Grace and mercy are similar words, but it is important that you use two different words in your translation, one for grace and one for mercy.</w:t>
-      </w:r>
-    </w:p>
-    <w:p>
-      <w:pPr/>
-      <w:r>
-        <w:rPr>
-          <w:lang w:val="en_US" w:bidi="en_US"/>
-        </w:rPr>
-      </w:r>
-      <w:r>
-        <w:rPr>
-          <w:b/>
-          <w:lang w:val="en_US" w:bidi="en_US"/>
-        </w:rPr>
-        <w:t>Peace</w:t>
-      </w:r>
-      <w:r>
-        <w:rPr>
-          <w:lang w:val="en_US" w:bidi="en_US"/>
-        </w:rPr>
-        <w:t xml:space="preserve"> refers to the absence of war and conflict but also to the fullness of life that comes because God blesses us.</w:t>
-      </w:r>
-    </w:p>
-    <w:p>
-      <w:pPr/>
-      <w:r>
-        <w:rPr>
-          <w:lang w:val="en_US" w:bidi="en_US"/>
-        </w:rPr>
-      </w:r>
-      <w:r>
-        <w:rPr>
-          <w:lang w:val="en_US" w:bidi="en_US"/>
-        </w:rPr>
-        <w:t xml:space="preserve">Stop here and discuss as a group what word or phrase you will use for </w:t>
-      </w:r>
-      <w:r>
-        <w:rPr>
-          <w:b/>
+      <w:r>
+        <w:rPr>
           <w:lang w:val="en_US" w:bidi="en_US"/>
         </w:rPr>
         <w:t>peace</w:t>
       </w:r>
-      <w:r>
-        <w:rPr>
-          <w:lang w:val="en_US" w:bidi="en_US"/>
-        </w:rPr>
-        <w:t xml:space="preserve">. Before you discuss the word, look up </w:t>
-      </w:r>
-      <w:hyperlink r:id="rId22">
-        <w:r>
-          <w:rPr>
-            <w:lang w:val="en_US" w:bidi="en_US"/>
-          </w:rPr>
-          <w:rPr>
-            <w:color w:val="0000EE"/>
-            <w:u w:val="single"/>
-          </w:rPr>
-          <w:t>peace</w:t>
-        </w:r>
-      </w:hyperlink>
       <w:r>
         <w:rPr>
           <w:lang w:val="en_US" w:bidi="en_US"/>
@@ -3953,18 +3851,12 @@
         </w:rPr>
         <w:t xml:space="preserve">. Look up </w:t>
       </w:r>
-      <w:hyperlink r:id="rId23">
-        <w:r>
-          <w:rPr>
-            <w:lang w:val="en_US" w:bidi="en_US"/>
-          </w:rPr>
-          <w:rPr>
-            <w:color w:val="0000EE"/>
-            <w:u w:val="single"/>
-          </w:rPr>
-          <w:t>doctrine</w:t>
-        </w:r>
-      </w:hyperlink>
+      <w:r>
+        <w:rPr>
+          <w:lang w:val="en_US" w:bidi="en_US"/>
+        </w:rPr>
+        <w:t>doctrine</w:t>
+      </w:r>
       <w:r>
         <w:rPr>
           <w:lang w:val="en_US" w:bidi="en_US"/>
@@ -4067,18 +3959,12 @@
         </w:rPr>
         <w:t xml:space="preserve">. Look up </w:t>
       </w:r>
-      <w:hyperlink r:id="rId24">
-        <w:r>
-          <w:rPr>
-            <w:lang w:val="en_US" w:bidi="en_US"/>
-          </w:rPr>
-          <w:rPr>
-            <w:color w:val="0000EE"/>
-            <w:u w:val="single"/>
-          </w:rPr>
-          <w:t>genealogy</w:t>
-        </w:r>
-      </w:hyperlink>
+      <w:r>
+        <w:rPr>
+          <w:lang w:val="en_US" w:bidi="en_US"/>
+        </w:rPr>
+        <w:t>genealogy</w:t>
+      </w:r>
       <w:r>
         <w:rPr>
           <w:lang w:val="en_US" w:bidi="en_US"/>
@@ -4159,20 +4045,68 @@
         <w:rPr>
           <w:lang w:val="en_US" w:bidi="en_US"/>
         </w:rPr>
+        <w:t>. Look up pure in the Master Glossary for more information. If you have already translated this word in another book of the Bible, use the same word that you have used there. Pause this audio here.</w:t>
+      </w:r>
+    </w:p>
+    <w:p>
+      <w:pPr/>
+      <w:r>
+        <w:rPr>
+          <w:lang w:val="en_US" w:bidi="en_US"/>
+        </w:rPr>
+      </w:r>
+      <w:r>
+        <w:rPr>
+          <w:lang w:val="en_US" w:bidi="en_US"/>
+        </w:rPr>
+        <w:t xml:space="preserve">All people have </w:t>
+      </w:r>
+      <w:r>
+        <w:rPr>
+          <w:b/>
+          <w:lang w:val="en_US" w:bidi="en_US"/>
+        </w:rPr>
+        <w:t>consciences</w:t>
+      </w:r>
+      <w:r>
+        <w:rPr>
+          <w:lang w:val="en_US" w:bidi="en_US"/>
+        </w:rPr>
+        <w:t>. A person's conscience is their sense, or ability to know, what is right or wrong. A conscience is like a part of a person's mind or heart, but we cannot see it. A conscience directs a person about what is right and wrong. A person can have a good conscience or an evil conscience. A good conscience leads a person to act well and do what is good. In the Bible, a good conscience leads people to obey God and gives those people a sense of satisfaction and well-being. If someone with a good conscience disobeys God, that person feels a sense of shame and guilt.</w:t>
+      </w:r>
+    </w:p>
+    <w:p>
+      <w:pPr/>
+      <w:r>
+        <w:rPr>
+          <w:lang w:val="en_US" w:bidi="en_US"/>
+        </w:rPr>
+      </w:r>
+      <w:r>
+        <w:rPr>
+          <w:lang w:val="en_US" w:bidi="en_US"/>
+        </w:rPr>
+        <w:t xml:space="preserve">Stop here and discuss as a group what word or phrase you will use for </w:t>
+      </w:r>
+      <w:r>
+        <w:rPr>
+          <w:b/>
+          <w:lang w:val="en_US" w:bidi="en_US"/>
+        </w:rPr>
+        <w:t>conscience</w:t>
+      </w:r>
+      <w:r>
+        <w:rPr>
+          <w:lang w:val="en_US" w:bidi="en_US"/>
+        </w:rPr>
         <w:t xml:space="preserve">. Look up </w:t>
       </w:r>
-      <w:hyperlink r:id="rId25">
-        <w:r>
-          <w:rPr>
-            <w:lang w:val="en_US" w:bidi="en_US"/>
-          </w:rPr>
-          <w:rPr>
-            <w:color w:val="0000EE"/>
-            <w:u w:val="single"/>
-          </w:rPr>
-          <w:t>pure</w:t>
-        </w:r>
-      </w:hyperlink>
+      <w:r>
+        <w:rPr>
+          <w:lang w:val="en_US" w:bidi="en_US"/>
+        </w:rPr>
+        <w:t>conscience</w:t>
+      </w:r>
       <w:r>
         <w:rPr>
           <w:lang w:val="en_US" w:bidi="en_US"/>
@@ -4191,20 +4125,20 @@
         <w:rPr>
           <w:lang w:val="en_US" w:bidi="en_US"/>
         </w:rPr>
-        <w:t xml:space="preserve">All people have </w:t>
+        <w:t xml:space="preserve">To have </w:t>
       </w:r>
       <w:r>
         <w:rPr>
           <w:b/>
           <w:lang w:val="en_US" w:bidi="en_US"/>
         </w:rPr>
-        <w:t>consciences</w:t>
-      </w:r>
-      <w:r>
-        <w:rPr>
-          <w:lang w:val="en_US" w:bidi="en_US"/>
-        </w:rPr>
-        <w:t>. A person's conscience is their sense, or ability to know, what is right or wrong. A conscience is like a part of a person's mind or heart, but we cannot see it. A conscience directs a person about what is right and wrong. A person can have a good conscience or an evil conscience. A good conscience leads a person to act well and do what is good. In the Bible, a good conscience leads people to obey God and gives those people a sense of satisfaction and well-being. If someone with a good conscience disobeys God, that person feels a sense of shame and guilt.</w:t>
+        <w:t>faith</w:t>
+      </w:r>
+      <w:r>
+        <w:rPr>
+          <w:lang w:val="en_US" w:bidi="en_US"/>
+        </w:rPr>
+        <w:t xml:space="preserve"> means to believe that what a person says about himself is true and to trust that person. If you believe in someone or have faith, you believe that what that person says about himself is true. If you have faith in God, you believe what God says about himself and the world and you trust that God will do what he promises to do.</w:t>
       </w:r>
     </w:p>
     <w:p>
@@ -4225,7 +4159,7 @@
           <w:b/>
           <w:lang w:val="en_US" w:bidi="en_US"/>
         </w:rPr>
-        <w:t>conscience</w:t>
+        <w:t>faith</w:t>
       </w:r>
       <w:r>
         <w:rPr>
@@ -4233,18 +4167,12 @@
         </w:rPr>
         <w:t xml:space="preserve">. Look up </w:t>
       </w:r>
-      <w:hyperlink r:id="rId26">
-        <w:r>
-          <w:rPr>
-            <w:lang w:val="en_US" w:bidi="en_US"/>
-          </w:rPr>
-          <w:rPr>
-            <w:color w:val="0000EE"/>
-            <w:u w:val="single"/>
-          </w:rPr>
-          <w:t>conscience</w:t>
-        </w:r>
-      </w:hyperlink>
+      <w:r>
+        <w:rPr>
+          <w:lang w:val="en_US" w:bidi="en_US"/>
+        </w:rPr>
+        <w:t>faith</w:t>
+      </w:r>
       <w:r>
         <w:rPr>
           <w:lang w:val="en_US" w:bidi="en_US"/>
@@ -4263,20 +4191,75 @@
         <w:rPr>
           <w:lang w:val="en_US" w:bidi="en_US"/>
         </w:rPr>
-        <w:t xml:space="preserve">To have </w:t>
+        <w:t>These people do not want to be like Paul and Timothy. Instead, these people want to be teachers of the law. But Paul warns Timothy that these people do not know anything about the things they talk about and say with so much confidence.</w:t>
+      </w:r>
+    </w:p>
+    <w:p>
+      <w:pPr/>
+      <w:r>
+        <w:rPr>
+          <w:lang w:val="en_US" w:bidi="en_US"/>
+        </w:rPr>
+      </w:r>
+      <w:r>
+        <w:rPr>
+          <w:lang w:val="en_US" w:bidi="en_US"/>
+        </w:rPr>
+        <w:t xml:space="preserve">People who were </w:t>
       </w:r>
       <w:r>
         <w:rPr>
           <w:b/>
           <w:lang w:val="en_US" w:bidi="en_US"/>
         </w:rPr>
-        <w:t>faith</w:t>
-      </w:r>
-      <w:r>
-        <w:rPr>
-          <w:lang w:val="en_US" w:bidi="en_US"/>
-        </w:rPr>
-        <w:t xml:space="preserve"> means to believe that what a person says about himself is true and to trust that person. If you believe in someone or have faith, you believe that what that person says about himself is true. If you have faith in God, you believe what God says about himself and the world and you trust that God will do what he promises to do.</w:t>
+        <w:t>teachers of the law</w:t>
+      </w:r>
+      <w:r>
+        <w:rPr>
+          <w:lang w:val="en_US" w:bidi="en_US"/>
+        </w:rPr>
+        <w:t xml:space="preserve"> explained the Scriptures to the people. These people did not write down their explanations. Instead, these people told the explanations to their students. The students memorized these explanations, and then taught the explanations to the next generation. People kept adding more and more explanations and discussions about explanations. In the time of the New Testament, these memorized explanations had become very important to the people, maybe even more important than the Scriptures themselves.</w:t>
+      </w:r>
+    </w:p>
+    <w:p>
+      <w:pPr/>
+      <w:r>
+        <w:rPr>
+          <w:lang w:val="en_US" w:bidi="en_US"/>
+        </w:rPr>
+      </w:r>
+      <w:r>
+        <w:rPr>
+          <w:lang w:val="en_US" w:bidi="en_US"/>
+        </w:rPr>
+        <w:t xml:space="preserve">In the Bible, when people talk about the </w:t>
+      </w:r>
+      <w:r>
+        <w:rPr>
+          <w:b/>
+          <w:lang w:val="en_US" w:bidi="en_US"/>
+        </w:rPr>
+        <w:t>law</w:t>
+      </w:r>
+      <w:r>
+        <w:rPr>
+          <w:lang w:val="en_US" w:bidi="en_US"/>
+        </w:rPr>
+        <w:t>, they mean the set of instructions that God has given the people of Israel. God gave the Israelites his laws through a man named Moses. Therefore, people often say the "law of Moses" when they mean the law that God gave the people through Moses.</w:t>
+      </w:r>
+    </w:p>
+    <w:p>
+      <w:pPr/>
+      <w:r>
+        <w:rPr>
+          <w:lang w:val="en_US" w:bidi="en_US"/>
+        </w:rPr>
+      </w:r>
+      <w:r>
+        <w:rPr>
+          <w:lang w:val="en_US" w:bidi="en_US"/>
+        </w:rPr>
+        <w:t>When you translate "teachers of the law," you should not use a phrase that makes your listeners think that these people teach the law of a country. Maybe you can use a phrase like "teachers of the religious law," "experts of the religious law," or "experts of the Scriptures."</w:t>
       </w:r>
     </w:p>
     <w:p>
@@ -4297,7 +4280,7 @@
           <w:b/>
           <w:lang w:val="en_US" w:bidi="en_US"/>
         </w:rPr>
-        <w:t>faith</w:t>
+        <w:t>teachers of the law</w:t>
       </w:r>
       <w:r>
         <w:rPr>
@@ -4305,145 +4288,12 @@
         </w:rPr>
         <w:t xml:space="preserve">. Look up </w:t>
       </w:r>
-      <w:hyperlink r:id="rId18">
-        <w:r>
-          <w:rPr>
-            <w:lang w:val="en_US" w:bidi="en_US"/>
-          </w:rPr>
-          <w:rPr>
-            <w:color w:val="0000EE"/>
-            <w:u w:val="single"/>
-          </w:rPr>
-          <w:t>faith</w:t>
-        </w:r>
-      </w:hyperlink>
-      <w:r>
-        <w:rPr>
-          <w:lang w:val="en_US" w:bidi="en_US"/>
-        </w:rPr>
-        <w:t xml:space="preserve"> in the Master Glossary for more information. If you have already translated this word in another book of the Bible, use the same word that you have used there. Pause this audio here.</w:t>
-      </w:r>
-    </w:p>
-    <w:p>
-      <w:pPr/>
-      <w:r>
-        <w:rPr>
-          <w:lang w:val="en_US" w:bidi="en_US"/>
-        </w:rPr>
-      </w:r>
-      <w:r>
-        <w:rPr>
-          <w:lang w:val="en_US" w:bidi="en_US"/>
-        </w:rPr>
-        <w:t>These people do not want to be like Paul and Timothy. Instead, these people want to be teachers of the law. But Paul warns Timothy that these people do not know anything about the things they talk about and say with so much confidence.</w:t>
-      </w:r>
-    </w:p>
-    <w:p>
-      <w:pPr/>
-      <w:r>
-        <w:rPr>
-          <w:lang w:val="en_US" w:bidi="en_US"/>
-        </w:rPr>
-      </w:r>
-      <w:r>
-        <w:rPr>
-          <w:lang w:val="en_US" w:bidi="en_US"/>
-        </w:rPr>
-        <w:t xml:space="preserve">People who were </w:t>
-      </w:r>
-      <w:r>
-        <w:rPr>
-          <w:b/>
+      <w:r>
+        <w:rPr>
           <w:lang w:val="en_US" w:bidi="en_US"/>
         </w:rPr>
         <w:t>teachers of the law</w:t>
       </w:r>
-      <w:r>
-        <w:rPr>
-          <w:lang w:val="en_US" w:bidi="en_US"/>
-        </w:rPr>
-        <w:t xml:space="preserve"> explained the Scriptures to the people. These people did not write down their explanations. Instead, these people told the explanations to their students. The students memorized these explanations, and then taught the explanations to the next generation. People kept adding more and more explanations and discussions about explanations. In the time of the New Testament, these memorized explanations had become very important to the people, maybe even more important than the Scriptures themselves.</w:t>
-      </w:r>
-    </w:p>
-    <w:p>
-      <w:pPr/>
-      <w:r>
-        <w:rPr>
-          <w:lang w:val="en_US" w:bidi="en_US"/>
-        </w:rPr>
-      </w:r>
-      <w:r>
-        <w:rPr>
-          <w:lang w:val="en_US" w:bidi="en_US"/>
-        </w:rPr>
-        <w:t xml:space="preserve">In the Bible, when people talk about the </w:t>
-      </w:r>
-      <w:r>
-        <w:rPr>
-          <w:b/>
-          <w:lang w:val="en_US" w:bidi="en_US"/>
-        </w:rPr>
-        <w:t>law</w:t>
-      </w:r>
-      <w:r>
-        <w:rPr>
-          <w:lang w:val="en_US" w:bidi="en_US"/>
-        </w:rPr>
-        <w:t>, they mean the set of instructions that God has given the people of Israel. God gave the Israelites his laws through a man named Moses. Therefore, people often say the "law of Moses" when they mean the law that God gave the people through Moses.</w:t>
-      </w:r>
-    </w:p>
-    <w:p>
-      <w:pPr/>
-      <w:r>
-        <w:rPr>
-          <w:lang w:val="en_US" w:bidi="en_US"/>
-        </w:rPr>
-      </w:r>
-      <w:r>
-        <w:rPr>
-          <w:lang w:val="en_US" w:bidi="en_US"/>
-        </w:rPr>
-        <w:t>When you translate "teachers of the law," you should not use a phrase that makes your listeners think that these people teach the law of a country. Maybe you can use a phrase like "teachers of the religious law," "experts of the religious law," or "experts of the Scriptures."</w:t>
-      </w:r>
-    </w:p>
-    <w:p>
-      <w:pPr/>
-      <w:r>
-        <w:rPr>
-          <w:lang w:val="en_US" w:bidi="en_US"/>
-        </w:rPr>
-      </w:r>
-      <w:r>
-        <w:rPr>
-          <w:lang w:val="en_US" w:bidi="en_US"/>
-        </w:rPr>
-        <w:t xml:space="preserve">Stop here and discuss as a group what word or phrase you will use for </w:t>
-      </w:r>
-      <w:r>
-        <w:rPr>
-          <w:b/>
-          <w:lang w:val="en_US" w:bidi="en_US"/>
-        </w:rPr>
-        <w:t>teachers of the law</w:t>
-      </w:r>
-      <w:r>
-        <w:rPr>
-          <w:lang w:val="en_US" w:bidi="en_US"/>
-        </w:rPr>
-        <w:t xml:space="preserve">. Look up </w:t>
-      </w:r>
-      <w:hyperlink r:id="rId27">
-        <w:r>
-          <w:rPr>
-            <w:lang w:val="en_US" w:bidi="en_US"/>
-          </w:rPr>
-          <w:rPr>
-            <w:color w:val="0000EE"/>
-            <w:u w:val="single"/>
-          </w:rPr>
-          <w:t>teachers of the law</w:t>
-        </w:r>
-      </w:hyperlink>
       <w:r>
         <w:rPr>
           <w:lang w:val="en_US" w:bidi="en_US"/>
@@ -6393,18 +6243,12 @@
         </w:rPr>
         <w:t xml:space="preserve">. Look up </w:t>
       </w:r>
-      <w:hyperlink r:id="rId28">
-        <w:r>
-          <w:rPr>
-            <w:lang w:val="en_US" w:bidi="en_US"/>
-          </w:rPr>
-          <w:rPr>
-            <w:color w:val="0000EE"/>
-            <w:u w:val="single"/>
-          </w:rPr>
-          <w:t>law</w:t>
-        </w:r>
-      </w:hyperlink>
+      <w:r>
+        <w:rPr>
+          <w:lang w:val="en_US" w:bidi="en_US"/>
+        </w:rPr>
+        <w:t>law</w:t>
+      </w:r>
       <w:r>
         <w:rPr>
           <w:lang w:val="en_US" w:bidi="en_US"/>
@@ -6465,18 +6309,12 @@
         </w:rPr>
         <w:t xml:space="preserve">. Look up </w:t>
       </w:r>
-      <w:hyperlink r:id="rId29">
-        <w:r>
-          <w:rPr>
-            <w:lang w:val="en_US" w:bidi="en_US"/>
-          </w:rPr>
-          <w:rPr>
-            <w:color w:val="0000EE"/>
-            <w:u w:val="single"/>
-          </w:rPr>
-          <w:t>righteousness</w:t>
-        </w:r>
-      </w:hyperlink>
+      <w:r>
+        <w:rPr>
+          <w:lang w:val="en_US" w:bidi="en_US"/>
+        </w:rPr>
+        <w:t>righteousness</w:t>
+      </w:r>
       <w:r>
         <w:rPr>
           <w:lang w:val="en_US" w:bidi="en_US"/>
@@ -6643,81 +6481,270 @@
         </w:rPr>
         <w:t xml:space="preserve">. These words are very similar to each other. In some languages it may be necessary to combine these words. Look up </w:t>
       </w:r>
-      <w:hyperlink r:id="rId30">
-        <w:r>
-          <w:rPr>
-            <w:lang w:val="en_US" w:bidi="en_US"/>
-          </w:rPr>
-          <w:rPr>
-            <w:color w:val="0000EE"/>
-            <w:u w:val="single"/>
-          </w:rPr>
-          <w:t>sin</w:t>
-        </w:r>
-      </w:hyperlink>
+      <w:r>
+        <w:rPr>
+          <w:lang w:val="en_US" w:bidi="en_US"/>
+        </w:rPr>
+        <w:t>sin</w:t>
+      </w:r>
+      <w:r>
+        <w:rPr>
+          <w:lang w:val="en_US" w:bidi="en_US"/>
+        </w:rPr>
+        <w:t xml:space="preserve"> and ungodly in the Master Glossary for more information. If you have already translated these words in another book of the Bible, use the same words that you have used there. Pause this audio here.</w:t>
+      </w:r>
+    </w:p>
+    <w:p>
+      <w:pPr/>
+      <w:r>
+        <w:rPr>
+          <w:lang w:val="en_US" w:bidi="en_US"/>
+        </w:rPr>
+      </w:r>
+      <w:r>
+        <w:rPr>
+          <w:lang w:val="en_US" w:bidi="en_US"/>
+        </w:rPr>
+        <w:t xml:space="preserve">Paul mentions two more groups who are very similar. The first group are those who are </w:t>
+      </w:r>
+      <w:r>
+        <w:rPr>
+          <w:b/>
+          <w:lang w:val="en_US" w:bidi="en_US"/>
+        </w:rPr>
+        <w:t>unholy</w:t>
+      </w:r>
+      <w:r>
+        <w:rPr>
+          <w:lang w:val="en_US" w:bidi="en_US"/>
+        </w:rPr>
+        <w:t xml:space="preserve">, people who do things that do not please God. These people behave wickedly as if God is not important. Paul says that the second group are </w:t>
+      </w:r>
+      <w:r>
+        <w:rPr>
+          <w:b/>
+          <w:lang w:val="en_US" w:bidi="en_US"/>
+        </w:rPr>
+        <w:t>profane</w:t>
+      </w:r>
+      <w:r>
+        <w:rPr>
+          <w:lang w:val="en_US" w:bidi="en_US"/>
+        </w:rPr>
+        <w:t>, people who do not respect God. These people only care about things in this world.</w:t>
+      </w:r>
+    </w:p>
+    <w:p>
+      <w:pPr/>
+      <w:r>
+        <w:rPr>
+          <w:lang w:val="en_US" w:bidi="en_US"/>
+        </w:rPr>
+      </w:r>
+      <w:r>
+        <w:rPr>
+          <w:lang w:val="en_US" w:bidi="en_US"/>
+        </w:rPr>
+        <w:t xml:space="preserve">Stop here and discuss what words or phrases you will use for </w:t>
+      </w:r>
+      <w:r>
+        <w:rPr>
+          <w:b/>
+          <w:lang w:val="en_US" w:bidi="en_US"/>
+        </w:rPr>
+        <w:t>unholy</w:t>
+      </w:r>
       <w:r>
         <w:rPr>
           <w:lang w:val="en_US" w:bidi="en_US"/>
         </w:rPr>
         <w:t xml:space="preserve"> and </w:t>
       </w:r>
-      <w:hyperlink r:id="rId31">
-        <w:r>
-          <w:rPr>
-            <w:lang w:val="en_US" w:bidi="en_US"/>
-          </w:rPr>
-          <w:rPr>
-            <w:color w:val="0000EE"/>
-            <w:u w:val="single"/>
-          </w:rPr>
-          <w:t>ungodly</w:t>
-        </w:r>
-      </w:hyperlink>
-      <w:r>
-        <w:rPr>
-          <w:lang w:val="en_US" w:bidi="en_US"/>
-        </w:rPr>
-        <w:t xml:space="preserve"> in the Master Glossary for more information. If you have already translated these words in another book of the Bible, use the same words that you have used there. Pause this audio here.</w:t>
-      </w:r>
-    </w:p>
-    <w:p>
-      <w:pPr/>
-      <w:r>
-        <w:rPr>
-          <w:lang w:val="en_US" w:bidi="en_US"/>
-        </w:rPr>
-      </w:r>
-      <w:r>
-        <w:rPr>
-          <w:lang w:val="en_US" w:bidi="en_US"/>
-        </w:rPr>
-        <w:t xml:space="preserve">Paul mentions two more groups who are very similar. The first group are those who are </w:t>
-      </w:r>
       <w:r>
         <w:rPr>
           <w:b/>
           <w:lang w:val="en_US" w:bidi="en_US"/>
         </w:rPr>
-        <w:t>unholy</w:t>
-      </w:r>
-      <w:r>
-        <w:rPr>
-          <w:lang w:val="en_US" w:bidi="en_US"/>
-        </w:rPr>
-        <w:t xml:space="preserve">, people who do things that do not please God. These people behave wickedly as if God is not important. Paul says that the second group are </w:t>
+        <w:t>profane</w:t>
+      </w:r>
+      <w:r>
+        <w:rPr>
+          <w:lang w:val="en_US" w:bidi="en_US"/>
+        </w:rPr>
+        <w:t>. Look up profane in the Master Glossary for more information. These words are very similar to each other. In some languages it may be necessary to combine these words. Pause this audio here.</w:t>
+      </w:r>
+    </w:p>
+    <w:p>
+      <w:pPr/>
+      <w:r>
+        <w:rPr>
+          <w:lang w:val="en_US" w:bidi="en_US"/>
+        </w:rPr>
+      </w:r>
+      <w:r>
+        <w:rPr>
+          <w:lang w:val="en_US" w:bidi="en_US"/>
+        </w:rPr>
+        <w:t xml:space="preserve">Now Paul talks about </w:t>
       </w:r>
       <w:r>
         <w:rPr>
           <w:b/>
           <w:lang w:val="en_US" w:bidi="en_US"/>
         </w:rPr>
-        <w:t>profane</w:t>
-      </w:r>
-      <w:r>
-        <w:rPr>
-          <w:lang w:val="en_US" w:bidi="en_US"/>
-        </w:rPr>
-        <w:t>, people who do not respect God. These people only care about things in this world.</w:t>
+        <w:t>people who kill their father or their mother</w:t>
+      </w:r>
+      <w:r>
+        <w:rPr>
+          <w:lang w:val="en_US" w:bidi="en_US"/>
+        </w:rPr>
+        <w:t xml:space="preserve">. Then Paul talks about </w:t>
+      </w:r>
+      <w:r>
+        <w:rPr>
+          <w:b/>
+          <w:lang w:val="en_US" w:bidi="en_US"/>
+        </w:rPr>
+        <w:t>murderers</w:t>
+      </w:r>
+      <w:r>
+        <w:rPr>
+          <w:lang w:val="en_US" w:bidi="en_US"/>
+        </w:rPr>
+        <w:t>, people who kill any other person.</w:t>
+      </w:r>
+    </w:p>
+    <w:p>
+      <w:pPr/>
+      <w:r>
+        <w:rPr>
+          <w:lang w:val="en_US" w:bidi="en_US"/>
+        </w:rPr>
+      </w:r>
+      <w:r>
+        <w:rPr>
+          <w:lang w:val="en_US" w:bidi="en_US"/>
+        </w:rPr>
+        <w:t>Stop here and discuss what words or phrases you will use for killing and murder. Pause this audio here.</w:t>
+      </w:r>
+    </w:p>
+    <w:p>
+      <w:pPr/>
+      <w:r>
+        <w:rPr>
+          <w:lang w:val="en_US" w:bidi="en_US"/>
+        </w:rPr>
+      </w:r>
+      <w:r>
+        <w:rPr>
+          <w:lang w:val="en_US" w:bidi="en_US"/>
+        </w:rPr>
+        <w:t xml:space="preserve">Paul now talks about people who are sexually </w:t>
+      </w:r>
+      <w:r>
+        <w:rPr>
+          <w:b/>
+          <w:lang w:val="en_US" w:bidi="en_US"/>
+        </w:rPr>
+        <w:t>immoral</w:t>
+      </w:r>
+      <w:r>
+        <w:rPr>
+          <w:lang w:val="en_US" w:bidi="en_US"/>
+        </w:rPr>
+        <w:t xml:space="preserve">. This talks about any time people have sexual relations outside of marriage between a man and a woman. Then Paul mentions a specific kind of sexual sin, </w:t>
+      </w:r>
+      <w:r>
+        <w:rPr>
+          <w:b/>
+          <w:lang w:val="en_US" w:bidi="en_US"/>
+        </w:rPr>
+        <w:t>homosexuality</w:t>
+      </w:r>
+      <w:r>
+        <w:rPr>
+          <w:lang w:val="en_US" w:bidi="en_US"/>
+        </w:rPr>
+        <w:t>. These are men who have sexual relations with other men.</w:t>
+      </w:r>
+    </w:p>
+    <w:p>
+      <w:pPr/>
+      <w:r>
+        <w:rPr>
+          <w:lang w:val="en_US" w:bidi="en_US"/>
+        </w:rPr>
+      </w:r>
+      <w:r>
+        <w:rPr>
+          <w:lang w:val="en_US" w:bidi="en_US"/>
+        </w:rPr>
+        <w:t xml:space="preserve">Stop here and discuss as a group what words or phrases you will use for </w:t>
+      </w:r>
+      <w:r>
+        <w:rPr>
+          <w:b/>
+          <w:lang w:val="en_US" w:bidi="en_US"/>
+        </w:rPr>
+        <w:t>sexual immorality</w:t>
+      </w:r>
+      <w:r>
+        <w:rPr>
+          <w:lang w:val="en_US" w:bidi="en_US"/>
+        </w:rPr>
+        <w:t xml:space="preserve">. Look up </w:t>
+      </w:r>
+      <w:r>
+        <w:rPr>
+          <w:lang w:val="en_US" w:bidi="en_US"/>
+        </w:rPr>
+        <w:t>immorality</w:t>
+      </w:r>
+      <w:r>
+        <w:rPr>
+          <w:lang w:val="en_US" w:bidi="en_US"/>
+        </w:rPr>
+        <w:t xml:space="preserve"> in the Master Glossary for more information. If you have already translated this word in another book of the Bible, use the same words that you have used there. Discuss as a group what words or phrases you will use for </w:t>
+      </w:r>
+      <w:r>
+        <w:rPr>
+          <w:b/>
+          <w:lang w:val="en_US" w:bidi="en_US"/>
+        </w:rPr>
+        <w:t>homosexuality</w:t>
+      </w:r>
+      <w:r>
+        <w:rPr>
+          <w:lang w:val="en_US" w:bidi="en_US"/>
+        </w:rPr>
+        <w:t>. Pause this audio here.</w:t>
+      </w:r>
+    </w:p>
+    <w:p>
+      <w:pPr/>
+      <w:r>
+        <w:rPr>
+          <w:lang w:val="en_US" w:bidi="en_US"/>
+        </w:rPr>
+      </w:r>
+      <w:r>
+        <w:rPr>
+          <w:lang w:val="en_US" w:bidi="en_US"/>
+        </w:rPr>
+        <w:t xml:space="preserve">Now Paul mentions </w:t>
+      </w:r>
+      <w:r>
+        <w:rPr>
+          <w:b/>
+          <w:lang w:val="en_US" w:bidi="en_US"/>
+        </w:rPr>
+        <w:t>slave traders</w:t>
+      </w:r>
+      <w:r>
+        <w:rPr>
+          <w:lang w:val="en_US" w:bidi="en_US"/>
+        </w:rPr>
+        <w:t xml:space="preserve"> or kidnappers. These are people who capture other people and then sell those people as slaves.</w:t>
       </w:r>
     </w:p>
     <w:p>
@@ -6738,7 +6765,73 @@
           <w:b/>
           <w:lang w:val="en_US" w:bidi="en_US"/>
         </w:rPr>
-        <w:t>unholy</w:t>
+        <w:t>slave traders</w:t>
+      </w:r>
+      <w:r>
+        <w:rPr>
+          <w:lang w:val="en_US" w:bidi="en_US"/>
+        </w:rPr>
+        <w:t xml:space="preserve">. Look up </w:t>
+      </w:r>
+      <w:r>
+        <w:rPr>
+          <w:lang w:val="en_US" w:bidi="en_US"/>
+        </w:rPr>
+        <w:t>slave</w:t>
+      </w:r>
+      <w:r>
+        <w:rPr>
+          <w:lang w:val="en_US" w:bidi="en_US"/>
+        </w:rPr>
+        <w:t xml:space="preserve"> in the Master Glossary for more information. If you have translated these words in another book of the Bible, use the same words that you have used there. Pause this audio here.</w:t>
+      </w:r>
+    </w:p>
+    <w:p>
+      <w:pPr/>
+      <w:r>
+        <w:rPr>
+          <w:lang w:val="en_US" w:bidi="en_US"/>
+        </w:rPr>
+      </w:r>
+      <w:r>
+        <w:rPr>
+          <w:lang w:val="en_US" w:bidi="en_US"/>
+        </w:rPr>
+        <w:t xml:space="preserve">Next Paul talks about two different ways that people tell lies. First Paul talks about liars in general, people who say things that those people know are not true. The second group are </w:t>
+      </w:r>
+      <w:r>
+        <w:rPr>
+          <w:b/>
+          <w:lang w:val="en_US" w:bidi="en_US"/>
+        </w:rPr>
+        <w:t>perjurers</w:t>
+      </w:r>
+      <w:r>
+        <w:rPr>
+          <w:lang w:val="en_US" w:bidi="en_US"/>
+        </w:rPr>
+        <w:t>. These are people who swore an oath to tell the truth before a judge or a ruler, but then lied to the judge or ruler.</w:t>
+      </w:r>
+    </w:p>
+    <w:p>
+      <w:pPr/>
+      <w:r>
+        <w:rPr>
+          <w:lang w:val="en_US" w:bidi="en_US"/>
+        </w:rPr>
+      </w:r>
+      <w:r>
+        <w:rPr>
+          <w:lang w:val="en_US" w:bidi="en_US"/>
+        </w:rPr>
+        <w:t xml:space="preserve">Stop here and discuss what words or phrases you will use for </w:t>
+      </w:r>
+      <w:r>
+        <w:rPr>
+          <w:b/>
+          <w:lang w:val="en_US" w:bidi="en_US"/>
+        </w:rPr>
+        <w:t>liars</w:t>
       </w:r>
       <w:r>
         <w:rPr>
@@ -6751,7 +6844,177 @@
           <w:b/>
           <w:lang w:val="en_US" w:bidi="en_US"/>
         </w:rPr>
-        <w:t>profane</w:t>
+        <w:t>perjurers</w:t>
+      </w:r>
+      <w:r>
+        <w:rPr>
+          <w:lang w:val="en_US" w:bidi="en_US"/>
+        </w:rPr>
+        <w:t>. Pause this audio here.</w:t>
+      </w:r>
+    </w:p>
+    <w:p>
+      <w:pPr/>
+      <w:r>
+        <w:rPr>
+          <w:lang w:val="en_US" w:bidi="en_US"/>
+        </w:rPr>
+      </w:r>
+      <w:r>
+        <w:rPr>
+          <w:lang w:val="en_US" w:bidi="en_US"/>
+        </w:rPr>
+        <w:t xml:space="preserve">Finally, Paul finishes his list with a general statement that includes all other bad things that do not please God. Paul reminds Timothy that right teaching, or right </w:t>
+      </w:r>
+      <w:r>
+        <w:rPr>
+          <w:b/>
+          <w:lang w:val="en_US" w:bidi="en_US"/>
+        </w:rPr>
+        <w:t>doctrine</w:t>
+      </w:r>
+      <w:r>
+        <w:rPr>
+          <w:lang w:val="en_US" w:bidi="en_US"/>
+        </w:rPr>
+        <w:t xml:space="preserve">, is about the </w:t>
+      </w:r>
+      <w:r>
+        <w:rPr>
+          <w:b/>
+          <w:lang w:val="en_US" w:bidi="en_US"/>
+        </w:rPr>
+        <w:t>good news</w:t>
+      </w:r>
+      <w:r>
+        <w:rPr>
+          <w:lang w:val="en_US" w:bidi="en_US"/>
+        </w:rPr>
+        <w:t xml:space="preserve"> of Jesus, which forbids us to do these things. Use the same word for doctrine that you used in previous passages, and look up </w:t>
+      </w:r>
+      <w:r>
+        <w:rPr>
+          <w:lang w:val="en_US" w:bidi="en_US"/>
+        </w:rPr>
+        <w:t>doctrine</w:t>
+      </w:r>
+      <w:r>
+        <w:rPr>
+          <w:lang w:val="en_US" w:bidi="en_US"/>
+        </w:rPr>
+        <w:t xml:space="preserve"> in the Master Glossary for more information.</w:t>
+      </w:r>
+    </w:p>
+    <w:p>
+      <w:pPr/>
+      <w:r>
+        <w:rPr>
+          <w:lang w:val="en_US" w:bidi="en_US"/>
+        </w:rPr>
+      </w:r>
+      <w:r>
+        <w:rPr>
+          <w:lang w:val="en_US" w:bidi="en_US"/>
+        </w:rPr>
+        <w:t xml:space="preserve">Stop here and discuss as a group what words or phrases you will use for "good news" and "right doctrine" or right teaching. Look up </w:t>
+      </w:r>
+      <w:r>
+        <w:rPr>
+          <w:lang w:val="en_US" w:bidi="en_US"/>
+        </w:rPr>
+        <w:t>good news</w:t>
+      </w:r>
+      <w:r>
+        <w:rPr>
+          <w:lang w:val="en_US" w:bidi="en_US"/>
+        </w:rPr>
+        <w:t xml:space="preserve"> and </w:t>
+      </w:r>
+      <w:r>
+        <w:rPr>
+          <w:lang w:val="en_US" w:bidi="en_US"/>
+        </w:rPr>
+        <w:t>doctrine</w:t>
+      </w:r>
+      <w:r>
+        <w:rPr>
+          <w:lang w:val="en_US" w:bidi="en_US"/>
+        </w:rPr>
+        <w:t xml:space="preserve"> in the Master Glossary for more information. Since you have already translated these words in another book of the Bible, use the same words that you have used there. Pause this audio here.</w:t>
+      </w:r>
+    </w:p>
+    <w:p>
+      <w:pPr/>
+      <w:r>
+        <w:rPr>
+          <w:lang w:val="en_US" w:bidi="en_US"/>
+        </w:rPr>
+      </w:r>
+      <w:r>
+        <w:rPr>
+          <w:lang w:val="en_US" w:bidi="en_US"/>
+        </w:rPr>
+        <w:t xml:space="preserve">Paul closes this section by saying that God's good news is </w:t>
+      </w:r>
+      <w:r>
+        <w:rPr>
+          <w:b/>
+          <w:lang w:val="en_US" w:bidi="en_US"/>
+        </w:rPr>
+        <w:t>glorious</w:t>
+      </w:r>
+      <w:r>
+        <w:rPr>
+          <w:lang w:val="en_US" w:bidi="en_US"/>
+        </w:rPr>
+        <w:t xml:space="preserve">, full of </w:t>
+      </w:r>
+      <w:r>
+        <w:rPr>
+          <w:b/>
+          <w:lang w:val="en_US" w:bidi="en_US"/>
+        </w:rPr>
+        <w:t>glory</w:t>
+      </w:r>
+      <w:r>
+        <w:rPr>
+          <w:lang w:val="en_US" w:bidi="en_US"/>
+        </w:rPr>
+        <w:t>.</w:t>
+      </w:r>
+    </w:p>
+    <w:p>
+      <w:pPr/>
+      <w:r>
+        <w:rPr>
+          <w:lang w:val="en_US" w:bidi="en_US"/>
+        </w:rPr>
+      </w:r>
+      <w:r>
+        <w:rPr>
+          <w:lang w:val="en_US" w:bidi="en_US"/>
+        </w:rPr>
+        <w:t xml:space="preserve">Stop here and discuss as a group what words or phrases you will use for </w:t>
+      </w:r>
+      <w:r>
+        <w:rPr>
+          <w:b/>
+          <w:lang w:val="en_US" w:bidi="en_US"/>
+        </w:rPr>
+        <w:t>glorious</w:t>
+      </w:r>
+      <w:r>
+        <w:rPr>
+          <w:lang w:val="en_US" w:bidi="en_US"/>
+        </w:rPr>
+        <w:t xml:space="preserve"> or </w:t>
+      </w:r>
+      <w:r>
+        <w:rPr>
+          <w:b/>
+          <w:lang w:val="en_US" w:bidi="en_US"/>
+        </w:rPr>
+        <w:t>glory</w:t>
       </w:r>
       <w:r>
         <w:rPr>
@@ -6759,138 +7022,65 @@
         </w:rPr>
         <w:t xml:space="preserve">. Look up </w:t>
       </w:r>
-      <w:hyperlink r:id="rId32">
-        <w:r>
-          <w:rPr>
-            <w:lang w:val="en_US" w:bidi="en_US"/>
-          </w:rPr>
-          <w:rPr>
-            <w:color w:val="0000EE"/>
-            <w:u w:val="single"/>
-          </w:rPr>
-          <w:t>profane</w:t>
-        </w:r>
-      </w:hyperlink>
-      <w:r>
-        <w:rPr>
-          <w:lang w:val="en_US" w:bidi="en_US"/>
-        </w:rPr>
-        <w:t xml:space="preserve"> in the Master Glossary for more information. These words are very similar to each other. In some languages it may be necessary to combine these words. Pause this audio here.</w:t>
-      </w:r>
-    </w:p>
-    <w:p>
-      <w:pPr/>
-      <w:r>
-        <w:rPr>
-          <w:lang w:val="en_US" w:bidi="en_US"/>
-        </w:rPr>
-      </w:r>
-      <w:r>
-        <w:rPr>
-          <w:lang w:val="en_US" w:bidi="en_US"/>
-        </w:rPr>
-        <w:t xml:space="preserve">Now Paul talks about </w:t>
+      <w:r>
+        <w:rPr>
+          <w:lang w:val="en_US" w:bidi="en_US"/>
+        </w:rPr>
+        <w:t>glory</w:t>
+      </w:r>
+      <w:r>
+        <w:rPr>
+          <w:lang w:val="en_US" w:bidi="en_US"/>
+        </w:rPr>
+        <w:t xml:space="preserve"> in the Master Glossary for more information. If you have already translated this word in another book of the Bible, use the same words that you have used there. Pause this audio here.</w:t>
+      </w:r>
+    </w:p>
+    <w:p>
+      <w:pPr/>
+      <w:r>
+        <w:rPr>
+          <w:lang w:val="en_US" w:bidi="en_US"/>
+        </w:rPr>
+      </w:r>
+      <w:r>
+        <w:rPr>
+          <w:lang w:val="en_US" w:bidi="en_US"/>
+        </w:rPr>
+        <w:t xml:space="preserve">Paul says another thing about God. Paul says God is </w:t>
       </w:r>
       <w:r>
         <w:rPr>
           <w:b/>
           <w:lang w:val="en_US" w:bidi="en_US"/>
         </w:rPr>
-        <w:t>people who kill their father or their mother</w:t>
-      </w:r>
-      <w:r>
-        <w:rPr>
-          <w:lang w:val="en_US" w:bidi="en_US"/>
-        </w:rPr>
-        <w:t xml:space="preserve">. Then Paul talks about </w:t>
+        <w:t>blessed</w:t>
+      </w:r>
+      <w:r>
+        <w:rPr>
+          <w:lang w:val="en_US" w:bidi="en_US"/>
+        </w:rPr>
+        <w:t>. Paul is praising God and thanking God for God's goodness.</w:t>
+      </w:r>
+    </w:p>
+    <w:p>
+      <w:pPr/>
+      <w:r>
+        <w:rPr>
+          <w:lang w:val="en_US" w:bidi="en_US"/>
+        </w:rPr>
+      </w:r>
+      <w:r>
+        <w:rPr>
+          <w:lang w:val="en_US" w:bidi="en_US"/>
+        </w:rPr>
+        <w:t xml:space="preserve">Stop here and discuss as a group what words or phrases you will use for </w:t>
       </w:r>
       <w:r>
         <w:rPr>
           <w:b/>
           <w:lang w:val="en_US" w:bidi="en_US"/>
         </w:rPr>
-        <w:t>murderers</w:t>
-      </w:r>
-      <w:r>
-        <w:rPr>
-          <w:lang w:val="en_US" w:bidi="en_US"/>
-        </w:rPr>
-        <w:t>, people who kill any other person.</w:t>
-      </w:r>
-    </w:p>
-    <w:p>
-      <w:pPr/>
-      <w:r>
-        <w:rPr>
-          <w:lang w:val="en_US" w:bidi="en_US"/>
-        </w:rPr>
-      </w:r>
-      <w:r>
-        <w:rPr>
-          <w:lang w:val="en_US" w:bidi="en_US"/>
-        </w:rPr>
-        <w:t>Stop here and discuss what words or phrases you will use for killing and murder. Pause this audio here.</w:t>
-      </w:r>
-    </w:p>
-    <w:p>
-      <w:pPr/>
-      <w:r>
-        <w:rPr>
-          <w:lang w:val="en_US" w:bidi="en_US"/>
-        </w:rPr>
-      </w:r>
-      <w:r>
-        <w:rPr>
-          <w:lang w:val="en_US" w:bidi="en_US"/>
-        </w:rPr>
-        <w:t xml:space="preserve">Paul now talks about people who are sexually </w:t>
-      </w:r>
-      <w:r>
-        <w:rPr>
-          <w:b/>
-          <w:lang w:val="en_US" w:bidi="en_US"/>
-        </w:rPr>
-        <w:t>immoral</w:t>
-      </w:r>
-      <w:r>
-        <w:rPr>
-          <w:lang w:val="en_US" w:bidi="en_US"/>
-        </w:rPr>
-        <w:t xml:space="preserve">. This talks about any time people have sexual relations outside of marriage between a man and a woman. Then Paul mentions a specific kind of sexual sin, </w:t>
-      </w:r>
-      <w:r>
-        <w:rPr>
-          <w:b/>
-          <w:lang w:val="en_US" w:bidi="en_US"/>
-        </w:rPr>
-        <w:t>homosexuality</w:t>
-      </w:r>
-      <w:r>
-        <w:rPr>
-          <w:lang w:val="en_US" w:bidi="en_US"/>
-        </w:rPr>
-        <w:t>. These are men who have sexual relations with other men.</w:t>
-      </w:r>
-    </w:p>
-    <w:p>
-      <w:pPr/>
-      <w:r>
-        <w:rPr>
-          <w:lang w:val="en_US" w:bidi="en_US"/>
-        </w:rPr>
-      </w:r>
-      <w:r>
-        <w:rPr>
-          <w:lang w:val="en_US" w:bidi="en_US"/>
-        </w:rPr>
-        <w:t xml:space="preserve">Stop here and discuss as a group what words or phrases you will use for </w:t>
-      </w:r>
-      <w:r>
-        <w:rPr>
-          <w:b/>
-          <w:lang w:val="en_US" w:bidi="en_US"/>
-        </w:rPr>
-        <w:t>sexual immorality</w:t>
+        <w:t>bless</w:t>
       </w:r>
       <w:r>
         <w:rPr>
@@ -6898,448 +7088,12 @@
         </w:rPr>
         <w:t xml:space="preserve">. Look up </w:t>
       </w:r>
-      <w:hyperlink r:id="rId33">
-        <w:r>
-          <w:rPr>
-            <w:lang w:val="en_US" w:bidi="en_US"/>
-          </w:rPr>
-          <w:rPr>
-            <w:color w:val="0000EE"/>
-            <w:u w:val="single"/>
-          </w:rPr>
-          <w:t>immorality</w:t>
-        </w:r>
-      </w:hyperlink>
-      <w:r>
-        <w:rPr>
-          <w:lang w:val="en_US" w:bidi="en_US"/>
-        </w:rPr>
-        <w:t xml:space="preserve"> in the Master Glossary for more information. If you have already translated this word in another book of the Bible, use the same words that you have used there. Discuss as a group what words or phrases you will use for </w:t>
-      </w:r>
-      <w:r>
-        <w:rPr>
-          <w:b/>
-          <w:lang w:val="en_US" w:bidi="en_US"/>
-        </w:rPr>
-        <w:t>homosexuality</w:t>
-      </w:r>
-      <w:r>
-        <w:rPr>
-          <w:lang w:val="en_US" w:bidi="en_US"/>
-        </w:rPr>
-        <w:t>. Pause this audio here.</w:t>
-      </w:r>
-    </w:p>
-    <w:p>
-      <w:pPr/>
-      <w:r>
-        <w:rPr>
-          <w:lang w:val="en_US" w:bidi="en_US"/>
-        </w:rPr>
-      </w:r>
-      <w:r>
-        <w:rPr>
-          <w:lang w:val="en_US" w:bidi="en_US"/>
-        </w:rPr>
-        <w:t xml:space="preserve">Now Paul mentions </w:t>
-      </w:r>
-      <w:r>
-        <w:rPr>
-          <w:b/>
-          <w:lang w:val="en_US" w:bidi="en_US"/>
-        </w:rPr>
-        <w:t>slave traders</w:t>
-      </w:r>
-      <w:r>
-        <w:rPr>
-          <w:lang w:val="en_US" w:bidi="en_US"/>
-        </w:rPr>
-        <w:t xml:space="preserve"> or kidnappers. These are people who capture other people and then sell those people as slaves.</w:t>
-      </w:r>
-    </w:p>
-    <w:p>
-      <w:pPr/>
-      <w:r>
-        <w:rPr>
-          <w:lang w:val="en_US" w:bidi="en_US"/>
-        </w:rPr>
-      </w:r>
-      <w:r>
-        <w:rPr>
-          <w:lang w:val="en_US" w:bidi="en_US"/>
-        </w:rPr>
-        <w:t xml:space="preserve">Stop here and discuss what words or phrases you will use for </w:t>
-      </w:r>
-      <w:r>
-        <w:rPr>
-          <w:b/>
-          <w:lang w:val="en_US" w:bidi="en_US"/>
-        </w:rPr>
-        <w:t>slave traders</w:t>
-      </w:r>
-      <w:r>
-        <w:rPr>
-          <w:lang w:val="en_US" w:bidi="en_US"/>
-        </w:rPr>
-        <w:t xml:space="preserve">. Look up </w:t>
-      </w:r>
-      <w:hyperlink r:id="rId34">
-        <w:r>
-          <w:rPr>
-            <w:lang w:val="en_US" w:bidi="en_US"/>
-          </w:rPr>
-          <w:rPr>
-            <w:color w:val="0000EE"/>
-            <w:u w:val="single"/>
-          </w:rPr>
-          <w:t>slave</w:t>
-        </w:r>
-      </w:hyperlink>
-      <w:r>
-        <w:rPr>
-          <w:lang w:val="en_US" w:bidi="en_US"/>
-        </w:rPr>
-        <w:t xml:space="preserve"> in the Master Glossary for more information. If you have translated these words in another book of the Bible, use the same words that you have used there. Pause this audio here.</w:t>
-      </w:r>
-    </w:p>
-    <w:p>
-      <w:pPr/>
-      <w:r>
-        <w:rPr>
-          <w:lang w:val="en_US" w:bidi="en_US"/>
-        </w:rPr>
-      </w:r>
-      <w:r>
-        <w:rPr>
-          <w:lang w:val="en_US" w:bidi="en_US"/>
-        </w:rPr>
-        <w:t xml:space="preserve">Next Paul talks about two different ways that people tell lies. First Paul talks about liars in general, people who say things that those people know are not true. The second group are </w:t>
-      </w:r>
-      <w:r>
-        <w:rPr>
-          <w:b/>
-          <w:lang w:val="en_US" w:bidi="en_US"/>
-        </w:rPr>
-        <w:t>perjurers</w:t>
-      </w:r>
-      <w:r>
-        <w:rPr>
-          <w:lang w:val="en_US" w:bidi="en_US"/>
-        </w:rPr>
-        <w:t>. These are people who swore an oath to tell the truth before a judge or a ruler, but then lied to the judge or ruler.</w:t>
-      </w:r>
-    </w:p>
-    <w:p>
-      <w:pPr/>
-      <w:r>
-        <w:rPr>
-          <w:lang w:val="en_US" w:bidi="en_US"/>
-        </w:rPr>
-      </w:r>
-      <w:r>
-        <w:rPr>
-          <w:lang w:val="en_US" w:bidi="en_US"/>
-        </w:rPr>
-        <w:t xml:space="preserve">Stop here and discuss what words or phrases you will use for </w:t>
-      </w:r>
-      <w:r>
-        <w:rPr>
-          <w:b/>
-          <w:lang w:val="en_US" w:bidi="en_US"/>
-        </w:rPr>
-        <w:t>liars</w:t>
-      </w:r>
-      <w:r>
-        <w:rPr>
-          <w:lang w:val="en_US" w:bidi="en_US"/>
-        </w:rPr>
-        <w:t xml:space="preserve"> and </w:t>
-      </w:r>
-      <w:r>
-        <w:rPr>
-          <w:b/>
-          <w:lang w:val="en_US" w:bidi="en_US"/>
-        </w:rPr>
-        <w:t>perjurers</w:t>
-      </w:r>
-      <w:r>
-        <w:rPr>
-          <w:lang w:val="en_US" w:bidi="en_US"/>
-        </w:rPr>
-        <w:t>. Pause this audio here.</w:t>
-      </w:r>
-    </w:p>
-    <w:p>
-      <w:pPr/>
-      <w:r>
-        <w:rPr>
-          <w:lang w:val="en_US" w:bidi="en_US"/>
-        </w:rPr>
-      </w:r>
-      <w:r>
-        <w:rPr>
-          <w:lang w:val="en_US" w:bidi="en_US"/>
-        </w:rPr>
-        <w:t xml:space="preserve">Finally, Paul finishes his list with a general statement that includes all other bad things that do not please God. Paul reminds Timothy that right teaching, or right </w:t>
-      </w:r>
-      <w:r>
-        <w:rPr>
-          <w:b/>
-          <w:lang w:val="en_US" w:bidi="en_US"/>
-        </w:rPr>
-        <w:t>doctrine</w:t>
-      </w:r>
-      <w:r>
-        <w:rPr>
-          <w:lang w:val="en_US" w:bidi="en_US"/>
-        </w:rPr>
-        <w:t xml:space="preserve">, is about the </w:t>
-      </w:r>
-      <w:r>
-        <w:rPr>
-          <w:b/>
-          <w:lang w:val="en_US" w:bidi="en_US"/>
-        </w:rPr>
-        <w:t>good news</w:t>
-      </w:r>
-      <w:r>
-        <w:rPr>
-          <w:lang w:val="en_US" w:bidi="en_US"/>
-        </w:rPr>
-        <w:t xml:space="preserve"> of Jesus, which forbids us to do these things. Use the same word for doctrine that you used in previous passages, and look up </w:t>
-      </w:r>
-      <w:hyperlink r:id="rId23">
-        <w:r>
-          <w:rPr>
-            <w:lang w:val="en_US" w:bidi="en_US"/>
-          </w:rPr>
-          <w:rPr>
-            <w:color w:val="0000EE"/>
-            <w:u w:val="single"/>
-          </w:rPr>
-          <w:t>doctrine</w:t>
-        </w:r>
-      </w:hyperlink>
-      <w:r>
-        <w:rPr>
-          <w:lang w:val="en_US" w:bidi="en_US"/>
-        </w:rPr>
-        <w:t xml:space="preserve"> in the Master Glossary for more information.</w:t>
-      </w:r>
-    </w:p>
-    <w:p>
-      <w:pPr/>
-      <w:r>
-        <w:rPr>
-          <w:lang w:val="en_US" w:bidi="en_US"/>
-        </w:rPr>
-      </w:r>
-      <w:r>
-        <w:rPr>
-          <w:lang w:val="en_US" w:bidi="en_US"/>
-        </w:rPr>
-        <w:t xml:space="preserve">Stop here and discuss as a group what words or phrases you will use for "good news" and "right doctrine" or right teaching. Look up </w:t>
-      </w:r>
-      <w:hyperlink r:id="rId35">
-        <w:r>
-          <w:rPr>
-            <w:lang w:val="en_US" w:bidi="en_US"/>
-          </w:rPr>
-          <w:rPr>
-            <w:color w:val="0000EE"/>
-            <w:u w:val="single"/>
-          </w:rPr>
-          <w:t>good news</w:t>
-        </w:r>
-      </w:hyperlink>
-      <w:r>
-        <w:rPr>
-          <w:lang w:val="en_US" w:bidi="en_US"/>
-        </w:rPr>
-        <w:t xml:space="preserve"> and </w:t>
-      </w:r>
-      <w:hyperlink r:id="rId23">
-        <w:r>
-          <w:rPr>
-            <w:lang w:val="en_US" w:bidi="en_US"/>
-          </w:rPr>
-          <w:rPr>
-            <w:color w:val="0000EE"/>
-            <w:u w:val="single"/>
-          </w:rPr>
-          <w:t>doctrine</w:t>
-        </w:r>
-      </w:hyperlink>
-      <w:r>
-        <w:rPr>
-          <w:lang w:val="en_US" w:bidi="en_US"/>
-        </w:rPr>
-        <w:t xml:space="preserve"> in the Master Glossary for more information. Since you have already translated these words in another book of the Bible, use the same words that you have used there. Pause this audio here.</w:t>
-      </w:r>
-    </w:p>
-    <w:p>
-      <w:pPr/>
-      <w:r>
-        <w:rPr>
-          <w:lang w:val="en_US" w:bidi="en_US"/>
-        </w:rPr>
-      </w:r>
-      <w:r>
-        <w:rPr>
-          <w:lang w:val="en_US" w:bidi="en_US"/>
-        </w:rPr>
-        <w:t xml:space="preserve">Paul closes this section by saying that God's good news is </w:t>
-      </w:r>
-      <w:r>
-        <w:rPr>
-          <w:b/>
-          <w:lang w:val="en_US" w:bidi="en_US"/>
-        </w:rPr>
-        <w:t>glorious</w:t>
-      </w:r>
-      <w:r>
-        <w:rPr>
-          <w:lang w:val="en_US" w:bidi="en_US"/>
-        </w:rPr>
-        <w:t xml:space="preserve">, full of </w:t>
-      </w:r>
-      <w:r>
-        <w:rPr>
-          <w:b/>
-          <w:lang w:val="en_US" w:bidi="en_US"/>
-        </w:rPr>
-        <w:t>glory</w:t>
-      </w:r>
-      <w:r>
-        <w:rPr>
-          <w:lang w:val="en_US" w:bidi="en_US"/>
-        </w:rPr>
-        <w:t>.</w:t>
-      </w:r>
-    </w:p>
-    <w:p>
-      <w:pPr/>
-      <w:r>
-        <w:rPr>
-          <w:lang w:val="en_US" w:bidi="en_US"/>
-        </w:rPr>
-      </w:r>
-      <w:r>
-        <w:rPr>
-          <w:lang w:val="en_US" w:bidi="en_US"/>
-        </w:rPr>
-        <w:t xml:space="preserve">Stop here and discuss as a group what words or phrases you will use for </w:t>
-      </w:r>
-      <w:r>
-        <w:rPr>
-          <w:b/>
-          <w:lang w:val="en_US" w:bidi="en_US"/>
-        </w:rPr>
-        <w:t>glorious</w:t>
-      </w:r>
-      <w:r>
-        <w:rPr>
-          <w:lang w:val="en_US" w:bidi="en_US"/>
-        </w:rPr>
-        <w:t xml:space="preserve"> or </w:t>
-      </w:r>
-      <w:r>
-        <w:rPr>
-          <w:b/>
-          <w:lang w:val="en_US" w:bidi="en_US"/>
-        </w:rPr>
-        <w:t>glory</w:t>
-      </w:r>
-      <w:r>
-        <w:rPr>
-          <w:lang w:val="en_US" w:bidi="en_US"/>
-        </w:rPr>
-        <w:t xml:space="preserve">. Look up </w:t>
-      </w:r>
-      <w:hyperlink r:id="rId36">
-        <w:r>
-          <w:rPr>
-            <w:lang w:val="en_US" w:bidi="en_US"/>
-          </w:rPr>
-          <w:rPr>
-            <w:color w:val="0000EE"/>
-            <w:u w:val="single"/>
-          </w:rPr>
-          <w:t>glory</w:t>
-        </w:r>
-      </w:hyperlink>
-      <w:r>
-        <w:rPr>
-          <w:lang w:val="en_US" w:bidi="en_US"/>
-        </w:rPr>
-        <w:t xml:space="preserve"> in the Master Glossary for more information. If you have already translated this word in another book of the Bible, use the same words that you have used there. Pause this audio here.</w:t>
-      </w:r>
-    </w:p>
-    <w:p>
-      <w:pPr/>
-      <w:r>
-        <w:rPr>
-          <w:lang w:val="en_US" w:bidi="en_US"/>
-        </w:rPr>
-      </w:r>
-      <w:r>
-        <w:rPr>
-          <w:lang w:val="en_US" w:bidi="en_US"/>
-        </w:rPr>
-        <w:t xml:space="preserve">Paul says another thing about God. Paul says God is </w:t>
-      </w:r>
-      <w:r>
-        <w:rPr>
-          <w:b/>
-          <w:lang w:val="en_US" w:bidi="en_US"/>
-        </w:rPr>
-        <w:t>blessed</w:t>
-      </w:r>
-      <w:r>
-        <w:rPr>
-          <w:lang w:val="en_US" w:bidi="en_US"/>
-        </w:rPr>
-        <w:t>. Paul is praising God and thanking God for God's goodness.</w:t>
-      </w:r>
-    </w:p>
-    <w:p>
-      <w:pPr/>
-      <w:r>
-        <w:rPr>
-          <w:lang w:val="en_US" w:bidi="en_US"/>
-        </w:rPr>
-      </w:r>
-      <w:r>
-        <w:rPr>
-          <w:lang w:val="en_US" w:bidi="en_US"/>
-        </w:rPr>
-        <w:t xml:space="preserve">Stop here and discuss as a group what words or phrases you will use for </w:t>
-      </w:r>
-      <w:r>
-        <w:rPr>
-          <w:b/>
+      <w:r>
+        <w:rPr>
           <w:lang w:val="en_US" w:bidi="en_US"/>
         </w:rPr>
         <w:t>bless</w:t>
       </w:r>
-      <w:r>
-        <w:rPr>
-          <w:lang w:val="en_US" w:bidi="en_US"/>
-        </w:rPr>
-        <w:t xml:space="preserve">. Look up </w:t>
-      </w:r>
-      <w:hyperlink r:id="rId37">
-        <w:r>
-          <w:rPr>
-            <w:lang w:val="en_US" w:bidi="en_US"/>
-          </w:rPr>
-          <w:rPr>
-            <w:color w:val="0000EE"/>
-            <w:u w:val="single"/>
-          </w:rPr>
-          <w:t>bless</w:t>
-        </w:r>
-      </w:hyperlink>
       <w:r>
         <w:rPr>
           <w:lang w:val="en_US" w:bidi="en_US"/>
@@ -9459,18 +9213,12 @@
         </w:rPr>
         <w:t xml:space="preserve"> Jesus his Lord. Christ is a title that means "chosen one" or "anointed one." When Paul says "Christ Jesus," Paul means Jesus is the promised savior God had planned to send. This title shows Jesus is the one God chose to save people from their sins. Look up </w:t>
       </w:r>
-      <w:hyperlink r:id="rId16">
-        <w:r>
-          <w:rPr>
-            <w:lang w:val="en_US" w:bidi="en_US"/>
-          </w:rPr>
-          <w:rPr>
-            <w:color w:val="0000EE"/>
-            <w:u w:val="single"/>
-          </w:rPr>
-          <w:t>Christ</w:t>
-        </w:r>
-      </w:hyperlink>
+      <w:r>
+        <w:rPr>
+          <w:lang w:val="en_US" w:bidi="en_US"/>
+        </w:rPr>
+        <w:t>Christ</w:t>
+      </w:r>
       <w:r>
         <w:rPr>
           <w:lang w:val="en_US" w:bidi="en_US"/>
@@ -9504,18 +9252,12 @@
         </w:rPr>
         <w:t xml:space="preserve"> shows Jesus has full authority. When Paul calls Jesus Lord, Paul means Jesus is divine and rules over everything. This is especially powerful because Paul once denied that Jesus was Lord. Now Paul joyfully accepts Jesus as Paul's master and ruler. Translate Lord in the same way you have in previous passages, and look up </w:t>
       </w:r>
-      <w:hyperlink r:id="rId19">
-        <w:r>
-          <w:rPr>
-            <w:lang w:val="en_US" w:bidi="en_US"/>
-          </w:rPr>
-          <w:rPr>
-            <w:color w:val="0000EE"/>
-            <w:u w:val="single"/>
-          </w:rPr>
-          <w:t>Lord</w:t>
-        </w:r>
-      </w:hyperlink>
+      <w:r>
+        <w:rPr>
+          <w:lang w:val="en_US" w:bidi="en_US"/>
+        </w:rPr>
+        <w:t>Lord</w:t>
+      </w:r>
       <w:r>
         <w:rPr>
           <w:lang w:val="en_US" w:bidi="en_US"/>
@@ -9628,36 +9370,24 @@
         </w:rPr>
         <w:t xml:space="preserve">. Look up </w:t>
       </w:r>
-      <w:hyperlink r:id="rId38">
-        <w:r>
-          <w:rPr>
-            <w:lang w:val="en_US" w:bidi="en_US"/>
-          </w:rPr>
-          <w:rPr>
-            <w:color w:val="0000EE"/>
-            <w:u w:val="single"/>
-          </w:rPr>
-          <w:t>blasphemy</w:t>
-        </w:r>
-      </w:hyperlink>
+      <w:r>
+        <w:rPr>
+          <w:lang w:val="en_US" w:bidi="en_US"/>
+        </w:rPr>
+        <w:t>blasphemy</w:t>
+      </w:r>
       <w:r>
         <w:rPr>
           <w:lang w:val="en_US" w:bidi="en_US"/>
         </w:rPr>
         <w:t xml:space="preserve"> and </w:t>
       </w:r>
-      <w:hyperlink r:id="rId39">
-        <w:r>
-          <w:rPr>
-            <w:lang w:val="en_US" w:bidi="en_US"/>
-          </w:rPr>
-          <w:rPr>
-            <w:color w:val="0000EE"/>
-            <w:u w:val="single"/>
-          </w:rPr>
-          <w:t>persecution</w:t>
-        </w:r>
-      </w:hyperlink>
+      <w:r>
+        <w:rPr>
+          <w:lang w:val="en_US" w:bidi="en_US"/>
+        </w:rPr>
+        <w:t>persecution</w:t>
+      </w:r>
       <w:r>
         <w:rPr>
           <w:lang w:val="en_US" w:bidi="en_US"/>
@@ -9691,18 +9421,12 @@
         </w:rPr>
         <w:t xml:space="preserve"> from God. Mercy is when someone who has the power to punish chooses not to do so, and instead shows kindness. Use the same word for mercy as you have used in previous passages. Look up </w:t>
       </w:r>
-      <w:hyperlink r:id="rId21">
-        <w:r>
-          <w:rPr>
-            <w:lang w:val="en_US" w:bidi="en_US"/>
-          </w:rPr>
-          <w:rPr>
-            <w:color w:val="0000EE"/>
-            <w:u w:val="single"/>
-          </w:rPr>
-          <w:t>mercy</w:t>
-        </w:r>
-      </w:hyperlink>
+      <w:r>
+        <w:rPr>
+          <w:lang w:val="en_US" w:bidi="en_US"/>
+        </w:rPr>
+        <w:t>mercy</w:t>
+      </w:r>
       <w:r>
         <w:rPr>
           <w:lang w:val="en_US" w:bidi="en_US"/>
@@ -9763,18 +9487,12 @@
         </w:rPr>
         <w:t xml:space="preserve">Look up </w:t>
       </w:r>
-      <w:hyperlink r:id="rId20">
-        <w:r>
-          <w:rPr>
-            <w:lang w:val="en_US" w:bidi="en_US"/>
-          </w:rPr>
-          <w:rPr>
-            <w:color w:val="0000EE"/>
-            <w:u w:val="single"/>
-          </w:rPr>
-          <w:t>grace</w:t>
-        </w:r>
-      </w:hyperlink>
+      <w:r>
+        <w:rPr>
+          <w:lang w:val="en_US" w:bidi="en_US"/>
+        </w:rPr>
+        <w:t>grace</w:t>
+      </w:r>
       <w:r>
         <w:rPr>
           <w:lang w:val="en_US" w:bidi="en_US"/>
@@ -9821,18 +9539,12 @@
         </w:rPr>
         <w:t xml:space="preserve"> over Paul. Someone has faith when they trust or believe in Jesus. Paul sees this love as both a gift from God and proof that God's grace has truly changed Paul. It is not just warm feelings, but a complete transformation of how he relates to others. Paul went from causing harm to showing Christ's love. Use the same words for faith and love as you have used in previous passages, and look up </w:t>
       </w:r>
-      <w:hyperlink r:id="rId18">
-        <w:r>
-          <w:rPr>
-            <w:lang w:val="en_US" w:bidi="en_US"/>
-          </w:rPr>
-          <w:rPr>
-            <w:color w:val="0000EE"/>
-            <w:u w:val="single"/>
-          </w:rPr>
-          <w:t>faith</w:t>
-        </w:r>
-      </w:hyperlink>
+      <w:r>
+        <w:rPr>
+          <w:lang w:val="en_US" w:bidi="en_US"/>
+        </w:rPr>
+        <w:t>faith</w:t>
+      </w:r>
       <w:r>
         <w:rPr>
           <w:lang w:val="en_US" w:bidi="en_US"/>
@@ -9866,18 +9578,12 @@
         </w:rPr>
         <w:t xml:space="preserve"> in this context refers to rescuing from sin and its consequences. Use the same word for sinners as you used in previous passages, and look up </w:t>
       </w:r>
-      <w:hyperlink r:id="rId30">
-        <w:r>
-          <w:rPr>
-            <w:lang w:val="en_US" w:bidi="en_US"/>
-          </w:rPr>
-          <w:rPr>
-            <w:color w:val="0000EE"/>
-            <w:u w:val="single"/>
-          </w:rPr>
-          <w:t>sin</w:t>
-        </w:r>
-      </w:hyperlink>
+      <w:r>
+        <w:rPr>
+          <w:lang w:val="en_US" w:bidi="en_US"/>
+        </w:rPr>
+        <w:t>sin</w:t>
+      </w:r>
       <w:r>
         <w:rPr>
           <w:lang w:val="en_US" w:bidi="en_US"/>
@@ -9898,36 +9604,24 @@
         </w:rPr>
         <w:t xml:space="preserve">Stop here and discuss what word or phrase you will use for "saving sinners." Look up </w:t>
       </w:r>
-      <w:hyperlink r:id="rId40">
-        <w:r>
-          <w:rPr>
-            <w:lang w:val="en_US" w:bidi="en_US"/>
-          </w:rPr>
-          <w:rPr>
-            <w:color w:val="0000EE"/>
-            <w:u w:val="single"/>
-          </w:rPr>
-          <w:t>salvation</w:t>
-        </w:r>
-      </w:hyperlink>
+      <w:r>
+        <w:rPr>
+          <w:lang w:val="en_US" w:bidi="en_US"/>
+        </w:rPr>
+        <w:t>salvation</w:t>
+      </w:r>
       <w:r>
         <w:rPr>
           <w:lang w:val="en_US" w:bidi="en_US"/>
         </w:rPr>
         <w:t xml:space="preserve"> and </w:t>
       </w:r>
-      <w:hyperlink r:id="rId30">
-        <w:r>
-          <w:rPr>
-            <w:lang w:val="en_US" w:bidi="en_US"/>
-          </w:rPr>
-          <w:rPr>
-            <w:color w:val="0000EE"/>
-            <w:u w:val="single"/>
-          </w:rPr>
-          <w:t>sin</w:t>
-        </w:r>
-      </w:hyperlink>
+      <w:r>
+        <w:rPr>
+          <w:lang w:val="en_US" w:bidi="en_US"/>
+        </w:rPr>
+        <w:t>sin</w:t>
+      </w:r>
       <w:r>
         <w:rPr>
           <w:lang w:val="en_US" w:bidi="en_US"/>
@@ -10014,36 +9708,24 @@
         </w:rPr>
         <w:t xml:space="preserve">. Look up </w:t>
       </w:r>
-      <w:hyperlink r:id="rId41">
-        <w:r>
-          <w:rPr>
-            <w:lang w:val="en_US" w:bidi="en_US"/>
-          </w:rPr>
-          <w:rPr>
-            <w:color w:val="0000EE"/>
-            <w:u w:val="single"/>
-          </w:rPr>
-          <w:t>belief</w:t>
-        </w:r>
-      </w:hyperlink>
+      <w:r>
+        <w:rPr>
+          <w:lang w:val="en_US" w:bidi="en_US"/>
+        </w:rPr>
+        <w:t>belief</w:t>
+      </w:r>
       <w:r>
         <w:rPr>
           <w:lang w:val="en_US" w:bidi="en_US"/>
         </w:rPr>
         <w:t xml:space="preserve"> and </w:t>
       </w:r>
-      <w:hyperlink r:id="rId42">
-        <w:r>
-          <w:rPr>
-            <w:lang w:val="en_US" w:bidi="en_US"/>
-          </w:rPr>
-          <w:rPr>
-            <w:color w:val="0000EE"/>
-            <w:u w:val="single"/>
-          </w:rPr>
-          <w:t>eternal life</w:t>
-        </w:r>
-      </w:hyperlink>
+      <w:r>
+        <w:rPr>
+          <w:lang w:val="en_US" w:bidi="en_US"/>
+        </w:rPr>
+        <w:t>eternal life</w:t>
+      </w:r>
       <w:r>
         <w:rPr>
           <w:lang w:val="en_US" w:bidi="en_US"/>
@@ -10104,36 +9786,24 @@
         </w:rPr>
         <w:t xml:space="preserve">. Look up </w:t>
       </w:r>
-      <w:hyperlink r:id="rId43">
-        <w:r>
-          <w:rPr>
-            <w:lang w:val="en_US" w:bidi="en_US"/>
-          </w:rPr>
-          <w:rPr>
-            <w:color w:val="0000EE"/>
-            <w:u w:val="single"/>
-          </w:rPr>
-          <w:t>king</w:t>
-        </w:r>
-      </w:hyperlink>
+      <w:r>
+        <w:rPr>
+          <w:lang w:val="en_US" w:bidi="en_US"/>
+        </w:rPr>
+        <w:t>king</w:t>
+      </w:r>
       <w:r>
         <w:rPr>
           <w:lang w:val="en_US" w:bidi="en_US"/>
         </w:rPr>
         <w:t xml:space="preserve"> and </w:t>
       </w:r>
-      <w:hyperlink r:id="rId44">
-        <w:r>
-          <w:rPr>
-            <w:lang w:val="en_US" w:bidi="en_US"/>
-          </w:rPr>
-          <w:rPr>
-            <w:color w:val="0000EE"/>
-            <w:u w:val="single"/>
-          </w:rPr>
-          <w:t>kingdom of God</w:t>
-        </w:r>
-      </w:hyperlink>
+      <w:r>
+        <w:rPr>
+          <w:lang w:val="en_US" w:bidi="en_US"/>
+        </w:rPr>
+        <w:t>kingdom of God</w:t>
+      </w:r>
       <w:r>
         <w:rPr>
           <w:lang w:val="en_US" w:bidi="en_US"/>
@@ -10167,18 +9837,12 @@
         </w:rPr>
         <w:t xml:space="preserve">. This means that he respects God and admires God. Use the same word for glory that you used in previous passages. Look up </w:t>
       </w:r>
-      <w:hyperlink r:id="rId36">
-        <w:r>
-          <w:rPr>
-            <w:lang w:val="en_US" w:bidi="en_US"/>
-          </w:rPr>
-          <w:rPr>
-            <w:color w:val="0000EE"/>
-            <w:u w:val="single"/>
-          </w:rPr>
-          <w:t>glory</w:t>
-        </w:r>
-      </w:hyperlink>
+      <w:r>
+        <w:rPr>
+          <w:lang w:val="en_US" w:bidi="en_US"/>
+        </w:rPr>
+        <w:t>glory</w:t>
+      </w:r>
       <w:r>
         <w:rPr>
           <w:lang w:val="en_US" w:bidi="en_US"/>
@@ -10239,18 +9903,12 @@
         </w:rPr>
         <w:t xml:space="preserve">. Look up </w:t>
       </w:r>
-      <w:hyperlink r:id="rId45">
-        <w:r>
-          <w:rPr>
-            <w:lang w:val="en_US" w:bidi="en_US"/>
-          </w:rPr>
-          <w:rPr>
-            <w:color w:val="0000EE"/>
-            <w:u w:val="single"/>
-          </w:rPr>
-          <w:t>prophecy</w:t>
-        </w:r>
-      </w:hyperlink>
+      <w:r>
+        <w:rPr>
+          <w:lang w:val="en_US" w:bidi="en_US"/>
+        </w:rPr>
+        <w:t>prophecy</w:t>
+      </w:r>
       <w:r>
         <w:rPr>
           <w:lang w:val="en_US" w:bidi="en_US"/>
@@ -10284,18 +9942,12 @@
         </w:rPr>
         <w:t xml:space="preserve">. Use the same word for conscience that you used in previous passages. Look up </w:t>
       </w:r>
-      <w:hyperlink r:id="rId26">
-        <w:r>
-          <w:rPr>
-            <w:lang w:val="en_US" w:bidi="en_US"/>
-          </w:rPr>
-          <w:rPr>
-            <w:color w:val="0000EE"/>
-            <w:u w:val="single"/>
-          </w:rPr>
-          <w:t>conscience</w:t>
-        </w:r>
-      </w:hyperlink>
+      <w:r>
+        <w:rPr>
+          <w:lang w:val="en_US" w:bidi="en_US"/>
+        </w:rPr>
+        <w:t>conscience</w:t>
+      </w:r>
       <w:r>
         <w:rPr>
           <w:lang w:val="en_US" w:bidi="en_US"/>
@@ -10350,18 +10002,12 @@
         </w:rPr>
         <w:t xml:space="preserve">. Look up </w:t>
       </w:r>
-      <w:hyperlink r:id="rId46">
-        <w:r>
-          <w:rPr>
-            <w:lang w:val="en_US" w:bidi="en_US"/>
-          </w:rPr>
-          <w:rPr>
-            <w:color w:val="0000EE"/>
-            <w:u w:val="single"/>
-          </w:rPr>
-          <w:t>Satan</w:t>
-        </w:r>
-      </w:hyperlink>
+      <w:r>
+        <w:rPr>
+          <w:lang w:val="en_US" w:bidi="en_US"/>
+        </w:rPr>
+        <w:t>Satan</w:t>
+      </w:r>
       <w:r>
         <w:rPr>
           <w:lang w:val="en_US" w:bidi="en_US"/>
@@ -12288,18 +11934,12 @@
         </w:rPr>
         <w:t xml:space="preserve">. Look up </w:t>
       </w:r>
-      <w:hyperlink r:id="rId47">
-        <w:r>
-          <w:rPr>
-            <w:lang w:val="en_US" w:bidi="en_US"/>
-          </w:rPr>
-          <w:rPr>
-            <w:color w:val="0000EE"/>
-            <w:u w:val="single"/>
-          </w:rPr>
-          <w:t>pray</w:t>
-        </w:r>
-      </w:hyperlink>
+      <w:r>
+        <w:rPr>
+          <w:lang w:val="en_US" w:bidi="en_US"/>
+        </w:rPr>
+        <w:t>pray</w:t>
+      </w:r>
       <w:r>
         <w:rPr>
           <w:lang w:val="en_US" w:bidi="en_US"/>
@@ -12435,18 +12075,12 @@
         </w:rPr>
         <w:t xml:space="preserve"> was someone who ruled over a city or territory. A king normally ruled for life and passed on his authority to one of the king's sons. Use the same word for king that you used in previous passages. Look up </w:t>
       </w:r>
-      <w:hyperlink r:id="rId43">
-        <w:r>
-          <w:rPr>
-            <w:lang w:val="en_US" w:bidi="en_US"/>
-          </w:rPr>
-          <w:rPr>
-            <w:color w:val="0000EE"/>
-            <w:u w:val="single"/>
-          </w:rPr>
-          <w:t>king</w:t>
-        </w:r>
-      </w:hyperlink>
+      <w:r>
+        <w:rPr>
+          <w:lang w:val="en_US" w:bidi="en_US"/>
+        </w:rPr>
+        <w:t>king</w:t>
+      </w:r>
       <w:r>
         <w:rPr>
           <w:lang w:val="en_US" w:bidi="en_US"/>
@@ -12593,20 +12227,300 @@
         <w:rPr>
           <w:lang w:val="en_US" w:bidi="en_US"/>
         </w:rPr>
+        <w:t>. See the Master Glossary for more information about godly. If you have already translated this word in another book of the Bible, use the same word that you have used there. Use the same word or phrase throughout the Epistles. Pause this audio here.</w:t>
+      </w:r>
+    </w:p>
+    <w:p>
+      <w:pPr/>
+      <w:r>
+        <w:rPr>
+          <w:lang w:val="en_US" w:bidi="en_US"/>
+        </w:rPr>
+      </w:r>
+      <w:r>
+        <w:rPr>
+          <w:b/>
+          <w:lang w:val="en_US" w:bidi="en_US"/>
+        </w:rPr>
+        <w:t>Dignified</w:t>
+      </w:r>
+      <w:r>
+        <w:rPr>
+          <w:lang w:val="en_US" w:bidi="en_US"/>
+        </w:rPr>
+        <w:t xml:space="preserve"> means that people live in a way that shows they make good decisions that make other people respect those people.</w:t>
+      </w:r>
+    </w:p>
+    <w:p>
+      <w:pPr/>
+      <w:r>
+        <w:rPr>
+          <w:lang w:val="en_US" w:bidi="en_US"/>
+        </w:rPr>
+      </w:r>
+      <w:r>
+        <w:rPr>
+          <w:lang w:val="en_US" w:bidi="en_US"/>
+        </w:rPr>
+        <w:t xml:space="preserve">Stop here and discuss as a group what word or phrase you will use for </w:t>
+      </w:r>
+      <w:r>
+        <w:rPr>
+          <w:b/>
+          <w:lang w:val="en_US" w:bidi="en_US"/>
+        </w:rPr>
+        <w:t>dignified</w:t>
+      </w:r>
+      <w:r>
+        <w:rPr>
+          <w:lang w:val="en_US" w:bidi="en_US"/>
+        </w:rPr>
+        <w:t>. If you have already translated this word in another book of the Bible, use the same word that you have used there. Use the same word or phrase throughout the Epistles. Pause this audio here.</w:t>
+      </w:r>
+    </w:p>
+    <w:p>
+      <w:pPr/>
+      <w:r>
+        <w:rPr>
+          <w:lang w:val="en_US" w:bidi="en_US"/>
+        </w:rPr>
+      </w:r>
+      <w:r>
+        <w:rPr>
+          <w:lang w:val="en_US" w:bidi="en_US"/>
+        </w:rPr>
+        <w:t xml:space="preserve">Use the same words or phrases for </w:t>
+      </w:r>
+      <w:r>
+        <w:rPr>
+          <w:b/>
+          <w:lang w:val="en_US" w:bidi="en_US"/>
+        </w:rPr>
+        <w:t>savior</w:t>
+      </w:r>
+      <w:r>
+        <w:rPr>
+          <w:lang w:val="en_US" w:bidi="en_US"/>
+        </w:rPr>
+        <w:t xml:space="preserve"> and </w:t>
+      </w:r>
+      <w:r>
+        <w:rPr>
+          <w:b/>
+          <w:lang w:val="en_US" w:bidi="en_US"/>
+        </w:rPr>
+        <w:t>Christ</w:t>
+      </w:r>
+      <w:r>
+        <w:rPr>
+          <w:lang w:val="en_US" w:bidi="en_US"/>
+        </w:rPr>
+        <w:t xml:space="preserve"> as you used in previous passages. For more information on </w:t>
+      </w:r>
+      <w:r>
+        <w:rPr>
+          <w:lang w:val="en_US" w:bidi="en_US"/>
+        </w:rPr>
+        <w:t>savior</w:t>
+      </w:r>
+      <w:r>
+        <w:rPr>
+          <w:lang w:val="en_US" w:bidi="en_US"/>
+        </w:rPr>
+        <w:t xml:space="preserve"> and </w:t>
+      </w:r>
+      <w:r>
+        <w:rPr>
+          <w:lang w:val="en_US" w:bidi="en_US"/>
+        </w:rPr>
+        <w:t>Christ</w:t>
+      </w:r>
+      <w:r>
+        <w:rPr>
+          <w:lang w:val="en_US" w:bidi="en_US"/>
+        </w:rPr>
+        <w:t>, refer to the Master Glossary. Use the same words or phrases throughout the Epistles.</w:t>
+      </w:r>
+    </w:p>
+    <w:p>
+      <w:pPr/>
+      <w:r>
+        <w:rPr>
+          <w:lang w:val="en_US" w:bidi="en_US"/>
+        </w:rPr>
+      </w:r>
+      <w:r>
+        <w:rPr>
+          <w:lang w:val="en_US" w:bidi="en_US"/>
+        </w:rPr>
+        <w:t xml:space="preserve">A </w:t>
+      </w:r>
+      <w:r>
+        <w:rPr>
+          <w:b/>
+          <w:lang w:val="en_US" w:bidi="en_US"/>
+        </w:rPr>
+        <w:t>mediator</w:t>
+      </w:r>
+      <w:r>
+        <w:rPr>
+          <w:lang w:val="en_US" w:bidi="en_US"/>
+        </w:rPr>
+        <w:t xml:space="preserve"> is a person who helps two people in an argument to make peace. Paul says that God has saved all people by using Jesus as mediator between people and God.</w:t>
+      </w:r>
+    </w:p>
+    <w:p>
+      <w:pPr/>
+      <w:r>
+        <w:rPr>
+          <w:lang w:val="en_US" w:bidi="en_US"/>
+        </w:rPr>
+      </w:r>
+      <w:r>
+        <w:rPr>
+          <w:lang w:val="en_US" w:bidi="en_US"/>
+        </w:rPr>
+        <w:t xml:space="preserve">Stop here and discuss as a group what word or phrase you will use for </w:t>
+      </w:r>
+      <w:r>
+        <w:rPr>
+          <w:b/>
+          <w:lang w:val="en_US" w:bidi="en_US"/>
+        </w:rPr>
+        <w:t>mediator</w:t>
+      </w:r>
+      <w:r>
+        <w:rPr>
+          <w:lang w:val="en_US" w:bidi="en_US"/>
+        </w:rPr>
+        <w:t>. If you have already translated this word in another book of the Bible, use the same word that you have used there. Use the same word or phrase throughout the Epistles. Pause this audio here.</w:t>
+      </w:r>
+    </w:p>
+    <w:p>
+      <w:pPr/>
+      <w:r>
+        <w:rPr>
+          <w:lang w:val="en_US" w:bidi="en_US"/>
+        </w:rPr>
+      </w:r>
+      <w:r>
+        <w:rPr>
+          <w:lang w:val="en_US" w:bidi="en_US"/>
+        </w:rPr>
+        <w:t xml:space="preserve">When someone is a slave or a prisoner, another person can buy that person and make the person free. The money that the person pays to free the slave or prisoner is called a </w:t>
+      </w:r>
+      <w:r>
+        <w:rPr>
+          <w:b/>
+          <w:lang w:val="en_US" w:bidi="en_US"/>
+        </w:rPr>
+        <w:t>ransom</w:t>
+      </w:r>
+      <w:r>
+        <w:rPr>
+          <w:lang w:val="en_US" w:bidi="en_US"/>
+        </w:rPr>
+        <w:t>.</w:t>
+      </w:r>
+    </w:p>
+    <w:p>
+      <w:pPr/>
+      <w:r>
+        <w:rPr>
+          <w:lang w:val="en_US" w:bidi="en_US"/>
+        </w:rPr>
+      </w:r>
+      <w:r>
+        <w:rPr>
+          <w:lang w:val="en_US" w:bidi="en_US"/>
+        </w:rPr>
+        <w:t xml:space="preserve">Stop here and discuss as a group what word or phrase you will use for </w:t>
+      </w:r>
+      <w:r>
+        <w:rPr>
+          <w:b/>
+          <w:lang w:val="en_US" w:bidi="en_US"/>
+        </w:rPr>
+        <w:t>ransom</w:t>
+      </w:r>
+      <w:r>
+        <w:rPr>
+          <w:lang w:val="en_US" w:bidi="en_US"/>
+        </w:rPr>
+        <w:t xml:space="preserve">. Look up </w:t>
+      </w:r>
+      <w:r>
+        <w:rPr>
+          <w:lang w:val="en_US" w:bidi="en_US"/>
+        </w:rPr>
+        <w:t>ransom</w:t>
+      </w:r>
+      <w:r>
+        <w:rPr>
+          <w:lang w:val="en_US" w:bidi="en_US"/>
+        </w:rPr>
+        <w:t xml:space="preserve"> in the Master Glossary for more information. If you have already translated this word in another book of the Bible, use the same word that you have used there. Pause this audio here.</w:t>
+      </w:r>
+    </w:p>
+    <w:p>
+      <w:pPr/>
+      <w:r>
+        <w:rPr>
+          <w:lang w:val="en_US" w:bidi="en_US"/>
+        </w:rPr>
+      </w:r>
+      <w:r>
+        <w:rPr>
+          <w:lang w:val="en_US" w:bidi="en_US"/>
+        </w:rPr>
+        <w:t xml:space="preserve">We have seen the </w:t>
+      </w:r>
+      <w:r>
+        <w:rPr>
+          <w:b/>
+          <w:lang w:val="en_US" w:bidi="en_US"/>
+        </w:rPr>
+        <w:t>testimony</w:t>
+      </w:r>
+      <w:r>
+        <w:rPr>
+          <w:lang w:val="en_US" w:bidi="en_US"/>
+        </w:rPr>
+        <w:t xml:space="preserve"> that Jesus was a ransom for all people. In other words, Paul is saying that we have seen the evidence and we know that the message that Jesus was a ransom for all people is true.</w:t>
+      </w:r>
+    </w:p>
+    <w:p>
+      <w:pPr/>
+      <w:r>
+        <w:rPr>
+          <w:lang w:val="en_US" w:bidi="en_US"/>
+        </w:rPr>
+      </w:r>
+      <w:r>
+        <w:rPr>
+          <w:lang w:val="en_US" w:bidi="en_US"/>
+        </w:rPr>
+        <w:t xml:space="preserve">Stop here and discuss as a group what word or phrase you will use for </w:t>
+      </w:r>
+      <w:r>
+        <w:rPr>
+          <w:b/>
+          <w:lang w:val="en_US" w:bidi="en_US"/>
+        </w:rPr>
+        <w:t>testimony</w:t>
+      </w:r>
+      <w:r>
+        <w:rPr>
+          <w:lang w:val="en_US" w:bidi="en_US"/>
+        </w:rPr>
         <w:t xml:space="preserve">. See the Master Glossary for more information about </w:t>
       </w:r>
-      <w:hyperlink r:id="rId31">
-        <w:r>
-          <w:rPr>
-            <w:lang w:val="en_US" w:bidi="en_US"/>
-          </w:rPr>
-          <w:rPr>
-            <w:color w:val="0000EE"/>
-            <w:u w:val="single"/>
-          </w:rPr>
-          <w:t>godly</w:t>
-        </w:r>
-      </w:hyperlink>
+      <w:r>
+        <w:rPr>
+          <w:lang w:val="en_US" w:bidi="en_US"/>
+        </w:rPr>
+        <w:t>testimony</w:t>
+      </w:r>
       <w:r>
         <w:rPr>
           <w:lang w:val="en_US" w:bidi="en_US"/>
@@ -12623,16 +12537,22 @@
       </w:r>
       <w:r>
         <w:rPr>
+          <w:lang w:val="en_US" w:bidi="en_US"/>
+        </w:rPr>
+        <w:t xml:space="preserve">Paul describes himself as a </w:t>
+      </w:r>
+      <w:r>
+        <w:rPr>
           <w:b/>
           <w:lang w:val="en_US" w:bidi="en_US"/>
         </w:rPr>
-        <w:t>Dignified</w:t>
-      </w:r>
-      <w:r>
-        <w:rPr>
-          <w:lang w:val="en_US" w:bidi="en_US"/>
-        </w:rPr>
-        <w:t xml:space="preserve"> means that people live in a way that shows they make good decisions that make other people respect those people.</w:t>
+        <w:t>preacher</w:t>
+      </w:r>
+      <w:r>
+        <w:rPr>
+          <w:lang w:val="en_US" w:bidi="en_US"/>
+        </w:rPr>
+        <w:t>. A preacher is someone who announces the good news to other people.</w:t>
       </w:r>
     </w:p>
     <w:p>
@@ -12653,7 +12573,7 @@
           <w:b/>
           <w:lang w:val="en_US" w:bidi="en_US"/>
         </w:rPr>
-        <w:t>dignified</w:t>
+        <w:t>preacher</w:t>
       </w:r>
       <w:r>
         <w:rPr>
@@ -12673,96 +12593,125 @@
         <w:rPr>
           <w:lang w:val="en_US" w:bidi="en_US"/>
         </w:rPr>
-        <w:t xml:space="preserve">Use the same words or phrases for </w:t>
+        <w:t xml:space="preserve">Paul also describes himself as an </w:t>
       </w:r>
       <w:r>
         <w:rPr>
           <w:b/>
           <w:lang w:val="en_US" w:bidi="en_US"/>
         </w:rPr>
-        <w:t>savior</w:t>
-      </w:r>
-      <w:r>
-        <w:rPr>
-          <w:lang w:val="en_US" w:bidi="en_US"/>
-        </w:rPr>
-        <w:t xml:space="preserve"> and </w:t>
+        <w:t>apostle</w:t>
+      </w:r>
+      <w:r>
+        <w:rPr>
+          <w:lang w:val="en_US" w:bidi="en_US"/>
+        </w:rPr>
+        <w:t xml:space="preserve">. For more information on </w:t>
+      </w:r>
+      <w:r>
+        <w:rPr>
+          <w:lang w:val="en_US" w:bidi="en_US"/>
+        </w:rPr>
+        <w:t>apostle</w:t>
+      </w:r>
+      <w:r>
+        <w:rPr>
+          <w:lang w:val="en_US" w:bidi="en_US"/>
+        </w:rPr>
+        <w:t>, refer to the Master Glossary. Use the same word or phrase for apostle as you used in previous passages.</w:t>
+      </w:r>
+    </w:p>
+    <w:p>
+      <w:pPr/>
+      <w:r>
+        <w:rPr>
+          <w:lang w:val="en_US" w:bidi="en_US"/>
+        </w:rPr>
+      </w:r>
+      <w:r>
+        <w:rPr>
+          <w:lang w:val="en_US" w:bidi="en_US"/>
+        </w:rPr>
+        <w:t xml:space="preserve">Paul also describes himself as a </w:t>
       </w:r>
       <w:r>
         <w:rPr>
           <w:b/>
           <w:lang w:val="en_US" w:bidi="en_US"/>
         </w:rPr>
-        <w:t>Christ</w:t>
-      </w:r>
-      <w:r>
-        <w:rPr>
-          <w:lang w:val="en_US" w:bidi="en_US"/>
-        </w:rPr>
-        <w:t xml:space="preserve"> as you used in previous passages. For more information on </w:t>
-      </w:r>
-      <w:hyperlink r:id="rId15">
-        <w:r>
-          <w:rPr>
-            <w:lang w:val="en_US" w:bidi="en_US"/>
-          </w:rPr>
-          <w:rPr>
-            <w:color w:val="0000EE"/>
-            <w:u w:val="single"/>
-          </w:rPr>
-          <w:t>savior</w:t>
-        </w:r>
-      </w:hyperlink>
-      <w:r>
-        <w:rPr>
-          <w:lang w:val="en_US" w:bidi="en_US"/>
-        </w:rPr>
-        <w:t xml:space="preserve"> and </w:t>
-      </w:r>
-      <w:hyperlink r:id="rId16">
-        <w:r>
-          <w:rPr>
-            <w:lang w:val="en_US" w:bidi="en_US"/>
-          </w:rPr>
-          <w:rPr>
-            <w:color w:val="0000EE"/>
-            <w:u w:val="single"/>
-          </w:rPr>
-          <w:t>Christ</w:t>
-        </w:r>
-      </w:hyperlink>
-      <w:r>
-        <w:rPr>
-          <w:lang w:val="en_US" w:bidi="en_US"/>
-        </w:rPr>
-        <w:t>, refer to the Master Glossary. Use the same words or phrases throughout the Epistles.</w:t>
-      </w:r>
-    </w:p>
-    <w:p>
-      <w:pPr/>
-      <w:r>
-        <w:rPr>
-          <w:lang w:val="en_US" w:bidi="en_US"/>
-        </w:rPr>
-      </w:r>
-      <w:r>
-        <w:rPr>
-          <w:lang w:val="en_US" w:bidi="en_US"/>
-        </w:rPr>
-        <w:t xml:space="preserve">A </w:t>
+        <w:t>teacher</w:t>
+      </w:r>
+      <w:r>
+        <w:rPr>
+          <w:lang w:val="en_US" w:bidi="en_US"/>
+        </w:rPr>
+        <w:t>. This is a more general term than preacher. A teacher is anyone who teaches another person about anything.</w:t>
+      </w:r>
+    </w:p>
+    <w:p>
+      <w:pPr/>
+      <w:r>
+        <w:rPr>
+          <w:lang w:val="en_US" w:bidi="en_US"/>
+        </w:rPr>
+      </w:r>
+      <w:r>
+        <w:rPr>
+          <w:lang w:val="en_US" w:bidi="en_US"/>
+        </w:rPr>
+        <w:t xml:space="preserve">Stop here and discuss as a group what word or phrase you will use for </w:t>
       </w:r>
       <w:r>
         <w:rPr>
           <w:b/>
           <w:lang w:val="en_US" w:bidi="en_US"/>
         </w:rPr>
-        <w:t>mediator</w:t>
-      </w:r>
-      <w:r>
-        <w:rPr>
-          <w:lang w:val="en_US" w:bidi="en_US"/>
-        </w:rPr>
-        <w:t xml:space="preserve"> is a person who helps two people in an argument to make peace. Paul says that God has saved all people by using Jesus as mediator between people and God.</w:t>
+        <w:t>teacher</w:t>
+      </w:r>
+      <w:r>
+        <w:rPr>
+          <w:lang w:val="en_US" w:bidi="en_US"/>
+        </w:rPr>
+        <w:t xml:space="preserve">. Look up </w:t>
+      </w:r>
+      <w:r>
+        <w:rPr>
+          <w:lang w:val="en_US" w:bidi="en_US"/>
+        </w:rPr>
+        <w:t>teacher</w:t>
+      </w:r>
+      <w:r>
+        <w:rPr>
+          <w:lang w:val="en_US" w:bidi="en_US"/>
+        </w:rPr>
+        <w:t xml:space="preserve"> in the Master Glossary for more information. If you have already translated this word in another book of the Bible, use the same word that you have used there. Use the same word or phrase throughout the Epistles. Pause this audio here.</w:t>
+      </w:r>
+    </w:p>
+    <w:p>
+      <w:pPr/>
+      <w:r>
+        <w:rPr>
+          <w:lang w:val="en_US" w:bidi="en_US"/>
+        </w:rPr>
+      </w:r>
+      <w:r>
+        <w:rPr>
+          <w:lang w:val="en_US" w:bidi="en_US"/>
+        </w:rPr>
+        <w:t xml:space="preserve">Paul says that he was chosen to preach the good news to </w:t>
+      </w:r>
+      <w:r>
+        <w:rPr>
+          <w:b/>
+          <w:lang w:val="en_US" w:bidi="en_US"/>
+        </w:rPr>
+        <w:t>Gentiles</w:t>
+      </w:r>
+      <w:r>
+        <w:rPr>
+          <w:lang w:val="en_US" w:bidi="en_US"/>
+        </w:rPr>
+        <w:t>. Gentiles are people who are not Jews.</w:t>
       </w:r>
     </w:p>
     <w:p>
@@ -12783,420 +12732,45 @@
           <w:b/>
           <w:lang w:val="en_US" w:bidi="en_US"/>
         </w:rPr>
-        <w:t>mediator</w:t>
-      </w:r>
-      <w:r>
-        <w:rPr>
-          <w:lang w:val="en_US" w:bidi="en_US"/>
-        </w:rPr>
-        <w:t>. If you have already translated this word in another book of the Bible, use the same word that you have used there. Use the same word or phrase throughout the Epistles. Pause this audio here.</w:t>
-      </w:r>
-    </w:p>
-    <w:p>
-      <w:pPr/>
-      <w:r>
-        <w:rPr>
-          <w:lang w:val="en_US" w:bidi="en_US"/>
-        </w:rPr>
-      </w:r>
-      <w:r>
-        <w:rPr>
-          <w:lang w:val="en_US" w:bidi="en_US"/>
-        </w:rPr>
-        <w:t xml:space="preserve">When someone is a slave or a prisoner, another person can buy that person and make the person free. The money that the person pays to free the slave or prisoner is called a </w:t>
+        <w:t>Gentile</w:t>
+      </w:r>
+      <w:r>
+        <w:rPr>
+          <w:lang w:val="en_US" w:bidi="en_US"/>
+        </w:rPr>
+        <w:t xml:space="preserve">. Look up </w:t>
+      </w:r>
+      <w:r>
+        <w:rPr>
+          <w:lang w:val="en_US" w:bidi="en_US"/>
+        </w:rPr>
+        <w:t>Gentile</w:t>
+      </w:r>
+      <w:r>
+        <w:rPr>
+          <w:lang w:val="en_US" w:bidi="en_US"/>
+        </w:rPr>
+        <w:t xml:space="preserve"> in the Master Glossary for more information. If you have already translated this word in another book of the Bible, use the same word that you have used there. Use the same word or phrase throughout the Epistles. Pause this audio here.</w:t>
+      </w:r>
+    </w:p>
+    <w:p>
+      <w:pPr/>
+      <w:r>
+        <w:rPr>
+          <w:lang w:val="en_US" w:bidi="en_US"/>
+        </w:rPr>
+      </w:r>
+      <w:r>
+        <w:rPr>
+          <w:lang w:val="en_US" w:bidi="en_US"/>
+        </w:rPr>
+        <w:t xml:space="preserve">Paul describes the way he preaches the good news to Gentiles as </w:t>
       </w:r>
       <w:r>
         <w:rPr>
           <w:b/>
           <w:lang w:val="en_US" w:bidi="en_US"/>
         </w:rPr>
-        <w:t>ransom</w:t>
-      </w:r>
-      <w:r>
-        <w:rPr>
-          <w:lang w:val="en_US" w:bidi="en_US"/>
-        </w:rPr>
-        <w:t>.</w:t>
-      </w:r>
-    </w:p>
-    <w:p>
-      <w:pPr/>
-      <w:r>
-        <w:rPr>
-          <w:lang w:val="en_US" w:bidi="en_US"/>
-        </w:rPr>
-      </w:r>
-      <w:r>
-        <w:rPr>
-          <w:lang w:val="en_US" w:bidi="en_US"/>
-        </w:rPr>
-        <w:t xml:space="preserve">Stop here and discuss as a group what word or phrase you will use for </w:t>
-      </w:r>
-      <w:r>
-        <w:rPr>
-          <w:b/>
-          <w:lang w:val="en_US" w:bidi="en_US"/>
-        </w:rPr>
-        <w:t>ransom</w:t>
-      </w:r>
-      <w:r>
-        <w:rPr>
-          <w:lang w:val="en_US" w:bidi="en_US"/>
-        </w:rPr>
-        <w:t xml:space="preserve">. Look up </w:t>
-      </w:r>
-      <w:hyperlink r:id="rId48">
-        <w:r>
-          <w:rPr>
-            <w:lang w:val="en_US" w:bidi="en_US"/>
-          </w:rPr>
-          <w:rPr>
-            <w:color w:val="0000EE"/>
-            <w:u w:val="single"/>
-          </w:rPr>
-          <w:t>ransom</w:t>
-        </w:r>
-      </w:hyperlink>
-      <w:r>
-        <w:rPr>
-          <w:lang w:val="en_US" w:bidi="en_US"/>
-        </w:rPr>
-        <w:t xml:space="preserve"> in the Master Glossary for more information. If you have already translated this word in another book of the Bible, use the same word that you have used there. Pause this audio here.</w:t>
-      </w:r>
-    </w:p>
-    <w:p>
-      <w:pPr/>
-      <w:r>
-        <w:rPr>
-          <w:lang w:val="en_US" w:bidi="en_US"/>
-        </w:rPr>
-      </w:r>
-      <w:r>
-        <w:rPr>
-          <w:lang w:val="en_US" w:bidi="en_US"/>
-        </w:rPr>
-        <w:t xml:space="preserve">We have seen the </w:t>
-      </w:r>
-      <w:r>
-        <w:rPr>
-          <w:b/>
-          <w:lang w:val="en_US" w:bidi="en_US"/>
-        </w:rPr>
-        <w:t>testimony</w:t>
-      </w:r>
-      <w:r>
-        <w:rPr>
-          <w:lang w:val="en_US" w:bidi="en_US"/>
-        </w:rPr>
-        <w:t xml:space="preserve"> that Jesus was a ransom for all people. In other words, Paul is saying that we have seen the evidence and we know that the message that Jesus was a ransom for all people is true.</w:t>
-      </w:r>
-    </w:p>
-    <w:p>
-      <w:pPr/>
-      <w:r>
-        <w:rPr>
-          <w:lang w:val="en_US" w:bidi="en_US"/>
-        </w:rPr>
-      </w:r>
-      <w:r>
-        <w:rPr>
-          <w:lang w:val="en_US" w:bidi="en_US"/>
-        </w:rPr>
-        <w:t xml:space="preserve">Stop here and discuss as a group what word or phrase you will use for </w:t>
-      </w:r>
-      <w:r>
-        <w:rPr>
-          <w:b/>
-          <w:lang w:val="en_US" w:bidi="en_US"/>
-        </w:rPr>
-        <w:t>testimony</w:t>
-      </w:r>
-      <w:r>
-        <w:rPr>
-          <w:lang w:val="en_US" w:bidi="en_US"/>
-        </w:rPr>
-        <w:t xml:space="preserve">. See the Master Glossary for more information about </w:t>
-      </w:r>
-      <w:hyperlink r:id="rId49">
-        <w:r>
-          <w:rPr>
-            <w:lang w:val="en_US" w:bidi="en_US"/>
-          </w:rPr>
-          <w:rPr>
-            <w:color w:val="0000EE"/>
-            <w:u w:val="single"/>
-          </w:rPr>
-          <w:t>testimony</w:t>
-        </w:r>
-      </w:hyperlink>
-      <w:r>
-        <w:rPr>
-          <w:lang w:val="en_US" w:bidi="en_US"/>
-        </w:rPr>
-        <w:t>. If you have already translated this word in another book of the Bible, use the same word that you have used there. Use the same word or phrase throughout the Epistles. Pause this audio here.</w:t>
-      </w:r>
-    </w:p>
-    <w:p>
-      <w:pPr/>
-      <w:r>
-        <w:rPr>
-          <w:lang w:val="en_US" w:bidi="en_US"/>
-        </w:rPr>
-      </w:r>
-      <w:r>
-        <w:rPr>
-          <w:lang w:val="en_US" w:bidi="en_US"/>
-        </w:rPr>
-        <w:t xml:space="preserve">Paul describes himself as a </w:t>
-      </w:r>
-      <w:r>
-        <w:rPr>
-          <w:b/>
-          <w:lang w:val="en_US" w:bidi="en_US"/>
-        </w:rPr>
-        <w:t>preacher</w:t>
-      </w:r>
-      <w:r>
-        <w:rPr>
-          <w:lang w:val="en_US" w:bidi="en_US"/>
-        </w:rPr>
-        <w:t>. A preacher is someone who announces the good news to other people.</w:t>
-      </w:r>
-    </w:p>
-    <w:p>
-      <w:pPr/>
-      <w:r>
-        <w:rPr>
-          <w:lang w:val="en_US" w:bidi="en_US"/>
-        </w:rPr>
-      </w:r>
-      <w:r>
-        <w:rPr>
-          <w:lang w:val="en_US" w:bidi="en_US"/>
-        </w:rPr>
-        <w:t xml:space="preserve">Stop here and discuss as a group what word or phrase you will use for </w:t>
-      </w:r>
-      <w:r>
-        <w:rPr>
-          <w:b/>
-          <w:lang w:val="en_US" w:bidi="en_US"/>
-        </w:rPr>
-        <w:t>preacher</w:t>
-      </w:r>
-      <w:r>
-        <w:rPr>
-          <w:lang w:val="en_US" w:bidi="en_US"/>
-        </w:rPr>
-        <w:t>. If you have already translated this word in another book of the Bible, use the same word that you have used there. Use the same word or phrase throughout the Epistles. Pause this audio here.</w:t>
-      </w:r>
-    </w:p>
-    <w:p>
-      <w:pPr/>
-      <w:r>
-        <w:rPr>
-          <w:lang w:val="en_US" w:bidi="en_US"/>
-        </w:rPr>
-      </w:r>
-      <w:r>
-        <w:rPr>
-          <w:lang w:val="en_US" w:bidi="en_US"/>
-        </w:rPr>
-        <w:t xml:space="preserve">Paul also describes himself as an </w:t>
-      </w:r>
-      <w:r>
-        <w:rPr>
-          <w:b/>
-          <w:lang w:val="en_US" w:bidi="en_US"/>
-        </w:rPr>
-        <w:t>apostle</w:t>
-      </w:r>
-      <w:r>
-        <w:rPr>
-          <w:lang w:val="en_US" w:bidi="en_US"/>
-        </w:rPr>
-        <w:t xml:space="preserve">. For more information on </w:t>
-      </w:r>
-      <w:hyperlink r:id="rId14">
-        <w:r>
-          <w:rPr>
-            <w:lang w:val="en_US" w:bidi="en_US"/>
-          </w:rPr>
-          <w:rPr>
-            <w:color w:val="0000EE"/>
-            <w:u w:val="single"/>
-          </w:rPr>
-          <w:t>apostle</w:t>
-        </w:r>
-      </w:hyperlink>
-      <w:r>
-        <w:rPr>
-          <w:lang w:val="en_US" w:bidi="en_US"/>
-        </w:rPr>
-        <w:t>, refer to the Master Glossary. Use the same word or phrase for apostle as you used in previous passages.</w:t>
-      </w:r>
-    </w:p>
-    <w:p>
-      <w:pPr/>
-      <w:r>
-        <w:rPr>
-          <w:lang w:val="en_US" w:bidi="en_US"/>
-        </w:rPr>
-      </w:r>
-      <w:r>
-        <w:rPr>
-          <w:lang w:val="en_US" w:bidi="en_US"/>
-        </w:rPr>
-        <w:t xml:space="preserve">Paul also describes himself as a </w:t>
-      </w:r>
-      <w:r>
-        <w:rPr>
-          <w:b/>
-          <w:lang w:val="en_US" w:bidi="en_US"/>
-        </w:rPr>
-        <w:t>teacher</w:t>
-      </w:r>
-      <w:r>
-        <w:rPr>
-          <w:lang w:val="en_US" w:bidi="en_US"/>
-        </w:rPr>
-        <w:t>. This is a more general term than preacher. A teacher is anyone who teaches another person about anything.</w:t>
-      </w:r>
-    </w:p>
-    <w:p>
-      <w:pPr/>
-      <w:r>
-        <w:rPr>
-          <w:lang w:val="en_US" w:bidi="en_US"/>
-        </w:rPr>
-      </w:r>
-      <w:r>
-        <w:rPr>
-          <w:lang w:val="en_US" w:bidi="en_US"/>
-        </w:rPr>
-        <w:t xml:space="preserve">Stop here and discuss as a group what word or phrase you will use for </w:t>
-      </w:r>
-      <w:r>
-        <w:rPr>
-          <w:b/>
-          <w:lang w:val="en_US" w:bidi="en_US"/>
-        </w:rPr>
-        <w:t>teacher</w:t>
-      </w:r>
-      <w:r>
-        <w:rPr>
-          <w:lang w:val="en_US" w:bidi="en_US"/>
-        </w:rPr>
-        <w:t xml:space="preserve">. Look up </w:t>
-      </w:r>
-      <w:hyperlink r:id="rId50">
-        <w:r>
-          <w:rPr>
-            <w:lang w:val="en_US" w:bidi="en_US"/>
-          </w:rPr>
-          <w:rPr>
-            <w:color w:val="0000EE"/>
-            <w:u w:val="single"/>
-          </w:rPr>
-          <w:t>teacher</w:t>
-        </w:r>
-      </w:hyperlink>
-      <w:r>
-        <w:rPr>
-          <w:lang w:val="en_US" w:bidi="en_US"/>
-        </w:rPr>
-        <w:t xml:space="preserve"> in the Master Glossary for more information. If you have already translated this word in another book of the Bible, use the same word that you have used there. Use the same word or phrase throughout the Epistles. Pause this audio here.</w:t>
-      </w:r>
-    </w:p>
-    <w:p>
-      <w:pPr/>
-      <w:r>
-        <w:rPr>
-          <w:lang w:val="en_US" w:bidi="en_US"/>
-        </w:rPr>
-      </w:r>
-      <w:r>
-        <w:rPr>
-          <w:lang w:val="en_US" w:bidi="en_US"/>
-        </w:rPr>
-        <w:t xml:space="preserve">Paul says that he was chosen to preach the good news to </w:t>
-      </w:r>
-      <w:r>
-        <w:rPr>
-          <w:b/>
-          <w:lang w:val="en_US" w:bidi="en_US"/>
-        </w:rPr>
-        <w:t>Gentiles</w:t>
-      </w:r>
-      <w:r>
-        <w:rPr>
-          <w:lang w:val="en_US" w:bidi="en_US"/>
-        </w:rPr>
-        <w:t>. Gentiles are people who are not Jews.</w:t>
-      </w:r>
-    </w:p>
-    <w:p>
-      <w:pPr/>
-      <w:r>
-        <w:rPr>
-          <w:lang w:val="en_US" w:bidi="en_US"/>
-        </w:rPr>
-      </w:r>
-      <w:r>
-        <w:rPr>
-          <w:lang w:val="en_US" w:bidi="en_US"/>
-        </w:rPr>
-        <w:t xml:space="preserve">Stop here and discuss as a group what word or phrase you will use for </w:t>
-      </w:r>
-      <w:r>
-        <w:rPr>
-          <w:b/>
-          <w:lang w:val="en_US" w:bidi="en_US"/>
-        </w:rPr>
-        <w:t>Gentile</w:t>
-      </w:r>
-      <w:r>
-        <w:rPr>
-          <w:lang w:val="en_US" w:bidi="en_US"/>
-        </w:rPr>
-        <w:t xml:space="preserve">. Look up </w:t>
-      </w:r>
-      <w:hyperlink r:id="rId51">
-        <w:r>
-          <w:rPr>
-            <w:lang w:val="en_US" w:bidi="en_US"/>
-          </w:rPr>
-          <w:rPr>
-            <w:color w:val="0000EE"/>
-            <w:u w:val="single"/>
-          </w:rPr>
-          <w:t>Gentile</w:t>
-        </w:r>
-      </w:hyperlink>
-      <w:r>
-        <w:rPr>
-          <w:lang w:val="en_US" w:bidi="en_US"/>
-        </w:rPr>
-        <w:t xml:space="preserve"> in the Master Glossary for more information. If you have already translated this word in another book of the Bible, use the same word that you have used there. Use the same word or phrase throughout the Epistles. Pause this audio here.</w:t>
-      </w:r>
-    </w:p>
-    <w:p>
-      <w:pPr/>
-      <w:r>
-        <w:rPr>
-          <w:lang w:val="en_US" w:bidi="en_US"/>
-        </w:rPr>
-      </w:r>
-      <w:r>
-        <w:rPr>
-          <w:lang w:val="en_US" w:bidi="en_US"/>
-        </w:rPr>
-        <w:t xml:space="preserve">Paul describes the way he preaches the good news to Gentiles as </w:t>
-      </w:r>
-      <w:r>
-        <w:rPr>
-          <w:b/>
-          <w:lang w:val="en_US" w:bidi="en_US"/>
-        </w:rPr>
         <w:t>faithful</w:t>
       </w:r>
       <w:r>
@@ -13219,18 +12793,12 @@
         </w:rPr>
         <w:t xml:space="preserve">Stop here and discuss as a group what words or phrases you will use for how Paul is a "faithful and true teacher" or how Paul teaches the "message of faith and truth." If you decide to use faith and truth, look up </w:t>
       </w:r>
-      <w:hyperlink r:id="rId18">
-        <w:r>
-          <w:rPr>
-            <w:lang w:val="en_US" w:bidi="en_US"/>
-          </w:rPr>
-          <w:rPr>
-            <w:color w:val="0000EE"/>
-            <w:u w:val="single"/>
-          </w:rPr>
-          <w:t>faith</w:t>
-        </w:r>
-      </w:hyperlink>
+      <w:r>
+        <w:rPr>
+          <w:lang w:val="en_US" w:bidi="en_US"/>
+        </w:rPr>
+        <w:t>faith</w:t>
+      </w:r>
       <w:r>
         <w:rPr>
           <w:lang w:val="en_US" w:bidi="en_US"/>
@@ -14968,18 +14536,12 @@
         </w:rPr>
         <w:t xml:space="preserve"> and lift up holy, or pure, hands. Use the same word for pray that you used in previous passages. Look up </w:t>
       </w:r>
-      <w:hyperlink r:id="rId47">
-        <w:r>
-          <w:rPr>
-            <w:lang w:val="en_US" w:bidi="en_US"/>
-          </w:rPr>
-          <w:rPr>
-            <w:color w:val="0000EE"/>
-            <w:u w:val="single"/>
-          </w:rPr>
-          <w:t>pray</w:t>
-        </w:r>
-      </w:hyperlink>
+      <w:r>
+        <w:rPr>
+          <w:lang w:val="en_US" w:bidi="en_US"/>
+        </w:rPr>
+        <w:t>pray</w:t>
+      </w:r>
       <w:r>
         <w:rPr>
           <w:lang w:val="en_US" w:bidi="en_US"/>
@@ -15133,20 +14695,175 @@
         <w:rPr>
           <w:lang w:val="en_US" w:bidi="en_US"/>
         </w:rPr>
-        <w:t xml:space="preserve">. For more information, look up </w:t>
-      </w:r>
-      <w:hyperlink r:id="rId31">
-        <w:r>
-          <w:rPr>
-            <w:lang w:val="en_US" w:bidi="en_US"/>
-          </w:rPr>
-          <w:rPr>
-            <w:color w:val="0000EE"/>
-            <w:u w:val="single"/>
-          </w:rPr>
-          <w:t>godly</w:t>
-        </w:r>
-      </w:hyperlink>
+        <w:t>. For more information, look up godly in the Master Glossary. Pause the audio here.</w:t>
+      </w:r>
+    </w:p>
+    <w:p>
+      <w:pPr/>
+      <w:r>
+        <w:rPr>
+          <w:lang w:val="en_US" w:bidi="en_US"/>
+        </w:rPr>
+      </w:r>
+      <w:r>
+        <w:rPr>
+          <w:lang w:val="en_US" w:bidi="en_US"/>
+        </w:rPr>
+        <w:t xml:space="preserve">Paul tells women to learn in </w:t>
+      </w:r>
+      <w:r>
+        <w:rPr>
+          <w:b/>
+          <w:lang w:val="en_US" w:bidi="en_US"/>
+        </w:rPr>
+        <w:t>quietness</w:t>
+      </w:r>
+      <w:r>
+        <w:rPr>
+          <w:lang w:val="en_US" w:bidi="en_US"/>
+        </w:rPr>
+        <w:t xml:space="preserve"> and submission. Quietness does not mean that a woman does not talk at all while she learns. Instead, quietness means to act in a way that is not disruptive or distracting. Someone who is quiet is calm or peaceful. Use the same word or phrase for quiet or quietness as you used in the previous passage.</w:t>
+      </w:r>
+    </w:p>
+    <w:p>
+      <w:pPr/>
+      <w:r>
+        <w:rPr>
+          <w:lang w:val="en_US" w:bidi="en_US"/>
+        </w:rPr>
+      </w:r>
+      <w:r>
+        <w:rPr>
+          <w:lang w:val="en_US" w:bidi="en_US"/>
+        </w:rPr>
+        <w:t xml:space="preserve">When someone learns in </w:t>
+      </w:r>
+      <w:r>
+        <w:rPr>
+          <w:b/>
+          <w:lang w:val="en_US" w:bidi="en_US"/>
+        </w:rPr>
+        <w:t>submission</w:t>
+      </w:r>
+      <w:r>
+        <w:rPr>
+          <w:lang w:val="en_US" w:bidi="en_US"/>
+        </w:rPr>
+        <w:t>, or when someone submits, that person is willing to obey and respect the people who have authority over that person.</w:t>
+      </w:r>
+    </w:p>
+    <w:p>
+      <w:pPr/>
+      <w:r>
+        <w:rPr>
+          <w:lang w:val="en_US" w:bidi="en_US"/>
+        </w:rPr>
+      </w:r>
+      <w:r>
+        <w:rPr>
+          <w:lang w:val="en_US" w:bidi="en_US"/>
+        </w:rPr>
+        <w:t xml:space="preserve">Stop here and discuss as a group what word or phrase you will use for </w:t>
+      </w:r>
+      <w:r>
+        <w:rPr>
+          <w:b/>
+          <w:lang w:val="en_US" w:bidi="en_US"/>
+        </w:rPr>
+        <w:t>submissiveness</w:t>
+      </w:r>
+      <w:r>
+        <w:rPr>
+          <w:lang w:val="en_US" w:bidi="en_US"/>
+        </w:rPr>
+        <w:t>. Pause the audio here.</w:t>
+      </w:r>
+    </w:p>
+    <w:p>
+      <w:pPr/>
+      <w:r>
+        <w:rPr>
+          <w:lang w:val="en_US" w:bidi="en_US"/>
+        </w:rPr>
+      </w:r>
+      <w:r>
+        <w:rPr>
+          <w:lang w:val="en_US" w:bidi="en_US"/>
+        </w:rPr>
+        <w:t xml:space="preserve">Paul says that Eve was deceived and became a </w:t>
+      </w:r>
+      <w:r>
+        <w:rPr>
+          <w:b/>
+          <w:lang w:val="en_US" w:bidi="en_US"/>
+        </w:rPr>
+        <w:t>transgressor</w:t>
+      </w:r>
+      <w:r>
+        <w:rPr>
+          <w:lang w:val="en_US" w:bidi="en_US"/>
+        </w:rPr>
+        <w:t xml:space="preserve">. Transgressor is almost the same as </w:t>
+      </w:r>
+      <w:r>
+        <w:rPr>
+          <w:b/>
+          <w:lang w:val="en_US" w:bidi="en_US"/>
+        </w:rPr>
+        <w:t>sinner</w:t>
+      </w:r>
+      <w:r>
+        <w:rPr>
+          <w:lang w:val="en_US" w:bidi="en_US"/>
+        </w:rPr>
+        <w:t>. To transgress something is to disobey a specific rule. So when Paul says that Eve became a transgressor, Paul means that Eve disobeyed a specific rule God gave not to eat the fruit.</w:t>
+      </w:r>
+    </w:p>
+    <w:p>
+      <w:pPr/>
+      <w:r>
+        <w:rPr>
+          <w:lang w:val="en_US" w:bidi="en_US"/>
+        </w:rPr>
+      </w:r>
+      <w:r>
+        <w:rPr>
+          <w:lang w:val="en_US" w:bidi="en_US"/>
+        </w:rPr>
+        <w:t xml:space="preserve">Stop here and discuss as a group what word or phrase you will use for </w:t>
+      </w:r>
+      <w:r>
+        <w:rPr>
+          <w:b/>
+          <w:lang w:val="en_US" w:bidi="en_US"/>
+        </w:rPr>
+        <w:t>sinner</w:t>
+      </w:r>
+      <w:r>
+        <w:rPr>
+          <w:lang w:val="en_US" w:bidi="en_US"/>
+        </w:rPr>
+        <w:t xml:space="preserve"> or </w:t>
+      </w:r>
+      <w:r>
+        <w:rPr>
+          <w:b/>
+          <w:lang w:val="en_US" w:bidi="en_US"/>
+        </w:rPr>
+        <w:t>transgressor</w:t>
+      </w:r>
+      <w:r>
+        <w:rPr>
+          <w:lang w:val="en_US" w:bidi="en_US"/>
+        </w:rPr>
+        <w:t xml:space="preserve">. You may use the same word for sinner as you used in previous passages. For more information, look up </w:t>
+      </w:r>
+      <w:r>
+        <w:rPr>
+          <w:lang w:val="en_US" w:bidi="en_US"/>
+        </w:rPr>
+        <w:t>sin</w:t>
+      </w:r>
       <w:r>
         <w:rPr>
           <w:lang w:val="en_US" w:bidi="en_US"/>
@@ -15165,350 +14882,159 @@
         <w:rPr>
           <w:lang w:val="en_US" w:bidi="en_US"/>
         </w:rPr>
-        <w:t xml:space="preserve">Paul tells women to learn in </w:t>
+        <w:t xml:space="preserve">Paul says that God will </w:t>
       </w:r>
       <w:r>
         <w:rPr>
           <w:b/>
           <w:lang w:val="en_US" w:bidi="en_US"/>
         </w:rPr>
-        <w:t>quietness</w:t>
-      </w:r>
-      <w:r>
-        <w:rPr>
-          <w:lang w:val="en_US" w:bidi="en_US"/>
-        </w:rPr>
-        <w:t xml:space="preserve"> and submission. Quietness does not mean that a woman does not talk at all while she learns. Instead, quietness means to act in a way that is not disruptive or distracting. Someone who is quiet is calm or peaceful. Use the same word or phrase for quiet or quietness as you used in the previous passage.</w:t>
-      </w:r>
-    </w:p>
-    <w:p>
-      <w:pPr/>
-      <w:r>
-        <w:rPr>
-          <w:lang w:val="en_US" w:bidi="en_US"/>
-        </w:rPr>
-      </w:r>
-      <w:r>
-        <w:rPr>
-          <w:lang w:val="en_US" w:bidi="en_US"/>
-        </w:rPr>
-        <w:t xml:space="preserve">When someone learns in </w:t>
+        <w:t>save</w:t>
+      </w:r>
+      <w:r>
+        <w:rPr>
+          <w:lang w:val="en_US" w:bidi="en_US"/>
+        </w:rPr>
+        <w:t xml:space="preserve"> women through how women give birth to a child. Here save can mean a couple of different things. One way is to think that Paul means God will save a woman spiritually. Save could also mean to protect someone physically.</w:t>
+      </w:r>
+    </w:p>
+    <w:p>
+      <w:pPr/>
+      <w:r>
+        <w:rPr>
+          <w:lang w:val="en_US" w:bidi="en_US"/>
+        </w:rPr>
+      </w:r>
+      <w:r>
+        <w:rPr>
+          <w:lang w:val="en_US" w:bidi="en_US"/>
+        </w:rPr>
+        <w:t xml:space="preserve">Stop here and discuss as a group what word or phrase you will use for </w:t>
       </w:r>
       <w:r>
         <w:rPr>
           <w:b/>
           <w:lang w:val="en_US" w:bidi="en_US"/>
         </w:rPr>
-        <w:t>submission</w:t>
-      </w:r>
-      <w:r>
-        <w:rPr>
-          <w:lang w:val="en_US" w:bidi="en_US"/>
-        </w:rPr>
-        <w:t>, or when someone submits, that person is willing to obey and respect the people who have authority over that person.</w:t>
-      </w:r>
-    </w:p>
-    <w:p>
-      <w:pPr/>
-      <w:r>
-        <w:rPr>
-          <w:lang w:val="en_US" w:bidi="en_US"/>
-        </w:rPr>
-      </w:r>
-      <w:r>
-        <w:rPr>
-          <w:lang w:val="en_US" w:bidi="en_US"/>
-        </w:rPr>
-        <w:t xml:space="preserve">Stop here and discuss as a group what word or phrase you will use for </w:t>
+        <w:t>save</w:t>
+      </w:r>
+      <w:r>
+        <w:rPr>
+          <w:lang w:val="en_US" w:bidi="en_US"/>
+        </w:rPr>
+        <w:t xml:space="preserve">. For more information on saved, please listen to </w:t>
+      </w:r>
+      <w:r>
+        <w:rPr>
+          <w:lang w:val="en_US" w:bidi="en_US"/>
+        </w:rPr>
+        <w:t>salvation</w:t>
+      </w:r>
+      <w:r>
+        <w:rPr>
+          <w:lang w:val="en_US" w:bidi="en_US"/>
+        </w:rPr>
+        <w:t xml:space="preserve"> in the Master Glossary. Do you have a word that you could use for either being saved spiritually or being physically protected? If you do, discuss whether or not that could fit here. Pause the recording here.</w:t>
+      </w:r>
+    </w:p>
+    <w:p>
+      <w:pPr/>
+      <w:r>
+        <w:rPr>
+          <w:lang w:val="en_US" w:bidi="en_US"/>
+        </w:rPr>
+      </w:r>
+      <w:r>
+        <w:rPr>
+          <w:lang w:val="en_US" w:bidi="en_US"/>
+        </w:rPr>
+        <w:t>Paul says that these women are saved if they continue in faith, love, and holiness.</w:t>
+      </w:r>
+    </w:p>
+    <w:p>
+      <w:pPr/>
+      <w:r>
+        <w:rPr>
+          <w:lang w:val="en_US" w:bidi="en_US"/>
+        </w:rPr>
+      </w:r>
+      <w:r>
+        <w:rPr>
+          <w:lang w:val="en_US" w:bidi="en_US"/>
+        </w:rPr>
+        <w:t xml:space="preserve">When someone continues in </w:t>
       </w:r>
       <w:r>
         <w:rPr>
           <w:b/>
           <w:lang w:val="en_US" w:bidi="en_US"/>
         </w:rPr>
-        <w:t>submissiveness</w:t>
-      </w:r>
-      <w:r>
-        <w:rPr>
-          <w:lang w:val="en_US" w:bidi="en_US"/>
-        </w:rPr>
-        <w:t>. Pause the audio here.</w:t>
-      </w:r>
-    </w:p>
-    <w:p>
-      <w:pPr/>
-      <w:r>
-        <w:rPr>
-          <w:lang w:val="en_US" w:bidi="en_US"/>
-        </w:rPr>
-      </w:r>
-      <w:r>
-        <w:rPr>
-          <w:lang w:val="en_US" w:bidi="en_US"/>
-        </w:rPr>
-        <w:t xml:space="preserve">Paul says that Eve was deceived and became a </w:t>
+        <w:t>faith</w:t>
+      </w:r>
+      <w:r>
+        <w:rPr>
+          <w:lang w:val="en_US" w:bidi="en_US"/>
+        </w:rPr>
+        <w:t xml:space="preserve">, that person continues to live believing in what God has said and done, believing in Jesus. Use the same word or phrase for faith as you used in previous passages. For more information on </w:t>
+      </w:r>
+      <w:r>
+        <w:rPr>
+          <w:lang w:val="en_US" w:bidi="en_US"/>
+        </w:rPr>
+        <w:t>faith</w:t>
+      </w:r>
+      <w:r>
+        <w:rPr>
+          <w:lang w:val="en_US" w:bidi="en_US"/>
+        </w:rPr>
+        <w:t>, refer to the Master Glossary.</w:t>
+      </w:r>
+    </w:p>
+    <w:p>
+      <w:pPr/>
+      <w:r>
+        <w:rPr>
+          <w:lang w:val="en_US" w:bidi="en_US"/>
+        </w:rPr>
+      </w:r>
+      <w:r>
+        <w:rPr>
+          <w:lang w:val="en_US" w:bidi="en_US"/>
+        </w:rPr>
+        <w:t xml:space="preserve">When someone continues in </w:t>
       </w:r>
       <w:r>
         <w:rPr>
           <w:b/>
           <w:lang w:val="en_US" w:bidi="en_US"/>
         </w:rPr>
-        <w:t>transgressor</w:t>
-      </w:r>
-      <w:r>
-        <w:rPr>
-          <w:lang w:val="en_US" w:bidi="en_US"/>
-        </w:rPr>
-        <w:t xml:space="preserve">. Transgressor is almost the same as </w:t>
+        <w:t>love</w:t>
+      </w:r>
+      <w:r>
+        <w:rPr>
+          <w:lang w:val="en_US" w:bidi="en_US"/>
+        </w:rPr>
+        <w:t>, that person continues to love God and love people. Use the same word or phrase for love as you used in previous passages.</w:t>
+      </w:r>
+    </w:p>
+    <w:p>
+      <w:pPr/>
+      <w:r>
+        <w:rPr>
+          <w:lang w:val="en_US" w:bidi="en_US"/>
+        </w:rPr>
+      </w:r>
+      <w:r>
+        <w:rPr>
+          <w:lang w:val="en_US" w:bidi="en_US"/>
+        </w:rPr>
+        <w:t xml:space="preserve">When someone continues in </w:t>
       </w:r>
       <w:r>
         <w:rPr>
           <w:b/>
           <w:lang w:val="en_US" w:bidi="en_US"/>
         </w:rPr>
-        <w:t>sinner</w:t>
-      </w:r>
-      <w:r>
-        <w:rPr>
-          <w:lang w:val="en_US" w:bidi="en_US"/>
-        </w:rPr>
-        <w:t>. To transgress something is to disobey a specific rule. So when Paul says that Eve became a transgressor, Paul means that Eve disobeyed a specific rule God gave not to eat the fruit.</w:t>
-      </w:r>
-    </w:p>
-    <w:p>
-      <w:pPr/>
-      <w:r>
-        <w:rPr>
-          <w:lang w:val="en_US" w:bidi="en_US"/>
-        </w:rPr>
-      </w:r>
-      <w:r>
-        <w:rPr>
-          <w:lang w:val="en_US" w:bidi="en_US"/>
-        </w:rPr>
-        <w:t xml:space="preserve">Stop here and discuss as a group what word or phrase you will use for </w:t>
-      </w:r>
-      <w:r>
-        <w:rPr>
-          <w:b/>
-          <w:lang w:val="en_US" w:bidi="en_US"/>
-        </w:rPr>
-        <w:t>sinner</w:t>
-      </w:r>
-      <w:r>
-        <w:rPr>
-          <w:lang w:val="en_US" w:bidi="en_US"/>
-        </w:rPr>
-        <w:t xml:space="preserve"> or </w:t>
-      </w:r>
-      <w:r>
-        <w:rPr>
-          <w:b/>
-          <w:lang w:val="en_US" w:bidi="en_US"/>
-        </w:rPr>
-        <w:t>transgressor</w:t>
-      </w:r>
-      <w:r>
-        <w:rPr>
-          <w:lang w:val="en_US" w:bidi="en_US"/>
-        </w:rPr>
-        <w:t xml:space="preserve">. You may use the same word for sinner as you used in previous passages. For more information, look up </w:t>
-      </w:r>
-      <w:hyperlink r:id="rId30">
-        <w:r>
-          <w:rPr>
-            <w:lang w:val="en_US" w:bidi="en_US"/>
-          </w:rPr>
-          <w:rPr>
-            <w:color w:val="0000EE"/>
-            <w:u w:val="single"/>
-          </w:rPr>
-          <w:t>sin</w:t>
-        </w:r>
-      </w:hyperlink>
-      <w:r>
-        <w:rPr>
-          <w:lang w:val="en_US" w:bidi="en_US"/>
-        </w:rPr>
-        <w:t xml:space="preserve"> in the Master Glossary. Pause the audio here.</w:t>
-      </w:r>
-    </w:p>
-    <w:p>
-      <w:pPr/>
-      <w:r>
-        <w:rPr>
-          <w:lang w:val="en_US" w:bidi="en_US"/>
-        </w:rPr>
-      </w:r>
-      <w:r>
-        <w:rPr>
-          <w:lang w:val="en_US" w:bidi="en_US"/>
-        </w:rPr>
-        <w:t xml:space="preserve">Paul says that God will </w:t>
-      </w:r>
-      <w:r>
-        <w:rPr>
-          <w:b/>
-          <w:lang w:val="en_US" w:bidi="en_US"/>
-        </w:rPr>
-        <w:t>save</w:t>
-      </w:r>
-      <w:r>
-        <w:rPr>
-          <w:lang w:val="en_US" w:bidi="en_US"/>
-        </w:rPr>
-        <w:t xml:space="preserve"> women through how women give birth to a child. Here save can mean a couple of different things. One way is to think that Paul means God will save a woman spiritually. Save could also mean to protect someone physically.</w:t>
-      </w:r>
-    </w:p>
-    <w:p>
-      <w:pPr/>
-      <w:r>
-        <w:rPr>
-          <w:lang w:val="en_US" w:bidi="en_US"/>
-        </w:rPr>
-      </w:r>
-      <w:r>
-        <w:rPr>
-          <w:lang w:val="en_US" w:bidi="en_US"/>
-        </w:rPr>
-        <w:t xml:space="preserve">Stop here and discuss as a group what word or phrase you will use for </w:t>
-      </w:r>
-      <w:r>
-        <w:rPr>
-          <w:b/>
-          <w:lang w:val="en_US" w:bidi="en_US"/>
-        </w:rPr>
-        <w:t>save</w:t>
-      </w:r>
-      <w:r>
-        <w:rPr>
-          <w:lang w:val="en_US" w:bidi="en_US"/>
-        </w:rPr>
-        <w:t xml:space="preserve">. For more information on saved, please listen to </w:t>
-      </w:r>
-      <w:hyperlink r:id="rId40">
-        <w:r>
-          <w:rPr>
-            <w:lang w:val="en_US" w:bidi="en_US"/>
-          </w:rPr>
-          <w:rPr>
-            <w:color w:val="0000EE"/>
-            <w:u w:val="single"/>
-          </w:rPr>
-          <w:t>salvation</w:t>
-        </w:r>
-      </w:hyperlink>
-      <w:r>
-        <w:rPr>
-          <w:lang w:val="en_US" w:bidi="en_US"/>
-        </w:rPr>
-        <w:t xml:space="preserve"> in the Master Glossary. Do you have a word that you could use for either being saved spiritually or being physically protected? If you do, discuss whether or not that could fit here. Pause the recording here.</w:t>
-      </w:r>
-    </w:p>
-    <w:p>
-      <w:pPr/>
-      <w:r>
-        <w:rPr>
-          <w:lang w:val="en_US" w:bidi="en_US"/>
-        </w:rPr>
-      </w:r>
-      <w:r>
-        <w:rPr>
-          <w:lang w:val="en_US" w:bidi="en_US"/>
-        </w:rPr>
-        <w:t>Paul says that these women are saved if they continue in faith, love, and holiness.</w:t>
-      </w:r>
-    </w:p>
-    <w:p>
-      <w:pPr/>
-      <w:r>
-        <w:rPr>
-          <w:lang w:val="en_US" w:bidi="en_US"/>
-        </w:rPr>
-      </w:r>
-      <w:r>
-        <w:rPr>
-          <w:lang w:val="en_US" w:bidi="en_US"/>
-        </w:rPr>
-        <w:t xml:space="preserve">When someone continues in </w:t>
-      </w:r>
-      <w:r>
-        <w:rPr>
-          <w:b/>
-          <w:lang w:val="en_US" w:bidi="en_US"/>
-        </w:rPr>
-        <w:t>faith</w:t>
-      </w:r>
-      <w:r>
-        <w:rPr>
-          <w:lang w:val="en_US" w:bidi="en_US"/>
-        </w:rPr>
-        <w:t xml:space="preserve">, that person continues to live believing in what God has said and done, believing in Jesus. Use the same word or phrase for faith as you used in previous passages. For more information on </w:t>
-      </w:r>
-      <w:hyperlink r:id="rId18">
-        <w:r>
-          <w:rPr>
-            <w:lang w:val="en_US" w:bidi="en_US"/>
-          </w:rPr>
-          <w:rPr>
-            <w:color w:val="0000EE"/>
-            <w:u w:val="single"/>
-          </w:rPr>
-          <w:t>faith</w:t>
-        </w:r>
-      </w:hyperlink>
-      <w:r>
-        <w:rPr>
-          <w:lang w:val="en_US" w:bidi="en_US"/>
-        </w:rPr>
-        <w:t>, refer to the Master Glossary.</w:t>
-      </w:r>
-    </w:p>
-    <w:p>
-      <w:pPr/>
-      <w:r>
-        <w:rPr>
-          <w:lang w:val="en_US" w:bidi="en_US"/>
-        </w:rPr>
-      </w:r>
-      <w:r>
-        <w:rPr>
-          <w:lang w:val="en_US" w:bidi="en_US"/>
-        </w:rPr>
-        <w:t xml:space="preserve">When someone continues in </w:t>
-      </w:r>
-      <w:r>
-        <w:rPr>
-          <w:b/>
-          <w:lang w:val="en_US" w:bidi="en_US"/>
-        </w:rPr>
-        <w:t>love</w:t>
-      </w:r>
-      <w:r>
-        <w:rPr>
-          <w:lang w:val="en_US" w:bidi="en_US"/>
-        </w:rPr>
-        <w:t>, that person continues to love God and love people. Use the same word or phrase for love as you used in previous passages.</w:t>
-      </w:r>
-    </w:p>
-    <w:p>
-      <w:pPr/>
-      <w:r>
-        <w:rPr>
-          <w:lang w:val="en_US" w:bidi="en_US"/>
-        </w:rPr>
-      </w:r>
-      <w:r>
-        <w:rPr>
-          <w:lang w:val="en_US" w:bidi="en_US"/>
-        </w:rPr>
-        <w:t xml:space="preserve">When someone continues in </w:t>
-      </w:r>
-      <w:r>
-        <w:rPr>
-          <w:b/>
-          <w:lang w:val="en_US" w:bidi="en_US"/>
-        </w:rPr>
         <w:t>holiness</w:t>
       </w:r>
       <w:r>
@@ -15531,18 +15057,12 @@
         </w:rPr>
         <w:t xml:space="preserve">Stop here and discuss as a group what word or phrase you will use for holiness. For more information about what it means to be holy, please listen to </w:t>
       </w:r>
-      <w:hyperlink r:id="rId52">
-        <w:r>
-          <w:rPr>
-            <w:lang w:val="en_US" w:bidi="en_US"/>
-          </w:rPr>
-          <w:rPr>
-            <w:color w:val="0000EE"/>
-            <w:u w:val="single"/>
-          </w:rPr>
-          <w:t>holy</w:t>
-        </w:r>
-      </w:hyperlink>
+      <w:r>
+        <w:rPr>
+          <w:lang w:val="en_US" w:bidi="en_US"/>
+        </w:rPr>
+        <w:t>holy</w:t>
+      </w:r>
       <w:r>
         <w:rPr>
           <w:lang w:val="en_US" w:bidi="en_US"/>
@@ -16297,25 +15817,7 @@
         <w:rPr>
           <w:lang w:val="en_US" w:bidi="en_US"/>
         </w:rPr>
-        <w:t xml:space="preserve">Stop here and look at a picture of an </w:t>
-      </w:r>
-      <w:hyperlink r:id="rId53">
-        <w:r>
-          <w:rPr>
-            <w:lang w:val="en_US" w:bidi="en_US"/>
-          </w:rPr>
-          <w:rPr>
-            <w:color w:val="0000EE"/>
-            <w:u w:val="single"/>
-          </w:rPr>
-          <w:t>animal snare</w:t>
-        </w:r>
-      </w:hyperlink>
-      <w:r>
-        <w:rPr>
-          <w:lang w:val="en_US" w:bidi="en_US"/>
-        </w:rPr>
-        <w:t xml:space="preserve"> as a group.</w:t>
+        <w:t>Stop here and look at a picture of an animal snare as a group.</w:t>
       </w:r>
       <w:r>
         <w:rPr>
@@ -17833,258 +17335,320 @@
         <w:rPr>
           <w:lang w:val="en_US" w:bidi="en_US"/>
         </w:rPr>
+        <w:t>. Look up overseer in the Master Glossary for more information. If you have already translated this word in Acts and Titus, use the same word that you have used there. Pause this audio here.</w:t>
+      </w:r>
+    </w:p>
+    <w:p>
+      <w:pPr/>
+      <w:r>
+        <w:rPr>
+          <w:lang w:val="en_US" w:bidi="en_US"/>
+        </w:rPr>
+      </w:r>
+      <w:r>
+        <w:rPr>
+          <w:lang w:val="en_US" w:bidi="en_US"/>
+        </w:rPr>
+        <w:t xml:space="preserve">Paul says that an overseer must also be </w:t>
+      </w:r>
+      <w:r>
+        <w:rPr>
+          <w:b/>
+          <w:lang w:val="en_US" w:bidi="en_US"/>
+        </w:rPr>
+        <w:t>self-controlled</w:t>
+      </w:r>
+      <w:r>
+        <w:rPr>
+          <w:lang w:val="en_US" w:bidi="en_US"/>
+        </w:rPr>
+        <w:t xml:space="preserve"> and dignified or </w:t>
+      </w:r>
+      <w:r>
+        <w:rPr>
+          <w:b/>
+          <w:lang w:val="en_US" w:bidi="en_US"/>
+        </w:rPr>
+        <w:t>respectable</w:t>
+      </w:r>
+      <w:r>
+        <w:rPr>
+          <w:lang w:val="en_US" w:bidi="en_US"/>
+        </w:rPr>
+        <w:t>. In the passage before this one, Paul says to Timothy that women should wear respectable clothing and act with modesty and self-control. Use the same words you used there to talk about respectable and self-controlled women.</w:t>
+      </w:r>
+    </w:p>
+    <w:p>
+      <w:pPr/>
+      <w:r>
+        <w:rPr>
+          <w:lang w:val="en_US" w:bidi="en_US"/>
+        </w:rPr>
+      </w:r>
+      <w:r>
+        <w:rPr>
+          <w:lang w:val="en_US" w:bidi="en_US"/>
+        </w:rPr>
+        <w:t>Until now Paul listed good qualities that an overseer should have. Next Paul lists bad qualities that an overseer should not have. An overseer must not be a drunkard or violent. After the quality "not violent," your audio version might have the quality "not greedy for bribes." If your audio does not include this quality, do not add it.</w:t>
+      </w:r>
+    </w:p>
+    <w:p>
+      <w:pPr/>
+      <w:r>
+        <w:rPr>
+          <w:lang w:val="en_US" w:bidi="en_US"/>
+        </w:rPr>
+      </w:r>
+      <w:r>
+        <w:rPr>
+          <w:lang w:val="en_US" w:bidi="en_US"/>
+        </w:rPr>
+        <w:t xml:space="preserve">After a list of good qualities and a list of bad qualities, Paul says that an overseer must manage his own </w:t>
+      </w:r>
+      <w:r>
+        <w:rPr>
+          <w:b/>
+          <w:lang w:val="en_US" w:bidi="en_US"/>
+        </w:rPr>
+        <w:t>household</w:t>
+      </w:r>
+      <w:r>
+        <w:rPr>
+          <w:lang w:val="en_US" w:bidi="en_US"/>
+        </w:rPr>
+        <w:t xml:space="preserve"> well, and that an overseer should have children who are submissive to the overseer. A household could include the family, servants, and anyone who lived and worked in the house.</w:t>
+      </w:r>
+    </w:p>
+    <w:p>
+      <w:pPr/>
+      <w:r>
+        <w:rPr>
+          <w:lang w:val="en_US" w:bidi="en_US"/>
+        </w:rPr>
+      </w:r>
+      <w:r>
+        <w:rPr>
+          <w:lang w:val="en_US" w:bidi="en_US"/>
+        </w:rPr>
+        <w:t xml:space="preserve">Stop here and discuss as a group what word you will use for </w:t>
+      </w:r>
+      <w:r>
+        <w:rPr>
+          <w:b/>
+          <w:lang w:val="en_US" w:bidi="en_US"/>
+        </w:rPr>
+        <w:t>household</w:t>
+      </w:r>
+      <w:r>
+        <w:rPr>
+          <w:lang w:val="en_US" w:bidi="en_US"/>
+        </w:rPr>
         <w:t xml:space="preserve">. Look up </w:t>
       </w:r>
-      <w:hyperlink r:id="rId54">
-        <w:r>
-          <w:rPr>
-            <w:lang w:val="en_US" w:bidi="en_US"/>
-          </w:rPr>
-          <w:rPr>
-            <w:color w:val="0000EE"/>
-            <w:u w:val="single"/>
-          </w:rPr>
-          <w:t>overseer</w:t>
-        </w:r>
-      </w:hyperlink>
-      <w:r>
-        <w:rPr>
-          <w:lang w:val="en_US" w:bidi="en_US"/>
-        </w:rPr>
-        <w:t xml:space="preserve"> in the Master Glossary for more information. If you have already translated this word in Acts and Titus, use the same word that you have used there. Pause this audio here.</w:t>
-      </w:r>
-    </w:p>
-    <w:p>
-      <w:pPr/>
-      <w:r>
-        <w:rPr>
-          <w:lang w:val="en_US" w:bidi="en_US"/>
-        </w:rPr>
-      </w:r>
-      <w:r>
-        <w:rPr>
-          <w:lang w:val="en_US" w:bidi="en_US"/>
-        </w:rPr>
-        <w:t xml:space="preserve">Paul says that an overseer must also be </w:t>
+      <w:r>
+        <w:rPr>
+          <w:lang w:val="en_US" w:bidi="en_US"/>
+        </w:rPr>
+        <w:t>household</w:t>
+      </w:r>
+      <w:r>
+        <w:rPr>
+          <w:lang w:val="en_US" w:bidi="en_US"/>
+        </w:rPr>
+        <w:t xml:space="preserve"> in the Master Glossary for more information. If you have translated household in previous books of the Bible, use the same word here. Pause this audio here.</w:t>
+      </w:r>
+    </w:p>
+    <w:p>
+      <w:pPr/>
+      <w:r>
+        <w:rPr>
+          <w:lang w:val="en_US" w:bidi="en_US"/>
+        </w:rPr>
+      </w:r>
+      <w:r>
+        <w:rPr>
+          <w:lang w:val="en_US" w:bidi="en_US"/>
+        </w:rPr>
+        <w:t xml:space="preserve">The way that the overseer keeps his children </w:t>
       </w:r>
       <w:r>
         <w:rPr>
           <w:b/>
           <w:lang w:val="en_US" w:bidi="en_US"/>
         </w:rPr>
-        <w:t>self-controlled</w:t>
-      </w:r>
-      <w:r>
-        <w:rPr>
-          <w:lang w:val="en_US" w:bidi="en_US"/>
-        </w:rPr>
-        <w:t xml:space="preserve"> and dignified or </w:t>
+        <w:t>submissive</w:t>
+      </w:r>
+      <w:r>
+        <w:rPr>
+          <w:lang w:val="en_US" w:bidi="en_US"/>
+        </w:rPr>
+        <w:t xml:space="preserve"> should be with all </w:t>
       </w:r>
       <w:r>
         <w:rPr>
           <w:b/>
           <w:lang w:val="en_US" w:bidi="en_US"/>
         </w:rPr>
-        <w:t>respectable</w:t>
-      </w:r>
-      <w:r>
-        <w:rPr>
-          <w:lang w:val="en_US" w:bidi="en_US"/>
-        </w:rPr>
-        <w:t>. In the passage before this one, Paul says to Timothy that women should wear respectable clothing and act with modesty and self-control. Use the same words you used there to talk about respectable and self-controlled women.</w:t>
-      </w:r>
-    </w:p>
-    <w:p>
-      <w:pPr/>
-      <w:r>
-        <w:rPr>
-          <w:lang w:val="en_US" w:bidi="en_US"/>
-        </w:rPr>
-      </w:r>
-      <w:r>
-        <w:rPr>
-          <w:lang w:val="en_US" w:bidi="en_US"/>
-        </w:rPr>
-        <w:t>Until now Paul listed good qualities that an overseer should have. Next Paul lists bad qualities that an overseer should not have. An overseer must not be a drunkard or violent. After the quality "not violent," your audio version might have the quality "not greedy for bribes." If your audio does not include this quality, do not add it.</w:t>
-      </w:r>
-    </w:p>
-    <w:p>
-      <w:pPr/>
-      <w:r>
-        <w:rPr>
-          <w:lang w:val="en_US" w:bidi="en_US"/>
-        </w:rPr>
-      </w:r>
-      <w:r>
-        <w:rPr>
-          <w:lang w:val="en_US" w:bidi="en_US"/>
-        </w:rPr>
-        <w:t xml:space="preserve">After a list of good qualities and a list of bad qualities, Paul says that an overseer must manage his own </w:t>
+        <w:t>dignity</w:t>
+      </w:r>
+      <w:r>
+        <w:rPr>
+          <w:lang w:val="en_US" w:bidi="en_US"/>
+        </w:rPr>
+        <w:t>, or in a respectable way. This is the same word for submission or obedience as when Paul said that women should submit when the women learn. Use the same word here as you used in the previous passage. To have dignity is like when Paul says to Timothy that the Ephesians should pray for leaders, so that the Ephesians may be dignified in every way. Use the same words you used there to talk about dignity.</w:t>
+      </w:r>
+    </w:p>
+    <w:p>
+      <w:pPr/>
+      <w:r>
+        <w:rPr>
+          <w:lang w:val="en_US" w:bidi="en_US"/>
+        </w:rPr>
+      </w:r>
+      <w:r>
+        <w:rPr>
+          <w:lang w:val="en_US" w:bidi="en_US"/>
+        </w:rPr>
+        <w:t xml:space="preserve">Paul gives Timothy the reason for this quality. Paul says that if someone does not know how to manage his household well, that person will not be able to care for God's </w:t>
       </w:r>
       <w:r>
         <w:rPr>
           <w:b/>
           <w:lang w:val="en_US" w:bidi="en_US"/>
         </w:rPr>
-        <w:t>household</w:t>
-      </w:r>
-      <w:r>
-        <w:rPr>
-          <w:lang w:val="en_US" w:bidi="en_US"/>
-        </w:rPr>
-        <w:t xml:space="preserve"> well, and that an overseer should have children who are submissive to the overseer. A household could include the family, servants, and anyone who lived and worked in the house.</w:t>
-      </w:r>
-    </w:p>
-    <w:p>
-      <w:pPr/>
-      <w:r>
-        <w:rPr>
-          <w:lang w:val="en_US" w:bidi="en_US"/>
-        </w:rPr>
-      </w:r>
-      <w:r>
-        <w:rPr>
-          <w:lang w:val="en_US" w:bidi="en_US"/>
-        </w:rPr>
-        <w:t xml:space="preserve">Stop here and discuss as a group what word you will use for </w:t>
+        <w:t>church</w:t>
+      </w:r>
+      <w:r>
+        <w:rPr>
+          <w:lang w:val="en_US" w:bidi="en_US"/>
+        </w:rPr>
+        <w:t>, or the community of people who believe in Jesus.</w:t>
+      </w:r>
+    </w:p>
+    <w:p>
+      <w:pPr/>
+      <w:r>
+        <w:rPr>
+          <w:lang w:val="en_US" w:bidi="en_US"/>
+        </w:rPr>
+      </w:r>
+      <w:r>
+        <w:rPr>
+          <w:lang w:val="en_US" w:bidi="en_US"/>
+        </w:rPr>
+        <w:t xml:space="preserve">Stop here and discuss as a group what word or phrase you will use for </w:t>
       </w:r>
       <w:r>
         <w:rPr>
           <w:b/>
           <w:lang w:val="en_US" w:bidi="en_US"/>
         </w:rPr>
-        <w:t>household</w:t>
-      </w:r>
-      <w:r>
-        <w:rPr>
-          <w:lang w:val="en_US" w:bidi="en_US"/>
-        </w:rPr>
-        <w:t xml:space="preserve">. Look up </w:t>
-      </w:r>
-      <w:hyperlink r:id="rId55">
-        <w:r>
-          <w:rPr>
-            <w:lang w:val="en_US" w:bidi="en_US"/>
-          </w:rPr>
-          <w:rPr>
-            <w:color w:val="0000EE"/>
-            <w:u w:val="single"/>
-          </w:rPr>
-          <w:t>household</w:t>
-        </w:r>
-      </w:hyperlink>
-      <w:r>
-        <w:rPr>
-          <w:lang w:val="en_US" w:bidi="en_US"/>
-        </w:rPr>
-        <w:t xml:space="preserve"> in the Master Glossary for more information. If you have translated household in previous books of the Bible, use the same word here. Pause this audio here.</w:t>
-      </w:r>
-    </w:p>
-    <w:p>
-      <w:pPr/>
-      <w:r>
-        <w:rPr>
-          <w:lang w:val="en_US" w:bidi="en_US"/>
-        </w:rPr>
-      </w:r>
-      <w:r>
-        <w:rPr>
-          <w:lang w:val="en_US" w:bidi="en_US"/>
-        </w:rPr>
-        <w:t xml:space="preserve">The way that the overseer keeps his children </w:t>
+        <w:t>church</w:t>
+      </w:r>
+      <w:r>
+        <w:rPr>
+          <w:lang w:val="en_US" w:bidi="en_US"/>
+        </w:rPr>
+        <w:t xml:space="preserve">. Use the same word or phrase for church as you used in the book of Acts. Look up </w:t>
+      </w:r>
+      <w:r>
+        <w:rPr>
+          <w:lang w:val="en_US" w:bidi="en_US"/>
+        </w:rPr>
+        <w:t>church</w:t>
+      </w:r>
+      <w:r>
+        <w:rPr>
+          <w:lang w:val="en_US" w:bidi="en_US"/>
+        </w:rPr>
+        <w:t xml:space="preserve"> in the Master Glossary for more information. Pause this audio here.</w:t>
+      </w:r>
+    </w:p>
+    <w:p>
+      <w:pPr/>
+      <w:r>
+        <w:rPr>
+          <w:lang w:val="en_US" w:bidi="en_US"/>
+        </w:rPr>
+      </w:r>
+      <w:r>
+        <w:rPr>
+          <w:lang w:val="en_US" w:bidi="en_US"/>
+        </w:rPr>
+        <w:t xml:space="preserve">After this, Paul tells Timothy that an overseer must not be a new Christian. Paul says that if an overseer is a new Christian, this overseer may become proud and fall into the </w:t>
       </w:r>
       <w:r>
         <w:rPr>
           <w:b/>
           <w:lang w:val="en_US" w:bidi="en_US"/>
         </w:rPr>
-        <w:t>submissive</w:t>
-      </w:r>
-      <w:r>
-        <w:rPr>
-          <w:lang w:val="en_US" w:bidi="en_US"/>
-        </w:rPr>
-        <w:t xml:space="preserve"> should be with all </w:t>
+        <w:t>judgement</w:t>
+      </w:r>
+      <w:r>
+        <w:rPr>
+          <w:lang w:val="en_US" w:bidi="en_US"/>
+        </w:rPr>
+        <w:t xml:space="preserve">, or punishment, of the </w:t>
       </w:r>
       <w:r>
         <w:rPr>
           <w:b/>
           <w:lang w:val="en_US" w:bidi="en_US"/>
         </w:rPr>
-        <w:t>dignity</w:t>
-      </w:r>
-      <w:r>
-        <w:rPr>
-          <w:lang w:val="en_US" w:bidi="en_US"/>
-        </w:rPr>
-        <w:t>, or in a respectable way. This is the same word for submission or obedience as when Paul said that women should submit when the women learn. Use the same word here as you used in the previous passage. To have dignity is like when Paul says to Timothy that the Ephesians should pray for leaders, so that the Ephesians may be dignified in every way. Use the same words you used there to talk about dignity.</w:t>
-      </w:r>
-    </w:p>
-    <w:p>
-      <w:pPr/>
-      <w:r>
-        <w:rPr>
-          <w:lang w:val="en_US" w:bidi="en_US"/>
-        </w:rPr>
-      </w:r>
-      <w:r>
-        <w:rPr>
-          <w:lang w:val="en_US" w:bidi="en_US"/>
-        </w:rPr>
-        <w:t xml:space="preserve">Paul gives Timothy the reason for this quality. Paul says that if someone does not know how to manage his household well, that person will not be able to care for God's </w:t>
+        <w:t>devil</w:t>
+      </w:r>
+      <w:r>
+        <w:rPr>
+          <w:lang w:val="en_US" w:bidi="en_US"/>
+        </w:rPr>
+        <w:t>. The devil is the enemy of God. In this case, the devil is another way to talk about Satan.</w:t>
+      </w:r>
+    </w:p>
+    <w:p>
+      <w:pPr/>
+      <w:r>
+        <w:rPr>
+          <w:lang w:val="en_US" w:bidi="en_US"/>
+        </w:rPr>
+      </w:r>
+      <w:r>
+        <w:rPr>
+          <w:lang w:val="en_US" w:bidi="en_US"/>
+        </w:rPr>
+        <w:t xml:space="preserve">Stop here and discuss as a group what words or phrases you will use for </w:t>
       </w:r>
       <w:r>
         <w:rPr>
           <w:b/>
           <w:lang w:val="en_US" w:bidi="en_US"/>
         </w:rPr>
-        <w:t>church</w:t>
-      </w:r>
-      <w:r>
-        <w:rPr>
-          <w:lang w:val="en_US" w:bidi="en_US"/>
-        </w:rPr>
-        <w:t>, or the community of people who believe in Jesus.</w:t>
-      </w:r>
-    </w:p>
-    <w:p>
-      <w:pPr/>
-      <w:r>
-        <w:rPr>
-          <w:lang w:val="en_US" w:bidi="en_US"/>
-        </w:rPr>
-      </w:r>
-      <w:r>
-        <w:rPr>
-          <w:lang w:val="en_US" w:bidi="en_US"/>
-        </w:rPr>
-        <w:t xml:space="preserve">Stop here and discuss as a group what word or phrase you will use for </w:t>
+        <w:t>judgement</w:t>
+      </w:r>
+      <w:r>
+        <w:rPr>
+          <w:lang w:val="en_US" w:bidi="en_US"/>
+        </w:rPr>
+        <w:t xml:space="preserve"> and </w:t>
       </w:r>
       <w:r>
         <w:rPr>
           <w:b/>
           <w:lang w:val="en_US" w:bidi="en_US"/>
         </w:rPr>
-        <w:t>church</w:t>
-      </w:r>
-      <w:r>
-        <w:rPr>
-          <w:lang w:val="en_US" w:bidi="en_US"/>
-        </w:rPr>
-        <w:t xml:space="preserve">. Use the same word or phrase for church as you used in the book of Acts. Look up </w:t>
-      </w:r>
-      <w:hyperlink r:id="rId56">
-        <w:r>
-          <w:rPr>
-            <w:lang w:val="en_US" w:bidi="en_US"/>
-          </w:rPr>
-          <w:rPr>
-            <w:color w:val="0000EE"/>
-            <w:u w:val="single"/>
-          </w:rPr>
-          <w:t>church</w:t>
-        </w:r>
-      </w:hyperlink>
+        <w:t>devil</w:t>
+      </w:r>
+      <w:r>
+        <w:rPr>
+          <w:lang w:val="en_US" w:bidi="en_US"/>
+        </w:rPr>
+        <w:t xml:space="preserve">. Use the same word or phrase for judgement and devil as you used in previous books. Look up </w:t>
+      </w:r>
+      <w:r>
+        <w:rPr>
+          <w:lang w:val="en_US" w:bidi="en_US"/>
+        </w:rPr>
+        <w:t>devil</w:t>
+      </w:r>
       <w:r>
         <w:rPr>
           <w:lang w:val="en_US" w:bidi="en_US"/>
@@ -18103,111 +17667,13 @@
         <w:rPr>
           <w:lang w:val="en_US" w:bidi="en_US"/>
         </w:rPr>
-        <w:t xml:space="preserve">After this, Paul tells Timothy that an overseer must not be a new Christian. Paul says that if an overseer is a new Christian, this overseer may become proud and fall into the </w:t>
+        <w:t xml:space="preserve">At the end of the list, Paul says that outsiders should think good of these overseers. Paul tells Timothy that if people who are not believers think badly of the overseer, the overseer will fall into disgrace and he will fall into the </w:t>
       </w:r>
       <w:r>
         <w:rPr>
           <w:b/>
           <w:lang w:val="en_US" w:bidi="en_US"/>
         </w:rPr>
-        <w:t>judgement</w:t>
-      </w:r>
-      <w:r>
-        <w:rPr>
-          <w:lang w:val="en_US" w:bidi="en_US"/>
-        </w:rPr>
-        <w:t xml:space="preserve">, or punishment, of the </w:t>
-      </w:r>
-      <w:r>
-        <w:rPr>
-          <w:b/>
-          <w:lang w:val="en_US" w:bidi="en_US"/>
-        </w:rPr>
-        <w:t>devil</w:t>
-      </w:r>
-      <w:r>
-        <w:rPr>
-          <w:lang w:val="en_US" w:bidi="en_US"/>
-        </w:rPr>
-        <w:t>. The devil is the enemy of God. In this case, the devil is another way to talk about Satan.</w:t>
-      </w:r>
-    </w:p>
-    <w:p>
-      <w:pPr/>
-      <w:r>
-        <w:rPr>
-          <w:lang w:val="en_US" w:bidi="en_US"/>
-        </w:rPr>
-      </w:r>
-      <w:r>
-        <w:rPr>
-          <w:lang w:val="en_US" w:bidi="en_US"/>
-        </w:rPr>
-        <w:t xml:space="preserve">Stop here and discuss as a group what words or phrases you will use for </w:t>
-      </w:r>
-      <w:r>
-        <w:rPr>
-          <w:b/>
-          <w:lang w:val="en_US" w:bidi="en_US"/>
-        </w:rPr>
-        <w:t>judgement</w:t>
-      </w:r>
-      <w:r>
-        <w:rPr>
-          <w:lang w:val="en_US" w:bidi="en_US"/>
-        </w:rPr>
-        <w:t xml:space="preserve"> and </w:t>
-      </w:r>
-      <w:r>
-        <w:rPr>
-          <w:b/>
-          <w:lang w:val="en_US" w:bidi="en_US"/>
-        </w:rPr>
-        <w:t>devil</w:t>
-      </w:r>
-      <w:r>
-        <w:rPr>
-          <w:lang w:val="en_US" w:bidi="en_US"/>
-        </w:rPr>
-        <w:t xml:space="preserve">. Use the same word or phrase for judgement and devil as you used in previous books. Look up </w:t>
-      </w:r>
-      <w:hyperlink r:id="rId57">
-        <w:r>
-          <w:rPr>
-            <w:lang w:val="en_US" w:bidi="en_US"/>
-          </w:rPr>
-          <w:rPr>
-            <w:color w:val="0000EE"/>
-            <w:u w:val="single"/>
-          </w:rPr>
-          <w:t>devil</w:t>
-        </w:r>
-      </w:hyperlink>
-      <w:r>
-        <w:rPr>
-          <w:lang w:val="en_US" w:bidi="en_US"/>
-        </w:rPr>
-        <w:t xml:space="preserve"> in the Master Glossary for more information. Pause this audio here.</w:t>
-      </w:r>
-    </w:p>
-    <w:p>
-      <w:pPr/>
-      <w:r>
-        <w:rPr>
-          <w:lang w:val="en_US" w:bidi="en_US"/>
-        </w:rPr>
-      </w:r>
-      <w:r>
-        <w:rPr>
-          <w:lang w:val="en_US" w:bidi="en_US"/>
-        </w:rPr>
-        <w:t xml:space="preserve">At the end of the list, Paul says that outsiders should think good of these overseers. Paul tells Timothy that if people who are not believers think badly of the overseer, the overseer will fall into disgrace and he will fall into the </w:t>
-      </w:r>
-      <w:r>
-        <w:rPr>
-          <w:b/>
-          <w:lang w:val="en_US" w:bidi="en_US"/>
-        </w:rPr>
         <w:t>snare</w:t>
       </w:r>
       <w:r>
@@ -18228,25 +17694,7 @@
         <w:rPr>
           <w:lang w:val="en_US" w:bidi="en_US"/>
         </w:rPr>
-        <w:t xml:space="preserve">Stop here and look at a picture of a </w:t>
-      </w:r>
-      <w:hyperlink r:id="rId53">
-        <w:r>
-          <w:rPr>
-            <w:lang w:val="en_US" w:bidi="en_US"/>
-          </w:rPr>
-          <w:rPr>
-            <w:color w:val="0000EE"/>
-            <w:u w:val="single"/>
-          </w:rPr>
-          <w:t>snare</w:t>
-        </w:r>
-      </w:hyperlink>
-      <w:r>
-        <w:rPr>
-          <w:lang w:val="en_US" w:bidi="en_US"/>
-        </w:rPr>
-        <w:t xml:space="preserve"> as a group. How will you talk about a snare in your translation?</w:t>
+        <w:t>Stop here and look at a picture of a snare as a group. How will you talk about a snare in your translation?</w:t>
       </w:r>
       <w:r>
         <w:rPr>
@@ -20019,20 +19467,95 @@
         <w:rPr>
           <w:lang w:val="en_US" w:bidi="en_US"/>
         </w:rPr>
-        <w:t xml:space="preserve">Stop here and discuss this question as a group: What terms do people often use in your culture to talk about people who serve others? What terms might be appropriate to use in the context of the church for an official church worker? Choose the term that is most appropriate. Look up </w:t>
-      </w:r>
-      <w:hyperlink r:id="rId58">
-        <w:r>
-          <w:rPr>
-            <w:lang w:val="en_US" w:bidi="en_US"/>
-          </w:rPr>
-          <w:rPr>
-            <w:color w:val="0000EE"/>
-            <w:u w:val="single"/>
-          </w:rPr>
-          <w:t>deacon</w:t>
-        </w:r>
-      </w:hyperlink>
+        <w:t>Stop here and discuss this question as a group: What terms do people often use in your culture to talk about people who serve others? What terms might be appropriate to use in the context of the church for an official church worker? Choose the term that is most appropriate. Look up deacon in the Master Glossary for more information. If you have already translated this word in another book of the Bible, use the same word that you have used there. Pause the audio here.</w:t>
+      </w:r>
+    </w:p>
+    <w:p>
+      <w:pPr/>
+      <w:r>
+        <w:rPr>
+          <w:lang w:val="en_US" w:bidi="en_US"/>
+        </w:rPr>
+      </w:r>
+      <w:r>
+        <w:rPr>
+          <w:lang w:val="en_US" w:bidi="en_US"/>
+        </w:rPr>
+        <w:t xml:space="preserve">Paul says that both the deacons and the women should be </w:t>
+      </w:r>
+      <w:r>
+        <w:rPr>
+          <w:b/>
+          <w:lang w:val="en_US" w:bidi="en_US"/>
+        </w:rPr>
+        <w:t>dignified</w:t>
+      </w:r>
+      <w:r>
+        <w:rPr>
+          <w:lang w:val="en_US" w:bidi="en_US"/>
+        </w:rPr>
+        <w:t>. This means the deacons and women should be people who other people respect and honor because of the way they behave. Paul also used this term earlier in 1 Timothy. Use this same word or phrase for dignified for both the deacons and the women.</w:t>
+      </w:r>
+    </w:p>
+    <w:p>
+      <w:pPr/>
+      <w:r>
+        <w:rPr>
+          <w:lang w:val="en_US" w:bidi="en_US"/>
+        </w:rPr>
+      </w:r>
+      <w:r>
+        <w:rPr>
+          <w:lang w:val="en_US" w:bidi="en_US"/>
+        </w:rPr>
+        <w:t xml:space="preserve">A deacon must also not drink too much </w:t>
+      </w:r>
+      <w:r>
+        <w:rPr>
+          <w:b/>
+          <w:lang w:val="en_US" w:bidi="en_US"/>
+        </w:rPr>
+        <w:t>wine</w:t>
+      </w:r>
+      <w:r>
+        <w:rPr>
+          <w:lang w:val="en_US" w:bidi="en_US"/>
+        </w:rPr>
+        <w:t>. Wine is a drink that people make from fermented grapes. Wine is alcoholic, and if someone drinks too much wine, that person will get drunk. At the time when Paul wrote this letter, people normally drank wine with their meals. Similar to Paul's instructions for elders in the previous passage, deacons also must not get drunk.</w:t>
+      </w:r>
+    </w:p>
+    <w:p>
+      <w:pPr/>
+      <w:r>
+        <w:rPr>
+          <w:lang w:val="en_US" w:bidi="en_US"/>
+        </w:rPr>
+      </w:r>
+      <w:r>
+        <w:rPr>
+          <w:lang w:val="en_US" w:bidi="en_US"/>
+        </w:rPr>
+        <w:t xml:space="preserve">Stop here and discuss what word you will use for </w:t>
+      </w:r>
+      <w:r>
+        <w:rPr>
+          <w:b/>
+          <w:lang w:val="en_US" w:bidi="en_US"/>
+        </w:rPr>
+        <w:t>wine</w:t>
+      </w:r>
+      <w:r>
+        <w:rPr>
+          <w:lang w:val="en_US" w:bidi="en_US"/>
+        </w:rPr>
+        <w:t xml:space="preserve">. Look up </w:t>
+      </w:r>
+      <w:r>
+        <w:rPr>
+          <w:lang w:val="en_US" w:bidi="en_US"/>
+        </w:rPr>
+        <w:t>wine</w:t>
+      </w:r>
       <w:r>
         <w:rPr>
           <w:lang w:val="en_US" w:bidi="en_US"/>
@@ -20051,256 +19574,145 @@
         <w:rPr>
           <w:lang w:val="en_US" w:bidi="en_US"/>
         </w:rPr>
-        <w:t xml:space="preserve">Paul says that both the deacons and the women should be </w:t>
+        <w:t xml:space="preserve">A </w:t>
       </w:r>
       <w:r>
         <w:rPr>
           <w:b/>
           <w:lang w:val="en_US" w:bidi="en_US"/>
         </w:rPr>
-        <w:t>dignified</w:t>
-      </w:r>
-      <w:r>
-        <w:rPr>
-          <w:lang w:val="en_US" w:bidi="en_US"/>
-        </w:rPr>
-        <w:t>. This means the deacons and women should be people who other people respect and honor because of the way they behave. Paul also used this term earlier in 1 Timothy. Use this same word or phrase for dignified for both the deacons and the women.</w:t>
-      </w:r>
-    </w:p>
-    <w:p>
-      <w:pPr/>
-      <w:r>
-        <w:rPr>
-          <w:lang w:val="en_US" w:bidi="en_US"/>
-        </w:rPr>
-      </w:r>
-      <w:r>
-        <w:rPr>
-          <w:lang w:val="en_US" w:bidi="en_US"/>
-        </w:rPr>
-        <w:t xml:space="preserve">A deacon must also not drink too much </w:t>
+        <w:t>conscience</w:t>
+      </w:r>
+      <w:r>
+        <w:rPr>
+          <w:lang w:val="en_US" w:bidi="en_US"/>
+        </w:rPr>
+        <w:t xml:space="preserve"> causes a person to feel good when that person does what is right. A conscience also causes a person to feel ashamed or guilty if that person does something wrong. A person who has a clear conscience does not feel guilty or ashamed, but rather feels good, because that person knows he has done the right thing. Paul used this term near the beginning of this letter to Timothy. Use the same term for clear conscience as you did in that passage.</w:t>
+      </w:r>
+    </w:p>
+    <w:p>
+      <w:pPr/>
+      <w:r>
+        <w:rPr>
+          <w:lang w:val="en_US" w:bidi="en_US"/>
+        </w:rPr>
+      </w:r>
+      <w:r>
+        <w:rPr>
+          <w:lang w:val="en_US" w:bidi="en_US"/>
+        </w:rPr>
+        <w:t xml:space="preserve">In the next part of this passage, the word that Paul uses for </w:t>
       </w:r>
       <w:r>
         <w:rPr>
           <w:b/>
           <w:lang w:val="en_US" w:bidi="en_US"/>
         </w:rPr>
-        <w:t>wine</w:t>
-      </w:r>
-      <w:r>
-        <w:rPr>
-          <w:lang w:val="en_US" w:bidi="en_US"/>
-        </w:rPr>
-        <w:t>. Wine is a drink that people make from fermented grapes. Wine is alcoholic, and if someone drinks too much wine, that person will get drunk. At the time when Paul wrote this letter, people normally drank wine with their meals. Similar to Paul's instructions for elders in the previous passage, deacons also must not get drunk.</w:t>
-      </w:r>
-    </w:p>
-    <w:p>
-      <w:pPr/>
-      <w:r>
-        <w:rPr>
-          <w:lang w:val="en_US" w:bidi="en_US"/>
-        </w:rPr>
-      </w:r>
-      <w:r>
-        <w:rPr>
-          <w:lang w:val="en_US" w:bidi="en_US"/>
-        </w:rPr>
-        <w:t xml:space="preserve">Stop here and discuss what word you will use for </w:t>
+        <w:t>women</w:t>
+      </w:r>
+      <w:r>
+        <w:rPr>
+          <w:lang w:val="en_US" w:bidi="en_US"/>
+        </w:rPr>
+        <w:t xml:space="preserve"> can either refer to any woman or to a wife specifically. We do not know if Paul addresses the male deacons' wives, or if Paul addresses women who were deacons. In any case, some women had significant roles in church life, and Paul wants to speak to the qualities that these women need to demonstrate as well. Some languages have a natural way to leave this term ambiguous. But in some languages, like English, people must choose a specific word. If this is the case for your language, it is best to choose "women."</w:t>
+      </w:r>
+    </w:p>
+    <w:p>
+      <w:pPr/>
+      <w:r>
+        <w:rPr>
+          <w:lang w:val="en_US" w:bidi="en_US"/>
+        </w:rPr>
+      </w:r>
+      <w:r>
+        <w:rPr>
+          <w:lang w:val="en_US" w:bidi="en_US"/>
+        </w:rPr>
+        <w:t xml:space="preserve">In the final part of this passage, Paul requires that deacons behave similarly to overseers in some ways. Just as an overseer is to be a man, or husband, of one woman, and just as an overseer must manage their children and </w:t>
       </w:r>
       <w:r>
         <w:rPr>
           <w:b/>
           <w:lang w:val="en_US" w:bidi="en_US"/>
         </w:rPr>
-        <w:t>wine</w:t>
-      </w:r>
-      <w:r>
-        <w:rPr>
-          <w:lang w:val="en_US" w:bidi="en_US"/>
-        </w:rPr>
-        <w:t xml:space="preserve">. Look up </w:t>
-      </w:r>
-      <w:hyperlink r:id="rId59">
-        <w:r>
-          <w:rPr>
-            <w:lang w:val="en_US" w:bidi="en_US"/>
-          </w:rPr>
-          <w:rPr>
-            <w:color w:val="0000EE"/>
-            <w:u w:val="single"/>
-          </w:rPr>
-          <w:t>wine</w:t>
-        </w:r>
-      </w:hyperlink>
-      <w:r>
-        <w:rPr>
-          <w:lang w:val="en_US" w:bidi="en_US"/>
-        </w:rPr>
-        <w:t xml:space="preserve"> in the Master Glossary for more information. If you have already translated this word in another book of the Bible, use the same word that you have used there. Pause the audio here.</w:t>
-      </w:r>
-    </w:p>
-    <w:p>
-      <w:pPr/>
-      <w:r>
-        <w:rPr>
-          <w:lang w:val="en_US" w:bidi="en_US"/>
-        </w:rPr>
-      </w:r>
-      <w:r>
-        <w:rPr>
-          <w:lang w:val="en_US" w:bidi="en_US"/>
-        </w:rPr>
-        <w:t xml:space="preserve">A </w:t>
+        <w:t>household</w:t>
+      </w:r>
+      <w:r>
+        <w:rPr>
+          <w:lang w:val="en_US" w:bidi="en_US"/>
+        </w:rPr>
+        <w:t xml:space="preserve"> well, so too must a deacon. Translate these concepts in a similar way as you did in the previous passage, and use the same word or phrase for household as you used in previous passages. Remember that </w:t>
+      </w:r>
+      <w:r>
+        <w:rPr>
+          <w:lang w:val="en_US" w:bidi="en_US"/>
+        </w:rPr>
+        <w:t>household</w:t>
+      </w:r>
+      <w:r>
+        <w:rPr>
+          <w:lang w:val="en_US" w:bidi="en_US"/>
+        </w:rPr>
+        <w:t xml:space="preserve"> is in the Master Glossary.</w:t>
+      </w:r>
+    </w:p>
+    <w:p>
+      <w:pPr/>
+      <w:r>
+        <w:rPr>
+          <w:lang w:val="en_US" w:bidi="en_US"/>
+        </w:rPr>
+      </w:r>
+      <w:r>
+        <w:rPr>
+          <w:lang w:val="en_US" w:bidi="en_US"/>
+        </w:rPr>
+        <w:t xml:space="preserve">When Paul speaks of </w:t>
       </w:r>
       <w:r>
         <w:rPr>
           <w:b/>
           <w:lang w:val="en_US" w:bidi="en_US"/>
         </w:rPr>
-        <w:t>conscience</w:t>
-      </w:r>
-      <w:r>
-        <w:rPr>
-          <w:lang w:val="en_US" w:bidi="en_US"/>
-        </w:rPr>
-        <w:t xml:space="preserve"> causes a person to feel good when that person does what is right. A conscience also causes a person to feel ashamed or guilty if that person does something wrong. A person who has a clear conscience does not feel guilty or ashamed, but rather feels good, because that person knows he has done the right thing. Paul used this term near the beginning of this letter to Timothy. Use the same term for clear conscience as you did in that passage.</w:t>
-      </w:r>
-    </w:p>
-    <w:p>
-      <w:pPr/>
-      <w:r>
-        <w:rPr>
-          <w:lang w:val="en_US" w:bidi="en_US"/>
-        </w:rPr>
-      </w:r>
-      <w:r>
-        <w:rPr>
-          <w:lang w:val="en_US" w:bidi="en_US"/>
-        </w:rPr>
-        <w:t xml:space="preserve">In the next part of this passage, the word that Paul uses for </w:t>
+        <w:t>faith</w:t>
+      </w:r>
+      <w:r>
+        <w:rPr>
+          <w:lang w:val="en_US" w:bidi="en_US"/>
+        </w:rPr>
+        <w:t xml:space="preserve"> in Christ Jesus, use the same word or phrase for faith that you have used in previous passages. Look up </w:t>
+      </w:r>
+      <w:r>
+        <w:rPr>
+          <w:lang w:val="en_US" w:bidi="en_US"/>
+        </w:rPr>
+        <w:t>faith</w:t>
+      </w:r>
+      <w:r>
+        <w:rPr>
+          <w:lang w:val="en_US" w:bidi="en_US"/>
+        </w:rPr>
+        <w:t xml:space="preserve"> in the Master Glossary for more information.</w:t>
+      </w:r>
+    </w:p>
+    <w:p>
+      <w:pPr/>
+      <w:r>
+        <w:rPr>
+          <w:lang w:val="en_US" w:bidi="en_US"/>
+        </w:rPr>
+      </w:r>
+      <w:r>
+        <w:rPr>
+          <w:lang w:val="en_US" w:bidi="en_US"/>
+        </w:rPr>
+        <w:t xml:space="preserve">Finally, notice how Paul says that these people's faith is in </w:t>
       </w:r>
       <w:r>
         <w:rPr>
           <w:b/>
           <w:lang w:val="en_US" w:bidi="en_US"/>
         </w:rPr>
-        <w:t>women</w:t>
-      </w:r>
-      <w:r>
-        <w:rPr>
-          <w:lang w:val="en_US" w:bidi="en_US"/>
-        </w:rPr>
-        <w:t xml:space="preserve"> can either refer to any woman or to a wife specifically. We do not know if Paul addresses the male deacons' wives, or if Paul addresses women who were deacons. In any case, some women had significant roles in church life, and Paul wants to speak to the qualities that these women need to demonstrate as well. Some languages have a natural way to leave this term ambiguous. But in some languages, like English, people must choose a specific word. If this is the case for your language, it is best to choose "women."</w:t>
-      </w:r>
-    </w:p>
-    <w:p>
-      <w:pPr/>
-      <w:r>
-        <w:rPr>
-          <w:lang w:val="en_US" w:bidi="en_US"/>
-        </w:rPr>
-      </w:r>
-      <w:r>
-        <w:rPr>
-          <w:lang w:val="en_US" w:bidi="en_US"/>
-        </w:rPr>
-        <w:t xml:space="preserve">In the final part of this passage, Paul requires that deacons behave similarly to overseers in some ways. Just as an overseer is to be a man, or husband, of one woman, and just as an overseer must manage their children and </w:t>
-      </w:r>
-      <w:r>
-        <w:rPr>
-          <w:b/>
-          <w:lang w:val="en_US" w:bidi="en_US"/>
-        </w:rPr>
-        <w:t>household</w:t>
-      </w:r>
-      <w:r>
-        <w:rPr>
-          <w:lang w:val="en_US" w:bidi="en_US"/>
-        </w:rPr>
-        <w:t xml:space="preserve"> well, so too must a deacon. Translate these concepts in a similar way as you did in the previous passage, and use the same word or phrase for household as you used in previous passages. Remember that </w:t>
-      </w:r>
-      <w:hyperlink r:id="rId55">
-        <w:r>
-          <w:rPr>
-            <w:lang w:val="en_US" w:bidi="en_US"/>
-          </w:rPr>
-          <w:rPr>
-            <w:color w:val="0000EE"/>
-            <w:u w:val="single"/>
-          </w:rPr>
-          <w:t>household</w:t>
-        </w:r>
-      </w:hyperlink>
-      <w:r>
-        <w:rPr>
-          <w:lang w:val="en_US" w:bidi="en_US"/>
-        </w:rPr>
-        <w:t xml:space="preserve"> is in the Master Glossary.</w:t>
-      </w:r>
-    </w:p>
-    <w:p>
-      <w:pPr/>
-      <w:r>
-        <w:rPr>
-          <w:lang w:val="en_US" w:bidi="en_US"/>
-        </w:rPr>
-      </w:r>
-      <w:r>
-        <w:rPr>
-          <w:lang w:val="en_US" w:bidi="en_US"/>
-        </w:rPr>
-        <w:t xml:space="preserve">When Paul speaks of </w:t>
-      </w:r>
-      <w:r>
-        <w:rPr>
-          <w:b/>
-          <w:lang w:val="en_US" w:bidi="en_US"/>
-        </w:rPr>
-        <w:t>faith</w:t>
-      </w:r>
-      <w:r>
-        <w:rPr>
-          <w:lang w:val="en_US" w:bidi="en_US"/>
-        </w:rPr>
-        <w:t xml:space="preserve"> in Christ Jesus, use the same word or phrase for faith that you have used in previous passages. Look up </w:t>
-      </w:r>
-      <w:hyperlink r:id="rId18">
-        <w:r>
-          <w:rPr>
-            <w:lang w:val="en_US" w:bidi="en_US"/>
-          </w:rPr>
-          <w:rPr>
-            <w:color w:val="0000EE"/>
-            <w:u w:val="single"/>
-          </w:rPr>
-          <w:t>faith</w:t>
-        </w:r>
-      </w:hyperlink>
-      <w:r>
-        <w:rPr>
-          <w:lang w:val="en_US" w:bidi="en_US"/>
-        </w:rPr>
-        <w:t xml:space="preserve"> in the Master Glossary for more information.</w:t>
-      </w:r>
-    </w:p>
-    <w:p>
-      <w:pPr/>
-      <w:r>
-        <w:rPr>
-          <w:lang w:val="en_US" w:bidi="en_US"/>
-        </w:rPr>
-      </w:r>
-      <w:r>
-        <w:rPr>
-          <w:lang w:val="en_US" w:bidi="en_US"/>
-        </w:rPr>
-        <w:t xml:space="preserve">Finally, notice how Paul says that these people's faith is in </w:t>
-      </w:r>
-      <w:r>
-        <w:rPr>
-          <w:b/>
-          <w:lang w:val="en_US" w:bidi="en_US"/>
-        </w:rPr>
         <w:t>Christ</w:t>
       </w:r>
       <w:r>
@@ -20309,18 +19721,12 @@
         </w:rPr>
         <w:t xml:space="preserve"> Jesus. Use the same word for Christ that you have used in previous passages. Look up </w:t>
       </w:r>
-      <w:hyperlink r:id="rId16">
-        <w:r>
-          <w:rPr>
-            <w:lang w:val="en_US" w:bidi="en_US"/>
-          </w:rPr>
-          <w:rPr>
-            <w:color w:val="0000EE"/>
-            <w:u w:val="single"/>
-          </w:rPr>
-          <w:t>Christ</w:t>
-        </w:r>
-      </w:hyperlink>
+      <w:r>
+        <w:rPr>
+          <w:lang w:val="en_US" w:bidi="en_US"/>
+        </w:rPr>
+        <w:t>Christ</w:t>
+      </w:r>
       <w:r>
         <w:rPr>
           <w:lang w:val="en_US" w:bidi="en_US"/>
@@ -20838,25 +20244,7 @@
         <w:rPr>
           <w:lang w:val="en_US" w:bidi="en_US"/>
         </w:rPr>
-        <w:t xml:space="preserve">Stop here and look at a picture of </w:t>
-      </w:r>
-      <w:hyperlink r:id="rId60">
-        <w:r>
-          <w:rPr>
-            <w:lang w:val="en_US" w:bidi="en_US"/>
-          </w:rPr>
-          <w:rPr>
-            <w:color w:val="0000EE"/>
-            <w:u w:val="single"/>
-          </w:rPr>
-          <w:t>pillars and a temple foundation</w:t>
-        </w:r>
-      </w:hyperlink>
-      <w:r>
-        <w:rPr>
-          <w:lang w:val="en_US" w:bidi="en_US"/>
-        </w:rPr>
-        <w:t>. Discuss as a group: How do you make your buildings strong? Pause this audio here.</w:t>
+        <w:t>Stop here and look at a picture of pillars and a temple foundation. Discuss as a group: How do you make your buildings strong? Pause this audio here.</w:t>
       </w:r>
     </w:p>
     <w:p>
@@ -23417,25 +22805,7 @@
         <w:rPr>
           <w:lang w:val="en_US" w:bidi="en_US"/>
         </w:rPr>
-        <w:t xml:space="preserve">Stop here and discuss as a group: Look at a photo of an </w:t>
-      </w:r>
-      <w:hyperlink r:id="rId61">
-        <w:r>
-          <w:rPr>
-            <w:lang w:val="en_US" w:bidi="en_US"/>
-          </w:rPr>
-          <w:rPr>
-            <w:color w:val="0000EE"/>
-            <w:u w:val="single"/>
-          </w:rPr>
-          <w:t>iron</w:t>
-        </w:r>
-      </w:hyperlink>
-      <w:r>
-        <w:rPr>
-          <w:lang w:val="en_US" w:bidi="en_US"/>
-        </w:rPr>
-        <w:t xml:space="preserve"> from Paul's time. How could you talk about someone who does not realize that what they teach is wrong? How will you talk about the teachers' consciences being seared with a hot iron? Pause this audio here.</w:t>
+        <w:t>Stop here and discuss as a group: Look at a photo of an iron from Paul's time. How could you talk about someone who does not realize that what they teach is wrong? How will you talk about the teachers' consciences being seared with a hot iron? Pause this audio here.</w:t>
       </w:r>
     </w:p>
     <w:p>
@@ -33855,41 +33225,17 @@
         </w:rPr>
         <w:t xml:space="preserve">Stop here and, as a group, look at a picture of </w:t>
       </w:r>
-      <w:hyperlink r:id="rId62">
-        <w:r>
-          <w:rPr>
-            <w:lang w:val="en_US" w:bidi="en_US"/>
-          </w:rPr>
-          <w:rPr>
-            <w:color w:val="0000EE"/>
-            <w:u w:val="single"/>
-          </w:rPr>
-          <w:t>oxen threshing wheat</w:t>
-        </w:r>
-      </w:hyperlink>
-      <w:r>
-        <w:rPr>
-          <w:lang w:val="en_US" w:bidi="en_US"/>
-        </w:rPr>
-        <w:t xml:space="preserve">. Also look at a picture of a </w:t>
-      </w:r>
-      <w:hyperlink r:id="rId63">
-        <w:r>
-          <w:rPr>
-            <w:lang w:val="en_US" w:bidi="en_US"/>
-          </w:rPr>
-          <w:rPr>
-            <w:color w:val="0000EE"/>
-            <w:u w:val="single"/>
-          </w:rPr>
-          <w:t>muzzle</w:t>
-        </w:r>
-      </w:hyperlink>
-      <w:r>
-        <w:rPr>
-          <w:lang w:val="en_US" w:bidi="en_US"/>
-        </w:rPr>
-        <w:t>. Pause the audio here.</w:t>
+      <w:r>
+        <w:rPr>
+          <w:lang w:val="en_US" w:bidi="en_US"/>
+        </w:rPr>
+        <w:t>oxen threshing wheat</w:t>
+      </w:r>
+      <w:r>
+        <w:rPr>
+          <w:lang w:val="en_US" w:bidi="en_US"/>
+        </w:rPr>
+        <w:t>. Also look at a picture of a muzzle. Pause the audio here.</w:t>
       </w:r>
     </w:p>
     <w:p>
@@ -35395,18 +34741,12 @@
         </w:rPr>
         <w:t xml:space="preserve">Stop here as a group and look up </w:t>
       </w:r>
-      <w:hyperlink r:id="rId64">
-        <w:r>
-          <w:rPr>
-            <w:lang w:val="en_US" w:bidi="en_US"/>
-          </w:rPr>
-          <w:rPr>
-            <w:color w:val="0000EE"/>
-            <w:u w:val="single"/>
-          </w:rPr>
-          <w:t>elder</w:t>
-        </w:r>
-      </w:hyperlink>
+      <w:r>
+        <w:rPr>
+          <w:lang w:val="en_US" w:bidi="en_US"/>
+        </w:rPr>
+        <w:t>elder</w:t>
+      </w:r>
       <w:r>
         <w:rPr>
           <w:lang w:val="en_US" w:bidi="en_US"/>
@@ -35440,18 +34780,12 @@
         </w:rPr>
         <w:t xml:space="preserve"> in this passage, you may choose to say "elders of the church" if it makes your translation more natural. If you use the word church, use the same word for church as you have used in previous passages, and look up </w:t>
       </w:r>
-      <w:hyperlink r:id="rId56">
-        <w:r>
-          <w:rPr>
-            <w:lang w:val="en_US" w:bidi="en_US"/>
-          </w:rPr>
-          <w:rPr>
-            <w:color w:val="0000EE"/>
-            <w:u w:val="single"/>
-          </w:rPr>
-          <w:t>church</w:t>
-        </w:r>
-      </w:hyperlink>
+      <w:r>
+        <w:rPr>
+          <w:lang w:val="en_US" w:bidi="en_US"/>
+        </w:rPr>
+        <w:t>church</w:t>
+      </w:r>
       <w:r>
         <w:rPr>
           <w:lang w:val="en_US" w:bidi="en_US"/>
@@ -35499,18 +34833,12 @@
         </w:rPr>
         <w:t xml:space="preserve"> to strengthen his point. Scripture, or sometimes the holy scriptures, are the specific collected writings of the Old and New Testaments that tell us about God, who is holy. When people in the New Testament talk about the Scripture, or the Scriptures, they are most often talking about the part of the Bible that Christians now call the Old Testament. Here in this passage, Paul first talks about a saying from the Old Testament about an ox that treads grain. Then Paul talks about a New Testament saying from Jesus, that a laborer deserves his wages. Look up </w:t>
       </w:r>
-      <w:hyperlink r:id="rId65">
-        <w:r>
-          <w:rPr>
-            <w:lang w:val="en_US" w:bidi="en_US"/>
-          </w:rPr>
-          <w:rPr>
-            <w:color w:val="0000EE"/>
-            <w:u w:val="single"/>
-          </w:rPr>
-          <w:t>Scripture</w:t>
-        </w:r>
-      </w:hyperlink>
+      <w:r>
+        <w:rPr>
+          <w:lang w:val="en_US" w:bidi="en_US"/>
+        </w:rPr>
+        <w:t>Scripture</w:t>
+      </w:r>
       <w:r>
         <w:rPr>
           <w:lang w:val="en_US" w:bidi="en_US"/>
@@ -35584,41 +34912,17 @@
         </w:rPr>
         <w:t xml:space="preserve">Stop here as a group and look at a picture of </w:t>
       </w:r>
-      <w:hyperlink r:id="rId62">
-        <w:r>
-          <w:rPr>
-            <w:lang w:val="en_US" w:bidi="en_US"/>
-          </w:rPr>
-          <w:rPr>
-            <w:color w:val="0000EE"/>
-            <w:u w:val="single"/>
-          </w:rPr>
-          <w:t>oxen threshing wheat</w:t>
-        </w:r>
-      </w:hyperlink>
-      <w:r>
-        <w:rPr>
-          <w:lang w:val="en_US" w:bidi="en_US"/>
-        </w:rPr>
-        <w:t xml:space="preserve">. Also look at a picture of a </w:t>
-      </w:r>
-      <w:hyperlink r:id="rId63">
-        <w:r>
-          <w:rPr>
-            <w:lang w:val="en_US" w:bidi="en_US"/>
-          </w:rPr>
-          <w:rPr>
-            <w:color w:val="0000EE"/>
-            <w:u w:val="single"/>
-          </w:rPr>
-          <w:t>muzzle</w:t>
-        </w:r>
-      </w:hyperlink>
-      <w:r>
-        <w:rPr>
-          <w:lang w:val="en_US" w:bidi="en_US"/>
-        </w:rPr>
-        <w:t>. How will you talk about an ox treading out grain? Pause the audio here.</w:t>
+      <w:r>
+        <w:rPr>
+          <w:lang w:val="en_US" w:bidi="en_US"/>
+        </w:rPr>
+        <w:t>oxen threshing wheat</w:t>
+      </w:r>
+      <w:r>
+        <w:rPr>
+          <w:lang w:val="en_US" w:bidi="en_US"/>
+        </w:rPr>
+        <w:t>. Also look at a picture of a muzzle. How will you talk about an ox treading out grain? Pause the audio here.</w:t>
       </w:r>
     </w:p>
     <w:p>
@@ -35647,18 +34951,12 @@
         </w:rPr>
         <w:t xml:space="preserve"> is a title for Jesus. The original text says Christ Jesus here. But if the order Christ Jesus confuses people who will hear this, then Jesus Christ is acceptable. Use the same phrase that you used there. Look up </w:t>
       </w:r>
-      <w:hyperlink r:id="rId16">
-        <w:r>
-          <w:rPr>
-            <w:lang w:val="en_US" w:bidi="en_US"/>
-          </w:rPr>
-          <w:rPr>
-            <w:color w:val="0000EE"/>
-            <w:u w:val="single"/>
-          </w:rPr>
-          <w:t>Christ</w:t>
-        </w:r>
-      </w:hyperlink>
+      <w:r>
+        <w:rPr>
+          <w:lang w:val="en_US" w:bidi="en_US"/>
+        </w:rPr>
+        <w:t>Christ</w:t>
+      </w:r>
       <w:r>
         <w:rPr>
           <w:lang w:val="en_US" w:bidi="en_US"/>
@@ -35692,18 +34990,12 @@
         </w:rPr>
         <w:t xml:space="preserve"> is a supernatural, spiritual being who is a messenger from God. The elect or chosen angels are the angels that God has chosen and who worship and follow God. Look up </w:t>
       </w:r>
-      <w:hyperlink r:id="rId66">
-        <w:r>
-          <w:rPr>
-            <w:lang w:val="en_US" w:bidi="en_US"/>
-          </w:rPr>
-          <w:rPr>
-            <w:color w:val="0000EE"/>
-            <w:u w:val="single"/>
-          </w:rPr>
-          <w:t>angel</w:t>
-        </w:r>
-      </w:hyperlink>
+      <w:r>
+        <w:rPr>
+          <w:lang w:val="en_US" w:bidi="en_US"/>
+        </w:rPr>
+        <w:t>angel</w:t>
+      </w:r>
       <w:r>
         <w:rPr>
           <w:lang w:val="en_US" w:bidi="en_US"/>
@@ -35750,41 +35042,17 @@
         </w:rPr>
         <w:t xml:space="preserve">. Sin is an act of rebellion against God. Any time a person disobeys God's laws, that person sins. The opposite of a sinful person is a pure person. Pure means not mixed. A pure heart is a heart that is only good, with nothing bad mixed with it. In the Bible, someone with a pure heart often describes someone whom God saves and makes good through Jesus. Look up </w:t>
       </w:r>
-      <w:hyperlink r:id="rId30">
-        <w:r>
-          <w:rPr>
-            <w:lang w:val="en_US" w:bidi="en_US"/>
-          </w:rPr>
-          <w:rPr>
-            <w:color w:val="0000EE"/>
-            <w:u w:val="single"/>
-          </w:rPr>
-          <w:t>sin</w:t>
-        </w:r>
-      </w:hyperlink>
-      <w:r>
-        <w:rPr>
-          <w:lang w:val="en_US" w:bidi="en_US"/>
-        </w:rPr>
-        <w:t xml:space="preserve"> or </w:t>
-      </w:r>
-      <w:hyperlink r:id="rId25">
-        <w:r>
-          <w:rPr>
-            <w:lang w:val="en_US" w:bidi="en_US"/>
-          </w:rPr>
-          <w:rPr>
-            <w:color w:val="0000EE"/>
-            <w:u w:val="single"/>
-          </w:rPr>
-          <w:t>pure</w:t>
-        </w:r>
-      </w:hyperlink>
-      <w:r>
-        <w:rPr>
-          <w:lang w:val="en_US" w:bidi="en_US"/>
-        </w:rPr>
-        <w:t xml:space="preserve"> in the Master Glossary for more information, and use the same words that you have used in previous passages.</w:t>
+      <w:r>
+        <w:rPr>
+          <w:lang w:val="en_US" w:bidi="en_US"/>
+        </w:rPr>
+        <w:t>sin</w:t>
+      </w:r>
+      <w:r>
+        <w:rPr>
+          <w:lang w:val="en_US" w:bidi="en_US"/>
+        </w:rPr>
+        <w:t xml:space="preserve"> or pure in the Master Glossary for more information, and use the same words that you have used in previous passages.</w:t>
       </w:r>
     </w:p>
     <w:p>
@@ -35834,18 +35102,12 @@
         </w:rPr>
         <w:t xml:space="preserve"> is a drink made from grapes. Wine is fermented and alcoholic. During the time when Paul wrote this letter, people normally drank wine with their meals. Paul spoke about wine in a previous passage in 1 Timothy, when Paul taught about deacons. Use the same word or phrase as you did in that passage. Look up </w:t>
       </w:r>
-      <w:hyperlink r:id="rId59">
-        <w:r>
-          <w:rPr>
-            <w:lang w:val="en_US" w:bidi="en_US"/>
-          </w:rPr>
-          <w:rPr>
-            <w:color w:val="0000EE"/>
-            <w:u w:val="single"/>
-          </w:rPr>
-          <w:t>wine</w:t>
-        </w:r>
-      </w:hyperlink>
+      <w:r>
+        <w:rPr>
+          <w:lang w:val="en_US" w:bidi="en_US"/>
+        </w:rPr>
+        <w:t>wine</w:t>
+      </w:r>
       <w:r>
         <w:rPr>
           <w:lang w:val="en_US" w:bidi="en_US"/>
@@ -36449,18 +35711,12 @@
         </w:rPr>
         <w:t xml:space="preserve">Stop here and look at a picture of a </w:t>
       </w:r>
-      <w:hyperlink r:id="rId67">
-        <w:r>
-          <w:rPr>
-            <w:lang w:val="en_US" w:bidi="en_US"/>
-          </w:rPr>
-          <w:rPr>
-            <w:color w:val="0000EE"/>
-            <w:u w:val="single"/>
-          </w:rPr>
-          <w:t>yoke</w:t>
-        </w:r>
-      </w:hyperlink>
+      <w:r>
+        <w:rPr>
+          <w:lang w:val="en_US" w:bidi="en_US"/>
+        </w:rPr>
+        <w:t>yoke</w:t>
+      </w:r>
       <w:r>
         <w:rPr>
           <w:lang w:val="en_US" w:bidi="en_US"/>
@@ -38903,18 +38159,12 @@
         </w:rPr>
         <w:t xml:space="preserve">Stop here and look at a picture of a </w:t>
       </w:r>
-      <w:hyperlink r:id="rId68">
-        <w:r>
-          <w:rPr>
-            <w:lang w:val="en_US" w:bidi="en_US"/>
-          </w:rPr>
-          <w:rPr>
-            <w:color w:val="0000EE"/>
-            <w:u w:val="single"/>
-          </w:rPr>
-          <w:t>trap</w:t>
-        </w:r>
-      </w:hyperlink>
+      <w:r>
+        <w:rPr>
+          <w:lang w:val="en_US" w:bidi="en_US"/>
+        </w:rPr>
+        <w:t>trap</w:t>
+      </w:r>
       <w:r>
         <w:rPr>
           <w:lang w:val="en_US" w:bidi="en_US"/>
@@ -38949,18 +38199,12 @@
         </w:rPr>
         <w:t xml:space="preserve">Stop here and look at a picture of a </w:t>
       </w:r>
-      <w:hyperlink r:id="rId68">
-        <w:r>
-          <w:rPr>
-            <w:lang w:val="en_US" w:bidi="en_US"/>
-          </w:rPr>
-          <w:rPr>
-            <w:color w:val="0000EE"/>
-            <w:u w:val="single"/>
-          </w:rPr>
-          <w:t>trap</w:t>
-        </w:r>
-      </w:hyperlink>
+      <w:r>
+        <w:rPr>
+          <w:lang w:val="en_US" w:bidi="en_US"/>
+        </w:rPr>
+        <w:t>trap</w:t>
+      </w:r>
       <w:r>
         <w:rPr>
           <w:lang w:val="en_US" w:bidi="en_US"/>
@@ -39807,18 +39051,12 @@
         </w:rPr>
         <w:t xml:space="preserve">, of the Lord Jesus Christ. Doctrine is all the teachings or statements that someone teaches or accepts and believes. Use the same word for doctrine as you have used in previous passages, and for more information on </w:t>
       </w:r>
-      <w:hyperlink r:id="rId23">
-        <w:r>
-          <w:rPr>
-            <w:lang w:val="en_US" w:bidi="en_US"/>
-          </w:rPr>
-          <w:rPr>
-            <w:color w:val="0000EE"/>
-            <w:u w:val="single"/>
-          </w:rPr>
-          <w:t>doctrine</w:t>
-        </w:r>
-      </w:hyperlink>
+      <w:r>
+        <w:rPr>
+          <w:lang w:val="en_US" w:bidi="en_US"/>
+        </w:rPr>
+        <w:t>doctrine</w:t>
+      </w:r>
       <w:r>
         <w:rPr>
           <w:lang w:val="en_US" w:bidi="en_US"/>
@@ -39852,18 +39090,12 @@
         </w:rPr>
         <w:t xml:space="preserve"> is a master over other people. A lord has full authority over these people, so the Israelites used this word for God, because God has authority over the whole world. Paul often uses this word for Jesus, to show that Jesus is God. For more information on </w:t>
       </w:r>
-      <w:hyperlink r:id="rId19">
-        <w:r>
-          <w:rPr>
-            <w:lang w:val="en_US" w:bidi="en_US"/>
-          </w:rPr>
-          <w:rPr>
-            <w:color w:val="0000EE"/>
-            <w:u w:val="single"/>
-          </w:rPr>
-          <w:t>Lord</w:t>
-        </w:r>
-      </w:hyperlink>
+      <w:r>
+        <w:rPr>
+          <w:lang w:val="en_US" w:bidi="en_US"/>
+        </w:rPr>
+        <w:t>Lord</w:t>
+      </w:r>
       <w:r>
         <w:rPr>
           <w:lang w:val="en_US" w:bidi="en_US"/>
@@ -39891,18 +39123,12 @@
         </w:rPr>
         <w:t xml:space="preserve"> refers to the special king and Savior that God had promised to send, who is Jesus. For more information on </w:t>
       </w:r>
-      <w:hyperlink r:id="rId16">
-        <w:r>
-          <w:rPr>
-            <w:lang w:val="en_US" w:bidi="en_US"/>
-          </w:rPr>
-          <w:rPr>
-            <w:color w:val="0000EE"/>
-            <w:u w:val="single"/>
-          </w:rPr>
-          <w:t>Christ</w:t>
-        </w:r>
-      </w:hyperlink>
+      <w:r>
+        <w:rPr>
+          <w:lang w:val="en_US" w:bidi="en_US"/>
+        </w:rPr>
+        <w:t>Christ</w:t>
+      </w:r>
       <w:r>
         <w:rPr>
           <w:lang w:val="en_US" w:bidi="en_US"/>
@@ -39934,25 +39160,7 @@
         <w:rPr>
           <w:lang w:val="en_US" w:bidi="en_US"/>
         </w:rPr>
-        <w:t xml:space="preserve"> teaching. A person who is godly loves God and with all his heart wants to behave in a way that pleases God. Godliness means to act in a way that pleases God. Godly teaching is a kind of teaching that helps people to behave as God wants them to behave. For more information on </w:t>
-      </w:r>
-      <w:hyperlink r:id="rId31">
-        <w:r>
-          <w:rPr>
-            <w:lang w:val="en_US" w:bidi="en_US"/>
-          </w:rPr>
-          <w:rPr>
-            <w:color w:val="0000EE"/>
-            <w:u w:val="single"/>
-          </w:rPr>
-          <w:t>godly</w:t>
-        </w:r>
-      </w:hyperlink>
-      <w:r>
-        <w:rPr>
-          <w:lang w:val="en_US" w:bidi="en_US"/>
-        </w:rPr>
-        <w:t>, refer to the Master Glossary. Use the same word or phrase for godly as you used in previous passages.</w:t>
+        <w:t xml:space="preserve"> teaching. A person who is godly loves God and with all his heart wants to behave in a way that pleases God. Godliness means to act in a way that pleases God. Godly teaching is a kind of teaching that helps people to behave as God wants them to behave. For more information on godly, refer to the Master Glossary. Use the same word or phrase for godly as you used in previous passages.</w:t>
       </w:r>
     </w:p>
     <w:p>
@@ -40008,18 +39216,12 @@
         </w:rPr>
         <w:t xml:space="preserve">. Look up </w:t>
       </w:r>
-      <w:hyperlink r:id="rId69">
-        <w:r>
-          <w:rPr>
-            <w:lang w:val="en_US" w:bidi="en_US"/>
-          </w:rPr>
-          <w:rPr>
-            <w:color w:val="0000EE"/>
-            <w:u w:val="single"/>
-          </w:rPr>
-          <w:t>evil</w:t>
-        </w:r>
-      </w:hyperlink>
+      <w:r>
+        <w:rPr>
+          <w:lang w:val="en_US" w:bidi="en_US"/>
+        </w:rPr>
+        <w:t>evil</w:t>
+      </w:r>
       <w:r>
         <w:rPr>
           <w:lang w:val="en_US" w:bidi="en_US"/>
@@ -40080,18 +39282,12 @@
         </w:rPr>
         <w:t xml:space="preserve">. Look up </w:t>
       </w:r>
-      <w:hyperlink r:id="rId70">
-        <w:r>
-          <w:rPr>
-            <w:lang w:val="en_US" w:bidi="en_US"/>
-          </w:rPr>
-          <w:rPr>
-            <w:color w:val="0000EE"/>
-            <w:u w:val="single"/>
-          </w:rPr>
-          <w:t>mind</w:t>
-        </w:r>
-      </w:hyperlink>
+      <w:r>
+        <w:rPr>
+          <w:lang w:val="en_US" w:bidi="en_US"/>
+        </w:rPr>
+        <w:t>mind</w:t>
+      </w:r>
       <w:r>
         <w:rPr>
           <w:lang w:val="en_US" w:bidi="en_US"/>
@@ -40152,18 +39348,12 @@
         </w:rPr>
         <w:t xml:space="preserve">. Look at a picture of a </w:t>
       </w:r>
-      <w:hyperlink r:id="rId68">
-        <w:r>
-          <w:rPr>
-            <w:lang w:val="en_US" w:bidi="en_US"/>
-          </w:rPr>
-          <w:rPr>
-            <w:color w:val="0000EE"/>
-            <w:u w:val="single"/>
-          </w:rPr>
-          <w:t>trap</w:t>
-        </w:r>
-      </w:hyperlink>
+      <w:r>
+        <w:rPr>
+          <w:lang w:val="en_US" w:bidi="en_US"/>
+        </w:rPr>
+        <w:t>trap</w:t>
+      </w:r>
       <w:r>
         <w:rPr>
           <w:lang w:val="en_US" w:bidi="en_US"/>
@@ -40197,18 +39387,12 @@
         </w:rPr>
         <w:t xml:space="preserve">. To have faith in someone means to believe what that person says about himself is true. When Paul talks about the faith, Paul means the true teaching about God and Christ, where people believe or have faith in Christ. For more information on </w:t>
       </w:r>
-      <w:hyperlink r:id="rId18">
-        <w:r>
-          <w:rPr>
-            <w:lang w:val="en_US" w:bidi="en_US"/>
-          </w:rPr>
-          <w:rPr>
-            <w:color w:val="0000EE"/>
-            <w:u w:val="single"/>
-          </w:rPr>
-          <w:t>faith</w:t>
-        </w:r>
-      </w:hyperlink>
+      <w:r>
+        <w:rPr>
+          <w:lang w:val="en_US" w:bidi="en_US"/>
+        </w:rPr>
+        <w:t>faith</w:t>
+      </w:r>
       <w:r>
         <w:rPr>
           <w:lang w:val="en_US" w:bidi="en_US"/>
@@ -43523,18 +42707,12 @@
         </w:rPr>
         <w:t xml:space="preserve">Stop here and discuss as a group: In your culture, how do people build foundations for houses or buildings? Look at the picture of a </w:t>
       </w:r>
-      <w:hyperlink r:id="rId71">
-        <w:r>
-          <w:rPr>
-            <w:lang w:val="en_US" w:bidi="en_US"/>
-          </w:rPr>
-          <w:rPr>
-            <w:color w:val="0000EE"/>
-            <w:u w:val="single"/>
-          </w:rPr>
-          <w:t>foundation</w:t>
-        </w:r>
-      </w:hyperlink>
+      <w:r>
+        <w:rPr>
+          <w:lang w:val="en_US" w:bidi="en_US"/>
+        </w:rPr>
+        <w:t>foundation</w:t>
+      </w:r>
       <w:r>
         <w:rPr>
           <w:lang w:val="en_US" w:bidi="en_US"/>

--- a/eng/docx/54.content.docx
+++ b/eng/docx/54.content.docx
@@ -1759,7 +1759,19 @@
         <w:rPr>
           <w:lang w:val="en_US" w:bidi="en_US"/>
         </w:rPr>
-        <w:t>. Look up hope in the Master Glossary for more information. If you have already translated this word in another book of the Bible, discuss that word to see if you can use it here. Pause this audio here.</w:t>
+        <w:t xml:space="preserve">. Look up </w:t>
+      </w:r>
+      <w:r>
+        <w:rPr>
+          <w:lang w:val="en_US" w:bidi="en_US"/>
+        </w:rPr>
+        <w:t>hope</w:t>
+      </w:r>
+      <w:r>
+        <w:rPr>
+          <w:lang w:val="en_US" w:bidi="en_US"/>
+        </w:rPr>
+        <w:t xml:space="preserve"> in the Master Glossary for more information. If you have already translated this word in another book of the Bible, discuss that word to see if you can use it here. Pause this audio here.</w:t>
       </w:r>
     </w:p>
     <w:p>
@@ -2275,6 +2287,271 @@
           <w:lang w:val="en_US" w:bidi="en_US"/>
         </w:rPr>
         <w:t>Finally, the group can put together a final version of the passage that everyone agrees on. Each group member should practice telling this final version of the passage.</w:t>
+      </w:r>
+      <w:r>
+        <w:rPr>
+          <w:lang w:val="en_US" w:bidi="en_US"/>
+        </w:rPr>
+      </w:r>
+      <w:r>
+        <w:rPr>
+          <w:lang w:val="en_US" w:bidi="en_US"/>
+        </w:rPr>
+      </w:r>
+    </w:p>
+    <w:p>
+      <w:pPr/>
+      <w:r>
+        <w:rPr>
+          <w:lang w:val="en_US" w:bidi="en_US"/>
+        </w:rPr>
+      </w:r>
+    </w:p>
+    <w:p>
+      <w:pPr>
+        <w:pStyle w:val="Heading2"/>
+      </w:pPr>
+      <w:r>
+        <w:rPr>
+          <w:lang w:val="en_US" w:bidi="en_US"/>
+        </w:rPr>
+        <w:t>1 Timothy 1:1–2</w:t>
+      </w:r>
+      <w:r>
+        <w:rPr>
+          <w:lang w:val="en_US" w:bidi="en_US"/>
+        </w:rPr>
+      </w:r>
+    </w:p>
+    <w:p>
+      <w:pPr>
+        <w:pStyle w:val="Heading4"/>
+      </w:pPr>
+      <w:r>
+        <w:rPr>
+          <w:lang w:val="en_US" w:bidi="en_US"/>
+        </w:rPr>
+        <w:t>Audio Content</w:t>
+      </w:r>
+      <w:r>
+        <w:rPr>
+          <w:lang w:val="en_US" w:bidi="en_US"/>
+        </w:rPr>
+      </w:r>
+      <w:r>
+        <w:rPr>
+          <w:lang w:val="en_US" w:bidi="en_US"/>
+        </w:rPr>
+      </w:r>
+    </w:p>
+    <w:p>
+      <w:pPr>
+        <w:pStyle w:val="ListBullet"/>
+        <w:spacing w:line="240" w:lineRule="auto"/>
+        <w:ind w:left="720"/>
+      </w:pPr>
+      <w:r>
+        <w:rPr>
+          <w:lang w:val="en_US" w:bidi="en_US"/>
+        </w:rPr>
+      </w:r>
+      <w:hyperlink r:id="rId13">
+        <w:r>
+          <w:rPr>
+            <w:lang w:val="en_US" w:bidi="en_US"/>
+          </w:rPr>
+          <w:rPr>
+            <w:color w:val="0000EE"/>
+            <w:u w:val="single"/>
+          </w:rPr>
+          <w:t>Hear and Heart</w:t>
+        </w:r>
+      </w:hyperlink>
+      <w:r>
+        <w:rPr>
+          <w:lang w:val="en_US" w:bidi="en_US"/>
+        </w:rPr>
+        <w:t xml:space="preserve"> (999 KB)</w:t>
+      </w:r>
+      <w:r>
+        <w:rPr>
+          <w:lang w:val="en_US" w:bidi="en_US"/>
+        </w:rPr>
+      </w:r>
+    </w:p>
+    <w:p>
+      <w:pPr>
+        <w:pStyle w:val="ListBullet"/>
+        <w:spacing w:line="240" w:lineRule="auto"/>
+        <w:ind w:left="720"/>
+      </w:pPr>
+      <w:r>
+        <w:rPr>
+          <w:lang w:val="en_US" w:bidi="en_US"/>
+        </w:rPr>
+      </w:r>
+      <w:hyperlink r:id="rId14">
+        <w:r>
+          <w:rPr>
+            <w:lang w:val="en_US" w:bidi="en_US"/>
+          </w:rPr>
+          <w:rPr>
+            <w:color w:val="0000EE"/>
+            <w:u w:val="single"/>
+          </w:rPr>
+          <w:t>Setting the Stage</w:t>
+        </w:r>
+      </w:hyperlink>
+      <w:r>
+        <w:rPr>
+          <w:lang w:val="en_US" w:bidi="en_US"/>
+        </w:rPr>
+        <w:t xml:space="preserve"> (5.0 MB)</w:t>
+      </w:r>
+      <w:r>
+        <w:rPr>
+          <w:lang w:val="en_US" w:bidi="en_US"/>
+        </w:rPr>
+      </w:r>
+    </w:p>
+    <w:p>
+      <w:pPr>
+        <w:pStyle w:val="ListBullet"/>
+        <w:spacing w:line="240" w:lineRule="auto"/>
+        <w:ind w:left="720"/>
+      </w:pPr>
+      <w:r>
+        <w:rPr>
+          <w:lang w:val="en_US" w:bidi="en_US"/>
+        </w:rPr>
+      </w:r>
+      <w:hyperlink r:id="rId15">
+        <w:r>
+          <w:rPr>
+            <w:lang w:val="en_US" w:bidi="en_US"/>
+          </w:rPr>
+          <w:rPr>
+            <w:color w:val="0000EE"/>
+            <w:u w:val="single"/>
+          </w:rPr>
+          <w:t>Defining the Scenes</w:t>
+        </w:r>
+      </w:hyperlink>
+      <w:r>
+        <w:rPr>
+          <w:lang w:val="en_US" w:bidi="en_US"/>
+        </w:rPr>
+        <w:t xml:space="preserve"> (4.3 MB)</w:t>
+      </w:r>
+      <w:r>
+        <w:rPr>
+          <w:lang w:val="en_US" w:bidi="en_US"/>
+        </w:rPr>
+      </w:r>
+    </w:p>
+    <w:p>
+      <w:pPr>
+        <w:pStyle w:val="ListBullet"/>
+        <w:spacing w:line="240" w:lineRule="auto"/>
+        <w:ind w:left="720"/>
+      </w:pPr>
+      <w:r>
+        <w:rPr>
+          <w:lang w:val="en_US" w:bidi="en_US"/>
+        </w:rPr>
+      </w:r>
+      <w:hyperlink r:id="rId16">
+        <w:r>
+          <w:rPr>
+            <w:lang w:val="en_US" w:bidi="en_US"/>
+          </w:rPr>
+          <w:rPr>
+            <w:color w:val="0000EE"/>
+            <w:u w:val="single"/>
+          </w:rPr>
+          <w:t>Embodying the Text</w:t>
+        </w:r>
+      </w:hyperlink>
+      <w:r>
+        <w:rPr>
+          <w:lang w:val="en_US" w:bidi="en_US"/>
+        </w:rPr>
+        <w:t xml:space="preserve"> (2.4 MB)</w:t>
+      </w:r>
+      <w:r>
+        <w:rPr>
+          <w:lang w:val="en_US" w:bidi="en_US"/>
+        </w:rPr>
+      </w:r>
+    </w:p>
+    <w:p>
+      <w:pPr>
+        <w:pStyle w:val="ListBullet"/>
+        <w:spacing w:line="240" w:lineRule="auto"/>
+        <w:ind w:left="720"/>
+      </w:pPr>
+      <w:r>
+        <w:rPr>
+          <w:lang w:val="en_US" w:bidi="en_US"/>
+        </w:rPr>
+      </w:r>
+      <w:hyperlink r:id="rId17">
+        <w:r>
+          <w:rPr>
+            <w:lang w:val="en_US" w:bidi="en_US"/>
+          </w:rPr>
+          <w:rPr>
+            <w:color w:val="0000EE"/>
+            <w:u w:val="single"/>
+          </w:rPr>
+          <w:t>Filling the Gaps</w:t>
+        </w:r>
+      </w:hyperlink>
+      <w:r>
+        <w:rPr>
+          <w:lang w:val="en_US" w:bidi="en_US"/>
+        </w:rPr>
+        <w:t xml:space="preserve"> (4.1 MB)</w:t>
+      </w:r>
+      <w:r>
+        <w:rPr>
+          <w:lang w:val="en_US" w:bidi="en_US"/>
+        </w:rPr>
+      </w:r>
+    </w:p>
+    <w:p>
+      <w:pPr>
+        <w:pStyle w:val="ListBullet"/>
+        <w:spacing w:line="240" w:lineRule="auto"/>
+        <w:ind w:left="720"/>
+      </w:pPr>
+      <w:r>
+        <w:rPr>
+          <w:lang w:val="en_US" w:bidi="en_US"/>
+        </w:rPr>
+      </w:r>
+      <w:hyperlink r:id="rId18">
+        <w:r>
+          <w:rPr>
+            <w:lang w:val="en_US" w:bidi="en_US"/>
+          </w:rPr>
+          <w:rPr>
+            <w:color w:val="0000EE"/>
+            <w:u w:val="single"/>
+          </w:rPr>
+          <w:t>Speaking the Word</w:t>
+        </w:r>
+      </w:hyperlink>
+      <w:r>
+        <w:rPr>
+          <w:lang w:val="en_US" w:bidi="en_US"/>
+        </w:rPr>
+        <w:t xml:space="preserve"> (1.1 MB)</w:t>
+      </w:r>
+      <w:r>
+        <w:rPr>
+          <w:lang w:val="en_US" w:bidi="en_US"/>
+        </w:rPr>
       </w:r>
       <w:r>
         <w:rPr>
@@ -4045,7 +4322,19 @@
         <w:rPr>
           <w:lang w:val="en_US" w:bidi="en_US"/>
         </w:rPr>
-        <w:t>. Look up pure in the Master Glossary for more information. If you have already translated this word in another book of the Bible, use the same word that you have used there. Pause this audio here.</w:t>
+        <w:t xml:space="preserve">. Look up </w:t>
+      </w:r>
+      <w:r>
+        <w:rPr>
+          <w:lang w:val="en_US" w:bidi="en_US"/>
+        </w:rPr>
+        <w:t>pure</w:t>
+      </w:r>
+      <w:r>
+        <w:rPr>
+          <w:lang w:val="en_US" w:bidi="en_US"/>
+        </w:rPr>
+        <w:t xml:space="preserve"> in the Master Glossary for more information. If you have already translated this word in another book of the Bible, use the same word that you have used there. Pause this audio here.</w:t>
       </w:r>
     </w:p>
     <w:p>
@@ -4474,6 +4763,271 @@
           <w:lang w:val="en_US" w:bidi="en_US"/>
         </w:rPr>
         <w:t>Finally, the group can put together a final version of the passage that everyone agrees on. Each group member should practice telling this final version of the passage.</w:t>
+      </w:r>
+      <w:r>
+        <w:rPr>
+          <w:lang w:val="en_US" w:bidi="en_US"/>
+        </w:rPr>
+      </w:r>
+      <w:r>
+        <w:rPr>
+          <w:lang w:val="en_US" w:bidi="en_US"/>
+        </w:rPr>
+      </w:r>
+    </w:p>
+    <w:p>
+      <w:pPr/>
+      <w:r>
+        <w:rPr>
+          <w:lang w:val="en_US" w:bidi="en_US"/>
+        </w:rPr>
+      </w:r>
+    </w:p>
+    <w:p>
+      <w:pPr>
+        <w:pStyle w:val="Heading2"/>
+      </w:pPr>
+      <w:r>
+        <w:rPr>
+          <w:lang w:val="en_US" w:bidi="en_US"/>
+        </w:rPr>
+        <w:t>1 Timothy 1:3–7</w:t>
+      </w:r>
+      <w:r>
+        <w:rPr>
+          <w:lang w:val="en_US" w:bidi="en_US"/>
+        </w:rPr>
+      </w:r>
+    </w:p>
+    <w:p>
+      <w:pPr>
+        <w:pStyle w:val="Heading4"/>
+      </w:pPr>
+      <w:r>
+        <w:rPr>
+          <w:lang w:val="en_US" w:bidi="en_US"/>
+        </w:rPr>
+        <w:t>Audio Content</w:t>
+      </w:r>
+      <w:r>
+        <w:rPr>
+          <w:lang w:val="en_US" w:bidi="en_US"/>
+        </w:rPr>
+      </w:r>
+      <w:r>
+        <w:rPr>
+          <w:lang w:val="en_US" w:bidi="en_US"/>
+        </w:rPr>
+      </w:r>
+    </w:p>
+    <w:p>
+      <w:pPr>
+        <w:pStyle w:val="ListBullet"/>
+        <w:spacing w:line="240" w:lineRule="auto"/>
+        <w:ind w:left="720"/>
+      </w:pPr>
+      <w:r>
+        <w:rPr>
+          <w:lang w:val="en_US" w:bidi="en_US"/>
+        </w:rPr>
+      </w:r>
+      <w:hyperlink r:id="rId19">
+        <w:r>
+          <w:rPr>
+            <w:lang w:val="en_US" w:bidi="en_US"/>
+          </w:rPr>
+          <w:rPr>
+            <w:color w:val="0000EE"/>
+            <w:u w:val="single"/>
+          </w:rPr>
+          <w:t>Hear and Heart</w:t>
+        </w:r>
+      </w:hyperlink>
+      <w:r>
+        <w:rPr>
+          <w:lang w:val="en_US" w:bidi="en_US"/>
+        </w:rPr>
+        <w:t xml:space="preserve"> (833 KB)</w:t>
+      </w:r>
+      <w:r>
+        <w:rPr>
+          <w:lang w:val="en_US" w:bidi="en_US"/>
+        </w:rPr>
+      </w:r>
+    </w:p>
+    <w:p>
+      <w:pPr>
+        <w:pStyle w:val="ListBullet"/>
+        <w:spacing w:line="240" w:lineRule="auto"/>
+        <w:ind w:left="720"/>
+      </w:pPr>
+      <w:r>
+        <w:rPr>
+          <w:lang w:val="en_US" w:bidi="en_US"/>
+        </w:rPr>
+      </w:r>
+      <w:hyperlink r:id="rId20">
+        <w:r>
+          <w:rPr>
+            <w:lang w:val="en_US" w:bidi="en_US"/>
+          </w:rPr>
+          <w:rPr>
+            <w:color w:val="0000EE"/>
+            <w:u w:val="single"/>
+          </w:rPr>
+          <w:t>Setting the Stage</w:t>
+        </w:r>
+      </w:hyperlink>
+      <w:r>
+        <w:rPr>
+          <w:lang w:val="en_US" w:bidi="en_US"/>
+        </w:rPr>
+        <w:t xml:space="preserve"> (4.1 MB)</w:t>
+      </w:r>
+      <w:r>
+        <w:rPr>
+          <w:lang w:val="en_US" w:bidi="en_US"/>
+        </w:rPr>
+      </w:r>
+    </w:p>
+    <w:p>
+      <w:pPr>
+        <w:pStyle w:val="ListBullet"/>
+        <w:spacing w:line="240" w:lineRule="auto"/>
+        <w:ind w:left="720"/>
+      </w:pPr>
+      <w:r>
+        <w:rPr>
+          <w:lang w:val="en_US" w:bidi="en_US"/>
+        </w:rPr>
+      </w:r>
+      <w:hyperlink r:id="rId21">
+        <w:r>
+          <w:rPr>
+            <w:lang w:val="en_US" w:bidi="en_US"/>
+          </w:rPr>
+          <w:rPr>
+            <w:color w:val="0000EE"/>
+            <w:u w:val="single"/>
+          </w:rPr>
+          <w:t>Defining the Scenes</w:t>
+        </w:r>
+      </w:hyperlink>
+      <w:r>
+        <w:rPr>
+          <w:lang w:val="en_US" w:bidi="en_US"/>
+        </w:rPr>
+        <w:t xml:space="preserve"> (5.3 MB)</w:t>
+      </w:r>
+      <w:r>
+        <w:rPr>
+          <w:lang w:val="en_US" w:bidi="en_US"/>
+        </w:rPr>
+      </w:r>
+    </w:p>
+    <w:p>
+      <w:pPr>
+        <w:pStyle w:val="ListBullet"/>
+        <w:spacing w:line="240" w:lineRule="auto"/>
+        <w:ind w:left="720"/>
+      </w:pPr>
+      <w:r>
+        <w:rPr>
+          <w:lang w:val="en_US" w:bidi="en_US"/>
+        </w:rPr>
+      </w:r>
+      <w:hyperlink r:id="rId22">
+        <w:r>
+          <w:rPr>
+            <w:lang w:val="en_US" w:bidi="en_US"/>
+          </w:rPr>
+          <w:rPr>
+            <w:color w:val="0000EE"/>
+            <w:u w:val="single"/>
+          </w:rPr>
+          <w:t>Embodying the Text</w:t>
+        </w:r>
+      </w:hyperlink>
+      <w:r>
+        <w:rPr>
+          <w:lang w:val="en_US" w:bidi="en_US"/>
+        </w:rPr>
+        <w:t xml:space="preserve"> (4.3 MB)</w:t>
+      </w:r>
+      <w:r>
+        <w:rPr>
+          <w:lang w:val="en_US" w:bidi="en_US"/>
+        </w:rPr>
+      </w:r>
+    </w:p>
+    <w:p>
+      <w:pPr>
+        <w:pStyle w:val="ListBullet"/>
+        <w:spacing w:line="240" w:lineRule="auto"/>
+        <w:ind w:left="720"/>
+      </w:pPr>
+      <w:r>
+        <w:rPr>
+          <w:lang w:val="en_US" w:bidi="en_US"/>
+        </w:rPr>
+      </w:r>
+      <w:hyperlink r:id="rId23">
+        <w:r>
+          <w:rPr>
+            <w:lang w:val="en_US" w:bidi="en_US"/>
+          </w:rPr>
+          <w:rPr>
+            <w:color w:val="0000EE"/>
+            <w:u w:val="single"/>
+          </w:rPr>
+          <w:t>Filling the Gaps</w:t>
+        </w:r>
+      </w:hyperlink>
+      <w:r>
+        <w:rPr>
+          <w:lang w:val="en_US" w:bidi="en_US"/>
+        </w:rPr>
+        <w:t xml:space="preserve"> (4.5 MB)</w:t>
+      </w:r>
+      <w:r>
+        <w:rPr>
+          <w:lang w:val="en_US" w:bidi="en_US"/>
+        </w:rPr>
+      </w:r>
+    </w:p>
+    <w:p>
+      <w:pPr>
+        <w:pStyle w:val="ListBullet"/>
+        <w:spacing w:line="240" w:lineRule="auto"/>
+        <w:ind w:left="720"/>
+      </w:pPr>
+      <w:r>
+        <w:rPr>
+          <w:lang w:val="en_US" w:bidi="en_US"/>
+        </w:rPr>
+      </w:r>
+      <w:hyperlink r:id="rId24">
+        <w:r>
+          <w:rPr>
+            <w:lang w:val="en_US" w:bidi="en_US"/>
+          </w:rPr>
+          <w:rPr>
+            <w:color w:val="0000EE"/>
+            <w:u w:val="single"/>
+          </w:rPr>
+          <w:t>Speaking the Word</w:t>
+        </w:r>
+      </w:hyperlink>
+      <w:r>
+        <w:rPr>
+          <w:lang w:val="en_US" w:bidi="en_US"/>
+        </w:rPr>
+        <w:t xml:space="preserve"> (1.1 MB)</w:t>
+      </w:r>
+      <w:r>
+        <w:rPr>
+          <w:lang w:val="en_US" w:bidi="en_US"/>
+        </w:rPr>
       </w:r>
       <w:r>
         <w:rPr>
@@ -6491,7 +7045,19 @@
         <w:rPr>
           <w:lang w:val="en_US" w:bidi="en_US"/>
         </w:rPr>
-        <w:t xml:space="preserve"> and ungodly in the Master Glossary for more information. If you have already translated these words in another book of the Bible, use the same words that you have used there. Pause this audio here.</w:t>
+        <w:t xml:space="preserve"> and </w:t>
+      </w:r>
+      <w:r>
+        <w:rPr>
+          <w:lang w:val="en_US" w:bidi="en_US"/>
+        </w:rPr>
+        <w:t>ungodly</w:t>
+      </w:r>
+      <w:r>
+        <w:rPr>
+          <w:lang w:val="en_US" w:bidi="en_US"/>
+        </w:rPr>
+        <w:t xml:space="preserve"> in the Master Glossary for more information. If you have already translated these words in another book of the Bible, use the same words that you have used there. Pause this audio here.</w:t>
       </w:r>
     </w:p>
     <w:p>
@@ -7288,6 +7854,271 @@
           <w:lang w:val="en_US" w:bidi="en_US"/>
         </w:rPr>
         <w:t>Finally, the group can put together a final version of the passage that everyone agrees on. Each group member should practice telling this final version of the passage.</w:t>
+      </w:r>
+      <w:r>
+        <w:rPr>
+          <w:lang w:val="en_US" w:bidi="en_US"/>
+        </w:rPr>
+      </w:r>
+      <w:r>
+        <w:rPr>
+          <w:lang w:val="en_US" w:bidi="en_US"/>
+        </w:rPr>
+      </w:r>
+    </w:p>
+    <w:p>
+      <w:pPr/>
+      <w:r>
+        <w:rPr>
+          <w:lang w:val="en_US" w:bidi="en_US"/>
+        </w:rPr>
+      </w:r>
+    </w:p>
+    <w:p>
+      <w:pPr>
+        <w:pStyle w:val="Heading2"/>
+      </w:pPr>
+      <w:r>
+        <w:rPr>
+          <w:lang w:val="en_US" w:bidi="en_US"/>
+        </w:rPr>
+        <w:t>1 Timothy 1:8–11</w:t>
+      </w:r>
+      <w:r>
+        <w:rPr>
+          <w:lang w:val="en_US" w:bidi="en_US"/>
+        </w:rPr>
+      </w:r>
+    </w:p>
+    <w:p>
+      <w:pPr>
+        <w:pStyle w:val="Heading4"/>
+      </w:pPr>
+      <w:r>
+        <w:rPr>
+          <w:lang w:val="en_US" w:bidi="en_US"/>
+        </w:rPr>
+        <w:t>Audio Content</w:t>
+      </w:r>
+      <w:r>
+        <w:rPr>
+          <w:lang w:val="en_US" w:bidi="en_US"/>
+        </w:rPr>
+      </w:r>
+      <w:r>
+        <w:rPr>
+          <w:lang w:val="en_US" w:bidi="en_US"/>
+        </w:rPr>
+      </w:r>
+    </w:p>
+    <w:p>
+      <w:pPr>
+        <w:pStyle w:val="ListBullet"/>
+        <w:spacing w:line="240" w:lineRule="auto"/>
+        <w:ind w:left="720"/>
+      </w:pPr>
+      <w:r>
+        <w:rPr>
+          <w:lang w:val="en_US" w:bidi="en_US"/>
+        </w:rPr>
+      </w:r>
+      <w:hyperlink r:id="rId25">
+        <w:r>
+          <w:rPr>
+            <w:lang w:val="en_US" w:bidi="en_US"/>
+          </w:rPr>
+          <w:rPr>
+            <w:color w:val="0000EE"/>
+            <w:u w:val="single"/>
+          </w:rPr>
+          <w:t>Hear and Heart</w:t>
+        </w:r>
+      </w:hyperlink>
+      <w:r>
+        <w:rPr>
+          <w:lang w:val="en_US" w:bidi="en_US"/>
+        </w:rPr>
+        <w:t xml:space="preserve"> (821 KB)</w:t>
+      </w:r>
+      <w:r>
+        <w:rPr>
+          <w:lang w:val="en_US" w:bidi="en_US"/>
+        </w:rPr>
+      </w:r>
+    </w:p>
+    <w:p>
+      <w:pPr>
+        <w:pStyle w:val="ListBullet"/>
+        <w:spacing w:line="240" w:lineRule="auto"/>
+        <w:ind w:left="720"/>
+      </w:pPr>
+      <w:r>
+        <w:rPr>
+          <w:lang w:val="en_US" w:bidi="en_US"/>
+        </w:rPr>
+      </w:r>
+      <w:hyperlink r:id="rId26">
+        <w:r>
+          <w:rPr>
+            <w:lang w:val="en_US" w:bidi="en_US"/>
+          </w:rPr>
+          <w:rPr>
+            <w:color w:val="0000EE"/>
+            <w:u w:val="single"/>
+          </w:rPr>
+          <w:t>Setting the Stage</w:t>
+        </w:r>
+      </w:hyperlink>
+      <w:r>
+        <w:rPr>
+          <w:lang w:val="en_US" w:bidi="en_US"/>
+        </w:rPr>
+        <w:t xml:space="preserve"> (3.4 MB)</w:t>
+      </w:r>
+      <w:r>
+        <w:rPr>
+          <w:lang w:val="en_US" w:bidi="en_US"/>
+        </w:rPr>
+      </w:r>
+    </w:p>
+    <w:p>
+      <w:pPr>
+        <w:pStyle w:val="ListBullet"/>
+        <w:spacing w:line="240" w:lineRule="auto"/>
+        <w:ind w:left="720"/>
+      </w:pPr>
+      <w:r>
+        <w:rPr>
+          <w:lang w:val="en_US" w:bidi="en_US"/>
+        </w:rPr>
+      </w:r>
+      <w:hyperlink r:id="rId27">
+        <w:r>
+          <w:rPr>
+            <w:lang w:val="en_US" w:bidi="en_US"/>
+          </w:rPr>
+          <w:rPr>
+            <w:color w:val="0000EE"/>
+            <w:u w:val="single"/>
+          </w:rPr>
+          <w:t>Defining the Scenes</w:t>
+        </w:r>
+      </w:hyperlink>
+      <w:r>
+        <w:rPr>
+          <w:lang w:val="en_US" w:bidi="en_US"/>
+        </w:rPr>
+        <w:t xml:space="preserve"> (4.1 MB)</w:t>
+      </w:r>
+      <w:r>
+        <w:rPr>
+          <w:lang w:val="en_US" w:bidi="en_US"/>
+        </w:rPr>
+      </w:r>
+    </w:p>
+    <w:p>
+      <w:pPr>
+        <w:pStyle w:val="ListBullet"/>
+        <w:spacing w:line="240" w:lineRule="auto"/>
+        <w:ind w:left="720"/>
+      </w:pPr>
+      <w:r>
+        <w:rPr>
+          <w:lang w:val="en_US" w:bidi="en_US"/>
+        </w:rPr>
+      </w:r>
+      <w:hyperlink r:id="rId28">
+        <w:r>
+          <w:rPr>
+            <w:lang w:val="en_US" w:bidi="en_US"/>
+          </w:rPr>
+          <w:rPr>
+            <w:color w:val="0000EE"/>
+            <w:u w:val="single"/>
+          </w:rPr>
+          <w:t>Embodying the Text</w:t>
+        </w:r>
+      </w:hyperlink>
+      <w:r>
+        <w:rPr>
+          <w:lang w:val="en_US" w:bidi="en_US"/>
+        </w:rPr>
+        <w:t xml:space="preserve"> (3.4 MB)</w:t>
+      </w:r>
+      <w:r>
+        <w:rPr>
+          <w:lang w:val="en_US" w:bidi="en_US"/>
+        </w:rPr>
+      </w:r>
+    </w:p>
+    <w:p>
+      <w:pPr>
+        <w:pStyle w:val="ListBullet"/>
+        <w:spacing w:line="240" w:lineRule="auto"/>
+        <w:ind w:left="720"/>
+      </w:pPr>
+      <w:r>
+        <w:rPr>
+          <w:lang w:val="en_US" w:bidi="en_US"/>
+        </w:rPr>
+      </w:r>
+      <w:hyperlink r:id="rId29">
+        <w:r>
+          <w:rPr>
+            <w:lang w:val="en_US" w:bidi="en_US"/>
+          </w:rPr>
+          <w:rPr>
+            <w:color w:val="0000EE"/>
+            <w:u w:val="single"/>
+          </w:rPr>
+          <w:t>Filling the Gaps</w:t>
+        </w:r>
+      </w:hyperlink>
+      <w:r>
+        <w:rPr>
+          <w:lang w:val="en_US" w:bidi="en_US"/>
+        </w:rPr>
+        <w:t xml:space="preserve"> (5.0 MB)</w:t>
+      </w:r>
+      <w:r>
+        <w:rPr>
+          <w:lang w:val="en_US" w:bidi="en_US"/>
+        </w:rPr>
+      </w:r>
+    </w:p>
+    <w:p>
+      <w:pPr>
+        <w:pStyle w:val="ListBullet"/>
+        <w:spacing w:line="240" w:lineRule="auto"/>
+        <w:ind w:left="720"/>
+      </w:pPr>
+      <w:r>
+        <w:rPr>
+          <w:lang w:val="en_US" w:bidi="en_US"/>
+        </w:rPr>
+      </w:r>
+      <w:hyperlink r:id="rId30">
+        <w:r>
+          <w:rPr>
+            <w:lang w:val="en_US" w:bidi="en_US"/>
+          </w:rPr>
+          <w:rPr>
+            <w:color w:val="0000EE"/>
+            <w:u w:val="single"/>
+          </w:rPr>
+          <w:t>Speaking the Word</w:t>
+        </w:r>
+      </w:hyperlink>
+      <w:r>
+        <w:rPr>
+          <w:lang w:val="en_US" w:bidi="en_US"/>
+        </w:rPr>
+        <w:t xml:space="preserve"> (1.1 MB)</w:t>
+      </w:r>
+      <w:r>
+        <w:rPr>
+          <w:lang w:val="en_US" w:bidi="en_US"/>
+        </w:rPr>
       </w:r>
       <w:r>
         <w:rPr>
@@ -10216,6 +11047,271 @@
         <w:rPr>
           <w:lang w:val="en_US" w:bidi="en_US"/>
         </w:rPr>
+        <w:t>1 Timothy 1:12–20</w:t>
+      </w:r>
+      <w:r>
+        <w:rPr>
+          <w:lang w:val="en_US" w:bidi="en_US"/>
+        </w:rPr>
+      </w:r>
+    </w:p>
+    <w:p>
+      <w:pPr>
+        <w:pStyle w:val="Heading4"/>
+      </w:pPr>
+      <w:r>
+        <w:rPr>
+          <w:lang w:val="en_US" w:bidi="en_US"/>
+        </w:rPr>
+        <w:t>Audio Content</w:t>
+      </w:r>
+      <w:r>
+        <w:rPr>
+          <w:lang w:val="en_US" w:bidi="en_US"/>
+        </w:rPr>
+      </w:r>
+      <w:r>
+        <w:rPr>
+          <w:lang w:val="en_US" w:bidi="en_US"/>
+        </w:rPr>
+      </w:r>
+    </w:p>
+    <w:p>
+      <w:pPr>
+        <w:pStyle w:val="ListBullet"/>
+        <w:spacing w:line="240" w:lineRule="auto"/>
+        <w:ind w:left="720"/>
+      </w:pPr>
+      <w:r>
+        <w:rPr>
+          <w:lang w:val="en_US" w:bidi="en_US"/>
+        </w:rPr>
+      </w:r>
+      <w:hyperlink r:id="rId31">
+        <w:r>
+          <w:rPr>
+            <w:lang w:val="en_US" w:bidi="en_US"/>
+          </w:rPr>
+          <w:rPr>
+            <w:color w:val="0000EE"/>
+            <w:u w:val="single"/>
+          </w:rPr>
+          <w:t>Hear and Heart</w:t>
+        </w:r>
+      </w:hyperlink>
+      <w:r>
+        <w:rPr>
+          <w:lang w:val="en_US" w:bidi="en_US"/>
+        </w:rPr>
+        <w:t xml:space="preserve"> (793 KB)</w:t>
+      </w:r>
+      <w:r>
+        <w:rPr>
+          <w:lang w:val="en_US" w:bidi="en_US"/>
+        </w:rPr>
+      </w:r>
+    </w:p>
+    <w:p>
+      <w:pPr>
+        <w:pStyle w:val="ListBullet"/>
+        <w:spacing w:line="240" w:lineRule="auto"/>
+        <w:ind w:left="720"/>
+      </w:pPr>
+      <w:r>
+        <w:rPr>
+          <w:lang w:val="en_US" w:bidi="en_US"/>
+        </w:rPr>
+      </w:r>
+      <w:hyperlink r:id="rId32">
+        <w:r>
+          <w:rPr>
+            <w:lang w:val="en_US" w:bidi="en_US"/>
+          </w:rPr>
+          <w:rPr>
+            <w:color w:val="0000EE"/>
+            <w:u w:val="single"/>
+          </w:rPr>
+          <w:t>Setting the Stage</w:t>
+        </w:r>
+      </w:hyperlink>
+      <w:r>
+        <w:rPr>
+          <w:lang w:val="en_US" w:bidi="en_US"/>
+        </w:rPr>
+        <w:t xml:space="preserve"> (5.0 MB)</w:t>
+      </w:r>
+      <w:r>
+        <w:rPr>
+          <w:lang w:val="en_US" w:bidi="en_US"/>
+        </w:rPr>
+      </w:r>
+    </w:p>
+    <w:p>
+      <w:pPr>
+        <w:pStyle w:val="ListBullet"/>
+        <w:spacing w:line="240" w:lineRule="auto"/>
+        <w:ind w:left="720"/>
+      </w:pPr>
+      <w:r>
+        <w:rPr>
+          <w:lang w:val="en_US" w:bidi="en_US"/>
+        </w:rPr>
+      </w:r>
+      <w:hyperlink r:id="rId33">
+        <w:r>
+          <w:rPr>
+            <w:lang w:val="en_US" w:bidi="en_US"/>
+          </w:rPr>
+          <w:rPr>
+            <w:color w:val="0000EE"/>
+            <w:u w:val="single"/>
+          </w:rPr>
+          <w:t>Defining the Scenes</w:t>
+        </w:r>
+      </w:hyperlink>
+      <w:r>
+        <w:rPr>
+          <w:lang w:val="en_US" w:bidi="en_US"/>
+        </w:rPr>
+        <w:t xml:space="preserve"> (7.3 MB)</w:t>
+      </w:r>
+      <w:r>
+        <w:rPr>
+          <w:lang w:val="en_US" w:bidi="en_US"/>
+        </w:rPr>
+      </w:r>
+    </w:p>
+    <w:p>
+      <w:pPr>
+        <w:pStyle w:val="ListBullet"/>
+        <w:spacing w:line="240" w:lineRule="auto"/>
+        <w:ind w:left="720"/>
+      </w:pPr>
+      <w:r>
+        <w:rPr>
+          <w:lang w:val="en_US" w:bidi="en_US"/>
+        </w:rPr>
+      </w:r>
+      <w:hyperlink r:id="rId34">
+        <w:r>
+          <w:rPr>
+            <w:lang w:val="en_US" w:bidi="en_US"/>
+          </w:rPr>
+          <w:rPr>
+            <w:color w:val="0000EE"/>
+            <w:u w:val="single"/>
+          </w:rPr>
+          <w:t>Embodying the Text</w:t>
+        </w:r>
+      </w:hyperlink>
+      <w:r>
+        <w:rPr>
+          <w:lang w:val="en_US" w:bidi="en_US"/>
+        </w:rPr>
+        <w:t xml:space="preserve"> (3.2 MB)</w:t>
+      </w:r>
+      <w:r>
+        <w:rPr>
+          <w:lang w:val="en_US" w:bidi="en_US"/>
+        </w:rPr>
+      </w:r>
+    </w:p>
+    <w:p>
+      <w:pPr>
+        <w:pStyle w:val="ListBullet"/>
+        <w:spacing w:line="240" w:lineRule="auto"/>
+        <w:ind w:left="720"/>
+      </w:pPr>
+      <w:r>
+        <w:rPr>
+          <w:lang w:val="en_US" w:bidi="en_US"/>
+        </w:rPr>
+      </w:r>
+      <w:hyperlink r:id="rId35">
+        <w:r>
+          <w:rPr>
+            <w:lang w:val="en_US" w:bidi="en_US"/>
+          </w:rPr>
+          <w:rPr>
+            <w:color w:val="0000EE"/>
+            <w:u w:val="single"/>
+          </w:rPr>
+          <w:t>Filling the Gaps</w:t>
+        </w:r>
+      </w:hyperlink>
+      <w:r>
+        <w:rPr>
+          <w:lang w:val="en_US" w:bidi="en_US"/>
+        </w:rPr>
+        <w:t xml:space="preserve"> (4.7 MB)</w:t>
+      </w:r>
+      <w:r>
+        <w:rPr>
+          <w:lang w:val="en_US" w:bidi="en_US"/>
+        </w:rPr>
+      </w:r>
+    </w:p>
+    <w:p>
+      <w:pPr>
+        <w:pStyle w:val="ListBullet"/>
+        <w:spacing w:line="240" w:lineRule="auto"/>
+        <w:ind w:left="720"/>
+      </w:pPr>
+      <w:r>
+        <w:rPr>
+          <w:lang w:val="en_US" w:bidi="en_US"/>
+        </w:rPr>
+      </w:r>
+      <w:hyperlink r:id="rId36">
+        <w:r>
+          <w:rPr>
+            <w:lang w:val="en_US" w:bidi="en_US"/>
+          </w:rPr>
+          <w:rPr>
+            <w:color w:val="0000EE"/>
+            <w:u w:val="single"/>
+          </w:rPr>
+          <w:t>Speaking the Word</w:t>
+        </w:r>
+      </w:hyperlink>
+      <w:r>
+        <w:rPr>
+          <w:lang w:val="en_US" w:bidi="en_US"/>
+        </w:rPr>
+        <w:t xml:space="preserve"> (1.1 MB)</w:t>
+      </w:r>
+      <w:r>
+        <w:rPr>
+          <w:lang w:val="en_US" w:bidi="en_US"/>
+        </w:rPr>
+      </w:r>
+      <w:r>
+        <w:rPr>
+          <w:lang w:val="en_US" w:bidi="en_US"/>
+        </w:rPr>
+      </w:r>
+      <w:r>
+        <w:rPr>
+          <w:lang w:val="en_US" w:bidi="en_US"/>
+        </w:rPr>
+      </w:r>
+    </w:p>
+    <w:p>
+      <w:pPr/>
+      <w:r>
+        <w:rPr>
+          <w:lang w:val="en_US" w:bidi="en_US"/>
+        </w:rPr>
+      </w:r>
+    </w:p>
+    <w:p>
+      <w:pPr>
+        <w:pStyle w:val="Heading2"/>
+      </w:pPr>
+      <w:r>
+        <w:rPr>
+          <w:lang w:val="en_US" w:bidi="en_US"/>
+        </w:rPr>
         <w:t>1 Timothy 2:1–7</w:t>
       </w:r>
       <w:r>
@@ -12227,7 +13323,19 @@
         <w:rPr>
           <w:lang w:val="en_US" w:bidi="en_US"/>
         </w:rPr>
-        <w:t>. See the Master Glossary for more information about godly. If you have already translated this word in another book of the Bible, use the same word that you have used there. Use the same word or phrase throughout the Epistles. Pause this audio here.</w:t>
+        <w:t xml:space="preserve">. See the Master Glossary for more information about </w:t>
+      </w:r>
+      <w:r>
+        <w:rPr>
+          <w:lang w:val="en_US" w:bidi="en_US"/>
+        </w:rPr>
+        <w:t>godly</w:t>
+      </w:r>
+      <w:r>
+        <w:rPr>
+          <w:lang w:val="en_US" w:bidi="en_US"/>
+        </w:rPr>
+        <w:t>. If you have already translated this word in another book of the Bible, use the same word that you have used there. Use the same word or phrase throughout the Epistles. Pause this audio here.</w:t>
       </w:r>
     </w:p>
     <w:p>
@@ -12979,6 +14087,271 @@
           <w:lang w:val="en_US" w:bidi="en_US"/>
         </w:rPr>
         <w:t>Finally, the group can put together a final version of the passage that everyone agrees on. Each group member should practice telling this final version of the passage.</w:t>
+      </w:r>
+      <w:r>
+        <w:rPr>
+          <w:lang w:val="en_US" w:bidi="en_US"/>
+        </w:rPr>
+      </w:r>
+      <w:r>
+        <w:rPr>
+          <w:lang w:val="en_US" w:bidi="en_US"/>
+        </w:rPr>
+      </w:r>
+    </w:p>
+    <w:p>
+      <w:pPr/>
+      <w:r>
+        <w:rPr>
+          <w:lang w:val="en_US" w:bidi="en_US"/>
+        </w:rPr>
+      </w:r>
+    </w:p>
+    <w:p>
+      <w:pPr>
+        <w:pStyle w:val="Heading2"/>
+      </w:pPr>
+      <w:r>
+        <w:rPr>
+          <w:lang w:val="en_US" w:bidi="en_US"/>
+        </w:rPr>
+        <w:t>1 Timothy 2:1–7</w:t>
+      </w:r>
+      <w:r>
+        <w:rPr>
+          <w:lang w:val="en_US" w:bidi="en_US"/>
+        </w:rPr>
+      </w:r>
+    </w:p>
+    <w:p>
+      <w:pPr>
+        <w:pStyle w:val="Heading4"/>
+      </w:pPr>
+      <w:r>
+        <w:rPr>
+          <w:lang w:val="en_US" w:bidi="en_US"/>
+        </w:rPr>
+        <w:t>Audio Content</w:t>
+      </w:r>
+      <w:r>
+        <w:rPr>
+          <w:lang w:val="en_US" w:bidi="en_US"/>
+        </w:rPr>
+      </w:r>
+      <w:r>
+        <w:rPr>
+          <w:lang w:val="en_US" w:bidi="en_US"/>
+        </w:rPr>
+      </w:r>
+    </w:p>
+    <w:p>
+      <w:pPr>
+        <w:pStyle w:val="ListBullet"/>
+        <w:spacing w:line="240" w:lineRule="auto"/>
+        <w:ind w:left="720"/>
+      </w:pPr>
+      <w:r>
+        <w:rPr>
+          <w:lang w:val="en_US" w:bidi="en_US"/>
+        </w:rPr>
+      </w:r>
+      <w:hyperlink r:id="rId37">
+        <w:r>
+          <w:rPr>
+            <w:lang w:val="en_US" w:bidi="en_US"/>
+          </w:rPr>
+          <w:rPr>
+            <w:color w:val="0000EE"/>
+            <w:u w:val="single"/>
+          </w:rPr>
+          <w:t>Hear and Heart</w:t>
+        </w:r>
+      </w:hyperlink>
+      <w:r>
+        <w:rPr>
+          <w:lang w:val="en_US" w:bidi="en_US"/>
+        </w:rPr>
+        <w:t xml:space="preserve"> (854 KB)</w:t>
+      </w:r>
+      <w:r>
+        <w:rPr>
+          <w:lang w:val="en_US" w:bidi="en_US"/>
+        </w:rPr>
+      </w:r>
+    </w:p>
+    <w:p>
+      <w:pPr>
+        <w:pStyle w:val="ListBullet"/>
+        <w:spacing w:line="240" w:lineRule="auto"/>
+        <w:ind w:left="720"/>
+      </w:pPr>
+      <w:r>
+        <w:rPr>
+          <w:lang w:val="en_US" w:bidi="en_US"/>
+        </w:rPr>
+      </w:r>
+      <w:hyperlink r:id="rId38">
+        <w:r>
+          <w:rPr>
+            <w:lang w:val="en_US" w:bidi="en_US"/>
+          </w:rPr>
+          <w:rPr>
+            <w:color w:val="0000EE"/>
+            <w:u w:val="single"/>
+          </w:rPr>
+          <w:t>Setting the Stage</w:t>
+        </w:r>
+      </w:hyperlink>
+      <w:r>
+        <w:rPr>
+          <w:lang w:val="en_US" w:bidi="en_US"/>
+        </w:rPr>
+        <w:t xml:space="preserve"> (4.2 MB)</w:t>
+      </w:r>
+      <w:r>
+        <w:rPr>
+          <w:lang w:val="en_US" w:bidi="en_US"/>
+        </w:rPr>
+      </w:r>
+    </w:p>
+    <w:p>
+      <w:pPr>
+        <w:pStyle w:val="ListBullet"/>
+        <w:spacing w:line="240" w:lineRule="auto"/>
+        <w:ind w:left="720"/>
+      </w:pPr>
+      <w:r>
+        <w:rPr>
+          <w:lang w:val="en_US" w:bidi="en_US"/>
+        </w:rPr>
+      </w:r>
+      <w:hyperlink r:id="rId39">
+        <w:r>
+          <w:rPr>
+            <w:lang w:val="en_US" w:bidi="en_US"/>
+          </w:rPr>
+          <w:rPr>
+            <w:color w:val="0000EE"/>
+            <w:u w:val="single"/>
+          </w:rPr>
+          <w:t>Defining the Scenes</w:t>
+        </w:r>
+      </w:hyperlink>
+      <w:r>
+        <w:rPr>
+          <w:lang w:val="en_US" w:bidi="en_US"/>
+        </w:rPr>
+        <w:t xml:space="preserve"> (5.0 MB)</w:t>
+      </w:r>
+      <w:r>
+        <w:rPr>
+          <w:lang w:val="en_US" w:bidi="en_US"/>
+        </w:rPr>
+      </w:r>
+    </w:p>
+    <w:p>
+      <w:pPr>
+        <w:pStyle w:val="ListBullet"/>
+        <w:spacing w:line="240" w:lineRule="auto"/>
+        <w:ind w:left="720"/>
+      </w:pPr>
+      <w:r>
+        <w:rPr>
+          <w:lang w:val="en_US" w:bidi="en_US"/>
+        </w:rPr>
+      </w:r>
+      <w:hyperlink r:id="rId40">
+        <w:r>
+          <w:rPr>
+            <w:lang w:val="en_US" w:bidi="en_US"/>
+          </w:rPr>
+          <w:rPr>
+            <w:color w:val="0000EE"/>
+            <w:u w:val="single"/>
+          </w:rPr>
+          <w:t>Embodying the Text</w:t>
+        </w:r>
+      </w:hyperlink>
+      <w:r>
+        <w:rPr>
+          <w:lang w:val="en_US" w:bidi="en_US"/>
+        </w:rPr>
+        <w:t xml:space="preserve"> (3.2 MB)</w:t>
+      </w:r>
+      <w:r>
+        <w:rPr>
+          <w:lang w:val="en_US" w:bidi="en_US"/>
+        </w:rPr>
+      </w:r>
+    </w:p>
+    <w:p>
+      <w:pPr>
+        <w:pStyle w:val="ListBullet"/>
+        <w:spacing w:line="240" w:lineRule="auto"/>
+        <w:ind w:left="720"/>
+      </w:pPr>
+      <w:r>
+        <w:rPr>
+          <w:lang w:val="en_US" w:bidi="en_US"/>
+        </w:rPr>
+      </w:r>
+      <w:hyperlink r:id="rId41">
+        <w:r>
+          <w:rPr>
+            <w:lang w:val="en_US" w:bidi="en_US"/>
+          </w:rPr>
+          <w:rPr>
+            <w:color w:val="0000EE"/>
+            <w:u w:val="single"/>
+          </w:rPr>
+          <w:t>Filling the Gaps</w:t>
+        </w:r>
+      </w:hyperlink>
+      <w:r>
+        <w:rPr>
+          <w:lang w:val="en_US" w:bidi="en_US"/>
+        </w:rPr>
+        <w:t xml:space="preserve"> (5.9 MB)</w:t>
+      </w:r>
+      <w:r>
+        <w:rPr>
+          <w:lang w:val="en_US" w:bidi="en_US"/>
+        </w:rPr>
+      </w:r>
+    </w:p>
+    <w:p>
+      <w:pPr>
+        <w:pStyle w:val="ListBullet"/>
+        <w:spacing w:line="240" w:lineRule="auto"/>
+        <w:ind w:left="720"/>
+      </w:pPr>
+      <w:r>
+        <w:rPr>
+          <w:lang w:val="en_US" w:bidi="en_US"/>
+        </w:rPr>
+      </w:r>
+      <w:hyperlink r:id="rId42">
+        <w:r>
+          <w:rPr>
+            <w:lang w:val="en_US" w:bidi="en_US"/>
+          </w:rPr>
+          <w:rPr>
+            <w:color w:val="0000EE"/>
+            <w:u w:val="single"/>
+          </w:rPr>
+          <w:t>Speaking the Word</w:t>
+        </w:r>
+      </w:hyperlink>
+      <w:r>
+        <w:rPr>
+          <w:lang w:val="en_US" w:bidi="en_US"/>
+        </w:rPr>
+        <w:t xml:space="preserve"> (1.1 MB)</w:t>
+      </w:r>
+      <w:r>
+        <w:rPr>
+          <w:lang w:val="en_US" w:bidi="en_US"/>
+        </w:rPr>
       </w:r>
       <w:r>
         <w:rPr>
@@ -14695,7 +16068,19 @@
         <w:rPr>
           <w:lang w:val="en_US" w:bidi="en_US"/>
         </w:rPr>
-        <w:t>. For more information, look up godly in the Master Glossary. Pause the audio here.</w:t>
+        <w:t xml:space="preserve">. For more information, look up </w:t>
+      </w:r>
+      <w:r>
+        <w:rPr>
+          <w:lang w:val="en_US" w:bidi="en_US"/>
+        </w:rPr>
+        <w:t>godly</w:t>
+      </w:r>
+      <w:r>
+        <w:rPr>
+          <w:lang w:val="en_US" w:bidi="en_US"/>
+        </w:rPr>
+        <w:t xml:space="preserve"> in the Master Glossary. Pause the audio here.</w:t>
       </w:r>
     </w:p>
     <w:p>
@@ -15243,6 +16628,271 @@
           <w:lang w:val="en_US" w:bidi="en_US"/>
         </w:rPr>
         <w:t>Finally, the group can put together a final version of the passage that everyone agrees on. Each group member should practice telling this final version of the passage.</w:t>
+      </w:r>
+      <w:r>
+        <w:rPr>
+          <w:lang w:val="en_US" w:bidi="en_US"/>
+        </w:rPr>
+      </w:r>
+      <w:r>
+        <w:rPr>
+          <w:lang w:val="en_US" w:bidi="en_US"/>
+        </w:rPr>
+      </w:r>
+    </w:p>
+    <w:p>
+      <w:pPr/>
+      <w:r>
+        <w:rPr>
+          <w:lang w:val="en_US" w:bidi="en_US"/>
+        </w:rPr>
+      </w:r>
+    </w:p>
+    <w:p>
+      <w:pPr>
+        <w:pStyle w:val="Heading2"/>
+      </w:pPr>
+      <w:r>
+        <w:rPr>
+          <w:lang w:val="en_US" w:bidi="en_US"/>
+        </w:rPr>
+        <w:t>1 Timothy 2:8–15</w:t>
+      </w:r>
+      <w:r>
+        <w:rPr>
+          <w:lang w:val="en_US" w:bidi="en_US"/>
+        </w:rPr>
+      </w:r>
+    </w:p>
+    <w:p>
+      <w:pPr>
+        <w:pStyle w:val="Heading4"/>
+      </w:pPr>
+      <w:r>
+        <w:rPr>
+          <w:lang w:val="en_US" w:bidi="en_US"/>
+        </w:rPr>
+        <w:t>Audio Content</w:t>
+      </w:r>
+      <w:r>
+        <w:rPr>
+          <w:lang w:val="en_US" w:bidi="en_US"/>
+        </w:rPr>
+      </w:r>
+      <w:r>
+        <w:rPr>
+          <w:lang w:val="en_US" w:bidi="en_US"/>
+        </w:rPr>
+      </w:r>
+    </w:p>
+    <w:p>
+      <w:pPr>
+        <w:pStyle w:val="ListBullet"/>
+        <w:spacing w:line="240" w:lineRule="auto"/>
+        <w:ind w:left="720"/>
+      </w:pPr>
+      <w:r>
+        <w:rPr>
+          <w:lang w:val="en_US" w:bidi="en_US"/>
+        </w:rPr>
+      </w:r>
+      <w:hyperlink r:id="rId43">
+        <w:r>
+          <w:rPr>
+            <w:lang w:val="en_US" w:bidi="en_US"/>
+          </w:rPr>
+          <w:rPr>
+            <w:color w:val="0000EE"/>
+            <w:u w:val="single"/>
+          </w:rPr>
+          <w:t>Hear and Heart</w:t>
+        </w:r>
+      </w:hyperlink>
+      <w:r>
+        <w:rPr>
+          <w:lang w:val="en_US" w:bidi="en_US"/>
+        </w:rPr>
+        <w:t xml:space="preserve"> (800 KB)</w:t>
+      </w:r>
+      <w:r>
+        <w:rPr>
+          <w:lang w:val="en_US" w:bidi="en_US"/>
+        </w:rPr>
+      </w:r>
+    </w:p>
+    <w:p>
+      <w:pPr>
+        <w:pStyle w:val="ListBullet"/>
+        <w:spacing w:line="240" w:lineRule="auto"/>
+        <w:ind w:left="720"/>
+      </w:pPr>
+      <w:r>
+        <w:rPr>
+          <w:lang w:val="en_US" w:bidi="en_US"/>
+        </w:rPr>
+      </w:r>
+      <w:hyperlink r:id="rId44">
+        <w:r>
+          <w:rPr>
+            <w:lang w:val="en_US" w:bidi="en_US"/>
+          </w:rPr>
+          <w:rPr>
+            <w:color w:val="0000EE"/>
+            <w:u w:val="single"/>
+          </w:rPr>
+          <w:t>Setting the Stage</w:t>
+        </w:r>
+      </w:hyperlink>
+      <w:r>
+        <w:rPr>
+          <w:lang w:val="en_US" w:bidi="en_US"/>
+        </w:rPr>
+        <w:t xml:space="preserve"> (4.4 MB)</w:t>
+      </w:r>
+      <w:r>
+        <w:rPr>
+          <w:lang w:val="en_US" w:bidi="en_US"/>
+        </w:rPr>
+      </w:r>
+    </w:p>
+    <w:p>
+      <w:pPr>
+        <w:pStyle w:val="ListBullet"/>
+        <w:spacing w:line="240" w:lineRule="auto"/>
+        <w:ind w:left="720"/>
+      </w:pPr>
+      <w:r>
+        <w:rPr>
+          <w:lang w:val="en_US" w:bidi="en_US"/>
+        </w:rPr>
+      </w:r>
+      <w:hyperlink r:id="rId45">
+        <w:r>
+          <w:rPr>
+            <w:lang w:val="en_US" w:bidi="en_US"/>
+          </w:rPr>
+          <w:rPr>
+            <w:color w:val="0000EE"/>
+            <w:u w:val="single"/>
+          </w:rPr>
+          <w:t>Defining the Scenes</w:t>
+        </w:r>
+      </w:hyperlink>
+      <w:r>
+        <w:rPr>
+          <w:lang w:val="en_US" w:bidi="en_US"/>
+        </w:rPr>
+        <w:t xml:space="preserve"> (4.5 MB)</w:t>
+      </w:r>
+      <w:r>
+        <w:rPr>
+          <w:lang w:val="en_US" w:bidi="en_US"/>
+        </w:rPr>
+      </w:r>
+    </w:p>
+    <w:p>
+      <w:pPr>
+        <w:pStyle w:val="ListBullet"/>
+        <w:spacing w:line="240" w:lineRule="auto"/>
+        <w:ind w:left="720"/>
+      </w:pPr>
+      <w:r>
+        <w:rPr>
+          <w:lang w:val="en_US" w:bidi="en_US"/>
+        </w:rPr>
+      </w:r>
+      <w:hyperlink r:id="rId46">
+        <w:r>
+          <w:rPr>
+            <w:lang w:val="en_US" w:bidi="en_US"/>
+          </w:rPr>
+          <w:rPr>
+            <w:color w:val="0000EE"/>
+            <w:u w:val="single"/>
+          </w:rPr>
+          <w:t>Embodying the Text</w:t>
+        </w:r>
+      </w:hyperlink>
+      <w:r>
+        <w:rPr>
+          <w:lang w:val="en_US" w:bidi="en_US"/>
+        </w:rPr>
+        <w:t xml:space="preserve"> (2.9 MB)</w:t>
+      </w:r>
+      <w:r>
+        <w:rPr>
+          <w:lang w:val="en_US" w:bidi="en_US"/>
+        </w:rPr>
+      </w:r>
+    </w:p>
+    <w:p>
+      <w:pPr>
+        <w:pStyle w:val="ListBullet"/>
+        <w:spacing w:line="240" w:lineRule="auto"/>
+        <w:ind w:left="720"/>
+      </w:pPr>
+      <w:r>
+        <w:rPr>
+          <w:lang w:val="en_US" w:bidi="en_US"/>
+        </w:rPr>
+      </w:r>
+      <w:hyperlink r:id="rId47">
+        <w:r>
+          <w:rPr>
+            <w:lang w:val="en_US" w:bidi="en_US"/>
+          </w:rPr>
+          <w:rPr>
+            <w:color w:val="0000EE"/>
+            <w:u w:val="single"/>
+          </w:rPr>
+          <w:t>Filling the Gaps</w:t>
+        </w:r>
+      </w:hyperlink>
+      <w:r>
+        <w:rPr>
+          <w:lang w:val="en_US" w:bidi="en_US"/>
+        </w:rPr>
+        <w:t xml:space="preserve"> (3.7 MB)</w:t>
+      </w:r>
+      <w:r>
+        <w:rPr>
+          <w:lang w:val="en_US" w:bidi="en_US"/>
+        </w:rPr>
+      </w:r>
+    </w:p>
+    <w:p>
+      <w:pPr>
+        <w:pStyle w:val="ListBullet"/>
+        <w:spacing w:line="240" w:lineRule="auto"/>
+        <w:ind w:left="720"/>
+      </w:pPr>
+      <w:r>
+        <w:rPr>
+          <w:lang w:val="en_US" w:bidi="en_US"/>
+        </w:rPr>
+      </w:r>
+      <w:hyperlink r:id="rId48">
+        <w:r>
+          <w:rPr>
+            <w:lang w:val="en_US" w:bidi="en_US"/>
+          </w:rPr>
+          <w:rPr>
+            <w:color w:val="0000EE"/>
+            <w:u w:val="single"/>
+          </w:rPr>
+          <w:t>Speaking the Word</w:t>
+        </w:r>
+      </w:hyperlink>
+      <w:r>
+        <w:rPr>
+          <w:lang w:val="en_US" w:bidi="en_US"/>
+        </w:rPr>
+        <w:t xml:space="preserve"> (1.1 MB)</w:t>
+      </w:r>
+      <w:r>
+        <w:rPr>
+          <w:lang w:val="en_US" w:bidi="en_US"/>
+        </w:rPr>
       </w:r>
       <w:r>
         <w:rPr>
@@ -17335,7 +18985,19 @@
         <w:rPr>
           <w:lang w:val="en_US" w:bidi="en_US"/>
         </w:rPr>
-        <w:t>. Look up overseer in the Master Glossary for more information. If you have already translated this word in Acts and Titus, use the same word that you have used there. Pause this audio here.</w:t>
+        <w:t xml:space="preserve">. Look up </w:t>
+      </w:r>
+      <w:r>
+        <w:rPr>
+          <w:lang w:val="en_US" w:bidi="en_US"/>
+        </w:rPr>
+        <w:t>overseer</w:t>
+      </w:r>
+      <w:r>
+        <w:rPr>
+          <w:lang w:val="en_US" w:bidi="en_US"/>
+        </w:rPr>
+        <w:t xml:space="preserve"> in the Master Glossary for more information. If you have already translated this word in Acts and Titus, use the same word that you have used there. Pause this audio here.</w:t>
       </w:r>
     </w:p>
     <w:p>
@@ -17870,6 +19532,271 @@
           <w:lang w:val="en_US" w:bidi="en_US"/>
         </w:rPr>
         <w:t>Finally, the group can put together a final version of the passage that everyone agrees on. Each group member should practice telling this final version of the passage.</w:t>
+      </w:r>
+      <w:r>
+        <w:rPr>
+          <w:lang w:val="en_US" w:bidi="en_US"/>
+        </w:rPr>
+      </w:r>
+      <w:r>
+        <w:rPr>
+          <w:lang w:val="en_US" w:bidi="en_US"/>
+        </w:rPr>
+      </w:r>
+    </w:p>
+    <w:p>
+      <w:pPr/>
+      <w:r>
+        <w:rPr>
+          <w:lang w:val="en_US" w:bidi="en_US"/>
+        </w:rPr>
+      </w:r>
+    </w:p>
+    <w:p>
+      <w:pPr>
+        <w:pStyle w:val="Heading2"/>
+      </w:pPr>
+      <w:r>
+        <w:rPr>
+          <w:lang w:val="en_US" w:bidi="en_US"/>
+        </w:rPr>
+        <w:t>1 Timothy 3:1–7</w:t>
+      </w:r>
+      <w:r>
+        <w:rPr>
+          <w:lang w:val="en_US" w:bidi="en_US"/>
+        </w:rPr>
+      </w:r>
+    </w:p>
+    <w:p>
+      <w:pPr>
+        <w:pStyle w:val="Heading4"/>
+      </w:pPr>
+      <w:r>
+        <w:rPr>
+          <w:lang w:val="en_US" w:bidi="en_US"/>
+        </w:rPr>
+        <w:t>Audio Content</w:t>
+      </w:r>
+      <w:r>
+        <w:rPr>
+          <w:lang w:val="en_US" w:bidi="en_US"/>
+        </w:rPr>
+      </w:r>
+      <w:r>
+        <w:rPr>
+          <w:lang w:val="en_US" w:bidi="en_US"/>
+        </w:rPr>
+      </w:r>
+    </w:p>
+    <w:p>
+      <w:pPr>
+        <w:pStyle w:val="ListBullet"/>
+        <w:spacing w:line="240" w:lineRule="auto"/>
+        <w:ind w:left="720"/>
+      </w:pPr>
+      <w:r>
+        <w:rPr>
+          <w:lang w:val="en_US" w:bidi="en_US"/>
+        </w:rPr>
+      </w:r>
+      <w:hyperlink r:id="rId49">
+        <w:r>
+          <w:rPr>
+            <w:lang w:val="en_US" w:bidi="en_US"/>
+          </w:rPr>
+          <w:rPr>
+            <w:color w:val="0000EE"/>
+            <w:u w:val="single"/>
+          </w:rPr>
+          <w:t>Hear and Heart</w:t>
+        </w:r>
+      </w:hyperlink>
+      <w:r>
+        <w:rPr>
+          <w:lang w:val="en_US" w:bidi="en_US"/>
+        </w:rPr>
+        <w:t xml:space="preserve"> (814 KB)</w:t>
+      </w:r>
+      <w:r>
+        <w:rPr>
+          <w:lang w:val="en_US" w:bidi="en_US"/>
+        </w:rPr>
+      </w:r>
+    </w:p>
+    <w:p>
+      <w:pPr>
+        <w:pStyle w:val="ListBullet"/>
+        <w:spacing w:line="240" w:lineRule="auto"/>
+        <w:ind w:left="720"/>
+      </w:pPr>
+      <w:r>
+        <w:rPr>
+          <w:lang w:val="en_US" w:bidi="en_US"/>
+        </w:rPr>
+      </w:r>
+      <w:hyperlink r:id="rId50">
+        <w:r>
+          <w:rPr>
+            <w:lang w:val="en_US" w:bidi="en_US"/>
+          </w:rPr>
+          <w:rPr>
+            <w:color w:val="0000EE"/>
+            <w:u w:val="single"/>
+          </w:rPr>
+          <w:t>Setting the Stage</w:t>
+        </w:r>
+      </w:hyperlink>
+      <w:r>
+        <w:rPr>
+          <w:lang w:val="en_US" w:bidi="en_US"/>
+        </w:rPr>
+        <w:t xml:space="preserve"> (5.1 MB)</w:t>
+      </w:r>
+      <w:r>
+        <w:rPr>
+          <w:lang w:val="en_US" w:bidi="en_US"/>
+        </w:rPr>
+      </w:r>
+    </w:p>
+    <w:p>
+      <w:pPr>
+        <w:pStyle w:val="ListBullet"/>
+        <w:spacing w:line="240" w:lineRule="auto"/>
+        <w:ind w:left="720"/>
+      </w:pPr>
+      <w:r>
+        <w:rPr>
+          <w:lang w:val="en_US" w:bidi="en_US"/>
+        </w:rPr>
+      </w:r>
+      <w:hyperlink r:id="rId51">
+        <w:r>
+          <w:rPr>
+            <w:lang w:val="en_US" w:bidi="en_US"/>
+          </w:rPr>
+          <w:rPr>
+            <w:color w:val="0000EE"/>
+            <w:u w:val="single"/>
+          </w:rPr>
+          <w:t>Defining the Scenes</w:t>
+        </w:r>
+      </w:hyperlink>
+      <w:r>
+        <w:rPr>
+          <w:lang w:val="en_US" w:bidi="en_US"/>
+        </w:rPr>
+        <w:t xml:space="preserve"> (3.1 MB)</w:t>
+      </w:r>
+      <w:r>
+        <w:rPr>
+          <w:lang w:val="en_US" w:bidi="en_US"/>
+        </w:rPr>
+      </w:r>
+    </w:p>
+    <w:p>
+      <w:pPr>
+        <w:pStyle w:val="ListBullet"/>
+        <w:spacing w:line="240" w:lineRule="auto"/>
+        <w:ind w:left="720"/>
+      </w:pPr>
+      <w:r>
+        <w:rPr>
+          <w:lang w:val="en_US" w:bidi="en_US"/>
+        </w:rPr>
+      </w:r>
+      <w:hyperlink r:id="rId52">
+        <w:r>
+          <w:rPr>
+            <w:lang w:val="en_US" w:bidi="en_US"/>
+          </w:rPr>
+          <w:rPr>
+            <w:color w:val="0000EE"/>
+            <w:u w:val="single"/>
+          </w:rPr>
+          <w:t>Embodying the Text</w:t>
+        </w:r>
+      </w:hyperlink>
+      <w:r>
+        <w:rPr>
+          <w:lang w:val="en_US" w:bidi="en_US"/>
+        </w:rPr>
+        <w:t xml:space="preserve"> (4.1 MB)</w:t>
+      </w:r>
+      <w:r>
+        <w:rPr>
+          <w:lang w:val="en_US" w:bidi="en_US"/>
+        </w:rPr>
+      </w:r>
+    </w:p>
+    <w:p>
+      <w:pPr>
+        <w:pStyle w:val="ListBullet"/>
+        <w:spacing w:line="240" w:lineRule="auto"/>
+        <w:ind w:left="720"/>
+      </w:pPr>
+      <w:r>
+        <w:rPr>
+          <w:lang w:val="en_US" w:bidi="en_US"/>
+        </w:rPr>
+      </w:r>
+      <w:hyperlink r:id="rId53">
+        <w:r>
+          <w:rPr>
+            <w:lang w:val="en_US" w:bidi="en_US"/>
+          </w:rPr>
+          <w:rPr>
+            <w:color w:val="0000EE"/>
+            <w:u w:val="single"/>
+          </w:rPr>
+          <w:t>Filling the Gaps</w:t>
+        </w:r>
+      </w:hyperlink>
+      <w:r>
+        <w:rPr>
+          <w:lang w:val="en_US" w:bidi="en_US"/>
+        </w:rPr>
+        <w:t xml:space="preserve"> (4.1 MB)</w:t>
+      </w:r>
+      <w:r>
+        <w:rPr>
+          <w:lang w:val="en_US" w:bidi="en_US"/>
+        </w:rPr>
+      </w:r>
+    </w:p>
+    <w:p>
+      <w:pPr>
+        <w:pStyle w:val="ListBullet"/>
+        <w:spacing w:line="240" w:lineRule="auto"/>
+        <w:ind w:left="720"/>
+      </w:pPr>
+      <w:r>
+        <w:rPr>
+          <w:lang w:val="en_US" w:bidi="en_US"/>
+        </w:rPr>
+      </w:r>
+      <w:hyperlink r:id="rId54">
+        <w:r>
+          <w:rPr>
+            <w:lang w:val="en_US" w:bidi="en_US"/>
+          </w:rPr>
+          <w:rPr>
+            <w:color w:val="0000EE"/>
+            <w:u w:val="single"/>
+          </w:rPr>
+          <w:t>Speaking the Word</w:t>
+        </w:r>
+      </w:hyperlink>
+      <w:r>
+        <w:rPr>
+          <w:lang w:val="en_US" w:bidi="en_US"/>
+        </w:rPr>
+        <w:t xml:space="preserve"> (1.1 MB)</w:t>
+      </w:r>
+      <w:r>
+        <w:rPr>
+          <w:lang w:val="en_US" w:bidi="en_US"/>
+        </w:rPr>
       </w:r>
       <w:r>
         <w:rPr>
@@ -19467,7 +21394,19 @@
         <w:rPr>
           <w:lang w:val="en_US" w:bidi="en_US"/>
         </w:rPr>
-        <w:t>Stop here and discuss this question as a group: What terms do people often use in your culture to talk about people who serve others? What terms might be appropriate to use in the context of the church for an official church worker? Choose the term that is most appropriate. Look up deacon in the Master Glossary for more information. If you have already translated this word in another book of the Bible, use the same word that you have used there. Pause the audio here.</w:t>
+        <w:t xml:space="preserve">Stop here and discuss this question as a group: What terms do people often use in your culture to talk about people who serve others? What terms might be appropriate to use in the context of the church for an official church worker? Choose the term that is most appropriate. Look up </w:t>
+      </w:r>
+      <w:r>
+        <w:rPr>
+          <w:lang w:val="en_US" w:bidi="en_US"/>
+        </w:rPr>
+        <w:t>deacon</w:t>
+      </w:r>
+      <w:r>
+        <w:rPr>
+          <w:lang w:val="en_US" w:bidi="en_US"/>
+        </w:rPr>
+        <w:t xml:space="preserve"> in the Master Glossary for more information. If you have already translated this word in another book of the Bible, use the same word that you have used there. Pause the audio here.</w:t>
       </w:r>
     </w:p>
     <w:p>
@@ -19907,6 +21846,271 @@
           <w:lang w:val="en_US" w:bidi="en_US"/>
         </w:rPr>
         <w:t>Finally, the group can put together a final version of the passage that everyone agrees on. Each group member should practice telling this final version of the passage.</w:t>
+      </w:r>
+      <w:r>
+        <w:rPr>
+          <w:lang w:val="en_US" w:bidi="en_US"/>
+        </w:rPr>
+      </w:r>
+      <w:r>
+        <w:rPr>
+          <w:lang w:val="en_US" w:bidi="en_US"/>
+        </w:rPr>
+      </w:r>
+    </w:p>
+    <w:p>
+      <w:pPr/>
+      <w:r>
+        <w:rPr>
+          <w:lang w:val="en_US" w:bidi="en_US"/>
+        </w:rPr>
+      </w:r>
+    </w:p>
+    <w:p>
+      <w:pPr>
+        <w:pStyle w:val="Heading2"/>
+      </w:pPr>
+      <w:r>
+        <w:rPr>
+          <w:lang w:val="en_US" w:bidi="en_US"/>
+        </w:rPr>
+        <w:t>1 Timothy 3:8–13</w:t>
+      </w:r>
+      <w:r>
+        <w:rPr>
+          <w:lang w:val="en_US" w:bidi="en_US"/>
+        </w:rPr>
+      </w:r>
+    </w:p>
+    <w:p>
+      <w:pPr>
+        <w:pStyle w:val="Heading4"/>
+      </w:pPr>
+      <w:r>
+        <w:rPr>
+          <w:lang w:val="en_US" w:bidi="en_US"/>
+        </w:rPr>
+        <w:t>Audio Content</w:t>
+      </w:r>
+      <w:r>
+        <w:rPr>
+          <w:lang w:val="en_US" w:bidi="en_US"/>
+        </w:rPr>
+      </w:r>
+      <w:r>
+        <w:rPr>
+          <w:lang w:val="en_US" w:bidi="en_US"/>
+        </w:rPr>
+      </w:r>
+    </w:p>
+    <w:p>
+      <w:pPr>
+        <w:pStyle w:val="ListBullet"/>
+        <w:spacing w:line="240" w:lineRule="auto"/>
+        <w:ind w:left="720"/>
+      </w:pPr>
+      <w:r>
+        <w:rPr>
+          <w:lang w:val="en_US" w:bidi="en_US"/>
+        </w:rPr>
+      </w:r>
+      <w:hyperlink r:id="rId55">
+        <w:r>
+          <w:rPr>
+            <w:lang w:val="en_US" w:bidi="en_US"/>
+          </w:rPr>
+          <w:rPr>
+            <w:color w:val="0000EE"/>
+            <w:u w:val="single"/>
+          </w:rPr>
+          <w:t>Hear and Heart</w:t>
+        </w:r>
+      </w:hyperlink>
+      <w:r>
+        <w:rPr>
+          <w:lang w:val="en_US" w:bidi="en_US"/>
+        </w:rPr>
+        <w:t xml:space="preserve"> (805 KB)</w:t>
+      </w:r>
+      <w:r>
+        <w:rPr>
+          <w:lang w:val="en_US" w:bidi="en_US"/>
+        </w:rPr>
+      </w:r>
+    </w:p>
+    <w:p>
+      <w:pPr>
+        <w:pStyle w:val="ListBullet"/>
+        <w:spacing w:line="240" w:lineRule="auto"/>
+        <w:ind w:left="720"/>
+      </w:pPr>
+      <w:r>
+        <w:rPr>
+          <w:lang w:val="en_US" w:bidi="en_US"/>
+        </w:rPr>
+      </w:r>
+      <w:hyperlink r:id="rId56">
+        <w:r>
+          <w:rPr>
+            <w:lang w:val="en_US" w:bidi="en_US"/>
+          </w:rPr>
+          <w:rPr>
+            <w:color w:val="0000EE"/>
+            <w:u w:val="single"/>
+          </w:rPr>
+          <w:t>Setting the Stage</w:t>
+        </w:r>
+      </w:hyperlink>
+      <w:r>
+        <w:rPr>
+          <w:lang w:val="en_US" w:bidi="en_US"/>
+        </w:rPr>
+        <w:t xml:space="preserve"> (3.9 MB)</w:t>
+      </w:r>
+      <w:r>
+        <w:rPr>
+          <w:lang w:val="en_US" w:bidi="en_US"/>
+        </w:rPr>
+      </w:r>
+    </w:p>
+    <w:p>
+      <w:pPr>
+        <w:pStyle w:val="ListBullet"/>
+        <w:spacing w:line="240" w:lineRule="auto"/>
+        <w:ind w:left="720"/>
+      </w:pPr>
+      <w:r>
+        <w:rPr>
+          <w:lang w:val="en_US" w:bidi="en_US"/>
+        </w:rPr>
+      </w:r>
+      <w:hyperlink r:id="rId57">
+        <w:r>
+          <w:rPr>
+            <w:lang w:val="en_US" w:bidi="en_US"/>
+          </w:rPr>
+          <w:rPr>
+            <w:color w:val="0000EE"/>
+            <w:u w:val="single"/>
+          </w:rPr>
+          <w:t>Defining the Scenes</w:t>
+        </w:r>
+      </w:hyperlink>
+      <w:r>
+        <w:rPr>
+          <w:lang w:val="en_US" w:bidi="en_US"/>
+        </w:rPr>
+        <w:t xml:space="preserve"> (4.1 MB)</w:t>
+      </w:r>
+      <w:r>
+        <w:rPr>
+          <w:lang w:val="en_US" w:bidi="en_US"/>
+        </w:rPr>
+      </w:r>
+    </w:p>
+    <w:p>
+      <w:pPr>
+        <w:pStyle w:val="ListBullet"/>
+        <w:spacing w:line="240" w:lineRule="auto"/>
+        <w:ind w:left="720"/>
+      </w:pPr>
+      <w:r>
+        <w:rPr>
+          <w:lang w:val="en_US" w:bidi="en_US"/>
+        </w:rPr>
+      </w:r>
+      <w:hyperlink r:id="rId58">
+        <w:r>
+          <w:rPr>
+            <w:lang w:val="en_US" w:bidi="en_US"/>
+          </w:rPr>
+          <w:rPr>
+            <w:color w:val="0000EE"/>
+            <w:u w:val="single"/>
+          </w:rPr>
+          <w:t>Embodying the Text</w:t>
+        </w:r>
+      </w:hyperlink>
+      <w:r>
+        <w:rPr>
+          <w:lang w:val="en_US" w:bidi="en_US"/>
+        </w:rPr>
+        <w:t xml:space="preserve"> (2.3 MB)</w:t>
+      </w:r>
+      <w:r>
+        <w:rPr>
+          <w:lang w:val="en_US" w:bidi="en_US"/>
+        </w:rPr>
+      </w:r>
+    </w:p>
+    <w:p>
+      <w:pPr>
+        <w:pStyle w:val="ListBullet"/>
+        <w:spacing w:line="240" w:lineRule="auto"/>
+        <w:ind w:left="720"/>
+      </w:pPr>
+      <w:r>
+        <w:rPr>
+          <w:lang w:val="en_US" w:bidi="en_US"/>
+        </w:rPr>
+      </w:r>
+      <w:hyperlink r:id="rId59">
+        <w:r>
+          <w:rPr>
+            <w:lang w:val="en_US" w:bidi="en_US"/>
+          </w:rPr>
+          <w:rPr>
+            <w:color w:val="0000EE"/>
+            <w:u w:val="single"/>
+          </w:rPr>
+          <w:t>Filling the Gaps</w:t>
+        </w:r>
+      </w:hyperlink>
+      <w:r>
+        <w:rPr>
+          <w:lang w:val="en_US" w:bidi="en_US"/>
+        </w:rPr>
+        <w:t xml:space="preserve"> (3.2 MB)</w:t>
+      </w:r>
+      <w:r>
+        <w:rPr>
+          <w:lang w:val="en_US" w:bidi="en_US"/>
+        </w:rPr>
+      </w:r>
+    </w:p>
+    <w:p>
+      <w:pPr>
+        <w:pStyle w:val="ListBullet"/>
+        <w:spacing w:line="240" w:lineRule="auto"/>
+        <w:ind w:left="720"/>
+      </w:pPr>
+      <w:r>
+        <w:rPr>
+          <w:lang w:val="en_US" w:bidi="en_US"/>
+        </w:rPr>
+      </w:r>
+      <w:hyperlink r:id="rId60">
+        <w:r>
+          <w:rPr>
+            <w:lang w:val="en_US" w:bidi="en_US"/>
+          </w:rPr>
+          <w:rPr>
+            <w:color w:val="0000EE"/>
+            <w:u w:val="single"/>
+          </w:rPr>
+          <w:t>Speaking the Word</w:t>
+        </w:r>
+      </w:hyperlink>
+      <w:r>
+        <w:rPr>
+          <w:lang w:val="en_US" w:bidi="en_US"/>
+        </w:rPr>
+        <w:t xml:space="preserve"> (1.1 MB)</w:t>
+      </w:r>
+      <w:r>
+        <w:rPr>
+          <w:lang w:val="en_US" w:bidi="en_US"/>
+        </w:rPr>
       </w:r>
       <w:r>
         <w:rPr>
@@ -22139,6 +24343,271 @@
         <w:rPr>
           <w:lang w:val="en_US" w:bidi="en_US"/>
         </w:rPr>
+        <w:t>1 Timothy 3:14–16</w:t>
+      </w:r>
+      <w:r>
+        <w:rPr>
+          <w:lang w:val="en_US" w:bidi="en_US"/>
+        </w:rPr>
+      </w:r>
+    </w:p>
+    <w:p>
+      <w:pPr>
+        <w:pStyle w:val="Heading4"/>
+      </w:pPr>
+      <w:r>
+        <w:rPr>
+          <w:lang w:val="en_US" w:bidi="en_US"/>
+        </w:rPr>
+        <w:t>Audio Content</w:t>
+      </w:r>
+      <w:r>
+        <w:rPr>
+          <w:lang w:val="en_US" w:bidi="en_US"/>
+        </w:rPr>
+      </w:r>
+      <w:r>
+        <w:rPr>
+          <w:lang w:val="en_US" w:bidi="en_US"/>
+        </w:rPr>
+      </w:r>
+    </w:p>
+    <w:p>
+      <w:pPr>
+        <w:pStyle w:val="ListBullet"/>
+        <w:spacing w:line="240" w:lineRule="auto"/>
+        <w:ind w:left="720"/>
+      </w:pPr>
+      <w:r>
+        <w:rPr>
+          <w:lang w:val="en_US" w:bidi="en_US"/>
+        </w:rPr>
+      </w:r>
+      <w:hyperlink r:id="rId61">
+        <w:r>
+          <w:rPr>
+            <w:lang w:val="en_US" w:bidi="en_US"/>
+          </w:rPr>
+          <w:rPr>
+            <w:color w:val="0000EE"/>
+            <w:u w:val="single"/>
+          </w:rPr>
+          <w:t>Hear and Heart</w:t>
+        </w:r>
+      </w:hyperlink>
+      <w:r>
+        <w:rPr>
+          <w:lang w:val="en_US" w:bidi="en_US"/>
+        </w:rPr>
+        <w:t xml:space="preserve"> (877 KB)</w:t>
+      </w:r>
+      <w:r>
+        <w:rPr>
+          <w:lang w:val="en_US" w:bidi="en_US"/>
+        </w:rPr>
+      </w:r>
+    </w:p>
+    <w:p>
+      <w:pPr>
+        <w:pStyle w:val="ListBullet"/>
+        <w:spacing w:line="240" w:lineRule="auto"/>
+        <w:ind w:left="720"/>
+      </w:pPr>
+      <w:r>
+        <w:rPr>
+          <w:lang w:val="en_US" w:bidi="en_US"/>
+        </w:rPr>
+      </w:r>
+      <w:hyperlink r:id="rId62">
+        <w:r>
+          <w:rPr>
+            <w:lang w:val="en_US" w:bidi="en_US"/>
+          </w:rPr>
+          <w:rPr>
+            <w:color w:val="0000EE"/>
+            <w:u w:val="single"/>
+          </w:rPr>
+          <w:t>Setting the Stage</w:t>
+        </w:r>
+      </w:hyperlink>
+      <w:r>
+        <w:rPr>
+          <w:lang w:val="en_US" w:bidi="en_US"/>
+        </w:rPr>
+        <w:t xml:space="preserve"> (4.2 MB)</w:t>
+      </w:r>
+      <w:r>
+        <w:rPr>
+          <w:lang w:val="en_US" w:bidi="en_US"/>
+        </w:rPr>
+      </w:r>
+    </w:p>
+    <w:p>
+      <w:pPr>
+        <w:pStyle w:val="ListBullet"/>
+        <w:spacing w:line="240" w:lineRule="auto"/>
+        <w:ind w:left="720"/>
+      </w:pPr>
+      <w:r>
+        <w:rPr>
+          <w:lang w:val="en_US" w:bidi="en_US"/>
+        </w:rPr>
+      </w:r>
+      <w:hyperlink r:id="rId63">
+        <w:r>
+          <w:rPr>
+            <w:lang w:val="en_US" w:bidi="en_US"/>
+          </w:rPr>
+          <w:rPr>
+            <w:color w:val="0000EE"/>
+            <w:u w:val="single"/>
+          </w:rPr>
+          <w:t>Defining the Scenes</w:t>
+        </w:r>
+      </w:hyperlink>
+      <w:r>
+        <w:rPr>
+          <w:lang w:val="en_US" w:bidi="en_US"/>
+        </w:rPr>
+        <w:t xml:space="preserve"> (3.9 MB)</w:t>
+      </w:r>
+      <w:r>
+        <w:rPr>
+          <w:lang w:val="en_US" w:bidi="en_US"/>
+        </w:rPr>
+      </w:r>
+    </w:p>
+    <w:p>
+      <w:pPr>
+        <w:pStyle w:val="ListBullet"/>
+        <w:spacing w:line="240" w:lineRule="auto"/>
+        <w:ind w:left="720"/>
+      </w:pPr>
+      <w:r>
+        <w:rPr>
+          <w:lang w:val="en_US" w:bidi="en_US"/>
+        </w:rPr>
+      </w:r>
+      <w:hyperlink r:id="rId64">
+        <w:r>
+          <w:rPr>
+            <w:lang w:val="en_US" w:bidi="en_US"/>
+          </w:rPr>
+          <w:rPr>
+            <w:color w:val="0000EE"/>
+            <w:u w:val="single"/>
+          </w:rPr>
+          <w:t>Embodying the Text</w:t>
+        </w:r>
+      </w:hyperlink>
+      <w:r>
+        <w:rPr>
+          <w:lang w:val="en_US" w:bidi="en_US"/>
+        </w:rPr>
+        <w:t xml:space="preserve"> (2.8 MB)</w:t>
+      </w:r>
+      <w:r>
+        <w:rPr>
+          <w:lang w:val="en_US" w:bidi="en_US"/>
+        </w:rPr>
+      </w:r>
+    </w:p>
+    <w:p>
+      <w:pPr>
+        <w:pStyle w:val="ListBullet"/>
+        <w:spacing w:line="240" w:lineRule="auto"/>
+        <w:ind w:left="720"/>
+      </w:pPr>
+      <w:r>
+        <w:rPr>
+          <w:lang w:val="en_US" w:bidi="en_US"/>
+        </w:rPr>
+      </w:r>
+      <w:hyperlink r:id="rId65">
+        <w:r>
+          <w:rPr>
+            <w:lang w:val="en_US" w:bidi="en_US"/>
+          </w:rPr>
+          <w:rPr>
+            <w:color w:val="0000EE"/>
+            <w:u w:val="single"/>
+          </w:rPr>
+          <w:t>Filling the Gaps</w:t>
+        </w:r>
+      </w:hyperlink>
+      <w:r>
+        <w:rPr>
+          <w:lang w:val="en_US" w:bidi="en_US"/>
+        </w:rPr>
+        <w:t xml:space="preserve"> (2.9 MB)</w:t>
+      </w:r>
+      <w:r>
+        <w:rPr>
+          <w:lang w:val="en_US" w:bidi="en_US"/>
+        </w:rPr>
+      </w:r>
+    </w:p>
+    <w:p>
+      <w:pPr>
+        <w:pStyle w:val="ListBullet"/>
+        <w:spacing w:line="240" w:lineRule="auto"/>
+        <w:ind w:left="720"/>
+      </w:pPr>
+      <w:r>
+        <w:rPr>
+          <w:lang w:val="en_US" w:bidi="en_US"/>
+        </w:rPr>
+      </w:r>
+      <w:hyperlink r:id="rId66">
+        <w:r>
+          <w:rPr>
+            <w:lang w:val="en_US" w:bidi="en_US"/>
+          </w:rPr>
+          <w:rPr>
+            <w:color w:val="0000EE"/>
+            <w:u w:val="single"/>
+          </w:rPr>
+          <w:t>Speaking the Word</w:t>
+        </w:r>
+      </w:hyperlink>
+      <w:r>
+        <w:rPr>
+          <w:lang w:val="en_US" w:bidi="en_US"/>
+        </w:rPr>
+        <w:t xml:space="preserve"> (1.1 MB)</w:t>
+      </w:r>
+      <w:r>
+        <w:rPr>
+          <w:lang w:val="en_US" w:bidi="en_US"/>
+        </w:rPr>
+      </w:r>
+      <w:r>
+        <w:rPr>
+          <w:lang w:val="en_US" w:bidi="en_US"/>
+        </w:rPr>
+      </w:r>
+      <w:r>
+        <w:rPr>
+          <w:lang w:val="en_US" w:bidi="en_US"/>
+        </w:rPr>
+      </w:r>
+    </w:p>
+    <w:p>
+      <w:pPr/>
+      <w:r>
+        <w:rPr>
+          <w:lang w:val="en_US" w:bidi="en_US"/>
+        </w:rPr>
+      </w:r>
+    </w:p>
+    <w:p>
+      <w:pPr>
+        <w:pStyle w:val="Heading2"/>
+      </w:pPr>
+      <w:r>
+        <w:rPr>
+          <w:lang w:val="en_US" w:bidi="en_US"/>
+        </w:rPr>
         <w:t>1 Timothy 4:1–5</w:t>
       </w:r>
       <w:r>
@@ -23988,6 +26457,271 @@
         <w:rPr>
           <w:lang w:val="en_US" w:bidi="en_US"/>
         </w:rPr>
+        <w:t>1 Timothy 4:1–5</w:t>
+      </w:r>
+      <w:r>
+        <w:rPr>
+          <w:lang w:val="en_US" w:bidi="en_US"/>
+        </w:rPr>
+      </w:r>
+    </w:p>
+    <w:p>
+      <w:pPr>
+        <w:pStyle w:val="Heading4"/>
+      </w:pPr>
+      <w:r>
+        <w:rPr>
+          <w:lang w:val="en_US" w:bidi="en_US"/>
+        </w:rPr>
+        <w:t>Audio Content</w:t>
+      </w:r>
+      <w:r>
+        <w:rPr>
+          <w:lang w:val="en_US" w:bidi="en_US"/>
+        </w:rPr>
+      </w:r>
+      <w:r>
+        <w:rPr>
+          <w:lang w:val="en_US" w:bidi="en_US"/>
+        </w:rPr>
+      </w:r>
+    </w:p>
+    <w:p>
+      <w:pPr>
+        <w:pStyle w:val="ListBullet"/>
+        <w:spacing w:line="240" w:lineRule="auto"/>
+        <w:ind w:left="720"/>
+      </w:pPr>
+      <w:r>
+        <w:rPr>
+          <w:lang w:val="en_US" w:bidi="en_US"/>
+        </w:rPr>
+      </w:r>
+      <w:hyperlink r:id="rId67">
+        <w:r>
+          <w:rPr>
+            <w:lang w:val="en_US" w:bidi="en_US"/>
+          </w:rPr>
+          <w:rPr>
+            <w:color w:val="0000EE"/>
+            <w:u w:val="single"/>
+          </w:rPr>
+          <w:t>Hear and Heart</w:t>
+        </w:r>
+      </w:hyperlink>
+      <w:r>
+        <w:rPr>
+          <w:lang w:val="en_US" w:bidi="en_US"/>
+        </w:rPr>
+        <w:t xml:space="preserve"> (862 KB)</w:t>
+      </w:r>
+      <w:r>
+        <w:rPr>
+          <w:lang w:val="en_US" w:bidi="en_US"/>
+        </w:rPr>
+      </w:r>
+    </w:p>
+    <w:p>
+      <w:pPr>
+        <w:pStyle w:val="ListBullet"/>
+        <w:spacing w:line="240" w:lineRule="auto"/>
+        <w:ind w:left="720"/>
+      </w:pPr>
+      <w:r>
+        <w:rPr>
+          <w:lang w:val="en_US" w:bidi="en_US"/>
+        </w:rPr>
+      </w:r>
+      <w:hyperlink r:id="rId68">
+        <w:r>
+          <w:rPr>
+            <w:lang w:val="en_US" w:bidi="en_US"/>
+          </w:rPr>
+          <w:rPr>
+            <w:color w:val="0000EE"/>
+            <w:u w:val="single"/>
+          </w:rPr>
+          <w:t>Setting the Stage</w:t>
+        </w:r>
+      </w:hyperlink>
+      <w:r>
+        <w:rPr>
+          <w:lang w:val="en_US" w:bidi="en_US"/>
+        </w:rPr>
+        <w:t xml:space="preserve"> (2.0 MB)</w:t>
+      </w:r>
+      <w:r>
+        <w:rPr>
+          <w:lang w:val="en_US" w:bidi="en_US"/>
+        </w:rPr>
+      </w:r>
+    </w:p>
+    <w:p>
+      <w:pPr>
+        <w:pStyle w:val="ListBullet"/>
+        <w:spacing w:line="240" w:lineRule="auto"/>
+        <w:ind w:left="720"/>
+      </w:pPr>
+      <w:r>
+        <w:rPr>
+          <w:lang w:val="en_US" w:bidi="en_US"/>
+        </w:rPr>
+      </w:r>
+      <w:hyperlink r:id="rId69">
+        <w:r>
+          <w:rPr>
+            <w:lang w:val="en_US" w:bidi="en_US"/>
+          </w:rPr>
+          <w:rPr>
+            <w:color w:val="0000EE"/>
+            <w:u w:val="single"/>
+          </w:rPr>
+          <w:t>Defining the Scenes</w:t>
+        </w:r>
+      </w:hyperlink>
+      <w:r>
+        <w:rPr>
+          <w:lang w:val="en_US" w:bidi="en_US"/>
+        </w:rPr>
+        <w:t xml:space="preserve"> (4.6 MB)</w:t>
+      </w:r>
+      <w:r>
+        <w:rPr>
+          <w:lang w:val="en_US" w:bidi="en_US"/>
+        </w:rPr>
+      </w:r>
+    </w:p>
+    <w:p>
+      <w:pPr>
+        <w:pStyle w:val="ListBullet"/>
+        <w:spacing w:line="240" w:lineRule="auto"/>
+        <w:ind w:left="720"/>
+      </w:pPr>
+      <w:r>
+        <w:rPr>
+          <w:lang w:val="en_US" w:bidi="en_US"/>
+        </w:rPr>
+      </w:r>
+      <w:hyperlink r:id="rId70">
+        <w:r>
+          <w:rPr>
+            <w:lang w:val="en_US" w:bidi="en_US"/>
+          </w:rPr>
+          <w:rPr>
+            <w:color w:val="0000EE"/>
+            <w:u w:val="single"/>
+          </w:rPr>
+          <w:t>Embodying the Text</w:t>
+        </w:r>
+      </w:hyperlink>
+      <w:r>
+        <w:rPr>
+          <w:lang w:val="en_US" w:bidi="en_US"/>
+        </w:rPr>
+        <w:t xml:space="preserve"> (2.9 MB)</w:t>
+      </w:r>
+      <w:r>
+        <w:rPr>
+          <w:lang w:val="en_US" w:bidi="en_US"/>
+        </w:rPr>
+      </w:r>
+    </w:p>
+    <w:p>
+      <w:pPr>
+        <w:pStyle w:val="ListBullet"/>
+        <w:spacing w:line="240" w:lineRule="auto"/>
+        <w:ind w:left="720"/>
+      </w:pPr>
+      <w:r>
+        <w:rPr>
+          <w:lang w:val="en_US" w:bidi="en_US"/>
+        </w:rPr>
+      </w:r>
+      <w:hyperlink r:id="rId71">
+        <w:r>
+          <w:rPr>
+            <w:lang w:val="en_US" w:bidi="en_US"/>
+          </w:rPr>
+          <w:rPr>
+            <w:color w:val="0000EE"/>
+            <w:u w:val="single"/>
+          </w:rPr>
+          <w:t>Filling the Gaps</w:t>
+        </w:r>
+      </w:hyperlink>
+      <w:r>
+        <w:rPr>
+          <w:lang w:val="en_US" w:bidi="en_US"/>
+        </w:rPr>
+        <w:t xml:space="preserve"> (2.4 MB)</w:t>
+      </w:r>
+      <w:r>
+        <w:rPr>
+          <w:lang w:val="en_US" w:bidi="en_US"/>
+        </w:rPr>
+      </w:r>
+    </w:p>
+    <w:p>
+      <w:pPr>
+        <w:pStyle w:val="ListBullet"/>
+        <w:spacing w:line="240" w:lineRule="auto"/>
+        <w:ind w:left="720"/>
+      </w:pPr>
+      <w:r>
+        <w:rPr>
+          <w:lang w:val="en_US" w:bidi="en_US"/>
+        </w:rPr>
+      </w:r>
+      <w:hyperlink r:id="rId72">
+        <w:r>
+          <w:rPr>
+            <w:lang w:val="en_US" w:bidi="en_US"/>
+          </w:rPr>
+          <w:rPr>
+            <w:color w:val="0000EE"/>
+            <w:u w:val="single"/>
+          </w:rPr>
+          <w:t>Speaking the Word</w:t>
+        </w:r>
+      </w:hyperlink>
+      <w:r>
+        <w:rPr>
+          <w:lang w:val="en_US" w:bidi="en_US"/>
+        </w:rPr>
+        <w:t xml:space="preserve"> (1.2 MB)</w:t>
+      </w:r>
+      <w:r>
+        <w:rPr>
+          <w:lang w:val="en_US" w:bidi="en_US"/>
+        </w:rPr>
+      </w:r>
+      <w:r>
+        <w:rPr>
+          <w:lang w:val="en_US" w:bidi="en_US"/>
+        </w:rPr>
+      </w:r>
+      <w:r>
+        <w:rPr>
+          <w:lang w:val="en_US" w:bidi="en_US"/>
+        </w:rPr>
+      </w:r>
+    </w:p>
+    <w:p>
+      <w:pPr/>
+      <w:r>
+        <w:rPr>
+          <w:lang w:val="en_US" w:bidi="en_US"/>
+        </w:rPr>
+      </w:r>
+    </w:p>
+    <w:p>
+      <w:pPr>
+        <w:pStyle w:val="Heading2"/>
+      </w:pPr>
+      <w:r>
+        <w:rPr>
+          <w:lang w:val="en_US" w:bidi="en_US"/>
+        </w:rPr>
         <w:t>1 Timothy 4:6–10</w:t>
       </w:r>
       <w:r>
@@ -25707,6 +28441,271 @@
         <w:rPr>
           <w:lang w:val="en_US" w:bidi="en_US"/>
         </w:rPr>
+        <w:t>1 Timothy 4:6–10</w:t>
+      </w:r>
+      <w:r>
+        <w:rPr>
+          <w:lang w:val="en_US" w:bidi="en_US"/>
+        </w:rPr>
+      </w:r>
+    </w:p>
+    <w:p>
+      <w:pPr>
+        <w:pStyle w:val="Heading4"/>
+      </w:pPr>
+      <w:r>
+        <w:rPr>
+          <w:lang w:val="en_US" w:bidi="en_US"/>
+        </w:rPr>
+        <w:t>Audio Content</w:t>
+      </w:r>
+      <w:r>
+        <w:rPr>
+          <w:lang w:val="en_US" w:bidi="en_US"/>
+        </w:rPr>
+      </w:r>
+      <w:r>
+        <w:rPr>
+          <w:lang w:val="en_US" w:bidi="en_US"/>
+        </w:rPr>
+      </w:r>
+    </w:p>
+    <w:p>
+      <w:pPr>
+        <w:pStyle w:val="ListBullet"/>
+        <w:spacing w:line="240" w:lineRule="auto"/>
+        <w:ind w:left="720"/>
+      </w:pPr>
+      <w:r>
+        <w:rPr>
+          <w:lang w:val="en_US" w:bidi="en_US"/>
+        </w:rPr>
+      </w:r>
+      <w:hyperlink r:id="rId73">
+        <w:r>
+          <w:rPr>
+            <w:lang w:val="en_US" w:bidi="en_US"/>
+          </w:rPr>
+          <w:rPr>
+            <w:color w:val="0000EE"/>
+            <w:u w:val="single"/>
+          </w:rPr>
+          <w:t>Hear and Heart</w:t>
+        </w:r>
+      </w:hyperlink>
+      <w:r>
+        <w:rPr>
+          <w:lang w:val="en_US" w:bidi="en_US"/>
+        </w:rPr>
+        <w:t xml:space="preserve"> (548 KB)</w:t>
+      </w:r>
+      <w:r>
+        <w:rPr>
+          <w:lang w:val="en_US" w:bidi="en_US"/>
+        </w:rPr>
+      </w:r>
+    </w:p>
+    <w:p>
+      <w:pPr>
+        <w:pStyle w:val="ListBullet"/>
+        <w:spacing w:line="240" w:lineRule="auto"/>
+        <w:ind w:left="720"/>
+      </w:pPr>
+      <w:r>
+        <w:rPr>
+          <w:lang w:val="en_US" w:bidi="en_US"/>
+        </w:rPr>
+      </w:r>
+      <w:hyperlink r:id="rId74">
+        <w:r>
+          <w:rPr>
+            <w:lang w:val="en_US" w:bidi="en_US"/>
+          </w:rPr>
+          <w:rPr>
+            <w:color w:val="0000EE"/>
+            <w:u w:val="single"/>
+          </w:rPr>
+          <w:t>Setting the Stage</w:t>
+        </w:r>
+      </w:hyperlink>
+      <w:r>
+        <w:rPr>
+          <w:lang w:val="en_US" w:bidi="en_US"/>
+        </w:rPr>
+        <w:t xml:space="preserve"> (2.7 MB)</w:t>
+      </w:r>
+      <w:r>
+        <w:rPr>
+          <w:lang w:val="en_US" w:bidi="en_US"/>
+        </w:rPr>
+      </w:r>
+    </w:p>
+    <w:p>
+      <w:pPr>
+        <w:pStyle w:val="ListBullet"/>
+        <w:spacing w:line="240" w:lineRule="auto"/>
+        <w:ind w:left="720"/>
+      </w:pPr>
+      <w:r>
+        <w:rPr>
+          <w:lang w:val="en_US" w:bidi="en_US"/>
+        </w:rPr>
+      </w:r>
+      <w:hyperlink r:id="rId75">
+        <w:r>
+          <w:rPr>
+            <w:lang w:val="en_US" w:bidi="en_US"/>
+          </w:rPr>
+          <w:rPr>
+            <w:color w:val="0000EE"/>
+            <w:u w:val="single"/>
+          </w:rPr>
+          <w:t>Defining the Scenes</w:t>
+        </w:r>
+      </w:hyperlink>
+      <w:r>
+        <w:rPr>
+          <w:lang w:val="en_US" w:bidi="en_US"/>
+        </w:rPr>
+        <w:t xml:space="preserve"> (2.5 MB)</w:t>
+      </w:r>
+      <w:r>
+        <w:rPr>
+          <w:lang w:val="en_US" w:bidi="en_US"/>
+        </w:rPr>
+      </w:r>
+    </w:p>
+    <w:p>
+      <w:pPr>
+        <w:pStyle w:val="ListBullet"/>
+        <w:spacing w:line="240" w:lineRule="auto"/>
+        <w:ind w:left="720"/>
+      </w:pPr>
+      <w:r>
+        <w:rPr>
+          <w:lang w:val="en_US" w:bidi="en_US"/>
+        </w:rPr>
+      </w:r>
+      <w:hyperlink r:id="rId76">
+        <w:r>
+          <w:rPr>
+            <w:lang w:val="en_US" w:bidi="en_US"/>
+          </w:rPr>
+          <w:rPr>
+            <w:color w:val="0000EE"/>
+            <w:u w:val="single"/>
+          </w:rPr>
+          <w:t>Embodying the Text</w:t>
+        </w:r>
+      </w:hyperlink>
+      <w:r>
+        <w:rPr>
+          <w:lang w:val="en_US" w:bidi="en_US"/>
+        </w:rPr>
+        <w:t xml:space="preserve"> (1.8 MB)</w:t>
+      </w:r>
+      <w:r>
+        <w:rPr>
+          <w:lang w:val="en_US" w:bidi="en_US"/>
+        </w:rPr>
+      </w:r>
+    </w:p>
+    <w:p>
+      <w:pPr>
+        <w:pStyle w:val="ListBullet"/>
+        <w:spacing w:line="240" w:lineRule="auto"/>
+        <w:ind w:left="720"/>
+      </w:pPr>
+      <w:r>
+        <w:rPr>
+          <w:lang w:val="en_US" w:bidi="en_US"/>
+        </w:rPr>
+      </w:r>
+      <w:hyperlink r:id="rId77">
+        <w:r>
+          <w:rPr>
+            <w:lang w:val="en_US" w:bidi="en_US"/>
+          </w:rPr>
+          <w:rPr>
+            <w:color w:val="0000EE"/>
+            <w:u w:val="single"/>
+          </w:rPr>
+          <w:t>Filling the Gaps</w:t>
+        </w:r>
+      </w:hyperlink>
+      <w:r>
+        <w:rPr>
+          <w:lang w:val="en_US" w:bidi="en_US"/>
+        </w:rPr>
+        <w:t xml:space="preserve"> (2.2 MB)</w:t>
+      </w:r>
+      <w:r>
+        <w:rPr>
+          <w:lang w:val="en_US" w:bidi="en_US"/>
+        </w:rPr>
+      </w:r>
+    </w:p>
+    <w:p>
+      <w:pPr>
+        <w:pStyle w:val="ListBullet"/>
+        <w:spacing w:line="240" w:lineRule="auto"/>
+        <w:ind w:left="720"/>
+      </w:pPr>
+      <w:r>
+        <w:rPr>
+          <w:lang w:val="en_US" w:bidi="en_US"/>
+        </w:rPr>
+      </w:r>
+      <w:hyperlink r:id="rId78">
+        <w:r>
+          <w:rPr>
+            <w:lang w:val="en_US" w:bidi="en_US"/>
+          </w:rPr>
+          <w:rPr>
+            <w:color w:val="0000EE"/>
+            <w:u w:val="single"/>
+          </w:rPr>
+          <w:t>Speaking the Word</w:t>
+        </w:r>
+      </w:hyperlink>
+      <w:r>
+        <w:rPr>
+          <w:lang w:val="en_US" w:bidi="en_US"/>
+        </w:rPr>
+        <w:t xml:space="preserve"> (777 KB)</w:t>
+      </w:r>
+      <w:r>
+        <w:rPr>
+          <w:lang w:val="en_US" w:bidi="en_US"/>
+        </w:rPr>
+      </w:r>
+      <w:r>
+        <w:rPr>
+          <w:lang w:val="en_US" w:bidi="en_US"/>
+        </w:rPr>
+      </w:r>
+      <w:r>
+        <w:rPr>
+          <w:lang w:val="en_US" w:bidi="en_US"/>
+        </w:rPr>
+      </w:r>
+    </w:p>
+    <w:p>
+      <w:pPr/>
+      <w:r>
+        <w:rPr>
+          <w:lang w:val="en_US" w:bidi="en_US"/>
+        </w:rPr>
+      </w:r>
+    </w:p>
+    <w:p>
+      <w:pPr>
+        <w:pStyle w:val="Heading2"/>
+      </w:pPr>
+      <w:r>
+        <w:rPr>
+          <w:lang w:val="en_US" w:bidi="en_US"/>
+        </w:rPr>
         <w:t>1 Timothy 4:11–16</w:t>
       </w:r>
       <w:r>
@@ -28303,6 +31302,271 @@
         <w:rPr>
           <w:lang w:val="en_US" w:bidi="en_US"/>
         </w:rPr>
+        <w:t>1 Timothy 4:11–16</w:t>
+      </w:r>
+      <w:r>
+        <w:rPr>
+          <w:lang w:val="en_US" w:bidi="en_US"/>
+        </w:rPr>
+      </w:r>
+    </w:p>
+    <w:p>
+      <w:pPr>
+        <w:pStyle w:val="Heading4"/>
+      </w:pPr>
+      <w:r>
+        <w:rPr>
+          <w:lang w:val="en_US" w:bidi="en_US"/>
+        </w:rPr>
+        <w:t>Audio Content</w:t>
+      </w:r>
+      <w:r>
+        <w:rPr>
+          <w:lang w:val="en_US" w:bidi="en_US"/>
+        </w:rPr>
+      </w:r>
+      <w:r>
+        <w:rPr>
+          <w:lang w:val="en_US" w:bidi="en_US"/>
+        </w:rPr>
+      </w:r>
+    </w:p>
+    <w:p>
+      <w:pPr>
+        <w:pStyle w:val="ListBullet"/>
+        <w:spacing w:line="240" w:lineRule="auto"/>
+        <w:ind w:left="720"/>
+      </w:pPr>
+      <w:r>
+        <w:rPr>
+          <w:lang w:val="en_US" w:bidi="en_US"/>
+        </w:rPr>
+      </w:r>
+      <w:hyperlink r:id="rId79">
+        <w:r>
+          <w:rPr>
+            <w:lang w:val="en_US" w:bidi="en_US"/>
+          </w:rPr>
+          <w:rPr>
+            <w:color w:val="0000EE"/>
+            <w:u w:val="single"/>
+          </w:rPr>
+          <w:t>Hear and Heart</w:t>
+        </w:r>
+      </w:hyperlink>
+      <w:r>
+        <w:rPr>
+          <w:lang w:val="en_US" w:bidi="en_US"/>
+        </w:rPr>
+        <w:t xml:space="preserve"> (883 KB)</w:t>
+      </w:r>
+      <w:r>
+        <w:rPr>
+          <w:lang w:val="en_US" w:bidi="en_US"/>
+        </w:rPr>
+      </w:r>
+    </w:p>
+    <w:p>
+      <w:pPr>
+        <w:pStyle w:val="ListBullet"/>
+        <w:spacing w:line="240" w:lineRule="auto"/>
+        <w:ind w:left="720"/>
+      </w:pPr>
+      <w:r>
+        <w:rPr>
+          <w:lang w:val="en_US" w:bidi="en_US"/>
+        </w:rPr>
+      </w:r>
+      <w:hyperlink r:id="rId80">
+        <w:r>
+          <w:rPr>
+            <w:lang w:val="en_US" w:bidi="en_US"/>
+          </w:rPr>
+          <w:rPr>
+            <w:color w:val="0000EE"/>
+            <w:u w:val="single"/>
+          </w:rPr>
+          <w:t>Setting the Stage</w:t>
+        </w:r>
+      </w:hyperlink>
+      <w:r>
+        <w:rPr>
+          <w:lang w:val="en_US" w:bidi="en_US"/>
+        </w:rPr>
+        <w:t xml:space="preserve"> (5.7 MB)</w:t>
+      </w:r>
+      <w:r>
+        <w:rPr>
+          <w:lang w:val="en_US" w:bidi="en_US"/>
+        </w:rPr>
+      </w:r>
+    </w:p>
+    <w:p>
+      <w:pPr>
+        <w:pStyle w:val="ListBullet"/>
+        <w:spacing w:line="240" w:lineRule="auto"/>
+        <w:ind w:left="720"/>
+      </w:pPr>
+      <w:r>
+        <w:rPr>
+          <w:lang w:val="en_US" w:bidi="en_US"/>
+        </w:rPr>
+      </w:r>
+      <w:hyperlink r:id="rId81">
+        <w:r>
+          <w:rPr>
+            <w:lang w:val="en_US" w:bidi="en_US"/>
+          </w:rPr>
+          <w:rPr>
+            <w:color w:val="0000EE"/>
+            <w:u w:val="single"/>
+          </w:rPr>
+          <w:t>Defining the Scenes</w:t>
+        </w:r>
+      </w:hyperlink>
+      <w:r>
+        <w:rPr>
+          <w:lang w:val="en_US" w:bidi="en_US"/>
+        </w:rPr>
+        <w:t xml:space="preserve"> (5.4 MB)</w:t>
+      </w:r>
+      <w:r>
+        <w:rPr>
+          <w:lang w:val="en_US" w:bidi="en_US"/>
+        </w:rPr>
+      </w:r>
+    </w:p>
+    <w:p>
+      <w:pPr>
+        <w:pStyle w:val="ListBullet"/>
+        <w:spacing w:line="240" w:lineRule="auto"/>
+        <w:ind w:left="720"/>
+      </w:pPr>
+      <w:r>
+        <w:rPr>
+          <w:lang w:val="en_US" w:bidi="en_US"/>
+        </w:rPr>
+      </w:r>
+      <w:hyperlink r:id="rId82">
+        <w:r>
+          <w:rPr>
+            <w:lang w:val="en_US" w:bidi="en_US"/>
+          </w:rPr>
+          <w:rPr>
+            <w:color w:val="0000EE"/>
+            <w:u w:val="single"/>
+          </w:rPr>
+          <w:t>Embodying the Text</w:t>
+        </w:r>
+      </w:hyperlink>
+      <w:r>
+        <w:rPr>
+          <w:lang w:val="en_US" w:bidi="en_US"/>
+        </w:rPr>
+        <w:t xml:space="preserve"> (3.8 MB)</w:t>
+      </w:r>
+      <w:r>
+        <w:rPr>
+          <w:lang w:val="en_US" w:bidi="en_US"/>
+        </w:rPr>
+      </w:r>
+    </w:p>
+    <w:p>
+      <w:pPr>
+        <w:pStyle w:val="ListBullet"/>
+        <w:spacing w:line="240" w:lineRule="auto"/>
+        <w:ind w:left="720"/>
+      </w:pPr>
+      <w:r>
+        <w:rPr>
+          <w:lang w:val="en_US" w:bidi="en_US"/>
+        </w:rPr>
+      </w:r>
+      <w:hyperlink r:id="rId83">
+        <w:r>
+          <w:rPr>
+            <w:lang w:val="en_US" w:bidi="en_US"/>
+          </w:rPr>
+          <w:rPr>
+            <w:color w:val="0000EE"/>
+            <w:u w:val="single"/>
+          </w:rPr>
+          <w:t>Filling the Gaps</w:t>
+        </w:r>
+      </w:hyperlink>
+      <w:r>
+        <w:rPr>
+          <w:lang w:val="en_US" w:bidi="en_US"/>
+        </w:rPr>
+        <w:t xml:space="preserve"> (4.1 MB)</w:t>
+      </w:r>
+      <w:r>
+        <w:rPr>
+          <w:lang w:val="en_US" w:bidi="en_US"/>
+        </w:rPr>
+      </w:r>
+    </w:p>
+    <w:p>
+      <w:pPr>
+        <w:pStyle w:val="ListBullet"/>
+        <w:spacing w:line="240" w:lineRule="auto"/>
+        <w:ind w:left="720"/>
+      </w:pPr>
+      <w:r>
+        <w:rPr>
+          <w:lang w:val="en_US" w:bidi="en_US"/>
+        </w:rPr>
+      </w:r>
+      <w:hyperlink r:id="rId84">
+        <w:r>
+          <w:rPr>
+            <w:lang w:val="en_US" w:bidi="en_US"/>
+          </w:rPr>
+          <w:rPr>
+            <w:color w:val="0000EE"/>
+            <w:u w:val="single"/>
+          </w:rPr>
+          <w:t>Speaking the Word</w:t>
+        </w:r>
+      </w:hyperlink>
+      <w:r>
+        <w:rPr>
+          <w:lang w:val="en_US" w:bidi="en_US"/>
+        </w:rPr>
+        <w:t xml:space="preserve"> (1.2 MB)</w:t>
+      </w:r>
+      <w:r>
+        <w:rPr>
+          <w:lang w:val="en_US" w:bidi="en_US"/>
+        </w:rPr>
+      </w:r>
+      <w:r>
+        <w:rPr>
+          <w:lang w:val="en_US" w:bidi="en_US"/>
+        </w:rPr>
+      </w:r>
+      <w:r>
+        <w:rPr>
+          <w:lang w:val="en_US" w:bidi="en_US"/>
+        </w:rPr>
+      </w:r>
+    </w:p>
+    <w:p>
+      <w:pPr/>
+      <w:r>
+        <w:rPr>
+          <w:lang w:val="en_US" w:bidi="en_US"/>
+        </w:rPr>
+      </w:r>
+    </w:p>
+    <w:p>
+      <w:pPr>
+        <w:pStyle w:val="Heading2"/>
+      </w:pPr>
+      <w:r>
+        <w:rPr>
+          <w:lang w:val="en_US" w:bidi="en_US"/>
+        </w:rPr>
         <w:t>1 Timothy 5:1–8</w:t>
       </w:r>
       <w:r>
@@ -30490,6 +33754,271 @@
         <w:rPr>
           <w:lang w:val="en_US" w:bidi="en_US"/>
         </w:rPr>
+        <w:t>1 Timothy 5:1–8</w:t>
+      </w:r>
+      <w:r>
+        <w:rPr>
+          <w:lang w:val="en_US" w:bidi="en_US"/>
+        </w:rPr>
+      </w:r>
+    </w:p>
+    <w:p>
+      <w:pPr>
+        <w:pStyle w:val="Heading4"/>
+      </w:pPr>
+      <w:r>
+        <w:rPr>
+          <w:lang w:val="en_US" w:bidi="en_US"/>
+        </w:rPr>
+        <w:t>Audio Content</w:t>
+      </w:r>
+      <w:r>
+        <w:rPr>
+          <w:lang w:val="en_US" w:bidi="en_US"/>
+        </w:rPr>
+      </w:r>
+      <w:r>
+        <w:rPr>
+          <w:lang w:val="en_US" w:bidi="en_US"/>
+        </w:rPr>
+      </w:r>
+    </w:p>
+    <w:p>
+      <w:pPr>
+        <w:pStyle w:val="ListBullet"/>
+        <w:spacing w:line="240" w:lineRule="auto"/>
+        <w:ind w:left="720"/>
+      </w:pPr>
+      <w:r>
+        <w:rPr>
+          <w:lang w:val="en_US" w:bidi="en_US"/>
+        </w:rPr>
+      </w:r>
+      <w:hyperlink r:id="rId85">
+        <w:r>
+          <w:rPr>
+            <w:lang w:val="en_US" w:bidi="en_US"/>
+          </w:rPr>
+          <w:rPr>
+            <w:color w:val="0000EE"/>
+            <w:u w:val="single"/>
+          </w:rPr>
+          <w:t>Hear and Heart</w:t>
+        </w:r>
+      </w:hyperlink>
+      <w:r>
+        <w:rPr>
+          <w:lang w:val="en_US" w:bidi="en_US"/>
+        </w:rPr>
+        <w:t xml:space="preserve"> (851 KB)</w:t>
+      </w:r>
+      <w:r>
+        <w:rPr>
+          <w:lang w:val="en_US" w:bidi="en_US"/>
+        </w:rPr>
+      </w:r>
+    </w:p>
+    <w:p>
+      <w:pPr>
+        <w:pStyle w:val="ListBullet"/>
+        <w:spacing w:line="240" w:lineRule="auto"/>
+        <w:ind w:left="720"/>
+      </w:pPr>
+      <w:r>
+        <w:rPr>
+          <w:lang w:val="en_US" w:bidi="en_US"/>
+        </w:rPr>
+      </w:r>
+      <w:hyperlink r:id="rId86">
+        <w:r>
+          <w:rPr>
+            <w:lang w:val="en_US" w:bidi="en_US"/>
+          </w:rPr>
+          <w:rPr>
+            <w:color w:val="0000EE"/>
+            <w:u w:val="single"/>
+          </w:rPr>
+          <w:t>Setting the Stage</w:t>
+        </w:r>
+      </w:hyperlink>
+      <w:r>
+        <w:rPr>
+          <w:lang w:val="en_US" w:bidi="en_US"/>
+        </w:rPr>
+        <w:t xml:space="preserve"> (5.1 MB)</w:t>
+      </w:r>
+      <w:r>
+        <w:rPr>
+          <w:lang w:val="en_US" w:bidi="en_US"/>
+        </w:rPr>
+      </w:r>
+    </w:p>
+    <w:p>
+      <w:pPr>
+        <w:pStyle w:val="ListBullet"/>
+        <w:spacing w:line="240" w:lineRule="auto"/>
+        <w:ind w:left="720"/>
+      </w:pPr>
+      <w:r>
+        <w:rPr>
+          <w:lang w:val="en_US" w:bidi="en_US"/>
+        </w:rPr>
+      </w:r>
+      <w:hyperlink r:id="rId87">
+        <w:r>
+          <w:rPr>
+            <w:lang w:val="en_US" w:bidi="en_US"/>
+          </w:rPr>
+          <w:rPr>
+            <w:color w:val="0000EE"/>
+            <w:u w:val="single"/>
+          </w:rPr>
+          <w:t>Defining the Scenes</w:t>
+        </w:r>
+      </w:hyperlink>
+      <w:r>
+        <w:rPr>
+          <w:lang w:val="en_US" w:bidi="en_US"/>
+        </w:rPr>
+        <w:t xml:space="preserve"> (7.1 MB)</w:t>
+      </w:r>
+      <w:r>
+        <w:rPr>
+          <w:lang w:val="en_US" w:bidi="en_US"/>
+        </w:rPr>
+      </w:r>
+    </w:p>
+    <w:p>
+      <w:pPr>
+        <w:pStyle w:val="ListBullet"/>
+        <w:spacing w:line="240" w:lineRule="auto"/>
+        <w:ind w:left="720"/>
+      </w:pPr>
+      <w:r>
+        <w:rPr>
+          <w:lang w:val="en_US" w:bidi="en_US"/>
+        </w:rPr>
+      </w:r>
+      <w:hyperlink r:id="rId88">
+        <w:r>
+          <w:rPr>
+            <w:lang w:val="en_US" w:bidi="en_US"/>
+          </w:rPr>
+          <w:rPr>
+            <w:color w:val="0000EE"/>
+            <w:u w:val="single"/>
+          </w:rPr>
+          <w:t>Embodying the Text</w:t>
+        </w:r>
+      </w:hyperlink>
+      <w:r>
+        <w:rPr>
+          <w:lang w:val="en_US" w:bidi="en_US"/>
+        </w:rPr>
+        <w:t xml:space="preserve"> (3.1 MB)</w:t>
+      </w:r>
+      <w:r>
+        <w:rPr>
+          <w:lang w:val="en_US" w:bidi="en_US"/>
+        </w:rPr>
+      </w:r>
+    </w:p>
+    <w:p>
+      <w:pPr>
+        <w:pStyle w:val="ListBullet"/>
+        <w:spacing w:line="240" w:lineRule="auto"/>
+        <w:ind w:left="720"/>
+      </w:pPr>
+      <w:r>
+        <w:rPr>
+          <w:lang w:val="en_US" w:bidi="en_US"/>
+        </w:rPr>
+      </w:r>
+      <w:hyperlink r:id="rId89">
+        <w:r>
+          <w:rPr>
+            <w:lang w:val="en_US" w:bidi="en_US"/>
+          </w:rPr>
+          <w:rPr>
+            <w:color w:val="0000EE"/>
+            <w:u w:val="single"/>
+          </w:rPr>
+          <w:t>Filling the Gaps</w:t>
+        </w:r>
+      </w:hyperlink>
+      <w:r>
+        <w:rPr>
+          <w:lang w:val="en_US" w:bidi="en_US"/>
+        </w:rPr>
+        <w:t xml:space="preserve"> (2.1 MB)</w:t>
+      </w:r>
+      <w:r>
+        <w:rPr>
+          <w:lang w:val="en_US" w:bidi="en_US"/>
+        </w:rPr>
+      </w:r>
+    </w:p>
+    <w:p>
+      <w:pPr>
+        <w:pStyle w:val="ListBullet"/>
+        <w:spacing w:line="240" w:lineRule="auto"/>
+        <w:ind w:left="720"/>
+      </w:pPr>
+      <w:r>
+        <w:rPr>
+          <w:lang w:val="en_US" w:bidi="en_US"/>
+        </w:rPr>
+      </w:r>
+      <w:hyperlink r:id="rId90">
+        <w:r>
+          <w:rPr>
+            <w:lang w:val="en_US" w:bidi="en_US"/>
+          </w:rPr>
+          <w:rPr>
+            <w:color w:val="0000EE"/>
+            <w:u w:val="single"/>
+          </w:rPr>
+          <w:t>Speaking the Word</w:t>
+        </w:r>
+      </w:hyperlink>
+      <w:r>
+        <w:rPr>
+          <w:lang w:val="en_US" w:bidi="en_US"/>
+        </w:rPr>
+        <w:t xml:space="preserve"> (1.2 MB)</w:t>
+      </w:r>
+      <w:r>
+        <w:rPr>
+          <w:lang w:val="en_US" w:bidi="en_US"/>
+        </w:rPr>
+      </w:r>
+      <w:r>
+        <w:rPr>
+          <w:lang w:val="en_US" w:bidi="en_US"/>
+        </w:rPr>
+      </w:r>
+      <w:r>
+        <w:rPr>
+          <w:lang w:val="en_US" w:bidi="en_US"/>
+        </w:rPr>
+      </w:r>
+    </w:p>
+    <w:p>
+      <w:pPr/>
+      <w:r>
+        <w:rPr>
+          <w:lang w:val="en_US" w:bidi="en_US"/>
+        </w:rPr>
+      </w:r>
+    </w:p>
+    <w:p>
+      <w:pPr>
+        <w:pStyle w:val="Heading2"/>
+      </w:pPr>
+      <w:r>
+        <w:rPr>
+          <w:lang w:val="en_US" w:bidi="en_US"/>
+        </w:rPr>
         <w:t>1 Timothy 5:9–16</w:t>
       </w:r>
       <w:r>
@@ -32914,6 +36443,271 @@
         <w:rPr>
           <w:lang w:val="en_US" w:bidi="en_US"/>
         </w:rPr>
+        <w:t>1 Timothy 5:9–16</w:t>
+      </w:r>
+      <w:r>
+        <w:rPr>
+          <w:lang w:val="en_US" w:bidi="en_US"/>
+        </w:rPr>
+      </w:r>
+    </w:p>
+    <w:p>
+      <w:pPr>
+        <w:pStyle w:val="Heading4"/>
+      </w:pPr>
+      <w:r>
+        <w:rPr>
+          <w:lang w:val="en_US" w:bidi="en_US"/>
+        </w:rPr>
+        <w:t>Audio Content</w:t>
+      </w:r>
+      <w:r>
+        <w:rPr>
+          <w:lang w:val="en_US" w:bidi="en_US"/>
+        </w:rPr>
+      </w:r>
+      <w:r>
+        <w:rPr>
+          <w:lang w:val="en_US" w:bidi="en_US"/>
+        </w:rPr>
+      </w:r>
+    </w:p>
+    <w:p>
+      <w:pPr>
+        <w:pStyle w:val="ListBullet"/>
+        <w:spacing w:line="240" w:lineRule="auto"/>
+        <w:ind w:left="720"/>
+      </w:pPr>
+      <w:r>
+        <w:rPr>
+          <w:lang w:val="en_US" w:bidi="en_US"/>
+        </w:rPr>
+      </w:r>
+      <w:hyperlink r:id="rId91">
+        <w:r>
+          <w:rPr>
+            <w:lang w:val="en_US" w:bidi="en_US"/>
+          </w:rPr>
+          <w:rPr>
+            <w:color w:val="0000EE"/>
+            <w:u w:val="single"/>
+          </w:rPr>
+          <w:t>Hear and Heart</w:t>
+        </w:r>
+      </w:hyperlink>
+      <w:r>
+        <w:rPr>
+          <w:lang w:val="en_US" w:bidi="en_US"/>
+        </w:rPr>
+        <w:t xml:space="preserve"> (873 KB)</w:t>
+      </w:r>
+      <w:r>
+        <w:rPr>
+          <w:lang w:val="en_US" w:bidi="en_US"/>
+        </w:rPr>
+      </w:r>
+    </w:p>
+    <w:p>
+      <w:pPr>
+        <w:pStyle w:val="ListBullet"/>
+        <w:spacing w:line="240" w:lineRule="auto"/>
+        <w:ind w:left="720"/>
+      </w:pPr>
+      <w:r>
+        <w:rPr>
+          <w:lang w:val="en_US" w:bidi="en_US"/>
+        </w:rPr>
+      </w:r>
+      <w:hyperlink r:id="rId92">
+        <w:r>
+          <w:rPr>
+            <w:lang w:val="en_US" w:bidi="en_US"/>
+          </w:rPr>
+          <w:rPr>
+            <w:color w:val="0000EE"/>
+            <w:u w:val="single"/>
+          </w:rPr>
+          <w:t>Setting the Stage</w:t>
+        </w:r>
+      </w:hyperlink>
+      <w:r>
+        <w:rPr>
+          <w:lang w:val="en_US" w:bidi="en_US"/>
+        </w:rPr>
+        <w:t xml:space="preserve"> (5.2 MB)</w:t>
+      </w:r>
+      <w:r>
+        <w:rPr>
+          <w:lang w:val="en_US" w:bidi="en_US"/>
+        </w:rPr>
+      </w:r>
+    </w:p>
+    <w:p>
+      <w:pPr>
+        <w:pStyle w:val="ListBullet"/>
+        <w:spacing w:line="240" w:lineRule="auto"/>
+        <w:ind w:left="720"/>
+      </w:pPr>
+      <w:r>
+        <w:rPr>
+          <w:lang w:val="en_US" w:bidi="en_US"/>
+        </w:rPr>
+      </w:r>
+      <w:hyperlink r:id="rId93">
+        <w:r>
+          <w:rPr>
+            <w:lang w:val="en_US" w:bidi="en_US"/>
+          </w:rPr>
+          <w:rPr>
+            <w:color w:val="0000EE"/>
+            <w:u w:val="single"/>
+          </w:rPr>
+          <w:t>Defining the Scenes</w:t>
+        </w:r>
+      </w:hyperlink>
+      <w:r>
+        <w:rPr>
+          <w:lang w:val="en_US" w:bidi="en_US"/>
+        </w:rPr>
+        <w:t xml:space="preserve"> (4.3 MB)</w:t>
+      </w:r>
+      <w:r>
+        <w:rPr>
+          <w:lang w:val="en_US" w:bidi="en_US"/>
+        </w:rPr>
+      </w:r>
+    </w:p>
+    <w:p>
+      <w:pPr>
+        <w:pStyle w:val="ListBullet"/>
+        <w:spacing w:line="240" w:lineRule="auto"/>
+        <w:ind w:left="720"/>
+      </w:pPr>
+      <w:r>
+        <w:rPr>
+          <w:lang w:val="en_US" w:bidi="en_US"/>
+        </w:rPr>
+      </w:r>
+      <w:hyperlink r:id="rId94">
+        <w:r>
+          <w:rPr>
+            <w:lang w:val="en_US" w:bidi="en_US"/>
+          </w:rPr>
+          <w:rPr>
+            <w:color w:val="0000EE"/>
+            <w:u w:val="single"/>
+          </w:rPr>
+          <w:t>Embodying the Text</w:t>
+        </w:r>
+      </w:hyperlink>
+      <w:r>
+        <w:rPr>
+          <w:lang w:val="en_US" w:bidi="en_US"/>
+        </w:rPr>
+        <w:t xml:space="preserve"> (3.0 MB)</w:t>
+      </w:r>
+      <w:r>
+        <w:rPr>
+          <w:lang w:val="en_US" w:bidi="en_US"/>
+        </w:rPr>
+      </w:r>
+    </w:p>
+    <w:p>
+      <w:pPr>
+        <w:pStyle w:val="ListBullet"/>
+        <w:spacing w:line="240" w:lineRule="auto"/>
+        <w:ind w:left="720"/>
+      </w:pPr>
+      <w:r>
+        <w:rPr>
+          <w:lang w:val="en_US" w:bidi="en_US"/>
+        </w:rPr>
+      </w:r>
+      <w:hyperlink r:id="rId95">
+        <w:r>
+          <w:rPr>
+            <w:lang w:val="en_US" w:bidi="en_US"/>
+          </w:rPr>
+          <w:rPr>
+            <w:color w:val="0000EE"/>
+            <w:u w:val="single"/>
+          </w:rPr>
+          <w:t>Filling the Gaps</w:t>
+        </w:r>
+      </w:hyperlink>
+      <w:r>
+        <w:rPr>
+          <w:lang w:val="en_US" w:bidi="en_US"/>
+        </w:rPr>
+        <w:t xml:space="preserve"> (2.5 MB)</w:t>
+      </w:r>
+      <w:r>
+        <w:rPr>
+          <w:lang w:val="en_US" w:bidi="en_US"/>
+        </w:rPr>
+      </w:r>
+    </w:p>
+    <w:p>
+      <w:pPr>
+        <w:pStyle w:val="ListBullet"/>
+        <w:spacing w:line="240" w:lineRule="auto"/>
+        <w:ind w:left="720"/>
+      </w:pPr>
+      <w:r>
+        <w:rPr>
+          <w:lang w:val="en_US" w:bidi="en_US"/>
+        </w:rPr>
+      </w:r>
+      <w:hyperlink r:id="rId96">
+        <w:r>
+          <w:rPr>
+            <w:lang w:val="en_US" w:bidi="en_US"/>
+          </w:rPr>
+          <w:rPr>
+            <w:color w:val="0000EE"/>
+            <w:u w:val="single"/>
+          </w:rPr>
+          <w:t>Speaking the Word</w:t>
+        </w:r>
+      </w:hyperlink>
+      <w:r>
+        <w:rPr>
+          <w:lang w:val="en_US" w:bidi="en_US"/>
+        </w:rPr>
+        <w:t xml:space="preserve"> (1.2 MB)</w:t>
+      </w:r>
+      <w:r>
+        <w:rPr>
+          <w:lang w:val="en_US" w:bidi="en_US"/>
+        </w:rPr>
+      </w:r>
+      <w:r>
+        <w:rPr>
+          <w:lang w:val="en_US" w:bidi="en_US"/>
+        </w:rPr>
+      </w:r>
+      <w:r>
+        <w:rPr>
+          <w:lang w:val="en_US" w:bidi="en_US"/>
+        </w:rPr>
+      </w:r>
+    </w:p>
+    <w:p>
+      <w:pPr/>
+      <w:r>
+        <w:rPr>
+          <w:lang w:val="en_US" w:bidi="en_US"/>
+        </w:rPr>
+      </w:r>
+    </w:p>
+    <w:p>
+      <w:pPr>
+        <w:pStyle w:val="Heading2"/>
+      </w:pPr>
+      <w:r>
+        <w:rPr>
+          <w:lang w:val="en_US" w:bidi="en_US"/>
+        </w:rPr>
         <w:t>1 Timothy 5:17–25</w:t>
       </w:r>
       <w:r>
@@ -35052,7 +38846,19 @@
         <w:rPr>
           <w:lang w:val="en_US" w:bidi="en_US"/>
         </w:rPr>
-        <w:t xml:space="preserve"> or pure in the Master Glossary for more information, and use the same words that you have used in previous passages.</w:t>
+        <w:t xml:space="preserve"> or </w:t>
+      </w:r>
+      <w:r>
+        <w:rPr>
+          <w:lang w:val="en_US" w:bidi="en_US"/>
+        </w:rPr>
+        <w:t>pure</w:t>
+      </w:r>
+      <w:r>
+        <w:rPr>
+          <w:lang w:val="en_US" w:bidi="en_US"/>
+        </w:rPr>
+        <w:t xml:space="preserve"> in the Master Glossary for more information, and use the same words that you have used in previous passages.</w:t>
       </w:r>
     </w:p>
     <w:p>
@@ -35330,6 +39136,271 @@
           <w:lang w:val="en_US" w:bidi="en_US"/>
         </w:rPr>
         <w:t>This is the end of the recording.</w:t>
+      </w:r>
+      <w:r>
+        <w:rPr>
+          <w:lang w:val="en_US" w:bidi="en_US"/>
+        </w:rPr>
+      </w:r>
+      <w:r>
+        <w:rPr>
+          <w:lang w:val="en_US" w:bidi="en_US"/>
+        </w:rPr>
+      </w:r>
+    </w:p>
+    <w:p>
+      <w:pPr/>
+      <w:r>
+        <w:rPr>
+          <w:lang w:val="en_US" w:bidi="en_US"/>
+        </w:rPr>
+      </w:r>
+    </w:p>
+    <w:p>
+      <w:pPr>
+        <w:pStyle w:val="Heading2"/>
+      </w:pPr>
+      <w:r>
+        <w:rPr>
+          <w:lang w:val="en_US" w:bidi="en_US"/>
+        </w:rPr>
+        <w:t>1 Timothy 5:17–25</w:t>
+      </w:r>
+      <w:r>
+        <w:rPr>
+          <w:lang w:val="en_US" w:bidi="en_US"/>
+        </w:rPr>
+      </w:r>
+    </w:p>
+    <w:p>
+      <w:pPr>
+        <w:pStyle w:val="Heading4"/>
+      </w:pPr>
+      <w:r>
+        <w:rPr>
+          <w:lang w:val="en_US" w:bidi="en_US"/>
+        </w:rPr>
+        <w:t>Audio Content</w:t>
+      </w:r>
+      <w:r>
+        <w:rPr>
+          <w:lang w:val="en_US" w:bidi="en_US"/>
+        </w:rPr>
+      </w:r>
+      <w:r>
+        <w:rPr>
+          <w:lang w:val="en_US" w:bidi="en_US"/>
+        </w:rPr>
+      </w:r>
+    </w:p>
+    <w:p>
+      <w:pPr>
+        <w:pStyle w:val="ListBullet"/>
+        <w:spacing w:line="240" w:lineRule="auto"/>
+        <w:ind w:left="720"/>
+      </w:pPr>
+      <w:r>
+        <w:rPr>
+          <w:lang w:val="en_US" w:bidi="en_US"/>
+        </w:rPr>
+      </w:r>
+      <w:hyperlink r:id="rId97">
+        <w:r>
+          <w:rPr>
+            <w:lang w:val="en_US" w:bidi="en_US"/>
+          </w:rPr>
+          <w:rPr>
+            <w:color w:val="0000EE"/>
+            <w:u w:val="single"/>
+          </w:rPr>
+          <w:t>Hear and Heart</w:t>
+        </w:r>
+      </w:hyperlink>
+      <w:r>
+        <w:rPr>
+          <w:lang w:val="en_US" w:bidi="en_US"/>
+        </w:rPr>
+        <w:t xml:space="preserve"> (890 KB)</w:t>
+      </w:r>
+      <w:r>
+        <w:rPr>
+          <w:lang w:val="en_US" w:bidi="en_US"/>
+        </w:rPr>
+      </w:r>
+    </w:p>
+    <w:p>
+      <w:pPr>
+        <w:pStyle w:val="ListBullet"/>
+        <w:spacing w:line="240" w:lineRule="auto"/>
+        <w:ind w:left="720"/>
+      </w:pPr>
+      <w:r>
+        <w:rPr>
+          <w:lang w:val="en_US" w:bidi="en_US"/>
+        </w:rPr>
+      </w:r>
+      <w:hyperlink r:id="rId98">
+        <w:r>
+          <w:rPr>
+            <w:lang w:val="en_US" w:bidi="en_US"/>
+          </w:rPr>
+          <w:rPr>
+            <w:color w:val="0000EE"/>
+            <w:u w:val="single"/>
+          </w:rPr>
+          <w:t>Setting the Stage</w:t>
+        </w:r>
+      </w:hyperlink>
+      <w:r>
+        <w:rPr>
+          <w:lang w:val="en_US" w:bidi="en_US"/>
+        </w:rPr>
+        <w:t xml:space="preserve"> (6.0 MB)</w:t>
+      </w:r>
+      <w:r>
+        <w:rPr>
+          <w:lang w:val="en_US" w:bidi="en_US"/>
+        </w:rPr>
+      </w:r>
+    </w:p>
+    <w:p>
+      <w:pPr>
+        <w:pStyle w:val="ListBullet"/>
+        <w:spacing w:line="240" w:lineRule="auto"/>
+        <w:ind w:left="720"/>
+      </w:pPr>
+      <w:r>
+        <w:rPr>
+          <w:lang w:val="en_US" w:bidi="en_US"/>
+        </w:rPr>
+      </w:r>
+      <w:hyperlink r:id="rId99">
+        <w:r>
+          <w:rPr>
+            <w:lang w:val="en_US" w:bidi="en_US"/>
+          </w:rPr>
+          <w:rPr>
+            <w:color w:val="0000EE"/>
+            <w:u w:val="single"/>
+          </w:rPr>
+          <w:t>Defining the Scenes</w:t>
+        </w:r>
+      </w:hyperlink>
+      <w:r>
+        <w:rPr>
+          <w:lang w:val="en_US" w:bidi="en_US"/>
+        </w:rPr>
+        <w:t xml:space="preserve"> (5.8 MB)</w:t>
+      </w:r>
+      <w:r>
+        <w:rPr>
+          <w:lang w:val="en_US" w:bidi="en_US"/>
+        </w:rPr>
+      </w:r>
+    </w:p>
+    <w:p>
+      <w:pPr>
+        <w:pStyle w:val="ListBullet"/>
+        <w:spacing w:line="240" w:lineRule="auto"/>
+        <w:ind w:left="720"/>
+      </w:pPr>
+      <w:r>
+        <w:rPr>
+          <w:lang w:val="en_US" w:bidi="en_US"/>
+        </w:rPr>
+      </w:r>
+      <w:hyperlink r:id="rId100">
+        <w:r>
+          <w:rPr>
+            <w:lang w:val="en_US" w:bidi="en_US"/>
+          </w:rPr>
+          <w:rPr>
+            <w:color w:val="0000EE"/>
+            <w:u w:val="single"/>
+          </w:rPr>
+          <w:t>Embodying the Text</w:t>
+        </w:r>
+      </w:hyperlink>
+      <w:r>
+        <w:rPr>
+          <w:lang w:val="en_US" w:bidi="en_US"/>
+        </w:rPr>
+        <w:t xml:space="preserve"> (3.6 MB)</w:t>
+      </w:r>
+      <w:r>
+        <w:rPr>
+          <w:lang w:val="en_US" w:bidi="en_US"/>
+        </w:rPr>
+      </w:r>
+    </w:p>
+    <w:p>
+      <w:pPr>
+        <w:pStyle w:val="ListBullet"/>
+        <w:spacing w:line="240" w:lineRule="auto"/>
+        <w:ind w:left="720"/>
+      </w:pPr>
+      <w:r>
+        <w:rPr>
+          <w:lang w:val="en_US" w:bidi="en_US"/>
+        </w:rPr>
+      </w:r>
+      <w:hyperlink r:id="rId101">
+        <w:r>
+          <w:rPr>
+            <w:lang w:val="en_US" w:bidi="en_US"/>
+          </w:rPr>
+          <w:rPr>
+            <w:color w:val="0000EE"/>
+            <w:u w:val="single"/>
+          </w:rPr>
+          <w:t>Filling the Gaps</w:t>
+        </w:r>
+      </w:hyperlink>
+      <w:r>
+        <w:rPr>
+          <w:lang w:val="en_US" w:bidi="en_US"/>
+        </w:rPr>
+        <w:t xml:space="preserve"> (4.2 MB)</w:t>
+      </w:r>
+      <w:r>
+        <w:rPr>
+          <w:lang w:val="en_US" w:bidi="en_US"/>
+        </w:rPr>
+      </w:r>
+    </w:p>
+    <w:p>
+      <w:pPr>
+        <w:pStyle w:val="ListBullet"/>
+        <w:spacing w:line="240" w:lineRule="auto"/>
+        <w:ind w:left="720"/>
+      </w:pPr>
+      <w:r>
+        <w:rPr>
+          <w:lang w:val="en_US" w:bidi="en_US"/>
+        </w:rPr>
+      </w:r>
+      <w:hyperlink r:id="rId102">
+        <w:r>
+          <w:rPr>
+            <w:lang w:val="en_US" w:bidi="en_US"/>
+          </w:rPr>
+          <w:rPr>
+            <w:color w:val="0000EE"/>
+            <w:u w:val="single"/>
+          </w:rPr>
+          <w:t>Speaking the Word</w:t>
+        </w:r>
+      </w:hyperlink>
+      <w:r>
+        <w:rPr>
+          <w:lang w:val="en_US" w:bidi="en_US"/>
+        </w:rPr>
+        <w:t xml:space="preserve"> (1.2 MB)</w:t>
+      </w:r>
+      <w:r>
+        <w:rPr>
+          <w:lang w:val="en_US" w:bidi="en_US"/>
+        </w:rPr>
       </w:r>
       <w:r>
         <w:rPr>
@@ -37277,6 +41348,271 @@
         <w:rPr>
           <w:lang w:val="en_US" w:bidi="en_US"/>
         </w:rPr>
+        <w:t>1 Timothy 6:1–2e</w:t>
+      </w:r>
+      <w:r>
+        <w:rPr>
+          <w:lang w:val="en_US" w:bidi="en_US"/>
+        </w:rPr>
+      </w:r>
+    </w:p>
+    <w:p>
+      <w:pPr>
+        <w:pStyle w:val="Heading4"/>
+      </w:pPr>
+      <w:r>
+        <w:rPr>
+          <w:lang w:val="en_US" w:bidi="en_US"/>
+        </w:rPr>
+        <w:t>Audio Content</w:t>
+      </w:r>
+      <w:r>
+        <w:rPr>
+          <w:lang w:val="en_US" w:bidi="en_US"/>
+        </w:rPr>
+      </w:r>
+      <w:r>
+        <w:rPr>
+          <w:lang w:val="en_US" w:bidi="en_US"/>
+        </w:rPr>
+      </w:r>
+    </w:p>
+    <w:p>
+      <w:pPr>
+        <w:pStyle w:val="ListBullet"/>
+        <w:spacing w:line="240" w:lineRule="auto"/>
+        <w:ind w:left="720"/>
+      </w:pPr>
+      <w:r>
+        <w:rPr>
+          <w:lang w:val="en_US" w:bidi="en_US"/>
+        </w:rPr>
+      </w:r>
+      <w:hyperlink r:id="rId103">
+        <w:r>
+          <w:rPr>
+            <w:lang w:val="en_US" w:bidi="en_US"/>
+          </w:rPr>
+          <w:rPr>
+            <w:color w:val="0000EE"/>
+            <w:u w:val="single"/>
+          </w:rPr>
+          <w:t>Hear and Heart</w:t>
+        </w:r>
+      </w:hyperlink>
+      <w:r>
+        <w:rPr>
+          <w:lang w:val="en_US" w:bidi="en_US"/>
+        </w:rPr>
+        <w:t xml:space="preserve"> (880 KB)</w:t>
+      </w:r>
+      <w:r>
+        <w:rPr>
+          <w:lang w:val="en_US" w:bidi="en_US"/>
+        </w:rPr>
+      </w:r>
+    </w:p>
+    <w:p>
+      <w:pPr>
+        <w:pStyle w:val="ListBullet"/>
+        <w:spacing w:line="240" w:lineRule="auto"/>
+        <w:ind w:left="720"/>
+      </w:pPr>
+      <w:r>
+        <w:rPr>
+          <w:lang w:val="en_US" w:bidi="en_US"/>
+        </w:rPr>
+      </w:r>
+      <w:hyperlink r:id="rId104">
+        <w:r>
+          <w:rPr>
+            <w:lang w:val="en_US" w:bidi="en_US"/>
+          </w:rPr>
+          <w:rPr>
+            <w:color w:val="0000EE"/>
+            <w:u w:val="single"/>
+          </w:rPr>
+          <w:t>Setting the Stage</w:t>
+        </w:r>
+      </w:hyperlink>
+      <w:r>
+        <w:rPr>
+          <w:lang w:val="en_US" w:bidi="en_US"/>
+        </w:rPr>
+        <w:t xml:space="preserve"> (4.3 MB)</w:t>
+      </w:r>
+      <w:r>
+        <w:rPr>
+          <w:lang w:val="en_US" w:bidi="en_US"/>
+        </w:rPr>
+      </w:r>
+    </w:p>
+    <w:p>
+      <w:pPr>
+        <w:pStyle w:val="ListBullet"/>
+        <w:spacing w:line="240" w:lineRule="auto"/>
+        <w:ind w:left="720"/>
+      </w:pPr>
+      <w:r>
+        <w:rPr>
+          <w:lang w:val="en_US" w:bidi="en_US"/>
+        </w:rPr>
+      </w:r>
+      <w:hyperlink r:id="rId105">
+        <w:r>
+          <w:rPr>
+            <w:lang w:val="en_US" w:bidi="en_US"/>
+          </w:rPr>
+          <w:rPr>
+            <w:color w:val="0000EE"/>
+            <w:u w:val="single"/>
+          </w:rPr>
+          <w:t>Defining the Scenes</w:t>
+        </w:r>
+      </w:hyperlink>
+      <w:r>
+        <w:rPr>
+          <w:lang w:val="en_US" w:bidi="en_US"/>
+        </w:rPr>
+        <w:t xml:space="preserve"> (4.6 MB)</w:t>
+      </w:r>
+      <w:r>
+        <w:rPr>
+          <w:lang w:val="en_US" w:bidi="en_US"/>
+        </w:rPr>
+      </w:r>
+    </w:p>
+    <w:p>
+      <w:pPr>
+        <w:pStyle w:val="ListBullet"/>
+        <w:spacing w:line="240" w:lineRule="auto"/>
+        <w:ind w:left="720"/>
+      </w:pPr>
+      <w:r>
+        <w:rPr>
+          <w:lang w:val="en_US" w:bidi="en_US"/>
+        </w:rPr>
+      </w:r>
+      <w:hyperlink r:id="rId106">
+        <w:r>
+          <w:rPr>
+            <w:lang w:val="en_US" w:bidi="en_US"/>
+          </w:rPr>
+          <w:rPr>
+            <w:color w:val="0000EE"/>
+            <w:u w:val="single"/>
+          </w:rPr>
+          <w:t>Embodying the Text</w:t>
+        </w:r>
+      </w:hyperlink>
+      <w:r>
+        <w:rPr>
+          <w:lang w:val="en_US" w:bidi="en_US"/>
+        </w:rPr>
+        <w:t xml:space="preserve"> (3.6 MB)</w:t>
+      </w:r>
+      <w:r>
+        <w:rPr>
+          <w:lang w:val="en_US" w:bidi="en_US"/>
+        </w:rPr>
+      </w:r>
+    </w:p>
+    <w:p>
+      <w:pPr>
+        <w:pStyle w:val="ListBullet"/>
+        <w:spacing w:line="240" w:lineRule="auto"/>
+        <w:ind w:left="720"/>
+      </w:pPr>
+      <w:r>
+        <w:rPr>
+          <w:lang w:val="en_US" w:bidi="en_US"/>
+        </w:rPr>
+      </w:r>
+      <w:hyperlink r:id="rId107">
+        <w:r>
+          <w:rPr>
+            <w:lang w:val="en_US" w:bidi="en_US"/>
+          </w:rPr>
+          <w:rPr>
+            <w:color w:val="0000EE"/>
+            <w:u w:val="single"/>
+          </w:rPr>
+          <w:t>Filling the Gaps</w:t>
+        </w:r>
+      </w:hyperlink>
+      <w:r>
+        <w:rPr>
+          <w:lang w:val="en_US" w:bidi="en_US"/>
+        </w:rPr>
+        <w:t xml:space="preserve"> (1.8 MB)</w:t>
+      </w:r>
+      <w:r>
+        <w:rPr>
+          <w:lang w:val="en_US" w:bidi="en_US"/>
+        </w:rPr>
+      </w:r>
+    </w:p>
+    <w:p>
+      <w:pPr>
+        <w:pStyle w:val="ListBullet"/>
+        <w:spacing w:line="240" w:lineRule="auto"/>
+        <w:ind w:left="720"/>
+      </w:pPr>
+      <w:r>
+        <w:rPr>
+          <w:lang w:val="en_US" w:bidi="en_US"/>
+        </w:rPr>
+      </w:r>
+      <w:hyperlink r:id="rId108">
+        <w:r>
+          <w:rPr>
+            <w:lang w:val="en_US" w:bidi="en_US"/>
+          </w:rPr>
+          <w:rPr>
+            <w:color w:val="0000EE"/>
+            <w:u w:val="single"/>
+          </w:rPr>
+          <w:t>Speaking the Word</w:t>
+        </w:r>
+      </w:hyperlink>
+      <w:r>
+        <w:rPr>
+          <w:lang w:val="en_US" w:bidi="en_US"/>
+        </w:rPr>
+        <w:t xml:space="preserve"> (1.2 MB)</w:t>
+      </w:r>
+      <w:r>
+        <w:rPr>
+          <w:lang w:val="en_US" w:bidi="en_US"/>
+        </w:rPr>
+      </w:r>
+      <w:r>
+        <w:rPr>
+          <w:lang w:val="en_US" w:bidi="en_US"/>
+        </w:rPr>
+      </w:r>
+      <w:r>
+        <w:rPr>
+          <w:lang w:val="en_US" w:bidi="en_US"/>
+        </w:rPr>
+      </w:r>
+    </w:p>
+    <w:p>
+      <w:pPr/>
+      <w:r>
+        <w:rPr>
+          <w:lang w:val="en_US" w:bidi="en_US"/>
+        </w:rPr>
+      </w:r>
+    </w:p>
+    <w:p>
+      <w:pPr>
+        <w:pStyle w:val="Heading2"/>
+      </w:pPr>
+      <w:r>
+        <w:rPr>
+          <w:lang w:val="en_US" w:bidi="en_US"/>
+        </w:rPr>
         <w:t>1 Timothy 6:2f–10</w:t>
       </w:r>
       <w:r>
@@ -39160,7 +43496,19 @@
         <w:rPr>
           <w:lang w:val="en_US" w:bidi="en_US"/>
         </w:rPr>
-        <w:t xml:space="preserve"> teaching. A person who is godly loves God and with all his heart wants to behave in a way that pleases God. Godliness means to act in a way that pleases God. Godly teaching is a kind of teaching that helps people to behave as God wants them to behave. For more information on godly, refer to the Master Glossary. Use the same word or phrase for godly as you used in previous passages.</w:t>
+        <w:t xml:space="preserve"> teaching. A person who is godly loves God and with all his heart wants to behave in a way that pleases God. Godliness means to act in a way that pleases God. Godly teaching is a kind of teaching that helps people to behave as God wants them to behave. For more information on </w:t>
+      </w:r>
+      <w:r>
+        <w:rPr>
+          <w:lang w:val="en_US" w:bidi="en_US"/>
+        </w:rPr>
+        <w:t>godly</w:t>
+      </w:r>
+      <w:r>
+        <w:rPr>
+          <w:lang w:val="en_US" w:bidi="en_US"/>
+        </w:rPr>
+        <w:t>, refer to the Master Glossary. Use the same word or phrase for godly as you used in previous passages.</w:t>
       </w:r>
     </w:p>
     <w:p>
@@ -39588,6 +43936,271 @@
           <w:lang w:val="en_US" w:bidi="en_US"/>
         </w:rPr>
         <w:t>This is the end of the recording.</w:t>
+      </w:r>
+      <w:r>
+        <w:rPr>
+          <w:lang w:val="en_US" w:bidi="en_US"/>
+        </w:rPr>
+      </w:r>
+      <w:r>
+        <w:rPr>
+          <w:lang w:val="en_US" w:bidi="en_US"/>
+        </w:rPr>
+      </w:r>
+    </w:p>
+    <w:p>
+      <w:pPr/>
+      <w:r>
+        <w:rPr>
+          <w:lang w:val="en_US" w:bidi="en_US"/>
+        </w:rPr>
+      </w:r>
+    </w:p>
+    <w:p>
+      <w:pPr>
+        <w:pStyle w:val="Heading2"/>
+      </w:pPr>
+      <w:r>
+        <w:rPr>
+          <w:lang w:val="en_US" w:bidi="en_US"/>
+        </w:rPr>
+        <w:t>1 Timothy 6:2f–10</w:t>
+      </w:r>
+      <w:r>
+        <w:rPr>
+          <w:lang w:val="en_US" w:bidi="en_US"/>
+        </w:rPr>
+      </w:r>
+    </w:p>
+    <w:p>
+      <w:pPr>
+        <w:pStyle w:val="Heading4"/>
+      </w:pPr>
+      <w:r>
+        <w:rPr>
+          <w:lang w:val="en_US" w:bidi="en_US"/>
+        </w:rPr>
+        <w:t>Audio Content</w:t>
+      </w:r>
+      <w:r>
+        <w:rPr>
+          <w:lang w:val="en_US" w:bidi="en_US"/>
+        </w:rPr>
+      </w:r>
+      <w:r>
+        <w:rPr>
+          <w:lang w:val="en_US" w:bidi="en_US"/>
+        </w:rPr>
+      </w:r>
+    </w:p>
+    <w:p>
+      <w:pPr>
+        <w:pStyle w:val="ListBullet"/>
+        <w:spacing w:line="240" w:lineRule="auto"/>
+        <w:ind w:left="720"/>
+      </w:pPr>
+      <w:r>
+        <w:rPr>
+          <w:lang w:val="en_US" w:bidi="en_US"/>
+        </w:rPr>
+      </w:r>
+      <w:hyperlink r:id="rId109">
+        <w:r>
+          <w:rPr>
+            <w:lang w:val="en_US" w:bidi="en_US"/>
+          </w:rPr>
+          <w:rPr>
+            <w:color w:val="0000EE"/>
+            <w:u w:val="single"/>
+          </w:rPr>
+          <w:t>Hear and Heart</w:t>
+        </w:r>
+      </w:hyperlink>
+      <w:r>
+        <w:rPr>
+          <w:lang w:val="en_US" w:bidi="en_US"/>
+        </w:rPr>
+        <w:t xml:space="preserve"> (868 KB)</w:t>
+      </w:r>
+      <w:r>
+        <w:rPr>
+          <w:lang w:val="en_US" w:bidi="en_US"/>
+        </w:rPr>
+      </w:r>
+    </w:p>
+    <w:p>
+      <w:pPr>
+        <w:pStyle w:val="ListBullet"/>
+        <w:spacing w:line="240" w:lineRule="auto"/>
+        <w:ind w:left="720"/>
+      </w:pPr>
+      <w:r>
+        <w:rPr>
+          <w:lang w:val="en_US" w:bidi="en_US"/>
+        </w:rPr>
+      </w:r>
+      <w:hyperlink r:id="rId110">
+        <w:r>
+          <w:rPr>
+            <w:lang w:val="en_US" w:bidi="en_US"/>
+          </w:rPr>
+          <w:rPr>
+            <w:color w:val="0000EE"/>
+            <w:u w:val="single"/>
+          </w:rPr>
+          <w:t>Setting the Stage</w:t>
+        </w:r>
+      </w:hyperlink>
+      <w:r>
+        <w:rPr>
+          <w:lang w:val="en_US" w:bidi="en_US"/>
+        </w:rPr>
+        <w:t xml:space="preserve"> (4.8 MB)</w:t>
+      </w:r>
+      <w:r>
+        <w:rPr>
+          <w:lang w:val="en_US" w:bidi="en_US"/>
+        </w:rPr>
+      </w:r>
+    </w:p>
+    <w:p>
+      <w:pPr>
+        <w:pStyle w:val="ListBullet"/>
+        <w:spacing w:line="240" w:lineRule="auto"/>
+        <w:ind w:left="720"/>
+      </w:pPr>
+      <w:r>
+        <w:rPr>
+          <w:lang w:val="en_US" w:bidi="en_US"/>
+        </w:rPr>
+      </w:r>
+      <w:hyperlink r:id="rId111">
+        <w:r>
+          <w:rPr>
+            <w:lang w:val="en_US" w:bidi="en_US"/>
+          </w:rPr>
+          <w:rPr>
+            <w:color w:val="0000EE"/>
+            <w:u w:val="single"/>
+          </w:rPr>
+          <w:t>Defining the Scenes</w:t>
+        </w:r>
+      </w:hyperlink>
+      <w:r>
+        <w:rPr>
+          <w:lang w:val="en_US" w:bidi="en_US"/>
+        </w:rPr>
+        <w:t xml:space="preserve"> (7.7 MB)</w:t>
+      </w:r>
+      <w:r>
+        <w:rPr>
+          <w:lang w:val="en_US" w:bidi="en_US"/>
+        </w:rPr>
+      </w:r>
+    </w:p>
+    <w:p>
+      <w:pPr>
+        <w:pStyle w:val="ListBullet"/>
+        <w:spacing w:line="240" w:lineRule="auto"/>
+        <w:ind w:left="720"/>
+      </w:pPr>
+      <w:r>
+        <w:rPr>
+          <w:lang w:val="en_US" w:bidi="en_US"/>
+        </w:rPr>
+      </w:r>
+      <w:hyperlink r:id="rId112">
+        <w:r>
+          <w:rPr>
+            <w:lang w:val="en_US" w:bidi="en_US"/>
+          </w:rPr>
+          <w:rPr>
+            <w:color w:val="0000EE"/>
+            <w:u w:val="single"/>
+          </w:rPr>
+          <w:t>Embodying the Text</w:t>
+        </w:r>
+      </w:hyperlink>
+      <w:r>
+        <w:rPr>
+          <w:lang w:val="en_US" w:bidi="en_US"/>
+        </w:rPr>
+        <w:t xml:space="preserve"> (5.2 MB)</w:t>
+      </w:r>
+      <w:r>
+        <w:rPr>
+          <w:lang w:val="en_US" w:bidi="en_US"/>
+        </w:rPr>
+      </w:r>
+    </w:p>
+    <w:p>
+      <w:pPr>
+        <w:pStyle w:val="ListBullet"/>
+        <w:spacing w:line="240" w:lineRule="auto"/>
+        <w:ind w:left="720"/>
+      </w:pPr>
+      <w:r>
+        <w:rPr>
+          <w:lang w:val="en_US" w:bidi="en_US"/>
+        </w:rPr>
+      </w:r>
+      <w:hyperlink r:id="rId113">
+        <w:r>
+          <w:rPr>
+            <w:lang w:val="en_US" w:bidi="en_US"/>
+          </w:rPr>
+          <w:rPr>
+            <w:color w:val="0000EE"/>
+            <w:u w:val="single"/>
+          </w:rPr>
+          <w:t>Filling the Gaps</w:t>
+        </w:r>
+      </w:hyperlink>
+      <w:r>
+        <w:rPr>
+          <w:lang w:val="en_US" w:bidi="en_US"/>
+        </w:rPr>
+        <w:t xml:space="preserve"> (2.7 MB)</w:t>
+      </w:r>
+      <w:r>
+        <w:rPr>
+          <w:lang w:val="en_US" w:bidi="en_US"/>
+        </w:rPr>
+      </w:r>
+    </w:p>
+    <w:p>
+      <w:pPr>
+        <w:pStyle w:val="ListBullet"/>
+        <w:spacing w:line="240" w:lineRule="auto"/>
+        <w:ind w:left="720"/>
+      </w:pPr>
+      <w:r>
+        <w:rPr>
+          <w:lang w:val="en_US" w:bidi="en_US"/>
+        </w:rPr>
+      </w:r>
+      <w:hyperlink r:id="rId114">
+        <w:r>
+          <w:rPr>
+            <w:lang w:val="en_US" w:bidi="en_US"/>
+          </w:rPr>
+          <w:rPr>
+            <w:color w:val="0000EE"/>
+            <w:u w:val="single"/>
+          </w:rPr>
+          <w:t>Speaking the Word</w:t>
+        </w:r>
+      </w:hyperlink>
+      <w:r>
+        <w:rPr>
+          <w:lang w:val="en_US" w:bidi="en_US"/>
+        </w:rPr>
+        <w:t xml:space="preserve"> (1.2 MB)</w:t>
+      </w:r>
+      <w:r>
+        <w:rPr>
+          <w:lang w:val="en_US" w:bidi="en_US"/>
+        </w:rPr>
       </w:r>
       <w:r>
         <w:rPr>
@@ -42008,6 +46621,271 @@
         <w:rPr>
           <w:lang w:val="en_US" w:bidi="en_US"/>
         </w:rPr>
+        <w:t>1 Timothy 6:11–16</w:t>
+      </w:r>
+      <w:r>
+        <w:rPr>
+          <w:lang w:val="en_US" w:bidi="en_US"/>
+        </w:rPr>
+      </w:r>
+    </w:p>
+    <w:p>
+      <w:pPr>
+        <w:pStyle w:val="Heading4"/>
+      </w:pPr>
+      <w:r>
+        <w:rPr>
+          <w:lang w:val="en_US" w:bidi="en_US"/>
+        </w:rPr>
+        <w:t>Audio Content</w:t>
+      </w:r>
+      <w:r>
+        <w:rPr>
+          <w:lang w:val="en_US" w:bidi="en_US"/>
+        </w:rPr>
+      </w:r>
+      <w:r>
+        <w:rPr>
+          <w:lang w:val="en_US" w:bidi="en_US"/>
+        </w:rPr>
+      </w:r>
+    </w:p>
+    <w:p>
+      <w:pPr>
+        <w:pStyle w:val="ListBullet"/>
+        <w:spacing w:line="240" w:lineRule="auto"/>
+        <w:ind w:left="720"/>
+      </w:pPr>
+      <w:r>
+        <w:rPr>
+          <w:lang w:val="en_US" w:bidi="en_US"/>
+        </w:rPr>
+      </w:r>
+      <w:hyperlink r:id="rId115">
+        <w:r>
+          <w:rPr>
+            <w:lang w:val="en_US" w:bidi="en_US"/>
+          </w:rPr>
+          <w:rPr>
+            <w:color w:val="0000EE"/>
+            <w:u w:val="single"/>
+          </w:rPr>
+          <w:t>Hear and Heart</w:t>
+        </w:r>
+      </w:hyperlink>
+      <w:r>
+        <w:rPr>
+          <w:lang w:val="en_US" w:bidi="en_US"/>
+        </w:rPr>
+        <w:t xml:space="preserve"> (869 KB)</w:t>
+      </w:r>
+      <w:r>
+        <w:rPr>
+          <w:lang w:val="en_US" w:bidi="en_US"/>
+        </w:rPr>
+      </w:r>
+    </w:p>
+    <w:p>
+      <w:pPr>
+        <w:pStyle w:val="ListBullet"/>
+        <w:spacing w:line="240" w:lineRule="auto"/>
+        <w:ind w:left="720"/>
+      </w:pPr>
+      <w:r>
+        <w:rPr>
+          <w:lang w:val="en_US" w:bidi="en_US"/>
+        </w:rPr>
+      </w:r>
+      <w:hyperlink r:id="rId116">
+        <w:r>
+          <w:rPr>
+            <w:lang w:val="en_US" w:bidi="en_US"/>
+          </w:rPr>
+          <w:rPr>
+            <w:color w:val="0000EE"/>
+            <w:u w:val="single"/>
+          </w:rPr>
+          <w:t>Setting the Stage</w:t>
+        </w:r>
+      </w:hyperlink>
+      <w:r>
+        <w:rPr>
+          <w:lang w:val="en_US" w:bidi="en_US"/>
+        </w:rPr>
+        <w:t xml:space="preserve"> (3.2 MB)</w:t>
+      </w:r>
+      <w:r>
+        <w:rPr>
+          <w:lang w:val="en_US" w:bidi="en_US"/>
+        </w:rPr>
+      </w:r>
+    </w:p>
+    <w:p>
+      <w:pPr>
+        <w:pStyle w:val="ListBullet"/>
+        <w:spacing w:line="240" w:lineRule="auto"/>
+        <w:ind w:left="720"/>
+      </w:pPr>
+      <w:r>
+        <w:rPr>
+          <w:lang w:val="en_US" w:bidi="en_US"/>
+        </w:rPr>
+      </w:r>
+      <w:hyperlink r:id="rId117">
+        <w:r>
+          <w:rPr>
+            <w:lang w:val="en_US" w:bidi="en_US"/>
+          </w:rPr>
+          <w:rPr>
+            <w:color w:val="0000EE"/>
+            <w:u w:val="single"/>
+          </w:rPr>
+          <w:t>Defining the Scenes</w:t>
+        </w:r>
+      </w:hyperlink>
+      <w:r>
+        <w:rPr>
+          <w:lang w:val="en_US" w:bidi="en_US"/>
+        </w:rPr>
+        <w:t xml:space="preserve"> (7.6 MB)</w:t>
+      </w:r>
+      <w:r>
+        <w:rPr>
+          <w:lang w:val="en_US" w:bidi="en_US"/>
+        </w:rPr>
+      </w:r>
+    </w:p>
+    <w:p>
+      <w:pPr>
+        <w:pStyle w:val="ListBullet"/>
+        <w:spacing w:line="240" w:lineRule="auto"/>
+        <w:ind w:left="720"/>
+      </w:pPr>
+      <w:r>
+        <w:rPr>
+          <w:lang w:val="en_US" w:bidi="en_US"/>
+        </w:rPr>
+      </w:r>
+      <w:hyperlink r:id="rId118">
+        <w:r>
+          <w:rPr>
+            <w:lang w:val="en_US" w:bidi="en_US"/>
+          </w:rPr>
+          <w:rPr>
+            <w:color w:val="0000EE"/>
+            <w:u w:val="single"/>
+          </w:rPr>
+          <w:t>Embodying the Text</w:t>
+        </w:r>
+      </w:hyperlink>
+      <w:r>
+        <w:rPr>
+          <w:lang w:val="en_US" w:bidi="en_US"/>
+        </w:rPr>
+        <w:t xml:space="preserve"> (2.7 MB)</w:t>
+      </w:r>
+      <w:r>
+        <w:rPr>
+          <w:lang w:val="en_US" w:bidi="en_US"/>
+        </w:rPr>
+      </w:r>
+    </w:p>
+    <w:p>
+      <w:pPr>
+        <w:pStyle w:val="ListBullet"/>
+        <w:spacing w:line="240" w:lineRule="auto"/>
+        <w:ind w:left="720"/>
+      </w:pPr>
+      <w:r>
+        <w:rPr>
+          <w:lang w:val="en_US" w:bidi="en_US"/>
+        </w:rPr>
+      </w:r>
+      <w:hyperlink r:id="rId119">
+        <w:r>
+          <w:rPr>
+            <w:lang w:val="en_US" w:bidi="en_US"/>
+          </w:rPr>
+          <w:rPr>
+            <w:color w:val="0000EE"/>
+            <w:u w:val="single"/>
+          </w:rPr>
+          <w:t>Filling the Gaps</w:t>
+        </w:r>
+      </w:hyperlink>
+      <w:r>
+        <w:rPr>
+          <w:lang w:val="en_US" w:bidi="en_US"/>
+        </w:rPr>
+        <w:t xml:space="preserve"> (4.1 MB)</w:t>
+      </w:r>
+      <w:r>
+        <w:rPr>
+          <w:lang w:val="en_US" w:bidi="en_US"/>
+        </w:rPr>
+      </w:r>
+    </w:p>
+    <w:p>
+      <w:pPr>
+        <w:pStyle w:val="ListBullet"/>
+        <w:spacing w:line="240" w:lineRule="auto"/>
+        <w:ind w:left="720"/>
+      </w:pPr>
+      <w:r>
+        <w:rPr>
+          <w:lang w:val="en_US" w:bidi="en_US"/>
+        </w:rPr>
+      </w:r>
+      <w:hyperlink r:id="rId120">
+        <w:r>
+          <w:rPr>
+            <w:lang w:val="en_US" w:bidi="en_US"/>
+          </w:rPr>
+          <w:rPr>
+            <w:color w:val="0000EE"/>
+            <w:u w:val="single"/>
+          </w:rPr>
+          <w:t>Speaking the Word</w:t>
+        </w:r>
+      </w:hyperlink>
+      <w:r>
+        <w:rPr>
+          <w:lang w:val="en_US" w:bidi="en_US"/>
+        </w:rPr>
+        <w:t xml:space="preserve"> (1.2 MB)</w:t>
+      </w:r>
+      <w:r>
+        <w:rPr>
+          <w:lang w:val="en_US" w:bidi="en_US"/>
+        </w:rPr>
+      </w:r>
+      <w:r>
+        <w:rPr>
+          <w:lang w:val="en_US" w:bidi="en_US"/>
+        </w:rPr>
+      </w:r>
+      <w:r>
+        <w:rPr>
+          <w:lang w:val="en_US" w:bidi="en_US"/>
+        </w:rPr>
+      </w:r>
+    </w:p>
+    <w:p>
+      <w:pPr/>
+      <w:r>
+        <w:rPr>
+          <w:lang w:val="en_US" w:bidi="en_US"/>
+        </w:rPr>
+      </w:r>
+    </w:p>
+    <w:p>
+      <w:pPr>
+        <w:pStyle w:val="Heading2"/>
+      </w:pPr>
+      <w:r>
+        <w:rPr>
+          <w:lang w:val="en_US" w:bidi="en_US"/>
+        </w:rPr>
         <w:t>1 Timothy 6:17–21</w:t>
       </w:r>
       <w:r>
@@ -43935,6 +48813,271 @@
           <w:lang w:val="en_US" w:bidi="en_US"/>
         </w:rPr>
         <w:t>This is the end of the recording.</w:t>
+      </w:r>
+      <w:r>
+        <w:rPr>
+          <w:lang w:val="en_US" w:bidi="en_US"/>
+        </w:rPr>
+      </w:r>
+      <w:r>
+        <w:rPr>
+          <w:lang w:val="en_US" w:bidi="en_US"/>
+        </w:rPr>
+      </w:r>
+    </w:p>
+    <w:p>
+      <w:pPr/>
+      <w:r>
+        <w:rPr>
+          <w:lang w:val="en_US" w:bidi="en_US"/>
+        </w:rPr>
+      </w:r>
+    </w:p>
+    <w:p>
+      <w:pPr>
+        <w:pStyle w:val="Heading2"/>
+      </w:pPr>
+      <w:r>
+        <w:rPr>
+          <w:lang w:val="en_US" w:bidi="en_US"/>
+        </w:rPr>
+        <w:t>1 Timothy 6:17–21</w:t>
+      </w:r>
+      <w:r>
+        <w:rPr>
+          <w:lang w:val="en_US" w:bidi="en_US"/>
+        </w:rPr>
+      </w:r>
+    </w:p>
+    <w:p>
+      <w:pPr>
+        <w:pStyle w:val="Heading4"/>
+      </w:pPr>
+      <w:r>
+        <w:rPr>
+          <w:lang w:val="en_US" w:bidi="en_US"/>
+        </w:rPr>
+        <w:t>Audio Content</w:t>
+      </w:r>
+      <w:r>
+        <w:rPr>
+          <w:lang w:val="en_US" w:bidi="en_US"/>
+        </w:rPr>
+      </w:r>
+      <w:r>
+        <w:rPr>
+          <w:lang w:val="en_US" w:bidi="en_US"/>
+        </w:rPr>
+      </w:r>
+    </w:p>
+    <w:p>
+      <w:pPr>
+        <w:pStyle w:val="ListBullet"/>
+        <w:spacing w:line="240" w:lineRule="auto"/>
+        <w:ind w:left="720"/>
+      </w:pPr>
+      <w:r>
+        <w:rPr>
+          <w:lang w:val="en_US" w:bidi="en_US"/>
+        </w:rPr>
+      </w:r>
+      <w:hyperlink r:id="rId121">
+        <w:r>
+          <w:rPr>
+            <w:lang w:val="en_US" w:bidi="en_US"/>
+          </w:rPr>
+          <w:rPr>
+            <w:color w:val="0000EE"/>
+            <w:u w:val="single"/>
+          </w:rPr>
+          <w:t>Hear and Heart</w:t>
+        </w:r>
+      </w:hyperlink>
+      <w:r>
+        <w:rPr>
+          <w:lang w:val="en_US" w:bidi="en_US"/>
+        </w:rPr>
+        <w:t xml:space="preserve"> (887 KB)</w:t>
+      </w:r>
+      <w:r>
+        <w:rPr>
+          <w:lang w:val="en_US" w:bidi="en_US"/>
+        </w:rPr>
+      </w:r>
+    </w:p>
+    <w:p>
+      <w:pPr>
+        <w:pStyle w:val="ListBullet"/>
+        <w:spacing w:line="240" w:lineRule="auto"/>
+        <w:ind w:left="720"/>
+      </w:pPr>
+      <w:r>
+        <w:rPr>
+          <w:lang w:val="en_US" w:bidi="en_US"/>
+        </w:rPr>
+      </w:r>
+      <w:hyperlink r:id="rId122">
+        <w:r>
+          <w:rPr>
+            <w:lang w:val="en_US" w:bidi="en_US"/>
+          </w:rPr>
+          <w:rPr>
+            <w:color w:val="0000EE"/>
+            <w:u w:val="single"/>
+          </w:rPr>
+          <w:t>Setting the Stage</w:t>
+        </w:r>
+      </w:hyperlink>
+      <w:r>
+        <w:rPr>
+          <w:lang w:val="en_US" w:bidi="en_US"/>
+        </w:rPr>
+        <w:t xml:space="preserve"> (3.6 MB)</w:t>
+      </w:r>
+      <w:r>
+        <w:rPr>
+          <w:lang w:val="en_US" w:bidi="en_US"/>
+        </w:rPr>
+      </w:r>
+    </w:p>
+    <w:p>
+      <w:pPr>
+        <w:pStyle w:val="ListBullet"/>
+        <w:spacing w:line="240" w:lineRule="auto"/>
+        <w:ind w:left="720"/>
+      </w:pPr>
+      <w:r>
+        <w:rPr>
+          <w:lang w:val="en_US" w:bidi="en_US"/>
+        </w:rPr>
+      </w:r>
+      <w:hyperlink r:id="rId123">
+        <w:r>
+          <w:rPr>
+            <w:lang w:val="en_US" w:bidi="en_US"/>
+          </w:rPr>
+          <w:rPr>
+            <w:color w:val="0000EE"/>
+            <w:u w:val="single"/>
+          </w:rPr>
+          <w:t>Defining the Scenes</w:t>
+        </w:r>
+      </w:hyperlink>
+      <w:r>
+        <w:rPr>
+          <w:lang w:val="en_US" w:bidi="en_US"/>
+        </w:rPr>
+        <w:t xml:space="preserve"> (3.9 MB)</w:t>
+      </w:r>
+      <w:r>
+        <w:rPr>
+          <w:lang w:val="en_US" w:bidi="en_US"/>
+        </w:rPr>
+      </w:r>
+    </w:p>
+    <w:p>
+      <w:pPr>
+        <w:pStyle w:val="ListBullet"/>
+        <w:spacing w:line="240" w:lineRule="auto"/>
+        <w:ind w:left="720"/>
+      </w:pPr>
+      <w:r>
+        <w:rPr>
+          <w:lang w:val="en_US" w:bidi="en_US"/>
+        </w:rPr>
+      </w:r>
+      <w:hyperlink r:id="rId124">
+        <w:r>
+          <w:rPr>
+            <w:lang w:val="en_US" w:bidi="en_US"/>
+          </w:rPr>
+          <w:rPr>
+            <w:color w:val="0000EE"/>
+            <w:u w:val="single"/>
+          </w:rPr>
+          <w:t>Embodying the Text</w:t>
+        </w:r>
+      </w:hyperlink>
+      <w:r>
+        <w:rPr>
+          <w:lang w:val="en_US" w:bidi="en_US"/>
+        </w:rPr>
+        <w:t xml:space="preserve"> (2.9 MB)</w:t>
+      </w:r>
+      <w:r>
+        <w:rPr>
+          <w:lang w:val="en_US" w:bidi="en_US"/>
+        </w:rPr>
+      </w:r>
+    </w:p>
+    <w:p>
+      <w:pPr>
+        <w:pStyle w:val="ListBullet"/>
+        <w:spacing w:line="240" w:lineRule="auto"/>
+        <w:ind w:left="720"/>
+      </w:pPr>
+      <w:r>
+        <w:rPr>
+          <w:lang w:val="en_US" w:bidi="en_US"/>
+        </w:rPr>
+      </w:r>
+      <w:hyperlink r:id="rId125">
+        <w:r>
+          <w:rPr>
+            <w:lang w:val="en_US" w:bidi="en_US"/>
+          </w:rPr>
+          <w:rPr>
+            <w:color w:val="0000EE"/>
+            <w:u w:val="single"/>
+          </w:rPr>
+          <w:t>Filling the Gaps</w:t>
+        </w:r>
+      </w:hyperlink>
+      <w:r>
+        <w:rPr>
+          <w:lang w:val="en_US" w:bidi="en_US"/>
+        </w:rPr>
+        <w:t xml:space="preserve"> (2.0 MB)</w:t>
+      </w:r>
+      <w:r>
+        <w:rPr>
+          <w:lang w:val="en_US" w:bidi="en_US"/>
+        </w:rPr>
+      </w:r>
+    </w:p>
+    <w:p>
+      <w:pPr>
+        <w:pStyle w:val="ListBullet"/>
+        <w:spacing w:line="240" w:lineRule="auto"/>
+        <w:ind w:left="720"/>
+      </w:pPr>
+      <w:r>
+        <w:rPr>
+          <w:lang w:val="en_US" w:bidi="en_US"/>
+        </w:rPr>
+      </w:r>
+      <w:hyperlink r:id="rId126">
+        <w:r>
+          <w:rPr>
+            <w:lang w:val="en_US" w:bidi="en_US"/>
+          </w:rPr>
+          <w:rPr>
+            <w:color w:val="0000EE"/>
+            <w:u w:val="single"/>
+          </w:rPr>
+          <w:t>Speaking the Word</w:t>
+        </w:r>
+      </w:hyperlink>
+      <w:r>
+        <w:rPr>
+          <w:lang w:val="en_US" w:bidi="en_US"/>
+        </w:rPr>
+        <w:t xml:space="preserve"> (1.2 MB)</w:t>
+      </w:r>
+      <w:r>
+        <w:rPr>
+          <w:lang w:val="en_US" w:bidi="en_US"/>
+        </w:rPr>
       </w:r>
       <w:r>
         <w:rPr>
